--- a/mentes/Bevezeto_backup_2026-03-10.docx
+++ b/mentes/Bevezeto_backup_2026-03-10.docx
@@ -8043,7 +8043,7 @@
         <w:pStyle w:val="Cmsor2"/>
       </w:pPr>
       <w:r>
-        <w:t>Áttekintés:</w:t>
+        <w:t>1. Áttekintés</w:t>
       </w:r>
     </w:p>
     <w:p>
@@ -8051,27 +8051,19 @@
         <w:pStyle w:val="Cmsor3"/>
       </w:pPr>
       <w:r>
-        <w:t>Cél:</w:t>
-      </w:r>
-    </w:p>
-    <w:p>
-      <w:pPr>
-        <w:pStyle w:val="Listaszerbekezds"/>
-        <w:numPr>
-          <w:ilvl w:val="0"/>
-          <w:numId w:val="43"/>
-        </w:numPr>
-        <w:rPr>
-          <w:rFonts w:ascii="Times New Roman" w:hAnsi="Times New Roman" w:cs="Times New Roman"/>
-          <w:sz w:val="24"/>
-        </w:rPr>
-      </w:pPr>
-      <w:r>
-        <w:rPr>
-          <w:rFonts w:ascii="Times New Roman" w:hAnsi="Times New Roman" w:cs="Times New Roman"/>
-          <w:sz w:val="24"/>
-        </w:rPr>
-        <w:t>Autókereskedéshez kapcsolódó backend rendszer, amely autók, felhasználók, érdeklődések, üzenetek, számlák kezelését végzi.</w:t>
+        <w:t>A rendszer célja és funkciója</w:t>
+      </w:r>
+    </w:p>
+    <w:p>
+      <w:pPr/>
+      <w:r>
+        <w:t>Az autókereskedés backend egy REST API, amely a járművek, vevők, érdeklődések, üzenetek, rendelések és számlák kezelését biztosítja.</w:t>
+      </w:r>
+    </w:p>
+    <w:p>
+      <w:pPr/>
+      <w:r>
+        <w:t>A cél, hogy a felhasználói és adminisztrátori műveletek egységesen, biztonságosan és gyorsan kiszolgálhatók legyenek.</w:t>
       </w:r>
     </w:p>
     <w:p>
@@ -8079,117 +8071,45 @@
         <w:pStyle w:val="Cmsor3"/>
       </w:pPr>
       <w:r>
-        <w:t>Fő funkciók:</w:t>
-      </w:r>
-    </w:p>
-    <w:p>
-      <w:pPr>
-        <w:pStyle w:val="Listaszerbekezds"/>
-        <w:numPr>
-          <w:ilvl w:val="0"/>
-          <w:numId w:val="43"/>
-        </w:numPr>
-        <w:rPr>
-          <w:rFonts w:ascii="Times New Roman" w:hAnsi="Times New Roman" w:cs="Times New Roman"/>
-          <w:sz w:val="24"/>
-          <w:szCs w:val="24"/>
-        </w:rPr>
-      </w:pPr>
-      <w:r>
-        <w:rPr>
-          <w:rFonts w:ascii="Times New Roman" w:hAnsi="Times New Roman" w:cs="Times New Roman"/>
-          <w:sz w:val="24"/>
-          <w:szCs w:val="24"/>
-        </w:rPr>
-        <w:t>Autók listázása, szűrése, részletek lekérése, szerkesztése, törlése, hozzáadása</w:t>
-      </w:r>
-    </w:p>
-    <w:p>
-      <w:pPr>
-        <w:pStyle w:val="Listaszerbekezds"/>
-        <w:numPr>
-          <w:ilvl w:val="0"/>
-          <w:numId w:val="43"/>
-        </w:numPr>
-        <w:rPr>
-          <w:rFonts w:ascii="Times New Roman" w:hAnsi="Times New Roman" w:cs="Times New Roman"/>
-          <w:sz w:val="24"/>
-          <w:szCs w:val="24"/>
-        </w:rPr>
-      </w:pPr>
-      <w:r>
-        <w:rPr>
-          <w:rFonts w:ascii="Times New Roman" w:hAnsi="Times New Roman" w:cs="Times New Roman"/>
-          <w:sz w:val="24"/>
-          <w:szCs w:val="24"/>
-        </w:rPr>
-        <w:t>Felhasználói regisztráció, bejelentkezés, profilkezelés, jelszó módosítás</w:t>
-      </w:r>
-    </w:p>
-    <w:p>
-      <w:pPr>
-        <w:pStyle w:val="Listaszerbekezds"/>
-        <w:numPr>
-          <w:ilvl w:val="0"/>
-          <w:numId w:val="43"/>
-        </w:numPr>
-        <w:rPr>
-          <w:rFonts w:ascii="Times New Roman" w:hAnsi="Times New Roman" w:cs="Times New Roman"/>
-          <w:sz w:val="24"/>
-          <w:szCs w:val="24"/>
-        </w:rPr>
-      </w:pPr>
-      <w:r>
-        <w:rPr>
-          <w:rFonts w:ascii="Times New Roman" w:hAnsi="Times New Roman" w:cs="Times New Roman"/>
-          <w:sz w:val="24"/>
-          <w:szCs w:val="24"/>
-        </w:rPr>
-        <w:t>Érdeklődés, üzenetküldés, admin és felhasználói chat</w:t>
-      </w:r>
-    </w:p>
-    <w:p>
-      <w:pPr>
-        <w:pStyle w:val="Listaszerbekezds"/>
-        <w:numPr>
-          <w:ilvl w:val="0"/>
-          <w:numId w:val="43"/>
-        </w:numPr>
-        <w:rPr>
-          <w:rFonts w:ascii="Times New Roman" w:hAnsi="Times New Roman" w:cs="Times New Roman"/>
-          <w:sz w:val="24"/>
-          <w:szCs w:val="24"/>
-        </w:rPr>
-      </w:pPr>
-      <w:r>
-        <w:rPr>
-          <w:rFonts w:ascii="Times New Roman" w:hAnsi="Times New Roman" w:cs="Times New Roman"/>
-          <w:sz w:val="24"/>
-          <w:szCs w:val="24"/>
-        </w:rPr>
-        <w:t>Számlázás, számla adatok kezelése</w:t>
-      </w:r>
-    </w:p>
-    <w:p>
-      <w:pPr>
-        <w:pStyle w:val="Listaszerbekezds"/>
-        <w:numPr>
-          <w:ilvl w:val="0"/>
-          <w:numId w:val="43"/>
-        </w:numPr>
-        <w:rPr>
-          <w:rFonts w:ascii="Times New Roman" w:hAnsi="Times New Roman" w:cs="Times New Roman"/>
-          <w:sz w:val="24"/>
-          <w:szCs w:val="24"/>
-        </w:rPr>
-      </w:pPr>
-      <w:r>
-        <w:rPr>
-          <w:rFonts w:ascii="Times New Roman" w:hAnsi="Times New Roman" w:cs="Times New Roman"/>
-          <w:sz w:val="24"/>
-          <w:szCs w:val="24"/>
-        </w:rPr>
-        <w:t>Képfeltöltés, törlés</w:t>
+        <w:t>Rövid architektúra leírás</w:t>
+      </w:r>
+    </w:p>
+    <w:p>
+      <w:pPr/>
+      <w:r>
+        <w:t>A kérések útvonalakon (routes) érkeznek, majd kontrollerek és modellek dolgozzák fel őket.</w:t>
+      </w:r>
+    </w:p>
+    <w:p>
+      <w:pPr>
+        <w:pStyle w:val="Listaszerbekezds"/>
+      </w:pPr>
+      <w:r>
+        <w:t>Routes: a végpontok definiálása</w:t>
+      </w:r>
+    </w:p>
+    <w:p>
+      <w:pPr>
+        <w:pStyle w:val="Listaszerbekezds"/>
+      </w:pPr>
+      <w:r>
+        <w:t>Controllers: üzleti logika</w:t>
+      </w:r>
+    </w:p>
+    <w:p>
+      <w:pPr>
+        <w:pStyle w:val="Listaszerbekezds"/>
+      </w:pPr>
+      <w:r>
+        <w:t>Models: adatbázis műveletek</w:t>
+      </w:r>
+    </w:p>
+    <w:p>
+      <w:pPr>
+        <w:pStyle w:val="Listaszerbekezds"/>
+      </w:pPr>
+      <w:r>
+        <w:t>DB: relációs adatbázis (MySQL)</w:t>
       </w:r>
     </w:p>
     <w:p>
@@ -8197,806 +8117,2461 @@
         <w:pStyle w:val="Cmsor3"/>
       </w:pPr>
       <w:r>
-        <w:t>Architektúra:</w:t>
-      </w:r>
-    </w:p>
-    <w:p>
-      <w:pPr>
-        <w:pStyle w:val="Listaszerbekezds"/>
-        <w:numPr>
-          <w:ilvl w:val="0"/>
-          <w:numId w:val="45"/>
-        </w:numPr>
-        <w:rPr>
-          <w:rFonts w:ascii="Times New Roman" w:hAnsi="Times New Roman" w:cs="Times New Roman"/>
-          <w:sz w:val="24"/>
-        </w:rPr>
-      </w:pPr>
-      <w:r>
-        <w:rPr>
-          <w:rFonts w:ascii="Times New Roman" w:hAnsi="Times New Roman" w:cs="Times New Roman"/>
-          <w:sz w:val="24"/>
-        </w:rPr>
-        <w:t>Express.js REST API</w:t>
-      </w:r>
-    </w:p>
-    <w:p>
-      <w:pPr>
-        <w:pStyle w:val="Listaszerbekezds"/>
-        <w:numPr>
-          <w:ilvl w:val="0"/>
-          <w:numId w:val="45"/>
-        </w:numPr>
-        <w:rPr>
-          <w:rFonts w:ascii="Times New Roman" w:hAnsi="Times New Roman" w:cs="Times New Roman"/>
-          <w:sz w:val="24"/>
-        </w:rPr>
-      </w:pPr>
-      <w:r>
-        <w:rPr>
-          <w:rFonts w:ascii="Times New Roman" w:hAnsi="Times New Roman" w:cs="Times New Roman"/>
-          <w:sz w:val="24"/>
-        </w:rPr>
-        <w:t>MVC szerű felépítés (routes, controllers, models, middleware)</w:t>
-      </w:r>
-    </w:p>
-    <w:p>
-      <w:pPr>
-        <w:pStyle w:val="Listaszerbekezds"/>
-        <w:numPr>
-          <w:ilvl w:val="0"/>
-          <w:numId w:val="45"/>
-        </w:numPr>
-        <w:rPr>
-          <w:rFonts w:ascii="Times New Roman" w:hAnsi="Times New Roman" w:cs="Times New Roman"/>
-          <w:sz w:val="24"/>
-        </w:rPr>
-      </w:pPr>
-      <w:r>
-        <w:rPr>
-          <w:rFonts w:ascii="Times New Roman" w:hAnsi="Times New Roman" w:cs="Times New Roman"/>
-          <w:sz w:val="24"/>
-        </w:rPr>
-        <w:t>MySQL adatbázis kapcsolat</w:t>
-      </w:r>
-    </w:p>
-    <w:p>
-      <w:pPr>
-        <w:rPr>
-          <w:rFonts w:ascii="Times New Roman" w:hAnsi="Times New Roman" w:cs="Times New Roman"/>
-          <w:sz w:val="24"/>
-        </w:rPr>
-      </w:pPr>
+        <w:t>Fő komponensek és modulok</w:t>
+      </w:r>
+    </w:p>
+    <w:p>
+      <w:pPr>
+        <w:pStyle w:val="Listaszerbekezds"/>
+      </w:pPr>
+      <w:r>
+        <w:t>Auth modul (bejelentkezés, tokenek, jogosultság)</w:t>
+      </w:r>
+    </w:p>
+    <w:p>
+      <w:pPr>
+        <w:pStyle w:val="Listaszerbekezds"/>
+      </w:pPr>
+      <w:r>
+        <w:t>Felhasználó/Vevő modul (profil, jelszó, érdeklődések)</w:t>
+      </w:r>
+    </w:p>
+    <w:p>
+      <w:pPr>
+        <w:pStyle w:val="Listaszerbekezds"/>
+      </w:pPr>
+      <w:r>
+        <w:t>Jármű modul (autók listázása, részletek, szűrés)</w:t>
+      </w:r>
+    </w:p>
+    <w:p>
+      <w:pPr>
+        <w:pStyle w:val="Listaszerbekezds"/>
+      </w:pPr>
+      <w:r>
+        <w:t>Üzenet/Chat modul (üzenetek, beszélgetések)</w:t>
+      </w:r>
+    </w:p>
+    <w:p>
+      <w:pPr>
+        <w:pStyle w:val="Listaszerbekezds"/>
+      </w:pPr>
+      <w:r>
+        <w:t>Számla/Rendelés modul (számlák és rendelési adatok)</w:t>
+      </w:r>
+    </w:p>
+    <w:p>
+      <w:pPr/>
     </w:p>
     <w:p>
       <w:pPr>
         <w:pStyle w:val="Cmsor2"/>
       </w:pPr>
       <w:r>
-        <w:t>Technológiai stack:</w:t>
-      </w:r>
-    </w:p>
-    <w:p>
-      <w:pPr>
-        <w:pStyle w:val="Listaszerbekezds"/>
-        <w:numPr>
-          <w:ilvl w:val="0"/>
-          <w:numId w:val="46"/>
-        </w:numPr>
-        <w:rPr>
-          <w:rFonts w:ascii="Times New Roman" w:hAnsi="Times New Roman" w:cs="Times New Roman"/>
-          <w:sz w:val="24"/>
-        </w:rPr>
-      </w:pPr>
-      <w:r>
-        <w:rPr>
-          <w:rFonts w:ascii="Times New Roman" w:hAnsi="Times New Roman" w:cs="Times New Roman"/>
-          <w:sz w:val="24"/>
-        </w:rPr>
+        <w:t>2. Technológiai stack</w:t>
+      </w:r>
+    </w:p>
+    <w:p>
+      <w:pPr/>
+      <w:r>
+        <w:t>A backend technológiai alapjai:</w:t>
+      </w:r>
+    </w:p>
+    <w:p>
+      <w:pPr>
+        <w:pStyle w:val="Listaszerbekezds"/>
+      </w:pPr>
+      <w:r>
         <w:t>Nyelv: JavaScript (Node.js)</w:t>
       </w:r>
     </w:p>
     <w:p>
       <w:pPr>
         <w:pStyle w:val="Listaszerbekezds"/>
-        <w:numPr>
-          <w:ilvl w:val="0"/>
-          <w:numId w:val="46"/>
-        </w:numPr>
-        <w:rPr>
-          <w:rFonts w:ascii="Times New Roman" w:hAnsi="Times New Roman" w:cs="Times New Roman"/>
-          <w:sz w:val="24"/>
-        </w:rPr>
-      </w:pPr>
-      <w:r>
-        <w:rPr>
-          <w:rFonts w:ascii="Times New Roman" w:hAnsi="Times New Roman" w:cs="Times New Roman"/>
-          <w:sz w:val="24"/>
-        </w:rPr>
+      </w:pPr>
+      <w:r>
         <w:t>Framework: Express.js</w:t>
       </w:r>
     </w:p>
     <w:p>
       <w:pPr>
         <w:pStyle w:val="Listaszerbekezds"/>
-        <w:numPr>
-          <w:ilvl w:val="0"/>
-          <w:numId w:val="46"/>
-        </w:numPr>
-        <w:rPr>
-          <w:rFonts w:ascii="Times New Roman" w:hAnsi="Times New Roman" w:cs="Times New Roman"/>
-          <w:sz w:val="24"/>
-        </w:rPr>
-      </w:pPr>
-      <w:r>
-        <w:rPr>
-          <w:rFonts w:ascii="Times New Roman" w:hAnsi="Times New Roman" w:cs="Times New Roman"/>
-          <w:sz w:val="24"/>
-        </w:rPr>
+      </w:pPr>
+      <w:r>
         <w:t>Adatbázis: MySQL (mysql2/promise)</w:t>
       </w:r>
     </w:p>
     <w:p>
       <w:pPr>
         <w:pStyle w:val="Listaszerbekezds"/>
-        <w:numPr>
-          <w:ilvl w:val="0"/>
-          <w:numId w:val="46"/>
-        </w:numPr>
-        <w:rPr>
-          <w:rFonts w:ascii="Times New Roman" w:hAnsi="Times New Roman" w:cs="Times New Roman"/>
-          <w:sz w:val="24"/>
-        </w:rPr>
-      </w:pPr>
-      <w:r>
-        <w:rPr>
-          <w:rFonts w:ascii="Times New Roman" w:hAnsi="Times New Roman" w:cs="Times New Roman"/>
-          <w:sz w:val="24"/>
-        </w:rPr>
-        <w:t>Könyvtárak:</w:t>
-      </w:r>
-    </w:p>
-    <w:p>
-      <w:pPr>
-        <w:pStyle w:val="Listaszerbekezds"/>
-        <w:numPr>
-          <w:ilvl w:val="1"/>
-          <w:numId w:val="46"/>
-        </w:numPr>
-        <w:rPr>
-          <w:rFonts w:ascii="Times New Roman" w:hAnsi="Times New Roman" w:cs="Times New Roman"/>
-          <w:sz w:val="24"/>
-        </w:rPr>
-      </w:pPr>
-      <w:r>
-        <w:rPr>
-          <w:rFonts w:ascii="Times New Roman" w:hAnsi="Times New Roman" w:cs="Times New Roman"/>
-          <w:sz w:val="24"/>
-        </w:rPr>
-        <w:t>bcrypt (jelszó hash)</w:t>
-      </w:r>
-    </w:p>
-    <w:p>
-      <w:pPr>
-        <w:pStyle w:val="Listaszerbekezds"/>
-        <w:numPr>
-          <w:ilvl w:val="1"/>
-          <w:numId w:val="46"/>
-        </w:numPr>
-        <w:rPr>
-          <w:rFonts w:ascii="Times New Roman" w:hAnsi="Times New Roman" w:cs="Times New Roman"/>
-          <w:sz w:val="24"/>
-        </w:rPr>
-      </w:pPr>
-      <w:r>
-        <w:rPr>
-          <w:rFonts w:ascii="Times New Roman" w:hAnsi="Times New Roman" w:cs="Times New Roman"/>
-          <w:sz w:val="24"/>
-        </w:rPr>
-        <w:t>jsonwebtoken (JWT)</w:t>
-      </w:r>
-    </w:p>
-    <w:p>
-      <w:pPr>
-        <w:pStyle w:val="Listaszerbekezds"/>
-        <w:numPr>
-          <w:ilvl w:val="1"/>
-          <w:numId w:val="46"/>
-        </w:numPr>
-        <w:rPr>
-          <w:rFonts w:ascii="Times New Roman" w:hAnsi="Times New Roman" w:cs="Times New Roman"/>
-          <w:sz w:val="24"/>
-        </w:rPr>
-      </w:pPr>
-      <w:r>
-        <w:rPr>
-          <w:rFonts w:ascii="Times New Roman" w:hAnsi="Times New Roman" w:cs="Times New Roman"/>
-          <w:sz w:val="24"/>
-        </w:rPr>
-        <w:t>multer (fájlkezelés)</w:t>
-      </w:r>
-    </w:p>
-    <w:p>
-      <w:pPr>
-        <w:pStyle w:val="Listaszerbekezds"/>
-        <w:numPr>
-          <w:ilvl w:val="1"/>
-          <w:numId w:val="46"/>
-        </w:numPr>
-        <w:rPr>
-          <w:rFonts w:ascii="Times New Roman" w:hAnsi="Times New Roman" w:cs="Times New Roman"/>
-          <w:sz w:val="24"/>
-        </w:rPr>
-      </w:pPr>
-      <w:r>
-        <w:rPr>
-          <w:rFonts w:ascii="Times New Roman" w:hAnsi="Times New Roman" w:cs="Times New Roman"/>
-          <w:sz w:val="24"/>
-        </w:rPr>
-        <w:t>cors, dotenv, morgan, cookie-parser</w:t>
-      </w:r>
-    </w:p>
-    <w:p>
-      <w:pPr>
-        <w:pStyle w:val="Listaszerbekezds"/>
-        <w:numPr>
-          <w:ilvl w:val="0"/>
-          <w:numId w:val="46"/>
-        </w:numPr>
-        <w:rPr>
-          <w:rFonts w:ascii="Times New Roman" w:hAnsi="Times New Roman" w:cs="Times New Roman"/>
-          <w:sz w:val="24"/>
-        </w:rPr>
-      </w:pPr>
-      <w:r>
-        <w:rPr>
-          <w:rFonts w:ascii="Times New Roman" w:hAnsi="Times New Roman" w:cs="Times New Roman"/>
-          <w:sz w:val="24"/>
-        </w:rPr>
-        <w:t>Külső szolgáltatás: nincs</w:t>
-      </w:r>
-    </w:p>
-    <w:p>
-      <w:r>
-        <w:br w:type="page"/>
-      </w:r>
+      </w:pPr>
+      <w:r>
+        <w:t>Könyvtárak: bcrypt, jsonwebtoken, multer, cors, dotenv, morgan, cookie-parser</w:t>
+      </w:r>
+    </w:p>
+    <w:p>
+      <w:pPr>
+        <w:pStyle w:val="Listaszerbekezds"/>
+      </w:pPr>
+      <w:r>
+        <w:t>Külső szolgáltatások: jelenleg nincs (opcionálisan e-mail/fizetés integrálható)</w:t>
+      </w:r>
+    </w:p>
+    <w:p>
+      <w:pPr/>
     </w:p>
     <w:p>
       <w:pPr>
         <w:pStyle w:val="Cmsor2"/>
       </w:pPr>
       <w:r>
-        <w:lastRenderedPageBreak/>
-        <w:t>Rendszerarchitektúra</w:t>
-      </w:r>
-      <w:r>
-        <w:t>:</w:t>
-      </w:r>
-    </w:p>
-    <w:p/>
-    <w:p>
-      <w:pPr>
-        <w:pStyle w:val="Listaszerbekezds"/>
-        <w:numPr>
-          <w:ilvl w:val="0"/>
-          <w:numId w:val="47"/>
-        </w:numPr>
-        <w:rPr>
-          <w:rFonts w:ascii="Times New Roman" w:hAnsi="Times New Roman" w:cs="Times New Roman"/>
-          <w:sz w:val="24"/>
-        </w:rPr>
-      </w:pPr>
-      <w:r>
-        <w:rPr>
-          <w:rFonts w:ascii="Times New Roman" w:hAnsi="Times New Roman" w:cs="Times New Roman"/>
-          <w:sz w:val="24"/>
-        </w:rPr>
-        <w:t>Modulok/rétegek:</w:t>
-      </w:r>
-    </w:p>
-    <w:p>
-      <w:pPr>
-        <w:pStyle w:val="Listaszerbekezds"/>
-        <w:numPr>
-          <w:ilvl w:val="1"/>
-          <w:numId w:val="47"/>
-        </w:numPr>
-        <w:rPr>
-          <w:rFonts w:ascii="Times New Roman" w:hAnsi="Times New Roman" w:cs="Times New Roman"/>
-          <w:sz w:val="24"/>
-        </w:rPr>
-      </w:pPr>
-      <w:r>
-        <w:rPr>
-          <w:rFonts w:ascii="Times New Roman" w:hAnsi="Times New Roman" w:cs="Times New Roman"/>
-          <w:sz w:val="24"/>
-        </w:rPr>
-        <w:t>routes/ (útvonalak, pl. autoMod.js)</w:t>
-      </w:r>
-    </w:p>
-    <w:p>
-      <w:pPr>
-        <w:pStyle w:val="Listaszerbekezds"/>
-        <w:numPr>
-          <w:ilvl w:val="1"/>
-          <w:numId w:val="47"/>
-        </w:numPr>
-        <w:rPr>
-          <w:rFonts w:ascii="Times New Roman" w:hAnsi="Times New Roman" w:cs="Times New Roman"/>
-          <w:sz w:val="24"/>
-        </w:rPr>
-      </w:pPr>
-      <w:r>
-        <w:rPr>
-          <w:rFonts w:ascii="Times New Roman" w:hAnsi="Times New Roman" w:cs="Times New Roman"/>
-          <w:sz w:val="24"/>
-        </w:rPr>
-        <w:t>controllers/ (üzleti logika, pl. autoControllerMod.js)</w:t>
-      </w:r>
-    </w:p>
-    <w:p>
-      <w:pPr>
-        <w:pStyle w:val="Listaszerbekezds"/>
-        <w:numPr>
-          <w:ilvl w:val="1"/>
-          <w:numId w:val="47"/>
-        </w:numPr>
-        <w:rPr>
-          <w:rFonts w:ascii="Times New Roman" w:hAnsi="Times New Roman" w:cs="Times New Roman"/>
-          <w:sz w:val="24"/>
-        </w:rPr>
-      </w:pPr>
-      <w:r>
-        <w:rPr>
-          <w:rFonts w:ascii="Times New Roman" w:hAnsi="Times New Roman" w:cs="Times New Roman"/>
-          <w:sz w:val="24"/>
-        </w:rPr>
-        <w:t>models/ (adatbázis műveletek, pl. autoModellMod.js)</w:t>
-      </w:r>
-    </w:p>
-    <w:p>
-      <w:pPr>
-        <w:pStyle w:val="Listaszerbekezds"/>
-        <w:numPr>
-          <w:ilvl w:val="1"/>
-          <w:numId w:val="47"/>
-        </w:numPr>
-        <w:rPr>
-          <w:rFonts w:ascii="Times New Roman" w:hAnsi="Times New Roman" w:cs="Times New Roman"/>
-          <w:sz w:val="24"/>
-        </w:rPr>
-      </w:pPr>
-      <w:r>
-        <w:rPr>
-          <w:rFonts w:ascii="Times New Roman" w:hAnsi="Times New Roman" w:cs="Times New Roman"/>
-          <w:sz w:val="24"/>
-        </w:rPr>
-        <w:t>middleware/ (pl. authAuto.js - JWT ellenőrzés)</w:t>
-      </w:r>
-    </w:p>
-    <w:p>
-      <w:pPr>
-        <w:pStyle w:val="Listaszerbekezds"/>
-        <w:numPr>
-          <w:ilvl w:val="1"/>
-          <w:numId w:val="47"/>
-        </w:numPr>
-        <w:rPr>
-          <w:rFonts w:ascii="Times New Roman" w:hAnsi="Times New Roman" w:cs="Times New Roman"/>
-          <w:sz w:val="24"/>
-        </w:rPr>
-      </w:pPr>
-      <w:r>
-        <w:rPr>
-          <w:rFonts w:ascii="Times New Roman" w:hAnsi="Times New Roman" w:cs="Times New Roman"/>
-          <w:sz w:val="24"/>
-        </w:rPr>
+        <w:t>3. Rendszerarchitektúra</w:t>
+      </w:r>
+    </w:p>
+    <w:p>
+      <w:pPr>
+        <w:pStyle w:val="Cmsor3"/>
+      </w:pPr>
+      <w:r>
+        <w:t>Modulok és rétegek</w:t>
+      </w:r>
+    </w:p>
+    <w:p>
+      <w:pPr>
+        <w:pStyle w:val="Listaszerbekezds"/>
+      </w:pPr>
+      <w:r>
+        <w:t>routes/ (útvonalak, végpontok)</w:t>
+      </w:r>
+    </w:p>
+    <w:p>
+      <w:pPr>
+        <w:pStyle w:val="Listaszerbekezds"/>
+      </w:pPr>
+      <w:r>
+        <w:t>controllers/ (üzleti logika)</w:t>
+      </w:r>
+    </w:p>
+    <w:p>
+      <w:pPr>
+        <w:pStyle w:val="Listaszerbekezds"/>
+      </w:pPr>
+      <w:r>
+        <w:t>models/ (adatbázis műveletek)</w:t>
+      </w:r>
+    </w:p>
+    <w:p>
+      <w:pPr>
+        <w:pStyle w:val="Listaszerbekezds"/>
+      </w:pPr>
+      <w:r>
+        <w:t>middleware/ (pl. JWT ellenőrzés)</w:t>
+      </w:r>
+    </w:p>
+    <w:p>
+      <w:pPr>
+        <w:pStyle w:val="Listaszerbekezds"/>
+      </w:pPr>
+      <w:r>
         <w:t>config/ (adatbázis kapcsolat)</w:t>
       </w:r>
     </w:p>
     <w:p>
       <w:pPr>
-        <w:pStyle w:val="Listaszerbekezds"/>
-        <w:numPr>
-          <w:ilvl w:val="0"/>
-          <w:numId w:val="47"/>
-        </w:numPr>
-        <w:rPr>
-          <w:rFonts w:ascii="Times New Roman" w:hAnsi="Times New Roman" w:cs="Times New Roman"/>
-          <w:sz w:val="24"/>
-        </w:rPr>
-      </w:pPr>
-      <w:r>
-        <w:rPr>
-          <w:rFonts w:ascii="Times New Roman" w:hAnsi="Times New Roman" w:cs="Times New Roman"/>
-          <w:sz w:val="24"/>
-        </w:rPr>
-        <w:t>Adatáramlás:</w:t>
-      </w:r>
-    </w:p>
-    <w:p>
-      <w:pPr>
-        <w:pStyle w:val="Listaszerbekezds"/>
-        <w:numPr>
-          <w:ilvl w:val="1"/>
-          <w:numId w:val="47"/>
-        </w:numPr>
-        <w:rPr>
-          <w:rFonts w:ascii="Times New Roman" w:hAnsi="Times New Roman" w:cs="Times New Roman"/>
-          <w:sz w:val="24"/>
-        </w:rPr>
-      </w:pPr>
-      <w:r>
-        <w:rPr>
-          <w:rFonts w:ascii="Times New Roman" w:hAnsi="Times New Roman" w:cs="Times New Roman"/>
-          <w:sz w:val="24"/>
-        </w:rPr>
-        <w:t>Kliens → route → controller → model → adatbázis → vissza</w:t>
-      </w:r>
-    </w:p>
-    <w:p>
-      <w:pPr>
-        <w:pStyle w:val="Listaszerbekezds"/>
-        <w:numPr>
-          <w:ilvl w:val="0"/>
-          <w:numId w:val="47"/>
-        </w:numPr>
-        <w:rPr>
-          <w:rFonts w:ascii="Times New Roman" w:hAnsi="Times New Roman" w:cs="Times New Roman"/>
-          <w:sz w:val="24"/>
-        </w:rPr>
-      </w:pPr>
-      <w:r>
-        <w:rPr>
-          <w:rFonts w:ascii="Times New Roman" w:hAnsi="Times New Roman" w:cs="Times New Roman"/>
-          <w:sz w:val="24"/>
-        </w:rPr>
-        <w:t>Skálázás/deployment:</w:t>
-      </w:r>
-    </w:p>
-    <w:p>
-      <w:pPr>
-        <w:pStyle w:val="Listaszerbekezds"/>
-        <w:numPr>
-          <w:ilvl w:val="1"/>
-          <w:numId w:val="47"/>
-        </w:numPr>
-        <w:rPr>
-          <w:rFonts w:ascii="Times New Roman" w:hAnsi="Times New Roman" w:cs="Times New Roman"/>
-          <w:sz w:val="24"/>
-        </w:rPr>
-      </w:pPr>
-      <w:r>
-        <w:rPr>
-          <w:rFonts w:ascii="Times New Roman" w:hAnsi="Times New Roman" w:cs="Times New Roman"/>
-          <w:sz w:val="24"/>
-        </w:rPr>
-        <w:t>Node.js processz, porton fut (alapból 3000)</w:t>
-      </w:r>
-    </w:p>
-    <w:p>
-      <w:pPr>
-        <w:pStyle w:val="Listaszerbekezds"/>
-        <w:numPr>
-          <w:ilvl w:val="1"/>
-          <w:numId w:val="47"/>
-        </w:numPr>
-        <w:rPr>
-          <w:rFonts w:ascii="Times New Roman" w:hAnsi="Times New Roman" w:cs="Times New Roman"/>
-          <w:sz w:val="24"/>
-        </w:rPr>
-      </w:pPr>
-      <w:r>
-        <w:rPr>
-          <w:rFonts w:ascii="Times New Roman" w:hAnsi="Times New Roman" w:cs="Times New Roman"/>
-          <w:sz w:val="24"/>
-        </w:rPr>
-        <w:t>Környezeti változók .env-ből</w:t>
-      </w:r>
-    </w:p>
-    <w:p>
-      <w:pPr>
-        <w:pStyle w:val="Listaszerbekezds"/>
-        <w:numPr>
-          <w:ilvl w:val="1"/>
-          <w:numId w:val="47"/>
-        </w:numPr>
-        <w:rPr>
-          <w:rFonts w:ascii="Times New Roman" w:hAnsi="Times New Roman" w:cs="Times New Roman"/>
-          <w:sz w:val="24"/>
-        </w:rPr>
-      </w:pPr>
-      <w:r>
-        <w:rPr>
-          <w:rFonts w:ascii="Times New Roman" w:hAnsi="Times New Roman" w:cs="Times New Roman"/>
-          <w:sz w:val="24"/>
-        </w:rPr>
-        <w:t>Nincs explicit Docker/Kubernetes konfiguráció</w:t>
-      </w:r>
+        <w:pStyle w:val="Cmsor3"/>
+      </w:pPr>
+      <w:r>
+        <w:t>Adatáramlás diagram</w:t>
+      </w:r>
+    </w:p>
+    <w:p>
+      <w:pPr/>
+      <w:r>
+        <w:t>Kliens -&gt; route -&gt; controller -&gt; model -&gt; adatbázis -&gt; válasz</w:t>
+      </w:r>
+    </w:p>
+    <w:p>
+      <w:pPr>
+        <w:pStyle w:val="Cmsor3"/>
+      </w:pPr>
+      <w:r>
+        <w:t>Összefüggések más rendszerekkel</w:t>
+      </w:r>
+    </w:p>
+    <w:p>
+      <w:pPr/>
+      <w:r>
+        <w:t>Jelenleg nincs külső integráció. Később e-mail szolgáltatás vagy fizetési gateway kapcsolható.</w:t>
+      </w:r>
+    </w:p>
+    <w:p>
+      <w:pPr>
+        <w:pStyle w:val="Cmsor3"/>
+      </w:pPr>
+      <w:r>
+        <w:t>Skálázási és deployment koncepciók</w:t>
+      </w:r>
+    </w:p>
+    <w:p>
+      <w:pPr>
+        <w:pStyle w:val="Listaszerbekezds"/>
+      </w:pPr>
+      <w:r>
+        <w:t>Környezeti változók .env-ben (DB adatok, JWT titkok)</w:t>
+      </w:r>
+    </w:p>
+    <w:p>
+      <w:pPr>
+        <w:pStyle w:val="Listaszerbekezds"/>
+      </w:pPr>
+      <w:r>
+        <w:t>Docker konténerizáció és CI/CD (ajánlott, pl. GitHub Actions)</w:t>
+      </w:r>
+    </w:p>
+    <w:p>
+      <w:pPr>
+        <w:pStyle w:val="Listaszerbekezds"/>
+      </w:pPr>
+      <w:r>
+        <w:t>Több példányos futtatás load balancer mögött (ajánlott)</w:t>
+      </w:r>
+    </w:p>
+    <w:p>
+      <w:pPr/>
     </w:p>
     <w:p>
       <w:pPr>
         <w:pStyle w:val="Cmsor2"/>
       </w:pPr>
       <w:r>
-        <w:t>Adatbázis és adatmodellezés</w:t>
-      </w:r>
-      <w:r>
-        <w:t>:</w:t>
-      </w:r>
-    </w:p>
-    <w:p/>
-    <w:p>
-      <w:pPr>
-        <w:pStyle w:val="Listaszerbekezds"/>
-        <w:numPr>
-          <w:ilvl w:val="0"/>
-          <w:numId w:val="48"/>
-        </w:numPr>
-        <w:rPr>
-          <w:rFonts w:ascii="Times New Roman" w:hAnsi="Times New Roman" w:cs="Times New Roman"/>
-          <w:sz w:val="24"/>
-        </w:rPr>
-      </w:pPr>
-      <w:r>
-        <w:rPr>
-          <w:rFonts w:ascii="Times New Roman" w:hAnsi="Times New Roman" w:cs="Times New Roman"/>
-          <w:sz w:val="24"/>
-        </w:rPr>
-        <w:t>Sémák:</w:t>
-      </w:r>
-    </w:p>
-    <w:p>
-      <w:pPr>
-        <w:pStyle w:val="Listaszerbekezds"/>
-        <w:numPr>
-          <w:ilvl w:val="1"/>
-          <w:numId w:val="48"/>
-        </w:numPr>
-        <w:rPr>
-          <w:rFonts w:ascii="Times New Roman" w:hAnsi="Times New Roman" w:cs="Times New Roman"/>
-          <w:sz w:val="24"/>
-        </w:rPr>
-      </w:pPr>
-      <w:r>
-        <w:rPr>
-          <w:rFonts w:ascii="Times New Roman" w:hAnsi="Times New Roman" w:cs="Times New Roman"/>
-          <w:sz w:val="24"/>
-        </w:rPr>
-        <w:t>autok, vevok, erdeklodesek, uzenet, szamla, rendeles, marka, szin, uzemanyag, valtok, fizmodo stb.</w:t>
-      </w:r>
-    </w:p>
-    <w:p>
-      <w:pPr>
-        <w:pStyle w:val="Listaszerbekezds"/>
-        <w:numPr>
-          <w:ilvl w:val="0"/>
-          <w:numId w:val="48"/>
-        </w:numPr>
-        <w:rPr>
-          <w:rFonts w:ascii="Times New Roman" w:hAnsi="Times New Roman" w:cs="Times New Roman"/>
-          <w:sz w:val="24"/>
-        </w:rPr>
-      </w:pPr>
-      <w:r>
-        <w:rPr>
-          <w:rFonts w:ascii="Times New Roman" w:hAnsi="Times New Roman" w:cs="Times New Roman"/>
-          <w:sz w:val="24"/>
-        </w:rPr>
-        <w:t>Kapcsolatok:</w:t>
-      </w:r>
-    </w:p>
-    <w:p>
-      <w:pPr>
-        <w:pStyle w:val="Listaszerbekezds"/>
-        <w:numPr>
-          <w:ilvl w:val="1"/>
-          <w:numId w:val="48"/>
-        </w:numPr>
-        <w:rPr>
-          <w:rFonts w:ascii="Times New Roman" w:hAnsi="Times New Roman" w:cs="Times New Roman"/>
-          <w:sz w:val="24"/>
-        </w:rPr>
-      </w:pPr>
-      <w:r>
-        <w:rPr>
-          <w:rFonts w:ascii="Times New Roman" w:hAnsi="Times New Roman" w:cs="Times New Roman"/>
-          <w:sz w:val="24"/>
-        </w:rPr>
-        <w:t>1:N (pl. vevok - erdeklodesek)</w:t>
-      </w:r>
-    </w:p>
-    <w:p>
-      <w:pPr>
-        <w:pStyle w:val="Listaszerbekezds"/>
-        <w:numPr>
-          <w:ilvl w:val="1"/>
-          <w:numId w:val="48"/>
-        </w:numPr>
-        <w:rPr>
-          <w:rFonts w:ascii="Times New Roman" w:hAnsi="Times New Roman" w:cs="Times New Roman"/>
-          <w:sz w:val="24"/>
-        </w:rPr>
-      </w:pPr>
-      <w:r>
-        <w:rPr>
-          <w:rFonts w:ascii="Times New Roman" w:hAnsi="Times New Roman" w:cs="Times New Roman"/>
-          <w:sz w:val="24"/>
-        </w:rPr>
-        <w:t>N:M (pl. autok - vevok érdeklődésen keresztül)</w:t>
-      </w:r>
-    </w:p>
-    <w:p>
-      <w:pPr>
-        <w:pStyle w:val="Listaszerbekezds"/>
-        <w:numPr>
-          <w:ilvl w:val="0"/>
-          <w:numId w:val="48"/>
-        </w:numPr>
-        <w:rPr>
-          <w:rFonts w:ascii="Times New Roman" w:hAnsi="Times New Roman" w:cs="Times New Roman"/>
-          <w:sz w:val="24"/>
-        </w:rPr>
-      </w:pPr>
-      <w:r>
-        <w:rPr>
-          <w:rFonts w:ascii="Times New Roman" w:hAnsi="Times New Roman" w:cs="Times New Roman"/>
-          <w:sz w:val="24"/>
-        </w:rPr>
-        <w:t>Indexek/kulcsok:</w:t>
-      </w:r>
-    </w:p>
-    <w:p>
-      <w:pPr>
-        <w:pStyle w:val="Listaszerbekezds"/>
-        <w:numPr>
-          <w:ilvl w:val="1"/>
-          <w:numId w:val="48"/>
-        </w:numPr>
-        <w:rPr>
-          <w:rFonts w:ascii="Times New Roman" w:hAnsi="Times New Roman" w:cs="Times New Roman"/>
-          <w:sz w:val="24"/>
-        </w:rPr>
-      </w:pPr>
-      <w:r>
-        <w:rPr>
-          <w:rFonts w:ascii="Times New Roman" w:hAnsi="Times New Roman" w:cs="Times New Roman"/>
-          <w:sz w:val="24"/>
-        </w:rPr>
-        <w:t>Elsődleges kulcsok (id mezők)</w:t>
-      </w:r>
-    </w:p>
-    <w:p>
-      <w:pPr>
-        <w:pStyle w:val="Listaszerbekezds"/>
-        <w:numPr>
-          <w:ilvl w:val="1"/>
-          <w:numId w:val="48"/>
-        </w:numPr>
-        <w:rPr>
-          <w:rFonts w:ascii="Times New Roman" w:hAnsi="Times New Roman" w:cs="Times New Roman"/>
-          <w:sz w:val="24"/>
-        </w:rPr>
-      </w:pPr>
-      <w:r>
-        <w:rPr>
-          <w:rFonts w:ascii="Times New Roman" w:hAnsi="Times New Roman" w:cs="Times New Roman"/>
-          <w:sz w:val="24"/>
-        </w:rPr>
-        <w:t>Külső kulcsok (pl. vevo_id, auto_id)</w:t>
-      </w:r>
-    </w:p>
-    <w:p>
-      <w:pPr>
-        <w:pStyle w:val="Listaszerbekezds"/>
-        <w:numPr>
-          <w:ilvl w:val="0"/>
-          <w:numId w:val="48"/>
-        </w:numPr>
-        <w:rPr>
-          <w:rFonts w:ascii="Times New Roman" w:hAnsi="Times New Roman" w:cs="Times New Roman"/>
-          <w:sz w:val="24"/>
-        </w:rPr>
-      </w:pPr>
-      <w:r>
-        <w:rPr>
-          <w:rFonts w:ascii="Times New Roman" w:hAnsi="Times New Roman" w:cs="Times New Roman"/>
-          <w:sz w:val="24"/>
-        </w:rPr>
-        <w:t>Adatmigráció/seed: nincs explicit script</w:t>
-      </w:r>
+        <w:t>4. Adatbázis és adatmodellezés</w:t>
+      </w:r>
+    </w:p>
+    <w:p>
+      <w:pPr>
+        <w:pStyle w:val="Cmsor3"/>
+      </w:pPr>
+      <w:r>
+        <w:t>Adatbázis sémák / főbb táblák</w:t>
+      </w:r>
+    </w:p>
+    <w:p>
+      <w:pPr>
+        <w:pStyle w:val="Listaszerbekezds"/>
+      </w:pPr>
+      <w:r>
+        <w:t>autok, vevok, erdeklodesek, uzenet, rendeles, szamla</w:t>
+      </w:r>
+    </w:p>
+    <w:p>
+      <w:pPr>
+        <w:pStyle w:val="Listaszerbekezds"/>
+      </w:pPr>
+      <w:r>
+        <w:t>marka, szin, uzemanyag, valtok, fizmodo</w:t>
+      </w:r>
+    </w:p>
+    <w:p>
+      <w:pPr>
+        <w:pStyle w:val="Cmsor3"/>
+      </w:pPr>
+      <w:r>
+        <w:t>Kapcsolatok</w:t>
+      </w:r>
+    </w:p>
+    <w:p>
+      <w:pPr>
+        <w:pStyle w:val="Listaszerbekezds"/>
+      </w:pPr>
+      <w:r>
+        <w:t>1:N (vevők -&gt; érdeklődések/üzenetek/rendelések)</w:t>
+      </w:r>
+    </w:p>
+    <w:p>
+      <w:pPr>
+        <w:pStyle w:val="Listaszerbekezds"/>
+      </w:pPr>
+      <w:r>
+        <w:t>1:N (marka/szin/uzemanyag/valtok -&gt; autok)</w:t>
+      </w:r>
+    </w:p>
+    <w:p>
+      <w:pPr>
+        <w:pStyle w:val="Listaszerbekezds"/>
+      </w:pPr>
+      <w:r>
+        <w:t>N:M (vevők &lt;-&gt; autók érdeklődésen keresztül)</w:t>
+      </w:r>
+    </w:p>
+    <w:p>
+      <w:pPr>
+        <w:pStyle w:val="Cmsor3"/>
+      </w:pPr>
+      <w:r>
+        <w:t>Indexek, kulcsok</w:t>
+      </w:r>
+    </w:p>
+    <w:p>
+      <w:pPr>
+        <w:pStyle w:val="Listaszerbekezds"/>
+      </w:pPr>
+      <w:r>
+        <w:t>Primary key minden táblán (id)</w:t>
+      </w:r>
+    </w:p>
+    <w:p>
+      <w:pPr>
+        <w:pStyle w:val="Listaszerbekezds"/>
+      </w:pPr>
+      <w:r>
+        <w:t>Foreign key kapcsolatok (pl. vevo_id, auto_id)</w:t>
+      </w:r>
+    </w:p>
+    <w:p>
+      <w:pPr>
+        <w:pStyle w:val="Cmsor3"/>
+      </w:pPr>
+      <w:r>
+        <w:t>Adatmigrációk</w:t>
+      </w:r>
+    </w:p>
+    <w:p>
+      <w:pPr/>
+      <w:r>
+        <w:t>Jelenleg nincs explicit migrációs eszköz; változások kézi SQL/seed alapján.</w:t>
+      </w:r>
+    </w:p>
+    <w:p>
+      <w:pPr/>
     </w:p>
     <w:p>
       <w:pPr>
         <w:pStyle w:val="Cmsor2"/>
       </w:pPr>
       <w:r>
-        <w:br w:type="page"/>
-      </w:r>
-      <w:r>
-        <w:lastRenderedPageBreak/>
-        <w:t>API dokumentáció: (Főbb végpontok)</w:t>
+        <w:t>5. API dokumentáció</w:t>
       </w:r>
     </w:p>
     <w:p>
       <w:pPr>
         <w:pStyle w:val="Cmsor3"/>
       </w:pPr>
-      <w:bookmarkStart w:id="52" w:name="_GoBack"/>
-      <w:bookmarkEnd w:id="52"/>
+      <w:r>
+        <w:t>Általános</w:t>
+      </w:r>
+    </w:p>
+    <w:p>
+      <w:pPr>
+        <w:pStyle w:val="Listaszerbekezds"/>
+      </w:pPr>
+      <w:r>
+        <w:t>Base path: /auto</w:t>
+      </w:r>
+    </w:p>
+    <w:p>
+      <w:pPr>
+        <w:pStyle w:val="Listaszerbekezds"/>
+      </w:pPr>
+      <w:r>
+        <w:t>HTTP metódusok: GET, POST, PUT, DELETE</w:t>
+      </w:r>
+    </w:p>
+    <w:p>
+      <w:pPr>
+        <w:pStyle w:val="Listaszerbekezds"/>
+      </w:pPr>
+      <w:r>
+        <w:t>Request/response formátum: JSON</w:t>
+      </w:r>
+    </w:p>
+    <w:p>
+      <w:pPr>
+        <w:pStyle w:val="Listaszerbekezds"/>
+      </w:pPr>
+      <w:r>
+        <w:t>Autentikáció: JWT Bearer token (Authorization fejléc), refresh token cookie</w:t>
+      </w:r>
+    </w:p>
+    <w:p>
+      <w:pPr>
+        <w:pStyle w:val="Listaszerbekezds"/>
+      </w:pPr>
+      <w:r>
+        <w:t>Egységes hibaüzenetek: status + message</w:t>
+      </w:r>
+    </w:p>
+    <w:p>
+      <w:pPr>
+        <w:pStyle w:val="Cmsor3"/>
+      </w:pPr>
+      <w:r>
+        <w:t>Felhasználói végpontok</w:t>
+      </w:r>
+    </w:p>
+    <w:p>
+      <w:pPr/>
+      <w:r>
+        <w:t>A következő végpontok regisztrált vagy nyilvános felhasználói funkciókat szolgálnak ki:</w:t>
+      </w:r>
     </w:p>
     <w:tbl>
       <w:tblPr>
         <w:tblStyle w:val="Rcsostblzat"/>
-        <w:tblW w:w="9178" w:type="dxa"/>
-        <w:tblLook w:val="04A0" w:firstRow="1" w:lastRow="0" w:firstColumn="1" w:lastColumn="0" w:noHBand="0" w:noVBand="1"/>
+        <w:tblW w:type="auto" w:w="0"/>
+        <w:tblLook w:firstColumn="1" w:firstRow="1" w:lastColumn="0" w:lastRow="0" w:noHBand="0" w:noVBand="1" w:val="04A0"/>
       </w:tblPr>
       <w:tblGrid>
-        <w:gridCol w:w="2294"/>
-        <w:gridCol w:w="2294"/>
-        <w:gridCol w:w="2295"/>
-        <w:gridCol w:w="2295"/>
+        <w:gridCol w:w="2268"/>
+        <w:gridCol w:w="2268"/>
+        <w:gridCol w:w="2268"/>
+        <w:gridCol w:w="2268"/>
       </w:tblGrid>
       <w:tr>
-        <w:trPr>
-          <w:trHeight w:val="359"/>
-        </w:trPr>
-        <w:tc>
-          <w:tcPr>
-            <w:tcW w:w="2294" w:type="dxa"/>
-          </w:tcPr>
-          <w:p/>
-        </w:tc>
-        <w:tc>
-          <w:tcPr>
-            <w:tcW w:w="2294" w:type="dxa"/>
-          </w:tcPr>
-          <w:p/>
-        </w:tc>
-        <w:tc>
-          <w:tcPr>
-            <w:tcW w:w="2295" w:type="dxa"/>
-          </w:tcPr>
-          <w:p/>
-        </w:tc>
-        <w:tc>
-          <w:tcPr>
-            <w:tcW w:w="2295" w:type="dxa"/>
-          </w:tcPr>
-          <w:p/>
+        <w:tc>
+          <w:tcPr>
+            <w:tcW w:type="dxa" w:w="2268"/>
+          </w:tcPr>
+          <w:p>
+            <w:pPr/>
+            <w:r>
+              <w:t>Módszer</w:t>
+            </w:r>
+          </w:p>
+        </w:tc>
+        <w:tc>
+          <w:tcPr>
+            <w:tcW w:type="dxa" w:w="2268"/>
+          </w:tcPr>
+          <w:p>
+            <w:pPr/>
+            <w:r>
+              <w:t>Végpont</w:t>
+            </w:r>
+          </w:p>
+        </w:tc>
+        <w:tc>
+          <w:tcPr>
+            <w:tcW w:type="dxa" w:w="2268"/>
+          </w:tcPr>
+          <w:p>
+            <w:pPr/>
+            <w:r>
+              <w:t>Leírás</w:t>
+            </w:r>
+          </w:p>
+        </w:tc>
+        <w:tc>
+          <w:tcPr>
+            <w:tcW w:type="dxa" w:w="2268"/>
+          </w:tcPr>
+          <w:p>
+            <w:pPr/>
+            <w:r>
+              <w:t>Jogosultság</w:t>
+            </w:r>
+          </w:p>
         </w:tc>
       </w:tr>
       <w:tr>
-        <w:trPr>
-          <w:trHeight w:val="359"/>
-        </w:trPr>
-        <w:tc>
-          <w:tcPr>
-            <w:tcW w:w="2294" w:type="dxa"/>
-          </w:tcPr>
-          <w:p/>
-        </w:tc>
-        <w:tc>
-          <w:tcPr>
-            <w:tcW w:w="2294" w:type="dxa"/>
-          </w:tcPr>
-          <w:p/>
-        </w:tc>
-        <w:tc>
-          <w:tcPr>
-            <w:tcW w:w="2295" w:type="dxa"/>
-          </w:tcPr>
-          <w:p/>
-        </w:tc>
-        <w:tc>
-          <w:tcPr>
-            <w:tcW w:w="2295" w:type="dxa"/>
-          </w:tcPr>
-          <w:p/>
+        <w:tc>
+          <w:tcPr>
+            <w:tcW w:type="dxa" w:w="2268"/>
+          </w:tcPr>
+          <w:p>
+            <w:pPr/>
+            <w:r>
+              <w:t>GET</w:t>
+            </w:r>
+          </w:p>
+        </w:tc>
+        <w:tc>
+          <w:tcPr>
+            <w:tcW w:type="dxa" w:w="2268"/>
+          </w:tcPr>
+          <w:p>
+            <w:pPr/>
+            <w:r>
+              <w:t>/auto/minden</w:t>
+            </w:r>
+          </w:p>
+        </w:tc>
+        <w:tc>
+          <w:tcPr>
+            <w:tcW w:type="dxa" w:w="2268"/>
+          </w:tcPr>
+          <w:p>
+            <w:pPr/>
+            <w:r>
+              <w:t>Autók listázása</w:t>
+            </w:r>
+          </w:p>
+        </w:tc>
+        <w:tc>
+          <w:tcPr>
+            <w:tcW w:type="dxa" w:w="2268"/>
+          </w:tcPr>
+          <w:p>
+            <w:pPr/>
+            <w:r>
+              <w:t>Nyilvános</w:t>
+            </w:r>
+          </w:p>
+        </w:tc>
+      </w:tr>
+      <w:tr>
+        <w:tc>
+          <w:tcPr>
+            <w:tcW w:type="dxa" w:w="2268"/>
+          </w:tcPr>
+          <w:p>
+            <w:pPr/>
+            <w:r>
+              <w:t>GET</w:t>
+            </w:r>
+          </w:p>
+        </w:tc>
+        <w:tc>
+          <w:tcPr>
+            <w:tcW w:type="dxa" w:w="2268"/>
+          </w:tcPr>
+          <w:p>
+            <w:pPr/>
+            <w:r>
+              <w:t>/auto/egy/:id</w:t>
+            </w:r>
+          </w:p>
+        </w:tc>
+        <w:tc>
+          <w:tcPr>
+            <w:tcW w:type="dxa" w:w="2268"/>
+          </w:tcPr>
+          <w:p>
+            <w:pPr/>
+            <w:r>
+              <w:t>Autó részletei</w:t>
+            </w:r>
+          </w:p>
+        </w:tc>
+        <w:tc>
+          <w:tcPr>
+            <w:tcW w:type="dxa" w:w="2268"/>
+          </w:tcPr>
+          <w:p>
+            <w:pPr/>
+            <w:r>
+              <w:t>Nyilvános</w:t>
+            </w:r>
+          </w:p>
+        </w:tc>
+      </w:tr>
+      <w:tr>
+        <w:tc>
+          <w:tcPr>
+            <w:tcW w:type="dxa" w:w="2268"/>
+          </w:tcPr>
+          <w:p>
+            <w:pPr/>
+            <w:r>
+              <w:t>POST</w:t>
+            </w:r>
+          </w:p>
+        </w:tc>
+        <w:tc>
+          <w:tcPr>
+            <w:tcW w:type="dxa" w:w="2268"/>
+          </w:tcPr>
+          <w:p>
+            <w:pPr/>
+            <w:r>
+              <w:t>/auto/szuro</w:t>
+            </w:r>
+          </w:p>
+        </w:tc>
+        <w:tc>
+          <w:tcPr>
+            <w:tcW w:type="dxa" w:w="2268"/>
+          </w:tcPr>
+          <w:p>
+            <w:pPr/>
+            <w:r>
+              <w:t>Szűrés paraméterekkel</w:t>
+            </w:r>
+          </w:p>
+        </w:tc>
+        <w:tc>
+          <w:tcPr>
+            <w:tcW w:type="dxa" w:w="2268"/>
+          </w:tcPr>
+          <w:p>
+            <w:pPr/>
+            <w:r>
+              <w:t>Nyilvános</w:t>
+            </w:r>
+          </w:p>
+        </w:tc>
+      </w:tr>
+      <w:tr>
+        <w:tc>
+          <w:tcPr>
+            <w:tcW w:type="dxa" w:w="2268"/>
+          </w:tcPr>
+          <w:p>
+            <w:pPr/>
+            <w:r>
+              <w:t>GET</w:t>
+            </w:r>
+          </w:p>
+        </w:tc>
+        <w:tc>
+          <w:tcPr>
+            <w:tcW w:type="dxa" w:w="2268"/>
+          </w:tcPr>
+          <w:p>
+            <w:pPr/>
+            <w:r>
+              <w:t>/auto/marka</w:t>
+            </w:r>
+          </w:p>
+        </w:tc>
+        <w:tc>
+          <w:tcPr>
+            <w:tcW w:type="dxa" w:w="2268"/>
+          </w:tcPr>
+          <w:p>
+            <w:pPr/>
+            <w:r>
+              <w:t>Márkák listája</w:t>
+            </w:r>
+          </w:p>
+        </w:tc>
+        <w:tc>
+          <w:tcPr>
+            <w:tcW w:type="dxa" w:w="2268"/>
+          </w:tcPr>
+          <w:p>
+            <w:pPr/>
+            <w:r>
+              <w:t>Nyilvános</w:t>
+            </w:r>
+          </w:p>
+        </w:tc>
+      </w:tr>
+      <w:tr>
+        <w:tc>
+          <w:tcPr>
+            <w:tcW w:type="dxa" w:w="2268"/>
+          </w:tcPr>
+          <w:p>
+            <w:pPr/>
+            <w:r>
+              <w:t>GET</w:t>
+            </w:r>
+          </w:p>
+        </w:tc>
+        <w:tc>
+          <w:tcPr>
+            <w:tcW w:type="dxa" w:w="2268"/>
+          </w:tcPr>
+          <w:p>
+            <w:pPr/>
+            <w:r>
+              <w:t>/auto/szin</w:t>
+            </w:r>
+          </w:p>
+        </w:tc>
+        <w:tc>
+          <w:tcPr>
+            <w:tcW w:type="dxa" w:w="2268"/>
+          </w:tcPr>
+          <w:p>
+            <w:pPr/>
+            <w:r>
+              <w:t>Színek listája</w:t>
+            </w:r>
+          </w:p>
+        </w:tc>
+        <w:tc>
+          <w:tcPr>
+            <w:tcW w:type="dxa" w:w="2268"/>
+          </w:tcPr>
+          <w:p>
+            <w:pPr/>
+            <w:r>
+              <w:t>Nyilvános</w:t>
+            </w:r>
+          </w:p>
+        </w:tc>
+      </w:tr>
+      <w:tr>
+        <w:tc>
+          <w:tcPr>
+            <w:tcW w:type="dxa" w:w="2268"/>
+          </w:tcPr>
+          <w:p>
+            <w:pPr/>
+            <w:r>
+              <w:t>GET</w:t>
+            </w:r>
+          </w:p>
+        </w:tc>
+        <w:tc>
+          <w:tcPr>
+            <w:tcW w:type="dxa" w:w="2268"/>
+          </w:tcPr>
+          <w:p>
+            <w:pPr/>
+            <w:r>
+              <w:t>/auto/uzemanyag</w:t>
+            </w:r>
+          </w:p>
+        </w:tc>
+        <w:tc>
+          <w:tcPr>
+            <w:tcW w:type="dxa" w:w="2268"/>
+          </w:tcPr>
+          <w:p>
+            <w:pPr/>
+            <w:r>
+              <w:t>Üzemanyag típusok</w:t>
+            </w:r>
+          </w:p>
+        </w:tc>
+        <w:tc>
+          <w:tcPr>
+            <w:tcW w:type="dxa" w:w="2268"/>
+          </w:tcPr>
+          <w:p>
+            <w:pPr/>
+            <w:r>
+              <w:t>Nyilvános</w:t>
+            </w:r>
+          </w:p>
+        </w:tc>
+      </w:tr>
+      <w:tr>
+        <w:tc>
+          <w:tcPr>
+            <w:tcW w:type="dxa" w:w="2268"/>
+          </w:tcPr>
+          <w:p>
+            <w:pPr/>
+            <w:r>
+              <w:t>GET</w:t>
+            </w:r>
+          </w:p>
+        </w:tc>
+        <w:tc>
+          <w:tcPr>
+            <w:tcW w:type="dxa" w:w="2268"/>
+          </w:tcPr>
+          <w:p>
+            <w:pPr/>
+            <w:r>
+              <w:t>/auto/valtok</w:t>
+            </w:r>
+          </w:p>
+        </w:tc>
+        <w:tc>
+          <w:tcPr>
+            <w:tcW w:type="dxa" w:w="2268"/>
+          </w:tcPr>
+          <w:p>
+            <w:pPr/>
+            <w:r>
+              <w:t>Váltók listája</w:t>
+            </w:r>
+          </w:p>
+        </w:tc>
+        <w:tc>
+          <w:tcPr>
+            <w:tcW w:type="dxa" w:w="2268"/>
+          </w:tcPr>
+          <w:p>
+            <w:pPr/>
+            <w:r>
+              <w:t>Nyilvános</w:t>
+            </w:r>
+          </w:p>
+        </w:tc>
+      </w:tr>
+      <w:tr>
+        <w:tc>
+          <w:tcPr>
+            <w:tcW w:type="dxa" w:w="2268"/>
+          </w:tcPr>
+          <w:p>
+            <w:pPr/>
+            <w:r>
+              <w:t>GET</w:t>
+            </w:r>
+          </w:p>
+        </w:tc>
+        <w:tc>
+          <w:tcPr>
+            <w:tcW w:type="dxa" w:w="2268"/>
+          </w:tcPr>
+          <w:p>
+            <w:pPr/>
+            <w:r>
+              <w:t>/auto/ajtok</w:t>
+            </w:r>
+          </w:p>
+        </w:tc>
+        <w:tc>
+          <w:tcPr>
+            <w:tcW w:type="dxa" w:w="2268"/>
+          </w:tcPr>
+          <w:p>
+            <w:pPr/>
+            <w:r>
+              <w:t>Ajtók számának listája</w:t>
+            </w:r>
+          </w:p>
+        </w:tc>
+        <w:tc>
+          <w:tcPr>
+            <w:tcW w:type="dxa" w:w="2268"/>
+          </w:tcPr>
+          <w:p>
+            <w:pPr/>
+            <w:r>
+              <w:t>Nyilvános</w:t>
+            </w:r>
+          </w:p>
+        </w:tc>
+      </w:tr>
+      <w:tr>
+        <w:tc>
+          <w:tcPr>
+            <w:tcW w:type="dxa" w:w="2268"/>
+          </w:tcPr>
+          <w:p>
+            <w:pPr/>
+            <w:r>
+              <w:t>GET</w:t>
+            </w:r>
+          </w:p>
+        </w:tc>
+        <w:tc>
+          <w:tcPr>
+            <w:tcW w:type="dxa" w:w="2268"/>
+          </w:tcPr>
+          <w:p>
+            <w:pPr/>
+            <w:r>
+              <w:t>/auto/szemelyek</w:t>
+            </w:r>
+          </w:p>
+        </w:tc>
+        <w:tc>
+          <w:tcPr>
+            <w:tcW w:type="dxa" w:w="2268"/>
+          </w:tcPr>
+          <w:p>
+            <w:pPr/>
+            <w:r>
+              <w:t>Személyek számának listája</w:t>
+            </w:r>
+          </w:p>
+        </w:tc>
+        <w:tc>
+          <w:tcPr>
+            <w:tcW w:type="dxa" w:w="2268"/>
+          </w:tcPr>
+          <w:p>
+            <w:pPr/>
+            <w:r>
+              <w:t>Nyilvános</w:t>
+            </w:r>
+          </w:p>
+        </w:tc>
+      </w:tr>
+      <w:tr>
+        <w:tc>
+          <w:tcPr>
+            <w:tcW w:type="dxa" w:w="2268"/>
+          </w:tcPr>
+          <w:p>
+            <w:pPr/>
+            <w:r>
+              <w:t>GET</w:t>
+            </w:r>
+          </w:p>
+        </w:tc>
+        <w:tc>
+          <w:tcPr>
+            <w:tcW w:type="dxa" w:w="2268"/>
+          </w:tcPr>
+          <w:p>
+            <w:pPr/>
+            <w:r>
+              <w:t>/auto/count</w:t>
+            </w:r>
+          </w:p>
+        </w:tc>
+        <w:tc>
+          <w:tcPr>
+            <w:tcW w:type="dxa" w:w="2268"/>
+          </w:tcPr>
+          <w:p>
+            <w:pPr/>
+            <w:r>
+              <w:t>Autók száma</w:t>
+            </w:r>
+          </w:p>
+        </w:tc>
+        <w:tc>
+          <w:tcPr>
+            <w:tcW w:type="dxa" w:w="2268"/>
+          </w:tcPr>
+          <w:p>
+            <w:pPr/>
+            <w:r>
+              <w:t>Nyilvános</w:t>
+            </w:r>
+          </w:p>
+        </w:tc>
+      </w:tr>
+      <w:tr>
+        <w:tc>
+          <w:tcPr>
+            <w:tcW w:type="dxa" w:w="2268"/>
+          </w:tcPr>
+          <w:p>
+            <w:pPr/>
+            <w:r>
+              <w:t>GET</w:t>
+            </w:r>
+          </w:p>
+        </w:tc>
+        <w:tc>
+          <w:tcPr>
+            <w:tcW w:type="dxa" w:w="2268"/>
+          </w:tcPr>
+          <w:p>
+            <w:pPr/>
+            <w:r>
+              <w:t>/auto/ajanlott/:marka</w:t>
+            </w:r>
+          </w:p>
+        </w:tc>
+        <w:tc>
+          <w:tcPr>
+            <w:tcW w:type="dxa" w:w="2268"/>
+          </w:tcPr>
+          <w:p>
+            <w:pPr/>
+            <w:r>
+              <w:t>Ajánlott autók</w:t>
+            </w:r>
+          </w:p>
+        </w:tc>
+        <w:tc>
+          <w:tcPr>
+            <w:tcW w:type="dxa" w:w="2268"/>
+          </w:tcPr>
+          <w:p>
+            <w:pPr/>
+            <w:r>
+              <w:t>Nyilvános</w:t>
+            </w:r>
+          </w:p>
+        </w:tc>
+      </w:tr>
+      <w:tr>
+        <w:tc>
+          <w:tcPr>
+            <w:tcW w:type="dxa" w:w="2268"/>
+          </w:tcPr>
+          <w:p>
+            <w:pPr/>
+            <w:r>
+              <w:t>GET</w:t>
+            </w:r>
+          </w:p>
+        </w:tc>
+        <w:tc>
+          <w:tcPr>
+            <w:tcW w:type="dxa" w:w="2268"/>
+          </w:tcPr>
+          <w:p>
+            <w:pPr/>
+            <w:r>
+              <w:t>/auto/random</w:t>
+            </w:r>
+          </w:p>
+        </w:tc>
+        <w:tc>
+          <w:tcPr>
+            <w:tcW w:type="dxa" w:w="2268"/>
+          </w:tcPr>
+          <w:p>
+            <w:pPr/>
+            <w:r>
+              <w:t>Random autók</w:t>
+            </w:r>
+          </w:p>
+        </w:tc>
+        <w:tc>
+          <w:tcPr>
+            <w:tcW w:type="dxa" w:w="2268"/>
+          </w:tcPr>
+          <w:p>
+            <w:pPr/>
+            <w:r>
+              <w:t>Nyilvános</w:t>
+            </w:r>
+          </w:p>
+        </w:tc>
+      </w:tr>
+      <w:tr>
+        <w:tc>
+          <w:tcPr>
+            <w:tcW w:type="dxa" w:w="2268"/>
+          </w:tcPr>
+          <w:p>
+            <w:pPr/>
+            <w:r>
+              <w:t>POST</w:t>
+            </w:r>
+          </w:p>
+        </w:tc>
+        <w:tc>
+          <w:tcPr>
+            <w:tcW w:type="dxa" w:w="2268"/>
+          </w:tcPr>
+          <w:p>
+            <w:pPr/>
+            <w:r>
+              <w:t>/auto/login</w:t>
+            </w:r>
+          </w:p>
+        </w:tc>
+        <w:tc>
+          <w:tcPr>
+            <w:tcW w:type="dxa" w:w="2268"/>
+          </w:tcPr>
+          <w:p>
+            <w:pPr/>
+            <w:r>
+              <w:t>Bejelentkezés</w:t>
+            </w:r>
+          </w:p>
+        </w:tc>
+        <w:tc>
+          <w:tcPr>
+            <w:tcW w:type="dxa" w:w="2268"/>
+          </w:tcPr>
+          <w:p>
+            <w:pPr/>
+            <w:r>
+              <w:t>Nyilvános</w:t>
+            </w:r>
+          </w:p>
+        </w:tc>
+      </w:tr>
+      <w:tr>
+        <w:tc>
+          <w:tcPr>
+            <w:tcW w:type="dxa" w:w="2268"/>
+          </w:tcPr>
+          <w:p>
+            <w:pPr/>
+            <w:r>
+              <w:t>POST</w:t>
+            </w:r>
+          </w:p>
+        </w:tc>
+        <w:tc>
+          <w:tcPr>
+            <w:tcW w:type="dxa" w:w="2268"/>
+          </w:tcPr>
+          <w:p>
+            <w:pPr/>
+            <w:r>
+              <w:t>/auto/regisztracio</w:t>
+            </w:r>
+          </w:p>
+        </w:tc>
+        <w:tc>
+          <w:tcPr>
+            <w:tcW w:type="dxa" w:w="2268"/>
+          </w:tcPr>
+          <w:p>
+            <w:pPr/>
+            <w:r>
+              <w:t>Regisztráció</w:t>
+            </w:r>
+          </w:p>
+        </w:tc>
+        <w:tc>
+          <w:tcPr>
+            <w:tcW w:type="dxa" w:w="2268"/>
+          </w:tcPr>
+          <w:p>
+            <w:pPr/>
+            <w:r>
+              <w:t>Nyilvános</w:t>
+            </w:r>
+          </w:p>
+        </w:tc>
+      </w:tr>
+      <w:tr>
+        <w:tc>
+          <w:tcPr>
+            <w:tcW w:type="dxa" w:w="2268"/>
+          </w:tcPr>
+          <w:p>
+            <w:pPr/>
+            <w:r>
+              <w:t>POST</w:t>
+            </w:r>
+          </w:p>
+        </w:tc>
+        <w:tc>
+          <w:tcPr>
+            <w:tcW w:type="dxa" w:w="2268"/>
+          </w:tcPr>
+          <w:p>
+            <w:pPr/>
+            <w:r>
+              <w:t>/auto/refresh</w:t>
+            </w:r>
+          </w:p>
+        </w:tc>
+        <w:tc>
+          <w:tcPr>
+            <w:tcW w:type="dxa" w:w="2268"/>
+          </w:tcPr>
+          <w:p>
+            <w:pPr/>
+            <w:r>
+              <w:t>Token frissítés</w:t>
+            </w:r>
+          </w:p>
+        </w:tc>
+        <w:tc>
+          <w:tcPr>
+            <w:tcW w:type="dxa" w:w="2268"/>
+          </w:tcPr>
+          <w:p>
+            <w:pPr/>
+            <w:r>
+              <w:t>Nyilvános (cookie)</w:t>
+            </w:r>
+          </w:p>
+        </w:tc>
+      </w:tr>
+      <w:tr>
+        <w:tc>
+          <w:tcPr>
+            <w:tcW w:type="dxa" w:w="2268"/>
+          </w:tcPr>
+          <w:p>
+            <w:pPr/>
+            <w:r>
+              <w:t>POST</w:t>
+            </w:r>
+          </w:p>
+        </w:tc>
+        <w:tc>
+          <w:tcPr>
+            <w:tcW w:type="dxa" w:w="2268"/>
+          </w:tcPr>
+          <w:p>
+            <w:pPr/>
+            <w:r>
+              <w:t>/auto/logout</w:t>
+            </w:r>
+          </w:p>
+        </w:tc>
+        <w:tc>
+          <w:tcPr>
+            <w:tcW w:type="dxa" w:w="2268"/>
+          </w:tcPr>
+          <w:p>
+            <w:pPr/>
+            <w:r>
+              <w:t>Kijelentkezés</w:t>
+            </w:r>
+          </w:p>
+        </w:tc>
+        <w:tc>
+          <w:tcPr>
+            <w:tcW w:type="dxa" w:w="2268"/>
+          </w:tcPr>
+          <w:p>
+            <w:pPr/>
+            <w:r>
+              <w:t>Nyilvános (cookie)</w:t>
+            </w:r>
+          </w:p>
+        </w:tc>
+      </w:tr>
+      <w:tr>
+        <w:tc>
+          <w:tcPr>
+            <w:tcW w:type="dxa" w:w="2268"/>
+          </w:tcPr>
+          <w:p>
+            <w:pPr/>
+            <w:r>
+              <w:t>GET</w:t>
+            </w:r>
+          </w:p>
+        </w:tc>
+        <w:tc>
+          <w:tcPr>
+            <w:tcW w:type="dxa" w:w="2268"/>
+          </w:tcPr>
+          <w:p>
+            <w:pPr/>
+            <w:r>
+              <w:t>/auto/profil</w:t>
+            </w:r>
+          </w:p>
+        </w:tc>
+        <w:tc>
+          <w:tcPr>
+            <w:tcW w:type="dxa" w:w="2268"/>
+          </w:tcPr>
+          <w:p>
+            <w:pPr/>
+            <w:r>
+              <w:t>Profil adatok lekérése</w:t>
+            </w:r>
+          </w:p>
+        </w:tc>
+        <w:tc>
+          <w:tcPr>
+            <w:tcW w:type="dxa" w:w="2268"/>
+          </w:tcPr>
+          <w:p>
+            <w:pPr/>
+            <w:r>
+              <w:t>Bejelentkezett</w:t>
+            </w:r>
+          </w:p>
+        </w:tc>
+      </w:tr>
+      <w:tr>
+        <w:tc>
+          <w:tcPr>
+            <w:tcW w:type="dxa" w:w="2268"/>
+          </w:tcPr>
+          <w:p>
+            <w:pPr/>
+            <w:r>
+              <w:t>PUT</w:t>
+            </w:r>
+          </w:p>
+        </w:tc>
+        <w:tc>
+          <w:tcPr>
+            <w:tcW w:type="dxa" w:w="2268"/>
+          </w:tcPr>
+          <w:p>
+            <w:pPr/>
+            <w:r>
+              <w:t>/auto/profilmodosit</w:t>
+            </w:r>
+          </w:p>
+        </w:tc>
+        <w:tc>
+          <w:tcPr>
+            <w:tcW w:type="dxa" w:w="2268"/>
+          </w:tcPr>
+          <w:p>
+            <w:pPr/>
+            <w:r>
+              <w:t>Profil módosítása</w:t>
+            </w:r>
+          </w:p>
+        </w:tc>
+        <w:tc>
+          <w:tcPr>
+            <w:tcW w:type="dxa" w:w="2268"/>
+          </w:tcPr>
+          <w:p>
+            <w:pPr/>
+            <w:r>
+              <w:t>Bejelentkezett</w:t>
+            </w:r>
+          </w:p>
+        </w:tc>
+      </w:tr>
+      <w:tr>
+        <w:tc>
+          <w:tcPr>
+            <w:tcW w:type="dxa" w:w="2268"/>
+          </w:tcPr>
+          <w:p>
+            <w:pPr/>
+            <w:r>
+              <w:t>PUT</w:t>
+            </w:r>
+          </w:p>
+        </w:tc>
+        <w:tc>
+          <w:tcPr>
+            <w:tcW w:type="dxa" w:w="2268"/>
+          </w:tcPr>
+          <w:p>
+            <w:pPr/>
+            <w:r>
+              <w:t>/auto/jelszomodositas</w:t>
+            </w:r>
+          </w:p>
+        </w:tc>
+        <w:tc>
+          <w:tcPr>
+            <w:tcW w:type="dxa" w:w="2268"/>
+          </w:tcPr>
+          <w:p>
+            <w:pPr/>
+            <w:r>
+              <w:t>Jelszó módosítás</w:t>
+            </w:r>
+          </w:p>
+        </w:tc>
+        <w:tc>
+          <w:tcPr>
+            <w:tcW w:type="dxa" w:w="2268"/>
+          </w:tcPr>
+          <w:p>
+            <w:pPr/>
+            <w:r>
+              <w:t>Bejelentkezett</w:t>
+            </w:r>
+          </w:p>
+        </w:tc>
+      </w:tr>
+      <w:tr>
+        <w:tc>
+          <w:tcPr>
+            <w:tcW w:type="dxa" w:w="2268"/>
+          </w:tcPr>
+          <w:p>
+            <w:pPr/>
+            <w:r>
+              <w:t>POST</w:t>
+            </w:r>
+          </w:p>
+        </w:tc>
+        <w:tc>
+          <w:tcPr>
+            <w:tcW w:type="dxa" w:w="2268"/>
+          </w:tcPr>
+          <w:p>
+            <w:pPr/>
+            <w:r>
+              <w:t>/auto/erdekel</w:t>
+            </w:r>
+          </w:p>
+        </w:tc>
+        <w:tc>
+          <w:tcPr>
+            <w:tcW w:type="dxa" w:w="2268"/>
+          </w:tcPr>
+          <w:p>
+            <w:pPr/>
+            <w:r>
+              <w:t>Érdeklődés küldése</w:t>
+            </w:r>
+          </w:p>
+        </w:tc>
+        <w:tc>
+          <w:tcPr>
+            <w:tcW w:type="dxa" w:w="2268"/>
+          </w:tcPr>
+          <w:p>
+            <w:pPr/>
+            <w:r>
+              <w:t>Bejelentkezett</w:t>
+            </w:r>
+          </w:p>
+        </w:tc>
+      </w:tr>
+      <w:tr>
+        <w:tc>
+          <w:tcPr>
+            <w:tcW w:type="dxa" w:w="2268"/>
+          </w:tcPr>
+          <w:p>
+            <w:pPr/>
+            <w:r>
+              <w:t>GET</w:t>
+            </w:r>
+          </w:p>
+        </w:tc>
+        <w:tc>
+          <w:tcPr>
+            <w:tcW w:type="dxa" w:w="2268"/>
+          </w:tcPr>
+          <w:p>
+            <w:pPr/>
+            <w:r>
+              <w:t>/auto/erdekeltek</w:t>
+            </w:r>
+          </w:p>
+        </w:tc>
+        <w:tc>
+          <w:tcPr>
+            <w:tcW w:type="dxa" w:w="2268"/>
+          </w:tcPr>
+          <w:p>
+            <w:pPr/>
+            <w:r>
+              <w:t>Saját érdeklődések listája</w:t>
+            </w:r>
+          </w:p>
+        </w:tc>
+        <w:tc>
+          <w:tcPr>
+            <w:tcW w:type="dxa" w:w="2268"/>
+          </w:tcPr>
+          <w:p>
+            <w:pPr/>
+            <w:r>
+              <w:t>Bejelentkezett</w:t>
+            </w:r>
+          </w:p>
+        </w:tc>
+      </w:tr>
+      <w:tr>
+        <w:tc>
+          <w:tcPr>
+            <w:tcW w:type="dxa" w:w="2268"/>
+          </w:tcPr>
+          <w:p>
+            <w:pPr/>
+            <w:r>
+              <w:t>POST</w:t>
+            </w:r>
+          </w:p>
+        </w:tc>
+        <w:tc>
+          <w:tcPr>
+            <w:tcW w:type="dxa" w:w="2268"/>
+          </w:tcPr>
+          <w:p>
+            <w:pPr/>
+            <w:r>
+              <w:t>/auto/uzenet</w:t>
+            </w:r>
+          </w:p>
+        </w:tc>
+        <w:tc>
+          <w:tcPr>
+            <w:tcW w:type="dxa" w:w="2268"/>
+          </w:tcPr>
+          <w:p>
+            <w:pPr/>
+            <w:r>
+              <w:t>Üzenet küldése</w:t>
+            </w:r>
+          </w:p>
+        </w:tc>
+        <w:tc>
+          <w:tcPr>
+            <w:tcW w:type="dxa" w:w="2268"/>
+          </w:tcPr>
+          <w:p>
+            <w:pPr/>
+            <w:r>
+              <w:t>Bejelentkezett</w:t>
+            </w:r>
+          </w:p>
+        </w:tc>
+      </w:tr>
+      <w:tr>
+        <w:tc>
+          <w:tcPr>
+            <w:tcW w:type="dxa" w:w="2268"/>
+          </w:tcPr>
+          <w:p>
+            <w:pPr/>
+            <w:r>
+              <w:t>GET</w:t>
+            </w:r>
+          </w:p>
+        </w:tc>
+        <w:tc>
+          <w:tcPr>
+            <w:tcW w:type="dxa" w:w="2268"/>
+          </w:tcPr>
+          <w:p>
+            <w:pPr/>
+            <w:r>
+              <w:t>/auto/uzenetek</w:t>
+            </w:r>
+          </w:p>
+        </w:tc>
+        <w:tc>
+          <w:tcPr>
+            <w:tcW w:type="dxa" w:w="2268"/>
+          </w:tcPr>
+          <w:p>
+            <w:pPr/>
+            <w:r>
+              <w:t>Saját üzenetek listája</w:t>
+            </w:r>
+          </w:p>
+        </w:tc>
+        <w:tc>
+          <w:tcPr>
+            <w:tcW w:type="dxa" w:w="2268"/>
+          </w:tcPr>
+          <w:p>
+            <w:pPr/>
+            <w:r>
+              <w:t>Bejelentkezett</w:t>
+            </w:r>
+          </w:p>
+        </w:tc>
+      </w:tr>
+      <w:tr>
+        <w:tc>
+          <w:tcPr>
+            <w:tcW w:type="dxa" w:w="2268"/>
+          </w:tcPr>
+          <w:p>
+            <w:pPr/>
+            <w:r>
+              <w:t>GET</w:t>
+            </w:r>
+          </w:p>
+        </w:tc>
+        <w:tc>
+          <w:tcPr>
+            <w:tcW w:type="dxa" w:w="2268"/>
+          </w:tcPr>
+          <w:p>
+            <w:pPr/>
+            <w:r>
+              <w:t>/auto/chatablak</w:t>
+            </w:r>
+          </w:p>
+        </w:tc>
+        <w:tc>
+          <w:tcPr>
+            <w:tcW w:type="dxa" w:w="2268"/>
+          </w:tcPr>
+          <w:p>
+            <w:pPr/>
+            <w:r>
+              <w:t>Chat szál lekérése</w:t>
+            </w:r>
+          </w:p>
+        </w:tc>
+        <w:tc>
+          <w:tcPr>
+            <w:tcW w:type="dxa" w:w="2268"/>
+          </w:tcPr>
+          <w:p>
+            <w:pPr/>
+            <w:r>
+              <w:t>Bejelentkezett</w:t>
+            </w:r>
+          </w:p>
+        </w:tc>
+      </w:tr>
+      <w:tr>
+        <w:tc>
+          <w:tcPr>
+            <w:tcW w:type="dxa" w:w="2268"/>
+          </w:tcPr>
+          <w:p>
+            <w:pPr/>
+            <w:r>
+              <w:t>POST</w:t>
+            </w:r>
+          </w:p>
+        </w:tc>
+        <w:tc>
+          <w:tcPr>
+            <w:tcW w:type="dxa" w:w="2268"/>
+          </w:tcPr>
+          <w:p>
+            <w:pPr/>
+            <w:r>
+              <w:t>/auto/felhasznalo/chatablak</w:t>
+            </w:r>
+          </w:p>
+        </w:tc>
+        <w:tc>
+          <w:tcPr>
+            <w:tcW w:type="dxa" w:w="2268"/>
+          </w:tcPr>
+          <w:p>
+            <w:pPr/>
+            <w:r>
+              <w:t>Chat üzenet küldése</w:t>
+            </w:r>
+          </w:p>
+        </w:tc>
+        <w:tc>
+          <w:tcPr>
+            <w:tcW w:type="dxa" w:w="2268"/>
+          </w:tcPr>
+          <w:p>
+            <w:pPr/>
+            <w:r>
+              <w:t>Bejelentkezett</w:t>
+            </w:r>
+          </w:p>
+        </w:tc>
+      </w:tr>
+      <w:tr>
+        <w:tc>
+          <w:tcPr>
+            <w:tcW w:type="dxa" w:w="2268"/>
+          </w:tcPr>
+          <w:p>
+            <w:pPr/>
+            <w:r>
+              <w:t>GET</w:t>
+            </w:r>
+          </w:p>
+        </w:tc>
+        <w:tc>
+          <w:tcPr>
+            <w:tcW w:type="dxa" w:w="2268"/>
+          </w:tcPr>
+          <w:p>
+            <w:pPr/>
+            <w:r>
+              <w:t>/auto/szamla</w:t>
+            </w:r>
+          </w:p>
+        </w:tc>
+        <w:tc>
+          <w:tcPr>
+            <w:tcW w:type="dxa" w:w="2268"/>
+          </w:tcPr>
+          <w:p>
+            <w:pPr/>
+            <w:r>
+              <w:t>Számla adatok lekérése</w:t>
+            </w:r>
+          </w:p>
+        </w:tc>
+        <w:tc>
+          <w:tcPr>
+            <w:tcW w:type="dxa" w:w="2268"/>
+          </w:tcPr>
+          <w:p>
+            <w:pPr/>
+            <w:r>
+              <w:t>Bejelentkezett</w:t>
+            </w:r>
+          </w:p>
         </w:tc>
       </w:tr>
     </w:tbl>
-    <w:p/>
+    <w:p>
+      <w:pPr/>
+    </w:p>
+    <w:p>
+      <w:pPr>
+        <w:pStyle w:val="Cmsor3"/>
+      </w:pPr>
+      <w:r>
+        <w:t>Admin végpontok</w:t>
+      </w:r>
+    </w:p>
+    <w:p>
+      <w:pPr/>
+      <w:r>
+        <w:t>Az alábbi végpontok admin jogosultsággal használhatók:</w:t>
+      </w:r>
+    </w:p>
+    <w:tbl>
+      <w:tblPr>
+        <w:tblStyle w:val="Rcsostblzat"/>
+        <w:tblW w:type="auto" w:w="0"/>
+        <w:tblLook w:firstColumn="1" w:firstRow="1" w:lastColumn="0" w:lastRow="0" w:noHBand="0" w:noVBand="1" w:val="04A0"/>
+      </w:tblPr>
+      <w:tblGrid>
+        <w:gridCol w:w="2268"/>
+        <w:gridCol w:w="2268"/>
+        <w:gridCol w:w="2268"/>
+        <w:gridCol w:w="2268"/>
+      </w:tblGrid>
+      <w:tr>
+        <w:tc>
+          <w:tcPr>
+            <w:tcW w:type="dxa" w:w="2268"/>
+          </w:tcPr>
+          <w:p>
+            <w:pPr/>
+            <w:r>
+              <w:t>Módszer</w:t>
+            </w:r>
+          </w:p>
+        </w:tc>
+        <w:tc>
+          <w:tcPr>
+            <w:tcW w:type="dxa" w:w="2268"/>
+          </w:tcPr>
+          <w:p>
+            <w:pPr/>
+            <w:r>
+              <w:t>Végpont</w:t>
+            </w:r>
+          </w:p>
+        </w:tc>
+        <w:tc>
+          <w:tcPr>
+            <w:tcW w:type="dxa" w:w="2268"/>
+          </w:tcPr>
+          <w:p>
+            <w:pPr/>
+            <w:r>
+              <w:t>Leírás</w:t>
+            </w:r>
+          </w:p>
+        </w:tc>
+        <w:tc>
+          <w:tcPr>
+            <w:tcW w:type="dxa" w:w="2268"/>
+          </w:tcPr>
+          <w:p>
+            <w:pPr/>
+            <w:r>
+              <w:t>Jogosultság</w:t>
+            </w:r>
+          </w:p>
+        </w:tc>
+      </w:tr>
+      <w:tr>
+        <w:tc>
+          <w:tcPr>
+            <w:tcW w:type="dxa" w:w="2268"/>
+          </w:tcPr>
+          <w:p>
+            <w:pPr/>
+            <w:r>
+              <w:t>DELETE</w:t>
+            </w:r>
+          </w:p>
+        </w:tc>
+        <w:tc>
+          <w:tcPr>
+            <w:tcW w:type="dxa" w:w="2268"/>
+          </w:tcPr>
+          <w:p>
+            <w:pPr/>
+            <w:r>
+              <w:t>/auto/torol/:id</w:t>
+            </w:r>
+          </w:p>
+        </w:tc>
+        <w:tc>
+          <w:tcPr>
+            <w:tcW w:type="dxa" w:w="2268"/>
+          </w:tcPr>
+          <w:p>
+            <w:pPr/>
+            <w:r>
+              <w:t>Autó törlése</w:t>
+            </w:r>
+          </w:p>
+        </w:tc>
+        <w:tc>
+          <w:tcPr>
+            <w:tcW w:type="dxa" w:w="2268"/>
+          </w:tcPr>
+          <w:p>
+            <w:pPr/>
+            <w:r>
+              <w:t>Admin (JWT)</w:t>
+            </w:r>
+          </w:p>
+        </w:tc>
+      </w:tr>
+      <w:tr>
+        <w:tc>
+          <w:tcPr>
+            <w:tcW w:type="dxa" w:w="2268"/>
+          </w:tcPr>
+          <w:p>
+            <w:pPr/>
+            <w:r>
+              <w:t>PUT</w:t>
+            </w:r>
+          </w:p>
+        </w:tc>
+        <w:tc>
+          <w:tcPr>
+            <w:tcW w:type="dxa" w:w="2268"/>
+          </w:tcPr>
+          <w:p>
+            <w:pPr/>
+            <w:r>
+              <w:t>/auto/szerkesztes/:id</w:t>
+            </w:r>
+          </w:p>
+        </w:tc>
+        <w:tc>
+          <w:tcPr>
+            <w:tcW w:type="dxa" w:w="2268"/>
+          </w:tcPr>
+          <w:p>
+            <w:pPr/>
+            <w:r>
+              <w:t>Autó módosítása</w:t>
+            </w:r>
+          </w:p>
+        </w:tc>
+        <w:tc>
+          <w:tcPr>
+            <w:tcW w:type="dxa" w:w="2268"/>
+          </w:tcPr>
+          <w:p>
+            <w:pPr/>
+            <w:r>
+              <w:t>Admin (JWT)</w:t>
+            </w:r>
+          </w:p>
+        </w:tc>
+      </w:tr>
+      <w:tr>
+        <w:tc>
+          <w:tcPr>
+            <w:tcW w:type="dxa" w:w="2268"/>
+          </w:tcPr>
+          <w:p>
+            <w:pPr/>
+            <w:r>
+              <w:t>POST</w:t>
+            </w:r>
+          </w:p>
+        </w:tc>
+        <w:tc>
+          <w:tcPr>
+            <w:tcW w:type="dxa" w:w="2268"/>
+          </w:tcPr>
+          <w:p>
+            <w:pPr/>
+            <w:r>
+              <w:t>/auto/ujauto</w:t>
+            </w:r>
+          </w:p>
+        </w:tc>
+        <w:tc>
+          <w:tcPr>
+            <w:tcW w:type="dxa" w:w="2268"/>
+          </w:tcPr>
+          <w:p>
+            <w:pPr/>
+            <w:r>
+              <w:t>Új autó felvitele</w:t>
+            </w:r>
+          </w:p>
+        </w:tc>
+        <w:tc>
+          <w:tcPr>
+            <w:tcW w:type="dxa" w:w="2268"/>
+          </w:tcPr>
+          <w:p>
+            <w:pPr/>
+            <w:r>
+              <w:t>Admin (JWT)</w:t>
+            </w:r>
+          </w:p>
+        </w:tc>
+      </w:tr>
+      <w:tr>
+        <w:tc>
+          <w:tcPr>
+            <w:tcW w:type="dxa" w:w="2268"/>
+          </w:tcPr>
+          <w:p>
+            <w:pPr/>
+            <w:r>
+              <w:t>POST</w:t>
+            </w:r>
+          </w:p>
+        </w:tc>
+        <w:tc>
+          <w:tcPr>
+            <w:tcW w:type="dxa" w:w="2268"/>
+          </w:tcPr>
+          <w:p>
+            <w:pPr/>
+            <w:r>
+              <w:t>/auto/kepek/:autoId</w:t>
+            </w:r>
+          </w:p>
+        </w:tc>
+        <w:tc>
+          <w:tcPr>
+            <w:tcW w:type="dxa" w:w="2268"/>
+          </w:tcPr>
+          <w:p>
+            <w:pPr/>
+            <w:r>
+              <w:t>Képfeltöltés</w:t>
+            </w:r>
+          </w:p>
+        </w:tc>
+        <w:tc>
+          <w:tcPr>
+            <w:tcW w:type="dxa" w:w="2268"/>
+          </w:tcPr>
+          <w:p>
+            <w:pPr/>
+            <w:r>
+              <w:t>Admin (JWT)</w:t>
+            </w:r>
+          </w:p>
+        </w:tc>
+      </w:tr>
+      <w:tr>
+        <w:tc>
+          <w:tcPr>
+            <w:tcW w:type="dxa" w:w="2268"/>
+          </w:tcPr>
+          <w:p>
+            <w:pPr/>
+            <w:r>
+              <w:t>DELETE</w:t>
+            </w:r>
+          </w:p>
+        </w:tc>
+        <w:tc>
+          <w:tcPr>
+            <w:tcW w:type="dxa" w:w="2268"/>
+          </w:tcPr>
+          <w:p>
+            <w:pPr/>
+            <w:r>
+              <w:t>/auto/kepek/:autoId/:index</w:t>
+            </w:r>
+          </w:p>
+        </w:tc>
+        <w:tc>
+          <w:tcPr>
+            <w:tcW w:type="dxa" w:w="2268"/>
+          </w:tcPr>
+          <w:p>
+            <w:pPr/>
+            <w:r>
+              <w:t>Kép törlése</w:t>
+            </w:r>
+          </w:p>
+        </w:tc>
+        <w:tc>
+          <w:tcPr>
+            <w:tcW w:type="dxa" w:w="2268"/>
+          </w:tcPr>
+          <w:p>
+            <w:pPr/>
+            <w:r>
+              <w:t>Admin (JWT)</w:t>
+            </w:r>
+          </w:p>
+        </w:tc>
+      </w:tr>
+      <w:tr>
+        <w:tc>
+          <w:tcPr>
+            <w:tcW w:type="dxa" w:w="2268"/>
+          </w:tcPr>
+          <w:p>
+            <w:pPr/>
+            <w:r>
+              <w:t>POST</w:t>
+            </w:r>
+          </w:p>
+        </w:tc>
+        <w:tc>
+          <w:tcPr>
+            <w:tcW w:type="dxa" w:w="2268"/>
+          </w:tcPr>
+          <w:p>
+            <w:pPr/>
+            <w:r>
+              <w:t>/auto/addszin</w:t>
+            </w:r>
+          </w:p>
+        </w:tc>
+        <w:tc>
+          <w:tcPr>
+            <w:tcW w:type="dxa" w:w="2268"/>
+          </w:tcPr>
+          <w:p>
+            <w:pPr/>
+            <w:r>
+              <w:t>Szín hozzáadása</w:t>
+            </w:r>
+          </w:p>
+        </w:tc>
+        <w:tc>
+          <w:tcPr>
+            <w:tcW w:type="dxa" w:w="2268"/>
+          </w:tcPr>
+          <w:p>
+            <w:pPr/>
+            <w:r>
+              <w:t>Admin (JWT)</w:t>
+            </w:r>
+          </w:p>
+        </w:tc>
+      </w:tr>
+      <w:tr>
+        <w:tc>
+          <w:tcPr>
+            <w:tcW w:type="dxa" w:w="2268"/>
+          </w:tcPr>
+          <w:p>
+            <w:pPr/>
+            <w:r>
+              <w:t>POST</w:t>
+            </w:r>
+          </w:p>
+        </w:tc>
+        <w:tc>
+          <w:tcPr>
+            <w:tcW w:type="dxa" w:w="2268"/>
+          </w:tcPr>
+          <w:p>
+            <w:pPr/>
+            <w:r>
+              <w:t>/auto/adduzemanyag</w:t>
+            </w:r>
+          </w:p>
+        </w:tc>
+        <w:tc>
+          <w:tcPr>
+            <w:tcW w:type="dxa" w:w="2268"/>
+          </w:tcPr>
+          <w:p>
+            <w:pPr/>
+            <w:r>
+              <w:t>Üzemanyag hozzáadása</w:t>
+            </w:r>
+          </w:p>
+        </w:tc>
+        <w:tc>
+          <w:tcPr>
+            <w:tcW w:type="dxa" w:w="2268"/>
+          </w:tcPr>
+          <w:p>
+            <w:pPr/>
+            <w:r>
+              <w:t>Admin (JWT)</w:t>
+            </w:r>
+          </w:p>
+        </w:tc>
+      </w:tr>
+      <w:tr>
+        <w:tc>
+          <w:tcPr>
+            <w:tcW w:type="dxa" w:w="2268"/>
+          </w:tcPr>
+          <w:p>
+            <w:pPr/>
+            <w:r>
+              <w:t>POST</w:t>
+            </w:r>
+          </w:p>
+        </w:tc>
+        <w:tc>
+          <w:tcPr>
+            <w:tcW w:type="dxa" w:w="2268"/>
+          </w:tcPr>
+          <w:p>
+            <w:pPr/>
+            <w:r>
+              <w:t>/auto/addmodell</w:t>
+            </w:r>
+          </w:p>
+        </w:tc>
+        <w:tc>
+          <w:tcPr>
+            <w:tcW w:type="dxa" w:w="2268"/>
+          </w:tcPr>
+          <w:p>
+            <w:pPr/>
+            <w:r>
+              <w:t>Modell hozzáadása</w:t>
+            </w:r>
+          </w:p>
+        </w:tc>
+        <w:tc>
+          <w:tcPr>
+            <w:tcW w:type="dxa" w:w="2268"/>
+          </w:tcPr>
+          <w:p>
+            <w:pPr/>
+            <w:r>
+              <w:t>Admin (JWT)</w:t>
+            </w:r>
+          </w:p>
+        </w:tc>
+      </w:tr>
+      <w:tr>
+        <w:tc>
+          <w:tcPr>
+            <w:tcW w:type="dxa" w:w="2268"/>
+          </w:tcPr>
+          <w:p>
+            <w:pPr/>
+            <w:r>
+              <w:t>POST</w:t>
+            </w:r>
+          </w:p>
+        </w:tc>
+        <w:tc>
+          <w:tcPr>
+            <w:tcW w:type="dxa" w:w="2268"/>
+          </w:tcPr>
+          <w:p>
+            <w:pPr/>
+            <w:r>
+              <w:t>/auto/addvalto</w:t>
+            </w:r>
+          </w:p>
+        </w:tc>
+        <w:tc>
+          <w:tcPr>
+            <w:tcW w:type="dxa" w:w="2268"/>
+          </w:tcPr>
+          <w:p>
+            <w:pPr/>
+            <w:r>
+              <w:t>Váltó hozzáadása</w:t>
+            </w:r>
+          </w:p>
+        </w:tc>
+        <w:tc>
+          <w:tcPr>
+            <w:tcW w:type="dxa" w:w="2268"/>
+          </w:tcPr>
+          <w:p>
+            <w:pPr/>
+            <w:r>
+              <w:t>Admin (JWT)</w:t>
+            </w:r>
+          </w:p>
+        </w:tc>
+      </w:tr>
+      <w:tr>
+        <w:tc>
+          <w:tcPr>
+            <w:tcW w:type="dxa" w:w="2268"/>
+          </w:tcPr>
+          <w:p>
+            <w:pPr/>
+            <w:r>
+              <w:t>POST</w:t>
+            </w:r>
+          </w:p>
+        </w:tc>
+        <w:tc>
+          <w:tcPr>
+            <w:tcW w:type="dxa" w:w="2268"/>
+          </w:tcPr>
+          <w:p>
+            <w:pPr/>
+            <w:r>
+              <w:t>/auto/adminuzenetek</w:t>
+            </w:r>
+          </w:p>
+        </w:tc>
+        <w:tc>
+          <w:tcPr>
+            <w:tcW w:type="dxa" w:w="2268"/>
+          </w:tcPr>
+          <w:p>
+            <w:pPr/>
+            <w:r>
+              <w:t>Bejövő üzenetek lekérése</w:t>
+            </w:r>
+          </w:p>
+        </w:tc>
+        <w:tc>
+          <w:tcPr>
+            <w:tcW w:type="dxa" w:w="2268"/>
+          </w:tcPr>
+          <w:p>
+            <w:pPr/>
+            <w:r>
+              <w:t>Admin (JWT)</w:t>
+            </w:r>
+          </w:p>
+        </w:tc>
+      </w:tr>
+      <w:tr>
+        <w:tc>
+          <w:tcPr>
+            <w:tcW w:type="dxa" w:w="2268"/>
+          </w:tcPr>
+          <w:p>
+            <w:pPr/>
+            <w:r>
+              <w:t>POST</w:t>
+            </w:r>
+          </w:p>
+        </w:tc>
+        <w:tc>
+          <w:tcPr>
+            <w:tcW w:type="dxa" w:w="2268"/>
+          </w:tcPr>
+          <w:p>
+            <w:pPr/>
+            <w:r>
+              <w:t>/auto/admin/chatablak</w:t>
+            </w:r>
+          </w:p>
+        </w:tc>
+        <w:tc>
+          <w:tcPr>
+            <w:tcW w:type="dxa" w:w="2268"/>
+          </w:tcPr>
+          <w:p>
+            <w:pPr/>
+            <w:r>
+              <w:t>Admin chat válasz küldése</w:t>
+            </w:r>
+          </w:p>
+        </w:tc>
+        <w:tc>
+          <w:tcPr>
+            <w:tcW w:type="dxa" w:w="2268"/>
+          </w:tcPr>
+          <w:p>
+            <w:pPr/>
+            <w:r>
+              <w:t>Admin (JWT)</w:t>
+            </w:r>
+          </w:p>
+        </w:tc>
+      </w:tr>
+      <w:tr>
+        <w:tc>
+          <w:tcPr>
+            <w:tcW w:type="dxa" w:w="2268"/>
+          </w:tcPr>
+          <w:p>
+            <w:pPr/>
+            <w:r>
+              <w:t>GET</w:t>
+            </w:r>
+          </w:p>
+        </w:tc>
+        <w:tc>
+          <w:tcPr>
+            <w:tcW w:type="dxa" w:w="2268"/>
+          </w:tcPr>
+          <w:p>
+            <w:pPr/>
+            <w:r>
+              <w:t>/auto/admin/unansweredcount</w:t>
+            </w:r>
+          </w:p>
+        </w:tc>
+        <w:tc>
+          <w:tcPr>
+            <w:tcW w:type="dxa" w:w="2268"/>
+          </w:tcPr>
+          <w:p>
+            <w:pPr/>
+            <w:r>
+              <w:t>Megválaszolatlan üzenetek száma</w:t>
+            </w:r>
+          </w:p>
+        </w:tc>
+        <w:tc>
+          <w:tcPr>
+            <w:tcW w:type="dxa" w:w="2268"/>
+          </w:tcPr>
+          <w:p>
+            <w:pPr/>
+            <w:r>
+              <w:t>Admin (JWT)</w:t>
+            </w:r>
+          </w:p>
+        </w:tc>
+      </w:tr>
+      <w:tr>
+        <w:tc>
+          <w:tcPr>
+            <w:tcW w:type="dxa" w:w="2268"/>
+          </w:tcPr>
+          <w:p>
+            <w:pPr/>
+            <w:r>
+              <w:t>POST</w:t>
+            </w:r>
+          </w:p>
+        </w:tc>
+        <w:tc>
+          <w:tcPr>
+            <w:tcW w:type="dxa" w:w="2268"/>
+          </w:tcPr>
+          <w:p>
+            <w:pPr/>
+            <w:r>
+              <w:t>/auto/szamla</w:t>
+            </w:r>
+          </w:p>
+        </w:tc>
+        <w:tc>
+          <w:tcPr>
+            <w:tcW w:type="dxa" w:w="2268"/>
+          </w:tcPr>
+          <w:p>
+            <w:pPr/>
+            <w:r>
+              <w:t>Számla létrehozása</w:t>
+            </w:r>
+          </w:p>
+        </w:tc>
+        <w:tc>
+          <w:tcPr>
+            <w:tcW w:type="dxa" w:w="2268"/>
+          </w:tcPr>
+          <w:p>
+            <w:pPr/>
+            <w:r>
+              <w:t>Admin (JWT)</w:t>
+            </w:r>
+          </w:p>
+        </w:tc>
+      </w:tr>
+    </w:tbl>
+    <w:p>
+      <w:pPr/>
+    </w:p>
+    <w:p>
+      <w:pPr>
+        <w:pStyle w:val="Cmsor2"/>
+      </w:pPr>
+      <w:r>
+        <w:t>6. Biztonság</w:t>
+      </w:r>
+    </w:p>
+    <w:p>
+      <w:pPr>
+        <w:pStyle w:val="Listaszerbekezds"/>
+      </w:pPr>
+      <w:r>
+        <w:t>Hitelesítés: JWT (access + refresh token)</w:t>
+      </w:r>
+    </w:p>
+    <w:p>
+      <w:pPr>
+        <w:pStyle w:val="Listaszerbekezds"/>
+      </w:pPr>
+      <w:r>
+        <w:t>Jelszavak: bcrypt hash</w:t>
+      </w:r>
+    </w:p>
+    <w:p>
+      <w:pPr>
+        <w:pStyle w:val="Listaszerbekezds"/>
+      </w:pPr>
+      <w:r>
+        <w:t>Adatvédelem: HTTPS éles környezetben kötelező</w:t>
+      </w:r>
+    </w:p>
+    <w:p>
+      <w:pPr>
+        <w:pStyle w:val="Listaszerbekezds"/>
+      </w:pPr>
+      <w:r>
+        <w:t>Input validáció: alap ellenőrzések a controllerben; javasolt Joi/express-validator</w:t>
+      </w:r>
+    </w:p>
+    <w:p>
+      <w:pPr>
+        <w:pStyle w:val="Listaszerbekezds"/>
+      </w:pPr>
+      <w:r>
+        <w:t>CORS beállítás és sütik védelme (httpOnly)</w:t>
+      </w:r>
+    </w:p>
+    <w:p>
+      <w:pPr/>
+    </w:p>
+    <w:p>
+      <w:pPr>
+        <w:pStyle w:val="Cmsor2"/>
+      </w:pPr>
+      <w:r>
+        <w:t>7. Hibakezelés és logolás</w:t>
+      </w:r>
+    </w:p>
+    <w:p>
+      <w:pPr>
+        <w:pStyle w:val="Listaszerbekezds"/>
+      </w:pPr>
+      <w:r>
+        <w:t>Egységes JSON hiba válasz (status + message)</w:t>
+      </w:r>
+    </w:p>
+    <w:p>
+      <w:pPr>
+        <w:pStyle w:val="Listaszerbekezds"/>
+      </w:pPr>
+      <w:r>
+        <w:t>Logolás: morgan és console logging</w:t>
+      </w:r>
+    </w:p>
+    <w:p>
+      <w:pPr>
+        <w:pStyle w:val="Listaszerbekezds"/>
+      </w:pPr>
+      <w:r>
+        <w:t>Monitoring: Sentry/Prometheus jellegű megoldások (ajánlott)</w:t>
+      </w:r>
+    </w:p>
+    <w:p>
+      <w:pPr/>
+    </w:p>
+    <w:p>
+      <w:pPr>
+        <w:pStyle w:val="Cmsor2"/>
+      </w:pPr>
+      <w:r>
+        <w:t>8. Deployment és üzemeltetés</w:t>
+      </w:r>
+    </w:p>
+    <w:p>
+      <w:pPr>
+        <w:pStyle w:val="Listaszerbekezds"/>
+      </w:pPr>
+      <w:r>
+        <w:t>Futtatás: Node.js process, konfigurálható porton</w:t>
+      </w:r>
+    </w:p>
+    <w:p>
+      <w:pPr>
+        <w:pStyle w:val="Listaszerbekezds"/>
+      </w:pPr>
+      <w:r>
+        <w:t>Környezeti változók: .env (DB adatok, JWT titkok, CORS)</w:t>
+      </w:r>
+    </w:p>
+    <w:p>
+      <w:pPr>
+        <w:pStyle w:val="Listaszerbekezds"/>
+      </w:pPr>
+      <w:r>
+        <w:t>CI/CD és Docker build &amp; push (ajánlott)</w:t>
+      </w:r>
+    </w:p>
+    <w:p>
+      <w:pPr>
+        <w:pStyle w:val="Listaszerbekezds"/>
+      </w:pPr>
+      <w:r>
+        <w:t>Több példányos futtatás és skálázás (ajánlott)</w:t>
+      </w:r>
+    </w:p>
     <w:sectPr>
       <w:pgSz w:w="11906" w:h="16838"/>
       <w:pgMar w:top="1417" w:right="1417" w:bottom="1417" w:left="1417" w:header="708" w:footer="708" w:gutter="0"/>

--- a/mentes/Bevezeto_backup_2026-03-10.docx
+++ b/mentes/Bevezeto_backup_2026-03-10.docx
@@ -6,151 +6,52 @@
       <w:pPr>
         <w:pStyle w:val="Cmsor1"/>
       </w:pPr>
-      <w:bookmarkStart w:id="0" w:name="_Toc222827478"/>
+      <w:bookmarkStart w:id="0" w:name="_Toc222827479"/>
+      <w:bookmarkStart w:id="1" w:name="_GoBack"/>
+      <w:bookmarkEnd w:id="1"/>
       <w:r>
         <w:t>Bevezető:</w:t>
       </w:r>
-      <w:bookmarkEnd w:id="0"/>
-    </w:p>
-    <w:p>
-      <w:pPr>
-        <w:rPr>
-          <w:rFonts w:ascii="Times New Roman" w:hAnsi="Times New Roman" w:cs="Times New Roman"/>
-          <w:sz w:val="26"/>
-          <w:szCs w:val="26"/>
-        </w:rPr>
-      </w:pPr>
-      <w:bookmarkStart w:id="1" w:name="_Hlk221776679"/>
-      <w:r>
-        <w:rPr>
-          <w:rFonts w:ascii="Times New Roman" w:hAnsi="Times New Roman" w:cs="Times New Roman"/>
-          <w:sz w:val="26"/>
-          <w:szCs w:val="26"/>
-        </w:rPr>
-        <w:t>A jelen dokumentáció célja, hogy bemutassa egy autókereskedés weboldal fejlesztésének folyamatát, működését és felépítését. A projekt fő célja egy olyan modern, felhasználóbarát és reszponzív webalkalmazás létrehozása volt, amely megkönnyíti az autókereskedés járműveinek bemutatását, valamint támogatja az értékesítési folyamatokat. A fejlesztés során kiemelt szempont volt az átláthatóság, a stabil működés és a felhasználói élmény javítása.</w:t>
-      </w:r>
-      <w:bookmarkEnd w:id="1"/>
-    </w:p>
-    <w:p>
-      <w:pPr>
-        <w:rPr>
-          <w:rFonts w:ascii="Times New Roman" w:hAnsi="Times New Roman" w:cs="Times New Roman"/>
-          <w:sz w:val="26"/>
-          <w:szCs w:val="26"/>
-        </w:rPr>
-      </w:pPr>
-    </w:p>
-    <w:p>
-      <w:pPr>
-        <w:rPr>
-          <w:rFonts w:ascii="Times New Roman" w:hAnsi="Times New Roman" w:cs="Times New Roman"/>
-          <w:sz w:val="26"/>
-          <w:szCs w:val="26"/>
-        </w:rPr>
-      </w:pPr>
-      <w:bookmarkStart w:id="2" w:name="_Hlk221776691"/>
-      <w:r>
-        <w:rPr>
-          <w:rFonts w:ascii="Times New Roman" w:hAnsi="Times New Roman" w:cs="Times New Roman"/>
-          <w:sz w:val="26"/>
-          <w:szCs w:val="26"/>
-        </w:rPr>
-        <w:t>A weboldal lehetőséget biztosít a látogatók számára, hogy megtekintsék az elérhető autók kínálatát, részletes információkat kapjanak az egyes járművekről, valamint igény szerint szűrjenek különböző paraméterek alapján, mint például a márka, típus, évjárat vagy ár. A rendszer célja, hogy a felhasználók egyszerűen és gyorsan megtalálják az igényeiknek megfelelő autót.</w:t>
-      </w:r>
-      <w:bookmarkEnd w:id="2"/>
-    </w:p>
-    <w:p>
-      <w:pPr>
-        <w:rPr>
-          <w:rFonts w:ascii="Times New Roman" w:hAnsi="Times New Roman" w:cs="Times New Roman"/>
-          <w:sz w:val="26"/>
-          <w:szCs w:val="26"/>
-        </w:rPr>
-      </w:pPr>
-    </w:p>
-    <w:p>
-      <w:pPr>
-        <w:rPr>
-          <w:rFonts w:ascii="Times New Roman" w:hAnsi="Times New Roman" w:cs="Times New Roman"/>
-          <w:sz w:val="26"/>
-          <w:szCs w:val="26"/>
-        </w:rPr>
-      </w:pPr>
-      <w:bookmarkStart w:id="3" w:name="_Hlk221776700"/>
-      <w:r>
-        <w:rPr>
-          <w:rFonts w:ascii="Times New Roman" w:hAnsi="Times New Roman" w:cs="Times New Roman"/>
-          <w:sz w:val="26"/>
-          <w:szCs w:val="26"/>
-        </w:rPr>
-        <w:t>Az adminisztrátorok számára külön felület készült</w:t>
-      </w:r>
-      <w:r>
-        <w:rPr>
-          <w:rFonts w:ascii="Times New Roman" w:hAnsi="Times New Roman" w:cs="Times New Roman"/>
-          <w:sz w:val="26"/>
-          <w:szCs w:val="26"/>
-        </w:rPr>
-        <w:t xml:space="preserve"> ami </w:t>
-      </w:r>
-      <w:r>
-        <w:rPr>
-          <w:rFonts w:ascii="Times New Roman" w:hAnsi="Times New Roman" w:cs="Times New Roman"/>
-          <w:sz w:val="26"/>
-          <w:szCs w:val="26"/>
-        </w:rPr>
-        <w:t>biztosítja az adatok kezelését. Ezen a felületen lehetőség van új járművek felvitelére, meglévő adatok módosítására, valamint a már nem elérhető autók törlésére. A rendszer így nemcsak a vásárlói, hanem az adminisztrátori oldalról is hatékony működést biztosít.</w:t>
-      </w:r>
-      <w:r>
-        <w:rPr>
-          <w:rFonts w:ascii="Times New Roman" w:hAnsi="Times New Roman" w:cs="Times New Roman"/>
-          <w:sz w:val="26"/>
-          <w:szCs w:val="26"/>
-        </w:rPr>
-        <w:t xml:space="preserve"> Valamint, számlát illetve adásvételi szerződést ki tud állítani.</w:t>
-      </w:r>
-    </w:p>
-    <w:bookmarkEnd w:id="3"/>
-    <w:p>
-      <w:pPr>
-        <w:rPr>
-          <w:rFonts w:ascii="Times New Roman" w:hAnsi="Times New Roman" w:cs="Times New Roman"/>
-          <w:sz w:val="26"/>
-          <w:szCs w:val="26"/>
-        </w:rPr>
-      </w:pPr>
-    </w:p>
-    <w:p>
-      <w:pPr>
-        <w:rPr>
-          <w:sz w:val="32"/>
-          <w:szCs w:val="32"/>
-        </w:rPr>
-      </w:pPr>
-      <w:bookmarkStart w:id="4" w:name="_Hlk221776710"/>
-      <w:r>
-        <w:rPr>
-          <w:rFonts w:ascii="Times New Roman" w:hAnsi="Times New Roman" w:cs="Times New Roman"/>
-          <w:sz w:val="26"/>
-          <w:szCs w:val="26"/>
-        </w:rPr>
-        <w:t>A fejlesztés során több modern technológia került felhasználásra, amelyek lehetővé tették a stabil adatkezelést és a dinamikus megjelenítést. A dokumentáció részletesen bemutatja a tervezési folyamatot, a program működésének logikáját, a felhasznált eszközöket, valamint az elkészítés során felmerült kihívásokat és azok megoldását. Célunk egy olyan rendszer megalkotása volt, amely egyszerre esztétikus, gyors és jól karbantartható.</w:t>
-      </w:r>
-    </w:p>
-    <w:bookmarkEnd w:id="4"/>
-    <w:p>
-      <w:pPr>
-        <w:rPr>
-          <w:sz w:val="24"/>
-          <w:szCs w:val="24"/>
-        </w:rPr>
-        <w:sectPr>
-          <w:pgSz w:w="11906" w:h="16838"/>
-          <w:pgMar w:top="1417" w:right="1417" w:bottom="1417" w:left="1417" w:header="708" w:footer="708" w:gutter="0"/>
-          <w:cols w:space="708"/>
-          <w:docGrid w:linePitch="360"/>
-        </w:sectPr>
-      </w:pPr>
+    </w:p>
+    <w:p>
+      <w:pPr>
+        <w:pStyle w:val="Cmsor1"/>
+      </w:pPr>
+    </w:p>
+    <w:p>
+      <w:r>
+        <w:t>A jelen dokumentáció az autókereskedés projekt tényleges, jelenlegi állapotát foglalja össze. A rendszer ma már nem csak egy egyszerű autólistázó weboldal, hanem egy több klienssel használható megoldás: külön webes frontend, Node.js alapú backend API és egy Expo/React Native mobil kliens is tartozik hozzá.</w:t>
+      </w:r>
+    </w:p>
+    <w:p>
+      <w:pPr>
+        <w:pStyle w:val="Cmsor1"/>
+      </w:pPr>
+    </w:p>
+    <w:p>
+      <w:r>
+        <w:t>A felhasználói oldalon a látogatók böngészhetik az autók kínálatát, szűrhetnek márka, szín, váltó, üzemanyag, ár, futásteljesítmény és egyéb paraméterek szerint, megnyithatják az autók részletes adatlapját, érdeklődést jelezhetnek, valamint üzenetet küldhetnek. A regisztrált felhasználók saját profilt, érdeklődési listát és üzenetszálakat is kapnak.</w:t>
+      </w:r>
+    </w:p>
+    <w:p>
+      <w:pPr>
+        <w:pStyle w:val="Cmsor1"/>
+      </w:pPr>
+    </w:p>
+    <w:p>
+      <w:r>
+        <w:t>A webes admin felület az autók kezelésére, új járművek felvitelére, a törzsadatok bővítésére, a bejövő üzenetek követésére, valamint a számla és az adásvételi nyomtatványok előállítására szolgál. A mobil kliens jelenleg a böngészésre, szűrésre, bejelentkezésre és az alapvető profilhasználatra koncentrál, tehát a projektben már egy jól elkülönülő webes és mobilos felhasználási irány is megjelent.</w:t>
+      </w:r>
+    </w:p>
+    <w:p>
+      <w:pPr>
+        <w:pStyle w:val="Cmsor1"/>
+      </w:pPr>
+    </w:p>
+    <w:p>
+      <w:r>
+        <w:t>A dokumentáció célja, hogy a mostani megvalósítást írja le, ezért a régebbi, már nem használt vagy csak tervezett működések helyett a valóban meglévő route-ok, komponensek és kliensoldali folyamatok kerülnek bemutatásra.</w:t>
+      </w:r>
     </w:p>
     <w:p>
       <w:pPr>
@@ -159,12 +60,10 @@
           <w:u w:val="single"/>
         </w:rPr>
       </w:pPr>
-      <w:bookmarkStart w:id="5" w:name="_Toc222827479"/>
       <w:r>
         <w:rPr>
           <w:rStyle w:val="Cmsor1Char"/>
         </w:rPr>
-        <w:lastRenderedPageBreak/>
         <w:t>Adatbázis</w:t>
       </w:r>
       <w:r>
@@ -173,7 +72,7 @@
         </w:rPr>
         <w:t>:</w:t>
       </w:r>
-      <w:bookmarkEnd w:id="5"/>
+      <w:bookmarkEnd w:id="0"/>
     </w:p>
     <w:p>
       <w:pPr>
@@ -246,12 +145,12 @@
       <w:pPr>
         <w:pStyle w:val="Cmsor2"/>
       </w:pPr>
-      <w:bookmarkStart w:id="6" w:name="_Toc222827480"/>
+      <w:bookmarkStart w:id="2" w:name="_Toc222827480"/>
       <w:r>
         <w:lastRenderedPageBreak/>
         <w:t>autok:</w:t>
       </w:r>
-      <w:bookmarkEnd w:id="6"/>
+      <w:bookmarkEnd w:id="2"/>
     </w:p>
     <w:p>
       <w:pPr>
@@ -881,12 +780,11 @@
       <w:pPr>
         <w:pStyle w:val="Cmsor2"/>
       </w:pPr>
-      <w:bookmarkStart w:id="7" w:name="_Toc222827481"/>
-      <w:r>
-        <w:lastRenderedPageBreak/>
+      <w:bookmarkStart w:id="3" w:name="_Toc222827481"/>
+      <w:r>
         <w:t>marka:</w:t>
       </w:r>
-      <w:bookmarkEnd w:id="7"/>
+      <w:bookmarkEnd w:id="3"/>
     </w:p>
     <w:p>
       <w:pPr>
@@ -1279,11 +1177,11 @@
       <w:pPr>
         <w:pStyle w:val="Cmsor2"/>
       </w:pPr>
-      <w:bookmarkStart w:id="8" w:name="_Toc222827482"/>
+      <w:bookmarkStart w:id="4" w:name="_Toc222827482"/>
       <w:r>
         <w:t>uzemanyag:</w:t>
       </w:r>
-      <w:bookmarkEnd w:id="8"/>
+      <w:bookmarkEnd w:id="4"/>
     </w:p>
     <w:p>
       <w:pPr>
@@ -1482,12 +1380,11 @@
       <w:pPr>
         <w:pStyle w:val="Cmsor2"/>
       </w:pPr>
-      <w:bookmarkStart w:id="9" w:name="_Toc222827483"/>
-      <w:r>
-        <w:lastRenderedPageBreak/>
+      <w:bookmarkStart w:id="5" w:name="_Toc222827483"/>
+      <w:r>
         <w:t>szin:</w:t>
       </w:r>
-      <w:bookmarkEnd w:id="9"/>
+      <w:bookmarkEnd w:id="5"/>
     </w:p>
     <w:p>
       <w:pPr>
@@ -1690,11 +1587,11 @@
       <w:pPr>
         <w:pStyle w:val="Cmsor2"/>
       </w:pPr>
-      <w:bookmarkStart w:id="10" w:name="_Toc222827484"/>
+      <w:bookmarkStart w:id="6" w:name="_Toc222827484"/>
       <w:r>
         <w:t>vevok:</w:t>
       </w:r>
-      <w:bookmarkEnd w:id="10"/>
+      <w:bookmarkEnd w:id="6"/>
       <w:r>
         <w:t xml:space="preserve"> </w:t>
       </w:r>
@@ -2119,11 +2016,11 @@
       <w:pPr>
         <w:pStyle w:val="Cmsor2"/>
       </w:pPr>
-      <w:bookmarkStart w:id="11" w:name="_Toc222827485"/>
+      <w:bookmarkStart w:id="7" w:name="_Toc222827485"/>
       <w:r>
         <w:t>erdeklodesek:</w:t>
       </w:r>
-      <w:bookmarkEnd w:id="11"/>
+      <w:bookmarkEnd w:id="7"/>
     </w:p>
     <w:p>
       <w:pPr>
@@ -2428,11 +2325,11 @@
       <w:pPr>
         <w:pStyle w:val="Cmsor2"/>
       </w:pPr>
-      <w:bookmarkStart w:id="12" w:name="_Toc222827486"/>
+      <w:bookmarkStart w:id="8" w:name="_Toc222827486"/>
       <w:r>
         <w:t>uzenet:</w:t>
       </w:r>
-      <w:bookmarkEnd w:id="12"/>
+      <w:bookmarkEnd w:id="8"/>
       <w:r>
         <w:t xml:space="preserve"> </w:t>
       </w:r>
@@ -2854,11 +2751,11 @@
       <w:pPr>
         <w:pStyle w:val="Cmsor2"/>
       </w:pPr>
-      <w:bookmarkStart w:id="13" w:name="_Toc222827487"/>
+      <w:bookmarkStart w:id="9" w:name="_Toc222827487"/>
       <w:r>
         <w:t>rendeles:</w:t>
       </w:r>
-      <w:bookmarkEnd w:id="13"/>
+      <w:bookmarkEnd w:id="9"/>
       <w:r>
         <w:t xml:space="preserve"> </w:t>
       </w:r>
@@ -3089,11 +2986,11 @@
       <w:pPr>
         <w:pStyle w:val="Cmsor2"/>
       </w:pPr>
-      <w:bookmarkStart w:id="14" w:name="_Toc222827488"/>
+      <w:bookmarkStart w:id="10" w:name="_Toc222827488"/>
       <w:r>
         <w:t>szamla:</w:t>
       </w:r>
-      <w:bookmarkEnd w:id="14"/>
+      <w:bookmarkEnd w:id="10"/>
       <w:r>
         <w:t xml:space="preserve"> </w:t>
       </w:r>
@@ -3525,11 +3422,11 @@
       <w:pPr>
         <w:pStyle w:val="Cmsor2"/>
       </w:pPr>
-      <w:bookmarkStart w:id="15" w:name="_Toc222827489"/>
+      <w:bookmarkStart w:id="11" w:name="_Toc222827489"/>
       <w:r>
         <w:t>fizmodo:</w:t>
       </w:r>
-      <w:bookmarkEnd w:id="15"/>
+      <w:bookmarkEnd w:id="11"/>
     </w:p>
     <w:p>
       <w:pPr>
@@ -3713,11 +3610,11 @@
       <w:pPr>
         <w:pStyle w:val="Cmsor2"/>
       </w:pPr>
-      <w:bookmarkStart w:id="16" w:name="_Toc222827490"/>
+      <w:bookmarkStart w:id="12" w:name="_Toc222827490"/>
       <w:r>
         <w:t>Adatbázis összegzés:</w:t>
       </w:r>
-      <w:bookmarkEnd w:id="16"/>
+      <w:bookmarkEnd w:id="12"/>
       <w:r>
         <w:t xml:space="preserve"> </w:t>
       </w:r>
@@ -3801,6776 +3698,812 @@
       <w:pPr>
         <w:pStyle w:val="Cmsor1"/>
       </w:pPr>
-      <w:bookmarkStart w:id="17" w:name="_Toc222827491"/>
       <w:r>
         <w:t>Frontend</w:t>
       </w:r>
-      <w:bookmarkEnd w:id="17"/>
+    </w:p>
+    <w:p>
+      <w:pPr>
+        <w:pStyle w:val="Cmsor1"/>
+      </w:pPr>
     </w:p>
     <w:p>
       <w:pPr>
         <w:pStyle w:val="Cmsor2"/>
       </w:pPr>
-      <w:bookmarkStart w:id="18" w:name="_Toc222827492"/>
-      <w:r>
-        <w:t>Rövid ö</w:t>
-      </w:r>
-      <w:r>
-        <w:t>sszegzés:</w:t>
-      </w:r>
-      <w:bookmarkEnd w:id="18"/>
-      <w:r>
-        <w:t xml:space="preserve"> </w:t>
-      </w:r>
-    </w:p>
-    <w:p>
-      <w:pPr>
+      <w:r>
+        <w:t>Rövid összegzés:</w:t>
+      </w:r>
+    </w:p>
+    <w:p>
+      <w:pPr>
+        <w:pStyle w:val="Cmsor1"/>
+      </w:pPr>
+    </w:p>
+    <w:p>
+      <w:r>
+        <w:t>Az Ndidi Autókereskedés webes frontendje React 19 és Vite alapú egyoldalas alkalmazás. Ez a projekt elsődleges kliensoldali felülete: itt érhető el a teljes autólista, az autóadatlap, a regisztráció és bejelentkezés, a felhasználói profil, az üzenetkezelés, valamint az adminisztrációs modulok is.</w:t>
+      </w:r>
+    </w:p>
+    <w:p>
+      <w:pPr>
+        <w:pStyle w:val="Cmsor1"/>
+      </w:pPr>
+    </w:p>
+    <w:p>
+      <w:pPr>
+        <w:pStyle w:val="Cmsor2"/>
+      </w:pPr>
+      <w:r>
+        <w:t>Projekt áttekintése:</w:t>
+      </w:r>
+    </w:p>
+    <w:p>
+      <w:pPr>
+        <w:pStyle w:val="Cmsor1"/>
+      </w:pPr>
+    </w:p>
+    <w:p>
+      <w:r>
+        <w:t>Az alkalmazás célja, hogy a látogatók gyorsan megtalálják a számukra releváns autókat, a belépett felhasználók pedig további műveleteket is el tudjanak végezni ugyanazon a felületen.</w:t>
+      </w:r>
+    </w:p>
+    <w:p>
+      <w:pPr>
+        <w:pStyle w:val="Listaszerbekezds"/>
+      </w:pPr>
+      <w:r>
+        <w:t>- Nyilvános útvonalak: kezdőlap, autólista, autó részletek, regisztráció, bejelentkezés.</w:t>
+      </w:r>
+    </w:p>
+    <w:p>
+      <w:pPr>
+        <w:pStyle w:val="Listaszerbekezds"/>
+      </w:pPr>
+      <w:r>
+        <w:t>- Bejelentkezés után elérhető funkciók: profil, profil szerkesztés, érdeklődött autók, üzenetek és chat.</w:t>
+      </w:r>
+    </w:p>
+    <w:p>
+      <w:pPr>
+        <w:pStyle w:val="Listaszerbekezds"/>
+      </w:pPr>
+      <w:r>
+        <w:t>- Admin felületen elérhető modulok: dashboard, autókezelés, új autó felvitele, segédadatok bővítése, nyomtatványok, üzenetek.</w:t>
+      </w:r>
+    </w:p>
+    <w:p>
+      <w:pPr>
+        <w:pStyle w:val="Cmsor1"/>
+      </w:pPr>
+    </w:p>
+    <w:p>
+      <w:pPr>
+        <w:pStyle w:val="Cmsor2"/>
+      </w:pPr>
+      <w:r>
+        <w:t>Technológiai környezet:</w:t>
+      </w:r>
+    </w:p>
+    <w:p>
+      <w:pPr>
+        <w:pStyle w:val="Cmsor1"/>
+      </w:pPr>
+    </w:p>
+    <w:p>
+      <w:r>
+        <w:t>A frontend fő technológiái a React, a Vite és az axios alapú API kommunikáció. A felület a Bootstrap és a saját CSS réteg kombinációjára épül, a részletesebb keresést és admin műveleteket pedig több kiegészítő könyvtár támogatja.</w:t>
+      </w:r>
+    </w:p>
+    <w:p>
+      <w:pPr>
+        <w:pStyle w:val="Listaszerbekezds"/>
+      </w:pPr>
+      <w:r>
+        <w:t>- React 19, React DOM 19.</w:t>
+      </w:r>
+    </w:p>
+    <w:p>
+      <w:pPr>
+        <w:pStyle w:val="Listaszerbekezds"/>
+      </w:pPr>
+      <w:r>
+        <w:t>- Vite fejlesztői szerver és build rendszer.</w:t>
+      </w:r>
+    </w:p>
+    <w:p>
+      <w:pPr>
+        <w:pStyle w:val="Listaszerbekezds"/>
+      </w:pPr>
+      <w:r>
+        <w:t>- React Router DOM 7 az útvonalkezeléshez.</w:t>
+      </w:r>
+    </w:p>
+    <w:p>
+      <w:pPr>
+        <w:pStyle w:val="Listaszerbekezds"/>
+      </w:pPr>
+      <w:r>
+        <w:t>- Axios a backend hívásokhoz.</w:t>
+      </w:r>
+    </w:p>
+    <w:p>
+      <w:pPr>
+        <w:pStyle w:val="Listaszerbekezds"/>
+      </w:pPr>
+      <w:r>
+        <w:t>- Bootstrap, react-bootstrap, bootstrap-icons és react-icons a felülethez.</w:t>
+      </w:r>
+    </w:p>
+    <w:p>
+      <w:pPr>
+        <w:pStyle w:val="Listaszerbekezds"/>
+      </w:pPr>
+      <w:r>
+        <w:t>- rc-slider és react-bootstrap-typeahead az összetettebb szűrési elemekhez.</w:t>
+      </w:r>
+    </w:p>
+    <w:p>
+      <w:pPr>
+        <w:pStyle w:val="Listaszerbekezds"/>
+      </w:pPr>
+      <w:r>
+        <w:t>- jsPDF és jspdf-autotable a számla PDF generálásához.</w:t>
+      </w:r>
+    </w:p>
+    <w:p>
+      <w:pPr>
+        <w:pStyle w:val="Cmsor1"/>
+      </w:pPr>
+    </w:p>
+    <w:p>
+      <w:pPr>
+        <w:pStyle w:val="Cmsor2"/>
+      </w:pPr>
+      <w:r>
+        <w:t>Projekt struktúra:</w:t>
+      </w:r>
+    </w:p>
+    <w:p>
+      <w:pPr>
+        <w:pStyle w:val="Cmsor1"/>
+      </w:pPr>
+    </w:p>
+    <w:p>
+      <w:r>
+        <w:t>A frontend kód a `src` mappában koncentrálódik, azon belül külön almappák választják szét a felhasználói, admin és profilkezelési komponenseket.</w:t>
+      </w:r>
+    </w:p>
+    <w:p>
+      <w:pPr>
+        <w:pStyle w:val="Listaszerbekezds"/>
+      </w:pPr>
+      <w:r>
+        <w:t>- `App.jsx`: központi router, globális állapotok, menü és lábléc.</w:t>
+      </w:r>
+    </w:p>
+    <w:p>
+      <w:pPr>
+        <w:pStyle w:val="Listaszerbekezds"/>
+      </w:pPr>
+      <w:r>
+        <w:t>- `http-common.js`: axios példány, alapértelmezett backend cím és cookie támogatás.</w:t>
+      </w:r>
+    </w:p>
+    <w:p>
+      <w:pPr>
+        <w:pStyle w:val="Listaszerbekezds"/>
+      </w:pPr>
+      <w:r>
+        <w:t>- `components/felhasznaloi`: kezdőlap, autólista, részletek, menü, szűrés, lábléc.</w:t>
+      </w:r>
+    </w:p>
+    <w:p>
+      <w:pPr>
+        <w:pStyle w:val="Listaszerbekezds"/>
+      </w:pPr>
+      <w:r>
+        <w:t>- `components/profil`: bejelentkezés, regisztráció, profil és profil szerkesztés.</w:t>
+      </w:r>
+    </w:p>
+    <w:p>
+      <w:pPr>
+        <w:pStyle w:val="Listaszerbekezds"/>
+      </w:pPr>
+      <w:r>
+        <w:t>- `components/chatablak`: üzenetküldés, beszélgetéslista, chatablak.</w:t>
+      </w:r>
+    </w:p>
+    <w:p>
+      <w:pPr>
+        <w:pStyle w:val="Listaszerbekezds"/>
+      </w:pPr>
+      <w:r>
+        <w:t>- `components/admin`: admin dashboard, autókezelés, új autó, nyomtatványok, üzenetek, egyéb módosítások.</w:t>
+      </w:r>
+    </w:p>
+    <w:p>
+      <w:pPr>
+        <w:pStyle w:val="Cmsor1"/>
+      </w:pPr>
+    </w:p>
+    <w:p>
+      <w:pPr>
+        <w:pStyle w:val="Cmsor2"/>
+      </w:pPr>
+      <w:r>
+        <w:t>Oldalak és útvonalak:</w:t>
+      </w:r>
+    </w:p>
+    <w:p>
+      <w:pPr>
+        <w:pStyle w:val="Cmsor1"/>
+      </w:pPr>
+    </w:p>
+    <w:p>
+      <w:r>
+        <w:t>Az alkalmazás route-struktúrája a jelenlegi kódban már jól elkülöníti a nyilvános, a védett és az admin nézeteket.</w:t>
+      </w:r>
+    </w:p>
+    <w:p>
+      <w:pPr>
+        <w:pStyle w:val="Listaszerbekezds"/>
+      </w:pPr>
+      <w:r>
+        <w:t>- `/`: kezdőlap, kiemelt autókkal és bemutatkozó tartalommal.</w:t>
+      </w:r>
+    </w:p>
+    <w:p>
+      <w:pPr>
+        <w:pStyle w:val="Listaszerbekezds"/>
+      </w:pPr>
+      <w:r>
+        <w:t>- `/autok`: szűrhető és kereshető autólista, oldalsó szűrőpanellel.</w:t>
+      </w:r>
+    </w:p>
+    <w:p>
+      <w:pPr>
+        <w:pStyle w:val="Listaszerbekezds"/>
+      </w:pPr>
+      <w:r>
+        <w:t>- `/auto/:autoId`: autó részletes adatlapja ajánlott autókkal és képgalériával.</w:t>
+      </w:r>
+    </w:p>
+    <w:p>
+      <w:pPr>
+        <w:pStyle w:val="Listaszerbekezds"/>
+      </w:pPr>
+      <w:r>
+        <w:t>- `/regisztracio`, `/bejelentkez`: hitelesítési oldalak.</w:t>
+      </w:r>
+    </w:p>
+    <w:p>
+      <w:pPr>
+        <w:pStyle w:val="Listaszerbekezds"/>
+      </w:pPr>
+      <w:r>
+        <w:t>- `/profile`, `/profil/szerkesztes`: védett profilnézetek.</w:t>
+      </w:r>
+    </w:p>
+    <w:p>
+      <w:pPr>
+        <w:pStyle w:val="Listaszerbekezds"/>
+      </w:pPr>
+      <w:r>
+        <w:t>- `/uzenet/:autoId`, `/uzenetek`, `/uzenetablak`: felhasználói üzenetküldés és chat.</w:t>
+      </w:r>
+    </w:p>
+    <w:p>
+      <w:pPr>
+        <w:pStyle w:val="Listaszerbekezds"/>
+      </w:pPr>
+      <w:r>
+        <w:t>- `/admin`, `/admin/autok`, `/admin/auto/:autoId`, `/admin/ujauto`, `/admin/egyeb`, `/admin/nyomtatvanyok`, `/admin/uzenetek`, `/admin/chatablak`: admin felülethez tartozó route-ok.</w:t>
+      </w:r>
+    </w:p>
+    <w:p>
+      <w:pPr>
+        <w:pStyle w:val="Cmsor1"/>
+      </w:pPr>
+    </w:p>
+    <w:p>
+      <w:pPr>
+        <w:pStyle w:val="Cmsor2"/>
+      </w:pPr>
+      <w:r>
+        <w:t>Működés és állapotkezelés:</w:t>
+      </w:r>
+    </w:p>
+    <w:p>
+      <w:pPr>
+        <w:pStyle w:val="Cmsor1"/>
+      </w:pPr>
+    </w:p>
+    <w:p>
+      <w:r>
+        <w:t>Az `App.jsx` kezeli a legfontosabb globális állapotokat: `belepett`, `isAdmin`, `accessToken`, `szuroNyitva` és `szur`. A szűrőpanel nyitása és a scrollhoz kapcsolódó vizuális viselkedés már nem csak egyszerű `useState` alapú, hanem `useRef` és `useCallback` segítségével összehangolt viewport-kezelést is használ. A védett oldalakhoz külön `VedettVonal` és `AdminVonal` komponensek tartoznak.</w:t>
+      </w:r>
+    </w:p>
+    <w:p>
+      <w:pPr>
+        <w:pStyle w:val="Cmsor1"/>
+      </w:pPr>
+    </w:p>
+    <w:p>
+      <w:pPr>
+        <w:pStyle w:val="Cmsor2"/>
+      </w:pPr>
+      <w:r>
+        <w:t>API kommunikáció:</w:t>
+      </w:r>
+    </w:p>
+    <w:p>
+      <w:pPr>
+        <w:pStyle w:val="Cmsor1"/>
+      </w:pPr>
+    </w:p>
+    <w:p>
+      <w:r>
+        <w:t>A frontend a `http-common.js` fájlban létrehozott axios példányt használja, amely jelenleg a `http://localhost:80/` címet tekinti alapértelmezett backendnek és `withCredentials: true` beállítással dolgozik. A publikus és védett végpontok egyaránt a `/auto/...` útvonalak alatt érhetők el. A védett kérések a memóriában tárolt access tokent küldik az `Authorization` fejlécben, a frissítést pedig a backend refresh cookie mechanizmusa támogatja.</w:t>
+      </w:r>
+    </w:p>
+    <w:p>
+      <w:pPr>
+        <w:pStyle w:val="Cmsor1"/>
+      </w:pPr>
+    </w:p>
+    <w:p>
+      <w:pPr>
+        <w:pStyle w:val="Cmsor2"/>
+      </w:pPr>
+      <w:r>
+        <w:t>Stílus és felhasználói élmény:</w:t>
+      </w:r>
+    </w:p>
+    <w:p>
+      <w:pPr>
+        <w:pStyle w:val="Cmsor1"/>
+      </w:pPr>
+    </w:p>
+    <w:p>
+      <w:r>
+        <w:t>A felület vizuálisan már nem csak alap Bootstrap komponensekből áll. A `premium-theme.css`, az egyedi oldalstílusok, a kezdőlap hero szekciója, az autókártyák, valamint az autólista csúszó szűrőpanelje egy karakteresebb, reszponzívabb megjelenést adnak a projektnek. Az admin nézet külön navigációt használ, így az admin és felhasználói élmény egymástól jobban elkülönül.</w:t>
+      </w:r>
+    </w:p>
+    <w:p>
+      <w:pPr>
+        <w:pStyle w:val="Cmsor1"/>
+      </w:pPr>
+    </w:p>
+    <w:p>
+      <w:pPr>
+        <w:pStyle w:val="Cmsor2"/>
+      </w:pPr>
+      <w:r>
+        <w:t>Tesztelés és továbbfejlesztés:</w:t>
+      </w:r>
+    </w:p>
+    <w:p>
+      <w:pPr>
+        <w:pStyle w:val="Cmsor1"/>
+      </w:pPr>
+    </w:p>
+    <w:p>
+      <w:r>
+        <w:t>A projektben jelenleg nincs automatikus frontend tesztkészlet, ezért a működés főként manuális ellenőrzéssel követhető. A következő érdemi fejlesztési irányok közé tartozik a környezeti változó alapú API URL, az egységesebb kliensoldali validáció, a központosítottabb auth kezelés és az automatizált komponens- vagy integrációs tesztek bevezetése.</w:t>
+      </w:r>
+    </w:p>
+    <w:p>
+      <w:pPr>
+        <w:pStyle w:val="Cmsor1"/>
+      </w:pPr>
+    </w:p>
+    <w:p>
+      <w:pPr>
+        <w:pStyle w:val="Cmsor2"/>
+      </w:pPr>
+      <w:r>
+        <w:t>Lezárás:</w:t>
+      </w:r>
+    </w:p>
+    <w:p>
+      <w:pPr>
+        <w:pStyle w:val="Cmsor1"/>
+      </w:pPr>
+    </w:p>
+    <w:p>
+      <w:r>
+        <w:t>A jelenlegi frontend egy komplett, több szerepkört kiszolgáló webalkalmazás: ugyanabban a kódbázisban fér meg a nyilvános böngészés, a felhasználói profilkezelés, az üzenetküldés és az adminisztráció. Ez már jóval összetettebb állapot, mint a korábbi, általános leírásokban szereplő egyszerű autókereskedés-weboldal.</w:t>
+      </w:r>
+    </w:p>
+    <w:p>
+      <w:pPr>
+        <w:pStyle w:val="Cmsor1"/>
+      </w:pPr>
+      <w:r>
+        <w:t>Backend</w:t>
+      </w:r>
+    </w:p>
+    <w:p>
+      <w:pPr>
+        <w:pStyle w:val="Listaszerbekezds"/>
         <w:rPr>
+          <w:rFonts w:ascii="Times New Roman" w:eastAsiaTheme="majorEastAsia" w:hAnsi="Times New Roman" w:cstheme="majorBidi"/>
+          <w:b/>
+          <w:color w:val="000000" w:themeColor="text1"/>
           <w:sz w:val="32"/>
           <w:szCs w:val="32"/>
         </w:rPr>
       </w:pPr>
-      <w:r>
+    </w:p>
+    <w:p>
+      <w:pPr>
+        <w:pStyle w:val="Cmsor2"/>
+      </w:pPr>
+      <w:r>
+        <w:t>1. Áttekintés</w:t>
+      </w:r>
+    </w:p>
+    <w:p>
+      <w:pPr>
+        <w:pStyle w:val="Listaszerbekezds"/>
         <w:rPr>
+          <w:rFonts w:ascii="Times New Roman" w:eastAsiaTheme="majorEastAsia" w:hAnsi="Times New Roman" w:cstheme="majorBidi"/>
+          <w:b/>
+          <w:color w:val="000000" w:themeColor="text1"/>
           <w:sz w:val="32"/>
           <w:szCs w:val="32"/>
         </w:rPr>
-        <w:t>Az Ndidi Autókereskedés frontend egy modern React-alapú webalkalmazás, amely lehetővé teszi autók böngészését, szűrését, részletek megtekintését, valamint felhasználói és adminisztrációs funkciókat is biztosít. A projekt jól strukturált, komponens-alapú felépítéssel, reszponzív megjelenéssel és könnyen bővíthető architektúrával rendelkezik. A felhasználók regisztrálhatnak, bejelentkezhetnek, profiljukat kezelhetik, üzeneteket küldhetnek, míg az adminisztrátorok külön felületen menedzselhetik az autókat, felhasználókat és üzeneteket.</w:t>
-      </w:r>
-    </w:p>
-    <w:p>
-      <w:pPr>
-        <w:pStyle w:val="Cmsor2"/>
-      </w:pPr>
-      <w:bookmarkStart w:id="19" w:name="_Toc222827493"/>
-      <w:r>
-        <w:t>A frontend felépítésének vizuális ábrája:</w:t>
-      </w:r>
-      <w:bookmarkEnd w:id="19"/>
-      <w:r>
-        <w:t xml:space="preserve"> </w:t>
-      </w:r>
-    </w:p>
-    <w:p>
-      <w:pPr>
+      </w:pPr>
+    </w:p>
+    <w:p>
+      <w:r>
+        <w:t>A backend egy Express alapú REST API, amelyet a webes frontend és a mobil kliens is használ. A fő funkciók az autók listázása, szűrése, részletek lekérése, a bejelentkezés és regisztráció, a profilkezelés, az érdeklődések és üzenetek kezelése, az admin oldali autókarbantartás, a képfeltöltés, valamint a számla és rendelés mentése.</w:t>
+      </w:r>
+    </w:p>
+    <w:p>
+      <w:pPr>
+        <w:pStyle w:val="Listaszerbekezds"/>
         <w:rPr>
+          <w:rFonts w:ascii="Times New Roman" w:eastAsiaTheme="majorEastAsia" w:hAnsi="Times New Roman" w:cstheme="majorBidi"/>
+          <w:b/>
+          <w:color w:val="000000" w:themeColor="text1"/>
           <w:sz w:val="32"/>
           <w:szCs w:val="32"/>
         </w:rPr>
       </w:pPr>
-      <w:r>
+    </w:p>
+    <w:p>
+      <w:pPr>
+        <w:pStyle w:val="Cmsor2"/>
+      </w:pPr>
+      <w:r>
+        <w:t>2. Fő komponensek</w:t>
+      </w:r>
+    </w:p>
+    <w:p>
+      <w:pPr>
+        <w:pStyle w:val="Listaszerbekezds"/>
         <w:rPr>
-          <w:noProof/>
+          <w:rFonts w:ascii="Times New Roman" w:eastAsiaTheme="majorEastAsia" w:hAnsi="Times New Roman" w:cstheme="majorBidi"/>
+          <w:b/>
+          <w:color w:val="000000" w:themeColor="text1"/>
           <w:sz w:val="32"/>
           <w:szCs w:val="32"/>
         </w:rPr>
-        <w:drawing>
-          <wp:inline distT="0" distB="0" distL="0" distR="0" wp14:anchorId="79C3D934" wp14:editId="155A0119">
-            <wp:extent cx="5760720" cy="4953000"/>
-            <wp:effectExtent l="0" t="0" r="0" b="0"/>
-            <wp:docPr id="13" name="Kép 13"/>
-            <wp:cNvGraphicFramePr>
-              <a:graphicFrameLocks xmlns:a="http://schemas.openxmlformats.org/drawingml/2006/main" noChangeAspect="1"/>
-            </wp:cNvGraphicFramePr>
-            <a:graphic xmlns:a="http://schemas.openxmlformats.org/drawingml/2006/main">
-              <a:graphicData uri="http://schemas.openxmlformats.org/drawingml/2006/picture">
-                <pic:pic xmlns:pic="http://schemas.openxmlformats.org/drawingml/2006/picture">
-                  <pic:nvPicPr>
-                    <pic:cNvPr id="1" name=""/>
-                    <pic:cNvPicPr/>
-                  </pic:nvPicPr>
-                  <pic:blipFill>
-                    <a:blip r:embed="rId20"/>
-                    <a:stretch>
-                      <a:fillRect/>
-                    </a:stretch>
-                  </pic:blipFill>
-                  <pic:spPr>
-                    <a:xfrm>
-                      <a:off x="0" y="0"/>
-                      <a:ext cx="5760720" cy="4953000"/>
-                    </a:xfrm>
-                    <a:prstGeom prst="rect">
-                      <a:avLst/>
-                    </a:prstGeom>
-                  </pic:spPr>
-                </pic:pic>
-              </a:graphicData>
-            </a:graphic>
-          </wp:inline>
-        </w:drawing>
-      </w:r>
-    </w:p>
-    <w:p>
-      <w:pPr>
-        <w:pStyle w:val="Cmsor2"/>
-      </w:pPr>
-      <w:bookmarkStart w:id="20" w:name="_Toc222827494"/>
-      <w:r>
-        <w:lastRenderedPageBreak/>
-        <w:t>Projekt áttekintése:</w:t>
-      </w:r>
-      <w:bookmarkEnd w:id="20"/>
-    </w:p>
-    <w:p>
-      <w:pPr>
-        <w:pStyle w:val="Cmsor3"/>
-      </w:pPr>
-      <w:bookmarkStart w:id="21" w:name="_Toc222827495"/>
-      <w:r>
-        <w:t>Az alkalmazás célja:</w:t>
-      </w:r>
-      <w:bookmarkEnd w:id="21"/>
-    </w:p>
-    <w:p>
-      <w:pPr>
+      </w:pPr>
+    </w:p>
+    <w:p>
+      <w:r>
+        <w:t>A jelenlegi kódbázis egy egyszerű, jól követhető MVC-szerű struktúrát használ külön service réteg nélkül.</w:t>
+      </w:r>
+    </w:p>
+    <w:p>
+      <w:pPr>
+        <w:pStyle w:val="Listaszerbekezds"/>
+      </w:pPr>
+      <w:r>
+        <w:t>- `app.js`: middleware-ek, CORS és statikus útvonalak bekötése.</w:t>
+      </w:r>
+    </w:p>
+    <w:p>
+      <w:pPr>
+        <w:pStyle w:val="Listaszerbekezds"/>
+      </w:pPr>
+      <w:r>
+        <w:t>- `bin/www`: HTTP szerver indítása.</w:t>
+      </w:r>
+    </w:p>
+    <w:p>
+      <w:pPr>
+        <w:pStyle w:val="Listaszerbekezds"/>
+      </w:pPr>
+      <w:r>
+        <w:t>- `routes/autoMod.js`: az összes végpont definíciója.</w:t>
+      </w:r>
+    </w:p>
+    <w:p>
+      <w:pPr>
+        <w:pStyle w:val="Listaszerbekezds"/>
+      </w:pPr>
+      <w:r>
+        <w:t>- `controllers/autoControllerMod.js`: tokenkezelés, kérésfeldolgozás, válaszlogika.</w:t>
+      </w:r>
+    </w:p>
+    <w:p>
+      <w:pPr>
+        <w:pStyle w:val="Listaszerbekezds"/>
+      </w:pPr>
+      <w:r>
+        <w:t>- `models/autoModellMod.js`: SQL műveletek és adatbázis-elérés.</w:t>
+      </w:r>
+    </w:p>
+    <w:p>
+      <w:pPr>
+        <w:pStyle w:val="Listaszerbekezds"/>
+      </w:pPr>
+      <w:r>
+        <w:t>- `middleware/authAuto.js`: JWT ellenőrzés.</w:t>
+      </w:r>
+    </w:p>
+    <w:p>
+      <w:pPr>
+        <w:pStyle w:val="Listaszerbekezds"/>
         <w:rPr>
+          <w:rFonts w:ascii="Times New Roman" w:eastAsiaTheme="majorEastAsia" w:hAnsi="Times New Roman" w:cstheme="majorBidi"/>
+          <w:b/>
+          <w:color w:val="000000" w:themeColor="text1"/>
           <w:sz w:val="32"/>
           <w:szCs w:val="32"/>
         </w:rPr>
       </w:pPr>
-      <w:r>
+    </w:p>
+    <w:p>
+      <w:pPr>
+        <w:pStyle w:val="Cmsor2"/>
+      </w:pPr>
+      <w:r>
+        <w:t>3. Működés és adatáramlás</w:t>
+      </w:r>
+    </w:p>
+    <w:p>
+      <w:pPr>
+        <w:pStyle w:val="Listaszerbekezds"/>
         <w:rPr>
+          <w:rFonts w:ascii="Times New Roman" w:eastAsiaTheme="majorEastAsia" w:hAnsi="Times New Roman" w:cstheme="majorBidi"/>
+          <w:b/>
+          <w:color w:val="000000" w:themeColor="text1"/>
           <w:sz w:val="32"/>
           <w:szCs w:val="32"/>
         </w:rPr>
-        <w:t>Az Ndidi Autókereskedés webes felülete lehetőséget ad autók böngészésére, szűrésére, részletek megtekintésére, érdeklődésre, valamint üzenetküldésre az eladónak. Az adminisztrátorok külön felületen kezelhetik a felhasználókat, autókat és üzeneteket.</w:t>
-      </w:r>
-    </w:p>
-    <w:p>
-      <w:pPr>
-        <w:pStyle w:val="Cmsor3"/>
-      </w:pPr>
-      <w:bookmarkStart w:id="22" w:name="_Toc222827496"/>
-      <w:r>
-        <w:t>Milyen problémát old meg:</w:t>
-      </w:r>
-      <w:bookmarkEnd w:id="22"/>
-    </w:p>
-    <w:p>
-      <w:pPr>
+      </w:pPr>
+    </w:p>
+    <w:p>
+      <w:r>
+        <w:t>A kliens kérései a `/auto` prefix alá érkeznek, majd a route réteg a megfelelő controller függvényre irányítja őket. A controller összeállítja a szűrési vagy üzleti logikát, szükség esetén ellenőrzi a JWT tokent, végül a modelleken keresztül hajt végre MySQL lekérdezéseket. Az autóképek külön, a `/img` statikus útvonalon érhetők el a `backend/public/img` mappából.</w:t>
+      </w:r>
+    </w:p>
+    <w:p>
+      <w:pPr>
+        <w:pStyle w:val="Listaszerbekezds"/>
         <w:rPr>
+          <w:rFonts w:ascii="Times New Roman" w:eastAsiaTheme="majorEastAsia" w:hAnsi="Times New Roman" w:cstheme="majorBidi"/>
+          <w:b/>
+          <w:color w:val="000000" w:themeColor="text1"/>
           <w:sz w:val="32"/>
           <w:szCs w:val="32"/>
         </w:rPr>
       </w:pPr>
-      <w:r>
+    </w:p>
+    <w:p>
+      <w:pPr>
+        <w:pStyle w:val="Cmsor2"/>
+      </w:pPr>
+      <w:r>
+        <w:t>4. Auth és jogosultságok</w:t>
+      </w:r>
+    </w:p>
+    <w:p>
+      <w:pPr>
+        <w:pStyle w:val="Listaszerbekezds"/>
         <w:rPr>
+          <w:rFonts w:ascii="Times New Roman" w:eastAsiaTheme="majorEastAsia" w:hAnsi="Times New Roman" w:cstheme="majorBidi"/>
+          <w:b/>
+          <w:color w:val="000000" w:themeColor="text1"/>
           <w:sz w:val="32"/>
           <w:szCs w:val="32"/>
         </w:rPr>
-        <w:t>A vásárlók gyorsan és egyszerűen találhatnak autót, kapcsolatba léphetnek az eladóval, az adminisztrátorok pedig hatékonyan menedzselhetik a kínálatot és a kommunikációt.</w:t>
-      </w:r>
-    </w:p>
-    <w:p>
-      <w:pPr>
-        <w:pStyle w:val="Cmsor3"/>
-      </w:pPr>
-      <w:bookmarkStart w:id="23" w:name="_Toc222827497"/>
-      <w:r>
-        <w:t>Célfelhasználók:</w:t>
-      </w:r>
-      <w:bookmarkEnd w:id="23"/>
+      </w:pPr>
+    </w:p>
+    <w:p>
+      <w:r>
+        <w:t>A backend access és refresh token párost használ. Az access token 15 percig érvényes, a refresh token 7 napig marad meg HTTP-only cookie-ban. Fontos jelenlegi állapot, hogy a middleware csak a token érvényességét ellenőrzi, külön admin szerepkör-ellenőrzés több admin jellegű végpontnál nincs. Emiatt a webes admin felület route-védelme fontos kliensoldali korlát, de szerveroldalon is lenne még mit szigorítani. A kódban jelenleg a `DELETE /auto/torol/:id` és a `GET /auto/admin/unansweredcount` végpont nincs tokennel védve.</w:t>
+      </w:r>
     </w:p>
     <w:p>
       <w:pPr>
         <w:pStyle w:val="Listaszerbekezds"/>
-        <w:numPr>
-          <w:ilvl w:val="0"/>
-          <w:numId w:val="13"/>
-        </w:numPr>
         <w:rPr>
+          <w:rFonts w:ascii="Times New Roman" w:eastAsiaTheme="majorEastAsia" w:hAnsi="Times New Roman" w:cstheme="majorBidi"/>
+          <w:b/>
+          <w:color w:val="000000" w:themeColor="text1"/>
           <w:sz w:val="32"/>
           <w:szCs w:val="32"/>
         </w:rPr>
       </w:pPr>
-      <w:r>
+    </w:p>
+    <w:p>
+      <w:pPr>
+        <w:pStyle w:val="Cmsor2"/>
+      </w:pPr>
+      <w:r>
+        <w:t>5. API csoportok</w:t>
+      </w:r>
+    </w:p>
+    <w:p>
+      <w:pPr>
+        <w:pStyle w:val="Listaszerbekezds"/>
         <w:rPr>
+          <w:rFonts w:ascii="Times New Roman" w:eastAsiaTheme="majorEastAsia" w:hAnsi="Times New Roman" w:cstheme="majorBidi"/>
+          <w:b/>
+          <w:color w:val="000000" w:themeColor="text1"/>
           <w:sz w:val="32"/>
           <w:szCs w:val="32"/>
         </w:rPr>
-        <w:t>Magánszemélyek, akik autót keresnek vagy szeretnének érdeklődni</w:t>
+      </w:pPr>
+    </w:p>
+    <w:p>
+      <w:r>
+        <w:t>A végpontok jól csoportosíthatók funkcionalitás szerint.</w:t>
       </w:r>
     </w:p>
     <w:p>
       <w:pPr>
         <w:pStyle w:val="Listaszerbekezds"/>
-        <w:numPr>
-          <w:ilvl w:val="0"/>
-          <w:numId w:val="13"/>
-        </w:numPr>
+      </w:pPr>
+      <w:r>
+        <w:t>- Nyilvános autós végpontok: `minden`, `egy/:id`, `szuro`, `marka`, `szin`, `uzemanyag`, `valtok`, `ajtok`, `szemelyek`, `count`, `ajanlott/:marka`, `random`.</w:t>
+      </w:r>
+    </w:p>
+    <w:p>
+      <w:pPr>
+        <w:pStyle w:val="Listaszerbekezds"/>
+      </w:pPr>
+      <w:r>
+        <w:t>- Hitelesítési végpontok: `login`, `regisztracio`, `refresh`, `logout`.</w:t>
+      </w:r>
+    </w:p>
+    <w:p>
+      <w:pPr>
+        <w:pStyle w:val="Listaszerbekezds"/>
+      </w:pPr>
+      <w:r>
+        <w:t>- Felhasználói végpontok: `profil`, `profilmodosit`, `jelszomodositas`, `erdekel`, `erdekeltek`, `uzenet`, `uzenetek`, `chatablak`, `felhasznalo/chatablak`.</w:t>
+      </w:r>
+    </w:p>
+    <w:p>
+      <w:pPr>
+        <w:pStyle w:val="Listaszerbekezds"/>
+      </w:pPr>
+      <w:r>
+        <w:t>- Admin felületről használt végpontok: `szerkesztes/:id`, `ujauto`, `szamla`, `addszin`, `adduzemanyag`, `addmodell`, `addvalto`, `kepek/:autoId`, `adminuzenetek`, `admin/chatablak`.</w:t>
+      </w:r>
+    </w:p>
+    <w:p>
+      <w:pPr>
+        <w:pStyle w:val="Listaszerbekezds"/>
         <w:rPr>
+          <w:rFonts w:ascii="Times New Roman" w:eastAsiaTheme="majorEastAsia" w:hAnsi="Times New Roman" w:cstheme="majorBidi"/>
+          <w:b/>
+          <w:color w:val="000000" w:themeColor="text1"/>
           <w:sz w:val="32"/>
           <w:szCs w:val="32"/>
         </w:rPr>
       </w:pPr>
-      <w:r>
+    </w:p>
+    <w:p>
+      <w:pPr>
+        <w:pStyle w:val="Cmsor2"/>
+      </w:pPr>
+      <w:r>
+        <w:t>6. Biztonság és hibakezelés</w:t>
+      </w:r>
+    </w:p>
+    <w:p>
+      <w:pPr>
+        <w:pStyle w:val="Listaszerbekezds"/>
         <w:rPr>
+          <w:rFonts w:ascii="Times New Roman" w:eastAsiaTheme="majorEastAsia" w:hAnsi="Times New Roman" w:cstheme="majorBidi"/>
+          <w:b/>
+          <w:color w:val="000000" w:themeColor="text1"/>
           <w:sz w:val="32"/>
           <w:szCs w:val="32"/>
         </w:rPr>
-        <w:t>Cégek, akik flottát keresnek</w:t>
+      </w:pPr>
+    </w:p>
+    <w:p>
+      <w:r>
+        <w:t>A jelszavak bcrypt hash formában tárolódnak, a legtöbb SQL művelet paraméterezett lekérdezést használ. Ugyanakkor a dinamikus szűrésnél a `LIMIT` és `OFFSET` közvetlenül kerül az SQL-be, ezért ott további validáció javasolt. A CORS jelenleg megengedő beállítással fut (`origin: true`, `credentials: true`), a refresh cookie `secure: false` értékkel működik, és központi inputvalidáció vagy egységes hibakezelő middleware még nincs. A naplózás `morgan`, `console.log` és `console.error` használatával történik.</w:t>
       </w:r>
     </w:p>
     <w:p>
       <w:pPr>
         <w:pStyle w:val="Listaszerbekezds"/>
-        <w:numPr>
-          <w:ilvl w:val="0"/>
-          <w:numId w:val="13"/>
-        </w:numPr>
         <w:rPr>
+          <w:rFonts w:ascii="Times New Roman" w:eastAsiaTheme="majorEastAsia" w:hAnsi="Times New Roman" w:cstheme="majorBidi"/>
+          <w:b/>
+          <w:color w:val="000000" w:themeColor="text1"/>
           <w:sz w:val="32"/>
           <w:szCs w:val="32"/>
         </w:rPr>
       </w:pPr>
-      <w:r>
+    </w:p>
+    <w:p>
+      <w:pPr>
+        <w:pStyle w:val="Cmsor2"/>
+      </w:pPr>
+      <w:r>
+        <w:t>7. Üzemeltetés</w:t>
+      </w:r>
+    </w:p>
+    <w:p>
+      <w:pPr>
+        <w:pStyle w:val="Listaszerbekezds"/>
         <w:rPr>
+          <w:rFonts w:ascii="Times New Roman" w:eastAsiaTheme="majorEastAsia" w:hAnsi="Times New Roman" w:cstheme="majorBidi"/>
+          <w:b/>
+          <w:color w:val="000000" w:themeColor="text1"/>
           <w:sz w:val="32"/>
           <w:szCs w:val="32"/>
         </w:rPr>
-        <w:t>Az autókereskedés adminisztrátorai</w:t>
-      </w:r>
-    </w:p>
-    <w:p>
-      <w:pPr>
-        <w:pStyle w:val="Cmsor3"/>
-      </w:pPr>
-      <w:bookmarkStart w:id="24" w:name="_Toc222827498"/>
-      <w:r>
-        <w:t>Rövid funkcionális összefoglaló:</w:t>
-      </w:r>
-      <w:bookmarkEnd w:id="24"/>
+      </w:pPr>
+    </w:p>
+    <w:p>
+      <w:r>
+        <w:t>A szerver a `npm start` paranccsal indul, amely jelenleg `nodemon ./bin/www` futtatást jelent. A portot a kód a `DB_PORT` környezeti változóból olvassa ki, tehát az adatbázis-port és az alkalmazás portja jelenleg össze van kötve. A futtatáshoz szükséges fő változók a MySQL kapcsolat adatai, valamint az `ACCESS_SECRET` és `REFRESH_SECRET`. Dockeres vagy többkörnyezetes üzemeltetés most még nincs a projektben.</w:t>
+      </w:r>
     </w:p>
     <w:p>
       <w:pPr>
         <w:pStyle w:val="Listaszerbekezds"/>
-        <w:numPr>
-          <w:ilvl w:val="0"/>
-          <w:numId w:val="14"/>
-        </w:numPr>
         <w:rPr>
+          <w:rFonts w:ascii="Times New Roman" w:eastAsiaTheme="majorEastAsia" w:hAnsi="Times New Roman" w:cstheme="majorBidi"/>
+          <w:b/>
+          <w:color w:val="000000" w:themeColor="text1"/>
           <w:sz w:val="32"/>
           <w:szCs w:val="32"/>
         </w:rPr>
       </w:pPr>
-      <w:r>
+    </w:p>
+    <w:p>
+      <w:pPr>
+        <w:pStyle w:val="Cmsor2"/>
+      </w:pPr>
+      <w:r>
+        <w:t>8. Tesztelés és következő lépések</w:t>
+      </w:r>
+    </w:p>
+    <w:p>
+      <w:pPr>
+        <w:pStyle w:val="Listaszerbekezds"/>
         <w:rPr>
+          <w:rFonts w:ascii="Times New Roman" w:eastAsiaTheme="majorEastAsia" w:hAnsi="Times New Roman" w:cstheme="majorBidi"/>
+          <w:b/>
+          <w:color w:val="000000" w:themeColor="text1"/>
           <w:sz w:val="32"/>
           <w:szCs w:val="32"/>
         </w:rPr>
-        <w:t>Böngészés, keresés, szűrés autók között</w:t>
+      </w:pPr>
+    </w:p>
+    <w:p>
+      <w:r>
+        <w:t>Automatikus backend tesztkészlet jelenleg nem található a projektben, ezért a végpontok ellenőrzése manuális próbákkal és a kliensek használatán keresztül történik. A következő fontos fejlesztési lépések közé tartozik a valódi admin jogosultságellenőrzés bevezetése, az egységes inputvalidáció, az automatizált API tesztelés, valamint a futtatási konfiguráció szétválasztása fejlesztői és éles környezetre.</w:t>
       </w:r>
     </w:p>
     <w:p>
       <w:pPr>
         <w:pStyle w:val="Listaszerbekezds"/>
-        <w:numPr>
-          <w:ilvl w:val="0"/>
-          <w:numId w:val="14"/>
-        </w:numPr>
-        <w:rPr>
-          <w:sz w:val="32"/>
-          <w:szCs w:val="32"/>
-        </w:rPr>
-      </w:pPr>
-      <w:r>
-        <w:rPr>
-          <w:sz w:val="32"/>
-          <w:szCs w:val="32"/>
-        </w:rPr>
-        <w:t>Autó részleteinek megtekintése, érdeklődés</w:t>
-      </w:r>
-    </w:p>
-    <w:p>
-      <w:pPr>
-        <w:pStyle w:val="Listaszerbekezds"/>
-        <w:numPr>
-          <w:ilvl w:val="0"/>
-          <w:numId w:val="14"/>
-        </w:numPr>
-        <w:rPr>
-          <w:sz w:val="32"/>
-          <w:szCs w:val="32"/>
-        </w:rPr>
-      </w:pPr>
-      <w:r>
-        <w:rPr>
-          <w:sz w:val="32"/>
-          <w:szCs w:val="32"/>
-        </w:rPr>
-        <w:t>Regisztráció, bejelentkezés, profilkezelés</w:t>
-      </w:r>
-    </w:p>
-    <w:p>
-      <w:pPr>
-        <w:pStyle w:val="Listaszerbekezds"/>
-        <w:numPr>
-          <w:ilvl w:val="0"/>
-          <w:numId w:val="14"/>
-        </w:numPr>
-        <w:rPr>
-          <w:sz w:val="32"/>
-          <w:szCs w:val="32"/>
-        </w:rPr>
-      </w:pPr>
-      <w:r>
-        <w:rPr>
-          <w:sz w:val="32"/>
-          <w:szCs w:val="32"/>
-        </w:rPr>
-        <w:t>Üzenetküldés, chat funkció</w:t>
-      </w:r>
-    </w:p>
-    <w:p>
-      <w:pPr>
-        <w:pStyle w:val="Listaszerbekezds"/>
-        <w:numPr>
-          <w:ilvl w:val="0"/>
-          <w:numId w:val="14"/>
-        </w:numPr>
-        <w:rPr>
-          <w:sz w:val="32"/>
-          <w:szCs w:val="32"/>
-        </w:rPr>
-      </w:pPr>
-      <w:r>
-        <w:rPr>
-          <w:sz w:val="32"/>
-          <w:szCs w:val="32"/>
-        </w:rPr>
-        <w:t>Adminisztrációs felület: autók, felhasználók, üzenetek kezelése</w:t>
-      </w:r>
-    </w:p>
-    <w:p>
-      <w:pPr>
-        <w:pStyle w:val="Listaszerbekezds"/>
-        <w:numPr>
-          <w:ilvl w:val="0"/>
-          <w:numId w:val="14"/>
-        </w:numPr>
-        <w:rPr>
-          <w:sz w:val="32"/>
-          <w:szCs w:val="32"/>
-        </w:rPr>
-      </w:pPr>
-      <w:r>
-        <w:rPr>
-          <w:sz w:val="32"/>
-          <w:szCs w:val="32"/>
-        </w:rPr>
-        <w:br w:type="page"/>
-      </w:r>
-    </w:p>
-    <w:p>
-      <w:pPr>
-        <w:pStyle w:val="Cmsor2"/>
-      </w:pPr>
-      <w:bookmarkStart w:id="25" w:name="_Toc222827499"/>
-      <w:r>
-        <w:lastRenderedPageBreak/>
-        <w:t>Technológiai környezet:</w:t>
-      </w:r>
-      <w:bookmarkEnd w:id="25"/>
-    </w:p>
-    <w:p>
-      <w:pPr>
-        <w:pStyle w:val="Listaszerbekezds"/>
-        <w:numPr>
-          <w:ilvl w:val="0"/>
-          <w:numId w:val="15"/>
-        </w:numPr>
-        <w:rPr>
-          <w:sz w:val="32"/>
-          <w:szCs w:val="32"/>
-        </w:rPr>
-      </w:pPr>
-      <w:r>
-        <w:rPr>
-          <w:sz w:val="32"/>
-          <w:szCs w:val="32"/>
-        </w:rPr>
-        <w:t>Node.js verzió: 18+ (ajánlott)</w:t>
-      </w:r>
-    </w:p>
-    <w:p>
-      <w:pPr>
-        <w:pStyle w:val="Listaszerbekezds"/>
-        <w:numPr>
-          <w:ilvl w:val="0"/>
-          <w:numId w:val="15"/>
-        </w:numPr>
-        <w:rPr>
-          <w:sz w:val="32"/>
-          <w:szCs w:val="32"/>
-        </w:rPr>
-      </w:pPr>
-      <w:r>
-        <w:rPr>
-          <w:sz w:val="32"/>
-          <w:szCs w:val="32"/>
-        </w:rPr>
-        <w:t>Vite: Gyors fejlesztői szerver és build tool</w:t>
-      </w:r>
-    </w:p>
-    <w:p>
-      <w:pPr>
-        <w:pStyle w:val="Listaszerbekezds"/>
-        <w:numPr>
-          <w:ilvl w:val="0"/>
-          <w:numId w:val="15"/>
-        </w:numPr>
-        <w:rPr>
-          <w:sz w:val="32"/>
-          <w:szCs w:val="32"/>
-        </w:rPr>
-      </w:pPr>
-      <w:r>
-        <w:rPr>
-          <w:sz w:val="32"/>
-          <w:szCs w:val="32"/>
-        </w:rPr>
-        <w:t>React: Modern, komponens alapú frontend keretrendszer</w:t>
-      </w:r>
-    </w:p>
-    <w:p>
-      <w:pPr>
-        <w:pStyle w:val="Listaszerbekezds"/>
-        <w:numPr>
-          <w:ilvl w:val="0"/>
-          <w:numId w:val="15"/>
-        </w:numPr>
-        <w:rPr>
-          <w:sz w:val="32"/>
-          <w:szCs w:val="32"/>
-        </w:rPr>
-      </w:pPr>
-      <w:r>
-        <w:rPr>
-          <w:sz w:val="32"/>
-          <w:szCs w:val="32"/>
-        </w:rPr>
-        <w:t>Használt nyelvek: JavaScript (JSX)</w:t>
-      </w:r>
-    </w:p>
-    <w:p>
-      <w:pPr>
-        <w:pStyle w:val="Listaszerbekezds"/>
-        <w:numPr>
-          <w:ilvl w:val="0"/>
-          <w:numId w:val="15"/>
-        </w:numPr>
-        <w:rPr>
-          <w:sz w:val="32"/>
-          <w:szCs w:val="32"/>
-        </w:rPr>
-      </w:pPr>
-      <w:r>
-        <w:rPr>
-          <w:sz w:val="32"/>
-          <w:szCs w:val="32"/>
-        </w:rPr>
-        <w:t>CSS megoldás:</w:t>
-      </w:r>
-    </w:p>
-    <w:p>
-      <w:pPr>
-        <w:pStyle w:val="Listaszerbekezds"/>
-        <w:numPr>
-          <w:ilvl w:val="1"/>
-          <w:numId w:val="15"/>
-        </w:numPr>
-        <w:rPr>
-          <w:sz w:val="32"/>
-          <w:szCs w:val="32"/>
-        </w:rPr>
-      </w:pPr>
-      <w:r>
-        <w:rPr>
-          <w:sz w:val="32"/>
-          <w:szCs w:val="32"/>
-        </w:rPr>
-        <w:t>Bootstrap (react-bootstrap) a reszponzív, egységes megjelenéshez</w:t>
-      </w:r>
-    </w:p>
-    <w:p>
-      <w:pPr>
-        <w:pStyle w:val="Listaszerbekezds"/>
-        <w:numPr>
-          <w:ilvl w:val="1"/>
-          <w:numId w:val="15"/>
-        </w:numPr>
-        <w:rPr>
-          <w:sz w:val="32"/>
-          <w:szCs w:val="32"/>
-        </w:rPr>
-      </w:pPr>
-      <w:r>
-        <w:rPr>
-          <w:sz w:val="32"/>
-          <w:szCs w:val="32"/>
-        </w:rPr>
-        <w:t>Egyedi CSS fájlok (pl. index.css)</w:t>
-      </w:r>
-    </w:p>
-    <w:p>
-      <w:pPr>
-        <w:pStyle w:val="Listaszerbekezds"/>
-        <w:numPr>
-          <w:ilvl w:val="0"/>
-          <w:numId w:val="16"/>
-        </w:numPr>
-        <w:rPr>
-          <w:sz w:val="32"/>
-          <w:szCs w:val="32"/>
-        </w:rPr>
-      </w:pPr>
-      <w:r>
-        <w:rPr>
-          <w:sz w:val="32"/>
-          <w:szCs w:val="32"/>
-        </w:rPr>
-        <w:t>Külső csomagok / könyvtárak:</w:t>
-      </w:r>
-    </w:p>
-    <w:p>
-      <w:pPr>
-        <w:pStyle w:val="Listaszerbekezds"/>
-        <w:numPr>
-          <w:ilvl w:val="0"/>
-          <w:numId w:val="17"/>
-        </w:numPr>
-        <w:rPr>
-          <w:sz w:val="32"/>
-          <w:szCs w:val="32"/>
-        </w:rPr>
-      </w:pPr>
-      <w:r>
-        <w:rPr>
-          <w:sz w:val="32"/>
-          <w:szCs w:val="32"/>
-        </w:rPr>
-        <w:t>react-bootstrap – UI elemek</w:t>
-      </w:r>
-    </w:p>
-    <w:p>
-      <w:pPr>
-        <w:pStyle w:val="Listaszerbekezds"/>
-        <w:numPr>
-          <w:ilvl w:val="0"/>
-          <w:numId w:val="17"/>
-        </w:numPr>
-        <w:rPr>
-          <w:sz w:val="32"/>
-          <w:szCs w:val="32"/>
-        </w:rPr>
-      </w:pPr>
-      <w:r>
-        <w:rPr>
-          <w:sz w:val="32"/>
-          <w:szCs w:val="32"/>
-        </w:rPr>
-        <w:t>react-router-dom – útvonalkezelés</w:t>
-      </w:r>
-    </w:p>
-    <w:p>
-      <w:pPr>
-        <w:pStyle w:val="Listaszerbekezds"/>
-        <w:numPr>
-          <w:ilvl w:val="0"/>
-          <w:numId w:val="17"/>
-        </w:numPr>
-        <w:rPr>
-          <w:sz w:val="32"/>
-          <w:szCs w:val="32"/>
-        </w:rPr>
-      </w:pPr>
-      <w:r>
-        <w:rPr>
-          <w:sz w:val="32"/>
-          <w:szCs w:val="32"/>
-        </w:rPr>
-        <w:t>rc-slider – tartományválasztó slider</w:t>
-      </w:r>
-    </w:p>
-    <w:p>
-      <w:pPr>
-        <w:pStyle w:val="Listaszerbekezds"/>
-        <w:numPr>
-          <w:ilvl w:val="0"/>
-          <w:numId w:val="17"/>
-        </w:numPr>
-        <w:rPr>
-          <w:sz w:val="32"/>
-          <w:szCs w:val="32"/>
-        </w:rPr>
-      </w:pPr>
-      <w:r>
-        <w:rPr>
-          <w:sz w:val="32"/>
-          <w:szCs w:val="32"/>
-        </w:rPr>
-        <w:t>react-bootstrap-typeahead – keresőmező, autocomplete</w:t>
-      </w:r>
-    </w:p>
-    <w:p>
-      <w:pPr>
-        <w:rPr>
-          <w:sz w:val="32"/>
-          <w:szCs w:val="32"/>
-        </w:rPr>
-      </w:pPr>
-    </w:p>
-    <w:p>
-      <w:pPr>
-        <w:pStyle w:val="Cmsor2"/>
-      </w:pPr>
-      <w:bookmarkStart w:id="26" w:name="_Toc222827500"/>
-      <w:r>
-        <w:t>Projekt struktúra:</w:t>
-      </w:r>
-      <w:bookmarkEnd w:id="26"/>
-    </w:p>
-    <w:p>
-      <w:pPr>
-        <w:rPr>
-          <w:sz w:val="32"/>
-          <w:szCs w:val="32"/>
-          <w:u w:val="single"/>
-        </w:rPr>
-      </w:pPr>
-      <w:r>
-        <w:rPr>
-          <w:noProof/>
-          <w:sz w:val="32"/>
-          <w:szCs w:val="32"/>
-          <w:u w:val="single"/>
-        </w:rPr>
-        <w:drawing>
-          <wp:inline distT="0" distB="0" distL="0" distR="0" wp14:anchorId="6EA4658E" wp14:editId="6BA7C31E">
-            <wp:extent cx="5894913" cy="1952625"/>
-            <wp:effectExtent l="0" t="0" r="0" b="0"/>
-            <wp:docPr id="14" name="Kép 14"/>
-            <wp:cNvGraphicFramePr>
-              <a:graphicFrameLocks xmlns:a="http://schemas.openxmlformats.org/drawingml/2006/main" noChangeAspect="1"/>
-            </wp:cNvGraphicFramePr>
-            <a:graphic xmlns:a="http://schemas.openxmlformats.org/drawingml/2006/main">
-              <a:graphicData uri="http://schemas.openxmlformats.org/drawingml/2006/picture">
-                <pic:pic xmlns:pic="http://schemas.openxmlformats.org/drawingml/2006/picture">
-                  <pic:nvPicPr>
-                    <pic:cNvPr id="1" name=""/>
-                    <pic:cNvPicPr/>
-                  </pic:nvPicPr>
-                  <pic:blipFill>
-                    <a:blip r:embed="rId21"/>
-                    <a:stretch>
-                      <a:fillRect/>
-                    </a:stretch>
-                  </pic:blipFill>
-                  <pic:spPr>
-                    <a:xfrm>
-                      <a:off x="0" y="0"/>
-                      <a:ext cx="5895537" cy="1952832"/>
-                    </a:xfrm>
-                    <a:prstGeom prst="rect">
-                      <a:avLst/>
-                    </a:prstGeom>
-                  </pic:spPr>
-                </pic:pic>
-              </a:graphicData>
-            </a:graphic>
-          </wp:inline>
-        </w:drawing>
-      </w:r>
-    </w:p>
-    <w:p>
-      <w:pPr>
-        <w:pStyle w:val="Listaszerbekezds"/>
-        <w:numPr>
-          <w:ilvl w:val="0"/>
-          <w:numId w:val="18"/>
-        </w:numPr>
-        <w:rPr>
-          <w:sz w:val="32"/>
-          <w:szCs w:val="32"/>
-        </w:rPr>
-      </w:pPr>
-      <w:r>
-        <w:rPr>
-          <w:sz w:val="32"/>
-          <w:szCs w:val="32"/>
-        </w:rPr>
-        <w:t>src/components/: Minden oldal és újrafelhasználható UI elem külön fájlban.</w:t>
-      </w:r>
-    </w:p>
-    <w:p>
-      <w:pPr>
-        <w:pStyle w:val="Listaszerbekezds"/>
-        <w:numPr>
-          <w:ilvl w:val="0"/>
-          <w:numId w:val="18"/>
-        </w:numPr>
-        <w:rPr>
-          <w:sz w:val="32"/>
-          <w:szCs w:val="32"/>
-        </w:rPr>
-      </w:pPr>
-      <w:r>
-        <w:rPr>
-          <w:sz w:val="32"/>
-          <w:szCs w:val="32"/>
-        </w:rPr>
-        <w:t>public/: Statikus tartalom, amit a szerver közvetlenül kiszolgál.</w:t>
-      </w:r>
-    </w:p>
-    <w:p>
-      <w:pPr>
-        <w:pStyle w:val="Listaszerbekezds"/>
-        <w:numPr>
-          <w:ilvl w:val="0"/>
-          <w:numId w:val="18"/>
-        </w:numPr>
-        <w:rPr>
-          <w:sz w:val="32"/>
-          <w:szCs w:val="32"/>
-        </w:rPr>
-      </w:pPr>
-      <w:r>
-        <w:rPr>
-          <w:sz w:val="32"/>
-          <w:szCs w:val="32"/>
-        </w:rPr>
-        <w:t>App.jsx: Router, fő állapotok, menü, lábléc.</w:t>
-      </w:r>
-    </w:p>
-    <w:p>
-      <w:pPr>
-        <w:pStyle w:val="Listaszerbekezds"/>
-        <w:numPr>
-          <w:ilvl w:val="0"/>
-          <w:numId w:val="18"/>
-        </w:numPr>
-        <w:rPr>
-          <w:sz w:val="32"/>
-          <w:szCs w:val="32"/>
-        </w:rPr>
-      </w:pPr>
-      <w:r>
-        <w:rPr>
-          <w:sz w:val="32"/>
-          <w:szCs w:val="32"/>
-        </w:rPr>
-        <w:t>main.jsx: React alkalmazás indítása.</w:t>
-      </w:r>
-    </w:p>
-    <w:p>
-      <w:pPr>
-        <w:pStyle w:val="Cmsor2"/>
-      </w:pPr>
-      <w:r>
-        <w:br w:type="page"/>
-      </w:r>
-      <w:bookmarkStart w:id="27" w:name="_Toc222827501"/>
-      <w:r>
-        <w:lastRenderedPageBreak/>
-        <w:t>Telepítés és futtatás:</w:t>
-      </w:r>
-      <w:bookmarkEnd w:id="27"/>
-    </w:p>
-    <w:p>
-      <w:pPr>
-        <w:pStyle w:val="Listaszerbekezds"/>
-        <w:numPr>
-          <w:ilvl w:val="0"/>
-          <w:numId w:val="19"/>
-        </w:numPr>
-        <w:rPr>
-          <w:sz w:val="32"/>
-          <w:szCs w:val="32"/>
-        </w:rPr>
-      </w:pPr>
-      <w:r>
-        <w:rPr>
-          <w:sz w:val="32"/>
-          <w:szCs w:val="32"/>
-        </w:rPr>
-        <w:t>Projekt klónozása:</w:t>
-      </w:r>
-    </w:p>
-    <w:p>
-      <w:pPr>
-        <w:pStyle w:val="Listaszerbekezds"/>
-        <w:rPr>
-          <w:sz w:val="32"/>
-          <w:szCs w:val="32"/>
-        </w:rPr>
-      </w:pPr>
-      <w:r>
-        <w:rPr>
-          <w:noProof/>
-          <w:sz w:val="32"/>
-          <w:szCs w:val="32"/>
-        </w:rPr>
-        <w:drawing>
-          <wp:inline distT="0" distB="0" distL="0" distR="0" wp14:anchorId="3E8F995D" wp14:editId="146AB2BE">
-            <wp:extent cx="2000529" cy="619211"/>
-            <wp:effectExtent l="0" t="0" r="0" b="9525"/>
-            <wp:docPr id="15" name="Kép 15"/>
-            <wp:cNvGraphicFramePr>
-              <a:graphicFrameLocks xmlns:a="http://schemas.openxmlformats.org/drawingml/2006/main" noChangeAspect="1"/>
-            </wp:cNvGraphicFramePr>
-            <a:graphic xmlns:a="http://schemas.openxmlformats.org/drawingml/2006/main">
-              <a:graphicData uri="http://schemas.openxmlformats.org/drawingml/2006/picture">
-                <pic:pic xmlns:pic="http://schemas.openxmlformats.org/drawingml/2006/picture">
-                  <pic:nvPicPr>
-                    <pic:cNvPr id="1" name=""/>
-                    <pic:cNvPicPr/>
-                  </pic:nvPicPr>
-                  <pic:blipFill>
-                    <a:blip r:embed="rId22"/>
-                    <a:stretch>
-                      <a:fillRect/>
-                    </a:stretch>
-                  </pic:blipFill>
-                  <pic:spPr>
-                    <a:xfrm>
-                      <a:off x="0" y="0"/>
-                      <a:ext cx="2000529" cy="619211"/>
-                    </a:xfrm>
-                    <a:prstGeom prst="rect">
-                      <a:avLst/>
-                    </a:prstGeom>
-                  </pic:spPr>
-                </pic:pic>
-              </a:graphicData>
-            </a:graphic>
-          </wp:inline>
-        </w:drawing>
-      </w:r>
-    </w:p>
-    <w:p>
-      <w:pPr>
-        <w:pStyle w:val="Listaszerbekezds"/>
-        <w:numPr>
-          <w:ilvl w:val="0"/>
-          <w:numId w:val="19"/>
-        </w:numPr>
-        <w:rPr>
-          <w:sz w:val="32"/>
-          <w:szCs w:val="32"/>
-        </w:rPr>
-      </w:pPr>
-      <w:r>
-        <w:rPr>
-          <w:sz w:val="32"/>
-          <w:szCs w:val="32"/>
-        </w:rPr>
-        <w:t>Függőségek telepítése:</w:t>
-      </w:r>
-    </w:p>
-    <w:p>
-      <w:pPr>
-        <w:pStyle w:val="Listaszerbekezds"/>
-        <w:rPr>
-          <w:sz w:val="32"/>
-          <w:szCs w:val="32"/>
-        </w:rPr>
-      </w:pPr>
-      <w:r>
-        <w:rPr>
-          <w:noProof/>
-          <w:sz w:val="32"/>
-          <w:szCs w:val="32"/>
-        </w:rPr>
-        <w:drawing>
-          <wp:inline distT="0" distB="0" distL="0" distR="0" wp14:anchorId="2986691C" wp14:editId="2C5450CB">
-            <wp:extent cx="1400370" cy="409632"/>
-            <wp:effectExtent l="0" t="0" r="9525" b="9525"/>
-            <wp:docPr id="16" name="Kép 16"/>
-            <wp:cNvGraphicFramePr>
-              <a:graphicFrameLocks xmlns:a="http://schemas.openxmlformats.org/drawingml/2006/main" noChangeAspect="1"/>
-            </wp:cNvGraphicFramePr>
-            <a:graphic xmlns:a="http://schemas.openxmlformats.org/drawingml/2006/main">
-              <a:graphicData uri="http://schemas.openxmlformats.org/drawingml/2006/picture">
-                <pic:pic xmlns:pic="http://schemas.openxmlformats.org/drawingml/2006/picture">
-                  <pic:nvPicPr>
-                    <pic:cNvPr id="1" name=""/>
-                    <pic:cNvPicPr/>
-                  </pic:nvPicPr>
-                  <pic:blipFill>
-                    <a:blip r:embed="rId23"/>
-                    <a:stretch>
-                      <a:fillRect/>
-                    </a:stretch>
-                  </pic:blipFill>
-                  <pic:spPr>
-                    <a:xfrm>
-                      <a:off x="0" y="0"/>
-                      <a:ext cx="1400370" cy="409632"/>
-                    </a:xfrm>
-                    <a:prstGeom prst="rect">
-                      <a:avLst/>
-                    </a:prstGeom>
-                  </pic:spPr>
-                </pic:pic>
-              </a:graphicData>
-            </a:graphic>
-          </wp:inline>
-        </w:drawing>
-      </w:r>
-    </w:p>
-    <w:p>
-      <w:pPr>
-        <w:pStyle w:val="Listaszerbekezds"/>
-        <w:numPr>
-          <w:ilvl w:val="0"/>
-          <w:numId w:val="19"/>
-        </w:numPr>
-        <w:rPr>
-          <w:sz w:val="32"/>
-          <w:szCs w:val="32"/>
-        </w:rPr>
-      </w:pPr>
-      <w:r>
-        <w:rPr>
-          <w:sz w:val="32"/>
-          <w:szCs w:val="32"/>
-        </w:rPr>
-        <w:t>Fejlesztői szerver indítása:</w:t>
-      </w:r>
-    </w:p>
-    <w:p>
-      <w:pPr>
-        <w:ind w:left="720"/>
-        <w:rPr>
-          <w:sz w:val="32"/>
-          <w:szCs w:val="32"/>
-        </w:rPr>
-      </w:pPr>
-      <w:r>
-        <w:rPr>
-          <w:noProof/>
-          <w:sz w:val="32"/>
-          <w:szCs w:val="32"/>
-        </w:rPr>
-        <w:drawing>
-          <wp:inline distT="0" distB="0" distL="0" distR="0" wp14:anchorId="576FB18B" wp14:editId="175224FF">
-            <wp:extent cx="1590897" cy="419158"/>
-            <wp:effectExtent l="0" t="0" r="9525" b="0"/>
-            <wp:docPr id="17" name="Kép 17"/>
-            <wp:cNvGraphicFramePr>
-              <a:graphicFrameLocks xmlns:a="http://schemas.openxmlformats.org/drawingml/2006/main" noChangeAspect="1"/>
-            </wp:cNvGraphicFramePr>
-            <a:graphic xmlns:a="http://schemas.openxmlformats.org/drawingml/2006/main">
-              <a:graphicData uri="http://schemas.openxmlformats.org/drawingml/2006/picture">
-                <pic:pic xmlns:pic="http://schemas.openxmlformats.org/drawingml/2006/picture">
-                  <pic:nvPicPr>
-                    <pic:cNvPr id="1" name=""/>
-                    <pic:cNvPicPr/>
-                  </pic:nvPicPr>
-                  <pic:blipFill>
-                    <a:blip r:embed="rId24"/>
-                    <a:stretch>
-                      <a:fillRect/>
-                    </a:stretch>
-                  </pic:blipFill>
-                  <pic:spPr>
-                    <a:xfrm>
-                      <a:off x="0" y="0"/>
-                      <a:ext cx="1590897" cy="419158"/>
-                    </a:xfrm>
-                    <a:prstGeom prst="rect">
-                      <a:avLst/>
-                    </a:prstGeom>
-                  </pic:spPr>
-                </pic:pic>
-              </a:graphicData>
-            </a:graphic>
-          </wp:inline>
-        </w:drawing>
-      </w:r>
-    </w:p>
-    <w:p>
-      <w:pPr>
-        <w:pStyle w:val="Listaszerbekezds"/>
-        <w:numPr>
-          <w:ilvl w:val="0"/>
-          <w:numId w:val="19"/>
-        </w:numPr>
-        <w:rPr>
-          <w:sz w:val="32"/>
-          <w:szCs w:val="32"/>
-        </w:rPr>
-      </w:pPr>
-      <w:r>
-        <w:rPr>
-          <w:sz w:val="32"/>
-          <w:szCs w:val="32"/>
-        </w:rPr>
-        <w:t>Build készítése:</w:t>
-      </w:r>
-    </w:p>
-    <w:p>
-      <w:pPr>
-        <w:pStyle w:val="Listaszerbekezds"/>
-        <w:rPr>
-          <w:sz w:val="32"/>
-          <w:szCs w:val="32"/>
-        </w:rPr>
-      </w:pPr>
-      <w:r>
-        <w:rPr>
-          <w:noProof/>
-          <w:sz w:val="32"/>
-          <w:szCs w:val="32"/>
-        </w:rPr>
-        <w:drawing>
-          <wp:inline distT="0" distB="0" distL="0" distR="0" wp14:anchorId="4BEF6AA1" wp14:editId="6C7E6190">
-            <wp:extent cx="1810003" cy="419158"/>
-            <wp:effectExtent l="0" t="0" r="0" b="0"/>
-            <wp:docPr id="18" name="Kép 18"/>
-            <wp:cNvGraphicFramePr>
-              <a:graphicFrameLocks xmlns:a="http://schemas.openxmlformats.org/drawingml/2006/main" noChangeAspect="1"/>
-            </wp:cNvGraphicFramePr>
-            <a:graphic xmlns:a="http://schemas.openxmlformats.org/drawingml/2006/main">
-              <a:graphicData uri="http://schemas.openxmlformats.org/drawingml/2006/picture">
-                <pic:pic xmlns:pic="http://schemas.openxmlformats.org/drawingml/2006/picture">
-                  <pic:nvPicPr>
-                    <pic:cNvPr id="1" name=""/>
-                    <pic:cNvPicPr/>
-                  </pic:nvPicPr>
-                  <pic:blipFill>
-                    <a:blip r:embed="rId25"/>
-                    <a:stretch>
-                      <a:fillRect/>
-                    </a:stretch>
-                  </pic:blipFill>
-                  <pic:spPr>
-                    <a:xfrm>
-                      <a:off x="0" y="0"/>
-                      <a:ext cx="1810003" cy="419158"/>
-                    </a:xfrm>
-                    <a:prstGeom prst="rect">
-                      <a:avLst/>
-                    </a:prstGeom>
-                  </pic:spPr>
-                </pic:pic>
-              </a:graphicData>
-            </a:graphic>
-          </wp:inline>
-        </w:drawing>
-      </w:r>
-    </w:p>
-    <w:p>
-      <w:pPr>
-        <w:pStyle w:val="Listaszerbekezds"/>
-        <w:numPr>
-          <w:ilvl w:val="0"/>
-          <w:numId w:val="19"/>
-        </w:numPr>
-        <w:rPr>
-          <w:sz w:val="32"/>
-          <w:szCs w:val="32"/>
-        </w:rPr>
-      </w:pPr>
-      <w:r>
-        <w:rPr>
-          <w:sz w:val="32"/>
-          <w:szCs w:val="32"/>
-        </w:rPr>
-        <w:t>Preview futtatása:</w:t>
-      </w:r>
-    </w:p>
-    <w:p>
-      <w:pPr>
-        <w:pStyle w:val="Listaszerbekezds"/>
-        <w:rPr>
-          <w:sz w:val="32"/>
-          <w:szCs w:val="32"/>
-        </w:rPr>
-      </w:pPr>
-      <w:r>
-        <w:rPr>
-          <w:noProof/>
-          <w:sz w:val="32"/>
-          <w:szCs w:val="32"/>
-        </w:rPr>
-        <w:drawing>
-          <wp:inline distT="0" distB="0" distL="0" distR="0" wp14:anchorId="7236934D" wp14:editId="632311AD">
-            <wp:extent cx="1657581" cy="390580"/>
-            <wp:effectExtent l="0" t="0" r="0" b="9525"/>
-            <wp:docPr id="19" name="Kép 19"/>
-            <wp:cNvGraphicFramePr>
-              <a:graphicFrameLocks xmlns:a="http://schemas.openxmlformats.org/drawingml/2006/main" noChangeAspect="1"/>
-            </wp:cNvGraphicFramePr>
-            <a:graphic xmlns:a="http://schemas.openxmlformats.org/drawingml/2006/main">
-              <a:graphicData uri="http://schemas.openxmlformats.org/drawingml/2006/picture">
-                <pic:pic xmlns:pic="http://schemas.openxmlformats.org/drawingml/2006/picture">
-                  <pic:nvPicPr>
-                    <pic:cNvPr id="1" name=""/>
-                    <pic:cNvPicPr/>
-                  </pic:nvPicPr>
-                  <pic:blipFill>
-                    <a:blip r:embed="rId26"/>
-                    <a:stretch>
-                      <a:fillRect/>
-                    </a:stretch>
-                  </pic:blipFill>
-                  <pic:spPr>
-                    <a:xfrm>
-                      <a:off x="0" y="0"/>
-                      <a:ext cx="1657581" cy="390580"/>
-                    </a:xfrm>
-                    <a:prstGeom prst="rect">
-                      <a:avLst/>
-                    </a:prstGeom>
-                  </pic:spPr>
-                </pic:pic>
-              </a:graphicData>
-            </a:graphic>
-          </wp:inline>
-        </w:drawing>
-      </w:r>
-    </w:p>
-    <w:p>
-      <w:pPr>
-        <w:pStyle w:val="Cmsor2"/>
-      </w:pPr>
-      <w:bookmarkStart w:id="28" w:name="_Toc222827502"/>
-      <w:r>
-        <w:t>Alkalmazás működése:</w:t>
-      </w:r>
-      <w:bookmarkEnd w:id="28"/>
-    </w:p>
-    <w:p>
-      <w:pPr>
-        <w:pStyle w:val="Listaszerbekezds"/>
-        <w:numPr>
-          <w:ilvl w:val="0"/>
-          <w:numId w:val="20"/>
-        </w:numPr>
-        <w:rPr>
-          <w:sz w:val="32"/>
-          <w:szCs w:val="32"/>
-        </w:rPr>
-      </w:pPr>
-      <w:r>
-        <w:rPr>
-          <w:sz w:val="32"/>
-          <w:szCs w:val="32"/>
-        </w:rPr>
-        <w:t>Indulási folyamat:</w:t>
-      </w:r>
-    </w:p>
-    <w:p>
-      <w:pPr>
-        <w:pStyle w:val="Listaszerbekezds"/>
-        <w:numPr>
-          <w:ilvl w:val="1"/>
-          <w:numId w:val="20"/>
-        </w:numPr>
-        <w:rPr>
-          <w:sz w:val="32"/>
-          <w:szCs w:val="32"/>
-        </w:rPr>
-      </w:pPr>
-      <w:r>
-        <w:rPr>
-          <w:sz w:val="32"/>
-          <w:szCs w:val="32"/>
-        </w:rPr>
-        <w:t>A main.jsx fájlban a React alkalmazás a root elembe renderelődik, az App komponenssel indul.</w:t>
-      </w:r>
-    </w:p>
-    <w:p>
-      <w:pPr>
-        <w:pStyle w:val="Listaszerbekezds"/>
-        <w:numPr>
-          <w:ilvl w:val="0"/>
-          <w:numId w:val="20"/>
-        </w:numPr>
-        <w:rPr>
-          <w:sz w:val="32"/>
-          <w:szCs w:val="32"/>
-        </w:rPr>
-      </w:pPr>
-      <w:r>
-        <w:rPr>
-          <w:sz w:val="32"/>
-          <w:szCs w:val="32"/>
-        </w:rPr>
-        <w:t>Belépési pont:</w:t>
-      </w:r>
-    </w:p>
-    <w:p>
-      <w:pPr>
-        <w:pStyle w:val="Listaszerbekezds"/>
-        <w:numPr>
-          <w:ilvl w:val="1"/>
-          <w:numId w:val="20"/>
-        </w:numPr>
-        <w:rPr>
-          <w:sz w:val="32"/>
-          <w:szCs w:val="32"/>
-        </w:rPr>
-      </w:pPr>
-      <w:r>
-        <w:rPr>
-          <w:sz w:val="32"/>
-          <w:szCs w:val="32"/>
-        </w:rPr>
-        <w:t>main.jsx</w:t>
-      </w:r>
-    </w:p>
-    <w:p>
-      <w:pPr>
-        <w:pStyle w:val="Listaszerbekezds"/>
-        <w:numPr>
-          <w:ilvl w:val="0"/>
-          <w:numId w:val="21"/>
-        </w:numPr>
-        <w:rPr>
-          <w:sz w:val="32"/>
-          <w:szCs w:val="32"/>
-        </w:rPr>
-      </w:pPr>
-      <w:r>
-        <w:rPr>
-          <w:sz w:val="32"/>
-          <w:szCs w:val="32"/>
-        </w:rPr>
-        <w:t>Fő komponens:</w:t>
-      </w:r>
-    </w:p>
-    <w:p>
-      <w:pPr>
-        <w:pStyle w:val="Listaszerbekezds"/>
-        <w:numPr>
-          <w:ilvl w:val="1"/>
-          <w:numId w:val="21"/>
-        </w:numPr>
-        <w:rPr>
-          <w:sz w:val="32"/>
-          <w:szCs w:val="32"/>
-        </w:rPr>
-      </w:pPr>
-      <w:r>
-        <w:rPr>
-          <w:sz w:val="32"/>
-          <w:szCs w:val="32"/>
-        </w:rPr>
-        <w:t>App.jsx – tartalmazza a fő állapotokat (belepett, isAdmin, accessToken), routert, menüt, footert.</w:t>
-      </w:r>
-    </w:p>
-    <w:p>
-      <w:pPr>
-        <w:pStyle w:val="Listaszerbekezds"/>
-        <w:numPr>
-          <w:ilvl w:val="0"/>
-          <w:numId w:val="21"/>
-        </w:numPr>
-        <w:rPr>
-          <w:sz w:val="32"/>
-          <w:szCs w:val="32"/>
-        </w:rPr>
-      </w:pPr>
-      <w:r>
-        <w:rPr>
-          <w:sz w:val="32"/>
-          <w:szCs w:val="32"/>
-        </w:rPr>
-        <w:t>Komponensek közötti kapcsolat:</w:t>
-      </w:r>
-    </w:p>
-    <w:p>
-      <w:pPr>
-        <w:pStyle w:val="Listaszerbekezds"/>
-        <w:numPr>
-          <w:ilvl w:val="1"/>
-          <w:numId w:val="21"/>
-        </w:numPr>
-        <w:rPr>
-          <w:sz w:val="32"/>
-          <w:szCs w:val="32"/>
-        </w:rPr>
-      </w:pPr>
-      <w:r>
-        <w:rPr>
-          <w:sz w:val="32"/>
-          <w:szCs w:val="32"/>
-        </w:rPr>
-        <w:t>Az állapotokat (pl. bejelentkezés, admin jogosultság, token) props-ként adjuk át a gyermek komponenseknek, így minden oldal és funkció a megfelelő jogosultságokkal működik.</w:t>
-      </w:r>
-    </w:p>
-    <w:p>
-      <w:pPr>
-        <w:rPr>
-          <w:sz w:val="32"/>
-          <w:szCs w:val="32"/>
-        </w:rPr>
-      </w:pPr>
-    </w:p>
-    <w:p>
-      <w:pPr>
-        <w:rPr>
-          <w:sz w:val="32"/>
-          <w:szCs w:val="32"/>
-        </w:rPr>
-      </w:pPr>
-    </w:p>
-    <w:p>
-      <w:pPr>
-        <w:pStyle w:val="Cmsor2"/>
-      </w:pPr>
-      <w:bookmarkStart w:id="29" w:name="_Toc222827503"/>
-      <w:r>
-        <w:lastRenderedPageBreak/>
-        <w:t>Főbb komponensek bemutatása:</w:t>
-      </w:r>
-      <w:bookmarkEnd w:id="29"/>
-    </w:p>
-    <w:p>
-      <w:pPr>
-        <w:pStyle w:val="Cmsor3"/>
-      </w:pPr>
-      <w:bookmarkStart w:id="30" w:name="_Toc222827504"/>
-      <w:r>
-        <w:t>App.jsx:</w:t>
-      </w:r>
-      <w:bookmarkEnd w:id="30"/>
-    </w:p>
-    <w:p>
-      <w:pPr>
-        <w:pStyle w:val="Listaszerbekezds"/>
-        <w:numPr>
-          <w:ilvl w:val="0"/>
-          <w:numId w:val="22"/>
-        </w:numPr>
-        <w:rPr>
-          <w:sz w:val="32"/>
-          <w:szCs w:val="32"/>
-        </w:rPr>
-      </w:pPr>
-      <w:r>
-        <w:rPr>
-          <w:sz w:val="32"/>
-          <w:szCs w:val="32"/>
-        </w:rPr>
-        <w:t>Feladata:</w:t>
-      </w:r>
-    </w:p>
-    <w:p>
-      <w:pPr>
-        <w:pStyle w:val="Listaszerbekezds"/>
-        <w:numPr>
-          <w:ilvl w:val="1"/>
-          <w:numId w:val="22"/>
-        </w:numPr>
-        <w:rPr>
-          <w:sz w:val="32"/>
-          <w:szCs w:val="32"/>
-        </w:rPr>
-      </w:pPr>
-      <w:r>
-        <w:rPr>
-          <w:sz w:val="32"/>
-          <w:szCs w:val="32"/>
-        </w:rPr>
-        <w:t>Az alkalmazás fő komponense, itt történik a router, a globális állapotok kezelése, a menü és a lábléc megjelenítése.</w:t>
-      </w:r>
-    </w:p>
-    <w:p>
-      <w:pPr>
-        <w:pStyle w:val="Listaszerbekezds"/>
-        <w:numPr>
-          <w:ilvl w:val="0"/>
-          <w:numId w:val="22"/>
-        </w:numPr>
-        <w:rPr>
-          <w:sz w:val="32"/>
-          <w:szCs w:val="32"/>
-        </w:rPr>
-      </w:pPr>
-      <w:r>
-        <w:rPr>
-          <w:sz w:val="32"/>
-          <w:szCs w:val="32"/>
-        </w:rPr>
-        <w:t>Állapotok:</w:t>
-      </w:r>
-    </w:p>
-    <w:p>
-      <w:pPr>
-        <w:pStyle w:val="Listaszerbekezds"/>
-        <w:numPr>
-          <w:ilvl w:val="1"/>
-          <w:numId w:val="22"/>
-        </w:numPr>
-        <w:rPr>
-          <w:sz w:val="32"/>
-          <w:szCs w:val="32"/>
-        </w:rPr>
-      </w:pPr>
-      <w:r>
-        <w:rPr>
-          <w:sz w:val="32"/>
-          <w:szCs w:val="32"/>
-        </w:rPr>
-        <w:t>belepett (boolean): be van-e jelentkezve a felhasználó</w:t>
-      </w:r>
-    </w:p>
-    <w:p>
-      <w:pPr>
-        <w:pStyle w:val="Listaszerbekezds"/>
-        <w:numPr>
-          <w:ilvl w:val="1"/>
-          <w:numId w:val="22"/>
-        </w:numPr>
-        <w:rPr>
-          <w:sz w:val="32"/>
-          <w:szCs w:val="32"/>
-        </w:rPr>
-      </w:pPr>
-      <w:r>
-        <w:rPr>
-          <w:sz w:val="32"/>
-          <w:szCs w:val="32"/>
-        </w:rPr>
-        <w:t>isAdmin (boolean): admin-e a felhasználó</w:t>
-      </w:r>
-    </w:p>
-    <w:p>
-      <w:pPr>
-        <w:pStyle w:val="Listaszerbekezds"/>
-        <w:numPr>
-          <w:ilvl w:val="1"/>
-          <w:numId w:val="22"/>
-        </w:numPr>
-        <w:rPr>
-          <w:sz w:val="32"/>
-          <w:szCs w:val="32"/>
-        </w:rPr>
-      </w:pPr>
-      <w:r>
-        <w:rPr>
-          <w:sz w:val="32"/>
-          <w:szCs w:val="32"/>
-        </w:rPr>
-        <w:t>accessToken (string): bejelentkezési token</w:t>
-      </w:r>
-    </w:p>
-    <w:p>
-      <w:pPr>
-        <w:pStyle w:val="Listaszerbekezds"/>
-        <w:numPr>
-          <w:ilvl w:val="1"/>
-          <w:numId w:val="22"/>
-        </w:numPr>
-        <w:rPr>
-          <w:sz w:val="32"/>
-          <w:szCs w:val="32"/>
-        </w:rPr>
-      </w:pPr>
-      <w:r>
-        <w:rPr>
-          <w:sz w:val="32"/>
-          <w:szCs w:val="32"/>
-        </w:rPr>
-        <w:t>szuroNyitva (boolean): szűrőpanel nyitva van-e</w:t>
-      </w:r>
-    </w:p>
-    <w:p>
-      <w:pPr>
-        <w:pStyle w:val="Listaszerbekezds"/>
-        <w:numPr>
-          <w:ilvl w:val="1"/>
-          <w:numId w:val="22"/>
-        </w:numPr>
-        <w:rPr>
-          <w:sz w:val="32"/>
-          <w:szCs w:val="32"/>
-        </w:rPr>
-      </w:pPr>
-      <w:r>
-        <w:rPr>
-          <w:sz w:val="32"/>
-          <w:szCs w:val="32"/>
-        </w:rPr>
-        <w:t>loading (boolean): betöltési állapot</w:t>
-      </w:r>
-    </w:p>
-    <w:p>
-      <w:pPr>
-        <w:pStyle w:val="Cmsor3"/>
-      </w:pPr>
-      <w:bookmarkStart w:id="31" w:name="_Toc222827505"/>
-      <w:r>
-        <w:t>Menu.jsx:</w:t>
-      </w:r>
-      <w:bookmarkEnd w:id="31"/>
-    </w:p>
-    <w:p>
-      <w:pPr>
-        <w:pStyle w:val="Listaszerbekezds"/>
-        <w:numPr>
-          <w:ilvl w:val="0"/>
-          <w:numId w:val="23"/>
-        </w:numPr>
-        <w:rPr>
-          <w:sz w:val="32"/>
-          <w:szCs w:val="32"/>
-        </w:rPr>
-      </w:pPr>
-      <w:r>
-        <w:rPr>
-          <w:sz w:val="32"/>
-          <w:szCs w:val="32"/>
-        </w:rPr>
-        <w:t>Feladata</w:t>
-      </w:r>
-      <w:r>
-        <w:rPr>
-          <w:sz w:val="32"/>
-          <w:szCs w:val="32"/>
-        </w:rPr>
-        <w:t>:</w:t>
-      </w:r>
-    </w:p>
-    <w:p>
-      <w:pPr>
-        <w:pStyle w:val="Listaszerbekezds"/>
-        <w:numPr>
-          <w:ilvl w:val="1"/>
-          <w:numId w:val="23"/>
-        </w:numPr>
-        <w:rPr>
-          <w:sz w:val="32"/>
-          <w:szCs w:val="32"/>
-        </w:rPr>
-      </w:pPr>
-      <w:r>
-        <w:rPr>
-          <w:sz w:val="32"/>
-          <w:szCs w:val="32"/>
-        </w:rPr>
-        <w:t>Navigációs sáv, amely a felhasználó jogosultságai alapján jelenít meg menüpontokat (pl. admin menü csak adminnak)</w:t>
-      </w:r>
-    </w:p>
-    <w:p>
-      <w:pPr>
-        <w:pStyle w:val="Listaszerbekezds"/>
-        <w:numPr>
-          <w:ilvl w:val="0"/>
-          <w:numId w:val="23"/>
-        </w:numPr>
-        <w:rPr>
-          <w:sz w:val="32"/>
-          <w:szCs w:val="32"/>
-        </w:rPr>
-      </w:pPr>
-      <w:r>
-        <w:rPr>
-          <w:sz w:val="32"/>
-          <w:szCs w:val="32"/>
-        </w:rPr>
-        <w:t>Props:</w:t>
-      </w:r>
-    </w:p>
-    <w:p>
-      <w:pPr>
-        <w:pStyle w:val="Listaszerbekezds"/>
-        <w:numPr>
-          <w:ilvl w:val="1"/>
-          <w:numId w:val="23"/>
-        </w:numPr>
-        <w:rPr>
-          <w:sz w:val="32"/>
-          <w:szCs w:val="32"/>
-        </w:rPr>
-      </w:pPr>
-      <w:r>
-        <w:rPr>
-          <w:sz w:val="32"/>
-          <w:szCs w:val="32"/>
-        </w:rPr>
-        <w:t>belepett, setBelepett, setAdmin, setAccessToken, isAdmin</w:t>
-      </w:r>
-    </w:p>
-    <w:p>
-      <w:pPr>
-        <w:pStyle w:val="Cmsor3"/>
-      </w:pPr>
-      <w:bookmarkStart w:id="32" w:name="_Toc222827506"/>
-      <w:r>
-        <w:t>Footer.jsx:</w:t>
-      </w:r>
-      <w:bookmarkEnd w:id="32"/>
-    </w:p>
-    <w:p>
-      <w:pPr>
-        <w:pStyle w:val="Listaszerbekezds"/>
-        <w:numPr>
-          <w:ilvl w:val="0"/>
-          <w:numId w:val="24"/>
-        </w:numPr>
-        <w:rPr>
-          <w:sz w:val="32"/>
-          <w:szCs w:val="32"/>
-        </w:rPr>
-      </w:pPr>
-      <w:r>
-        <w:rPr>
-          <w:sz w:val="32"/>
-          <w:szCs w:val="32"/>
-        </w:rPr>
-        <w:t>Feladata:</w:t>
-      </w:r>
-    </w:p>
-    <w:p>
-      <w:pPr>
-        <w:pStyle w:val="Listaszerbekezds"/>
-        <w:numPr>
-          <w:ilvl w:val="1"/>
-          <w:numId w:val="24"/>
-        </w:numPr>
-        <w:rPr>
-          <w:sz w:val="32"/>
-          <w:szCs w:val="32"/>
-        </w:rPr>
-      </w:pPr>
-      <w:r>
-        <w:rPr>
-          <w:sz w:val="32"/>
-          <w:szCs w:val="32"/>
-        </w:rPr>
-        <w:t>Egységes lábléc minden oldalon.</w:t>
-      </w:r>
-    </w:p>
-    <w:p>
-      <w:pPr>
-        <w:pStyle w:val="Cmsor3"/>
-      </w:pPr>
-      <w:bookmarkStart w:id="33" w:name="_Toc222827507"/>
-      <w:r>
-        <w:t>Kezdolap.jsx:</w:t>
-      </w:r>
-      <w:bookmarkEnd w:id="33"/>
-    </w:p>
-    <w:p>
-      <w:pPr>
-        <w:pStyle w:val="Listaszerbekezds"/>
-        <w:numPr>
-          <w:ilvl w:val="0"/>
-          <w:numId w:val="24"/>
-        </w:numPr>
-        <w:rPr>
-          <w:sz w:val="32"/>
-          <w:szCs w:val="32"/>
-          <w:u w:val="wave"/>
-        </w:rPr>
-      </w:pPr>
-      <w:r>
-        <w:rPr>
-          <w:sz w:val="32"/>
-          <w:szCs w:val="32"/>
-        </w:rPr>
-        <w:t>Feladata:</w:t>
-      </w:r>
-    </w:p>
-    <w:p>
-      <w:pPr>
-        <w:pStyle w:val="Listaszerbekezds"/>
-        <w:numPr>
-          <w:ilvl w:val="1"/>
-          <w:numId w:val="24"/>
-        </w:numPr>
-        <w:rPr>
-          <w:sz w:val="32"/>
-          <w:szCs w:val="32"/>
-        </w:rPr>
-      </w:pPr>
-      <w:r>
-        <w:rPr>
-          <w:sz w:val="32"/>
-          <w:szCs w:val="32"/>
-        </w:rPr>
-        <w:t>Főoldal, kiemelt autók, véletlenszerű autók, bemutatkozás.</w:t>
-      </w:r>
-    </w:p>
-    <w:p>
-      <w:pPr>
-        <w:pStyle w:val="Listaszerbekezds"/>
-        <w:numPr>
-          <w:ilvl w:val="0"/>
-          <w:numId w:val="24"/>
-        </w:numPr>
-        <w:rPr>
-          <w:sz w:val="32"/>
-          <w:szCs w:val="32"/>
-        </w:rPr>
-      </w:pPr>
-      <w:r>
-        <w:rPr>
-          <w:sz w:val="32"/>
-          <w:szCs w:val="32"/>
-        </w:rPr>
-        <w:t>Állapotok:</w:t>
-      </w:r>
-    </w:p>
-    <w:p>
-      <w:pPr>
-        <w:pStyle w:val="Listaszerbekezds"/>
-        <w:numPr>
-          <w:ilvl w:val="1"/>
-          <w:numId w:val="24"/>
-        </w:numPr>
-        <w:rPr>
-          <w:sz w:val="32"/>
-          <w:szCs w:val="32"/>
-        </w:rPr>
-      </w:pPr>
-      <w:r>
-        <w:rPr>
-          <w:sz w:val="32"/>
-          <w:szCs w:val="32"/>
-        </w:rPr>
-        <w:t>autok, randomAutok, selectedAutoId</w:t>
-      </w:r>
-    </w:p>
-    <w:p>
-      <w:pPr>
-        <w:pStyle w:val="Cmsor3"/>
-        <w:rPr>
-          <w:sz w:val="22"/>
-          <w:szCs w:val="22"/>
-        </w:rPr>
-      </w:pPr>
-      <w:r>
-        <w:br w:type="page"/>
-      </w:r>
-      <w:bookmarkStart w:id="34" w:name="_Toc222827508"/>
-      <w:r>
-        <w:lastRenderedPageBreak/>
-        <w:t>Autok.jsx:</w:t>
-      </w:r>
-      <w:bookmarkEnd w:id="34"/>
-    </w:p>
-    <w:p>
-      <w:pPr>
-        <w:pStyle w:val="Listaszerbekezds"/>
-        <w:numPr>
-          <w:ilvl w:val="0"/>
-          <w:numId w:val="25"/>
-        </w:numPr>
-        <w:rPr>
-          <w:sz w:val="32"/>
-          <w:szCs w:val="32"/>
-        </w:rPr>
-      </w:pPr>
-      <w:r>
-        <w:rPr>
-          <w:sz w:val="32"/>
-          <w:szCs w:val="32"/>
-        </w:rPr>
-        <w:t>Feladata:</w:t>
-      </w:r>
-    </w:p>
-    <w:p>
-      <w:pPr>
-        <w:pStyle w:val="Listaszerbekezds"/>
-        <w:numPr>
-          <w:ilvl w:val="1"/>
-          <w:numId w:val="25"/>
-        </w:numPr>
-        <w:rPr>
-          <w:sz w:val="32"/>
-          <w:szCs w:val="32"/>
-        </w:rPr>
-      </w:pPr>
-      <w:r>
-        <w:rPr>
-          <w:sz w:val="32"/>
-          <w:szCs w:val="32"/>
-        </w:rPr>
-        <w:t>Autók listázása, végtelen görgetés, keresés, admin funkciók.</w:t>
-      </w:r>
-    </w:p>
-    <w:p>
-      <w:pPr>
-        <w:pStyle w:val="Listaszerbekezds"/>
-        <w:numPr>
-          <w:ilvl w:val="0"/>
-          <w:numId w:val="25"/>
-        </w:numPr>
-        <w:rPr>
-          <w:sz w:val="32"/>
-          <w:szCs w:val="32"/>
-        </w:rPr>
-      </w:pPr>
-      <w:r>
-        <w:rPr>
-          <w:sz w:val="32"/>
-          <w:szCs w:val="32"/>
-        </w:rPr>
-        <w:t>Props:</w:t>
-      </w:r>
-    </w:p>
-    <w:p>
-      <w:pPr>
-        <w:pStyle w:val="Listaszerbekezds"/>
-        <w:numPr>
-          <w:ilvl w:val="1"/>
-          <w:numId w:val="25"/>
-        </w:numPr>
-        <w:rPr>
-          <w:sz w:val="32"/>
-          <w:szCs w:val="32"/>
-        </w:rPr>
-      </w:pPr>
-      <w:r>
-        <w:rPr>
-          <w:sz w:val="32"/>
-          <w:szCs w:val="32"/>
-        </w:rPr>
-        <w:t>szuro (szűrési feltételek), admin (admin mód)</w:t>
-      </w:r>
-    </w:p>
-    <w:p>
-      <w:pPr>
-        <w:pStyle w:val="Listaszerbekezds"/>
-        <w:numPr>
-          <w:ilvl w:val="0"/>
-          <w:numId w:val="26"/>
-        </w:numPr>
-        <w:rPr>
-          <w:sz w:val="32"/>
-          <w:szCs w:val="32"/>
-        </w:rPr>
-      </w:pPr>
-      <w:r>
-        <w:rPr>
-          <w:sz w:val="32"/>
-          <w:szCs w:val="32"/>
-        </w:rPr>
-        <w:t>Állapotok:</w:t>
-      </w:r>
-    </w:p>
-    <w:p>
-      <w:pPr>
-        <w:pStyle w:val="Listaszerbekezds"/>
-        <w:numPr>
-          <w:ilvl w:val="1"/>
-          <w:numId w:val="26"/>
-        </w:numPr>
-        <w:rPr>
-          <w:sz w:val="32"/>
-          <w:szCs w:val="32"/>
-        </w:rPr>
-      </w:pPr>
-      <w:r>
-        <w:rPr>
-          <w:sz w:val="32"/>
-          <w:szCs w:val="32"/>
-        </w:rPr>
-        <w:t>autok, page, hasMore, loading, kereso</w:t>
-      </w:r>
-    </w:p>
-    <w:p>
-      <w:pPr>
-        <w:pStyle w:val="Cmsor3"/>
-      </w:pPr>
-      <w:bookmarkStart w:id="35" w:name="_Toc222827509"/>
-      <w:r>
-        <w:t>Autokreszletek.jsx:</w:t>
-      </w:r>
-      <w:bookmarkEnd w:id="35"/>
-    </w:p>
-    <w:p>
-      <w:pPr>
-        <w:pStyle w:val="Listaszerbekezds"/>
-        <w:numPr>
-          <w:ilvl w:val="0"/>
-          <w:numId w:val="26"/>
-        </w:numPr>
-        <w:rPr>
-          <w:sz w:val="32"/>
-          <w:szCs w:val="32"/>
-          <w:u w:val="wave"/>
-        </w:rPr>
-      </w:pPr>
-      <w:r>
-        <w:rPr>
-          <w:sz w:val="32"/>
-          <w:szCs w:val="32"/>
-        </w:rPr>
-        <w:t>Feladata:</w:t>
-      </w:r>
-    </w:p>
-    <w:p>
-      <w:pPr>
-        <w:pStyle w:val="Listaszerbekezds"/>
-        <w:numPr>
-          <w:ilvl w:val="1"/>
-          <w:numId w:val="26"/>
-        </w:numPr>
-        <w:rPr>
-          <w:sz w:val="32"/>
-          <w:szCs w:val="32"/>
-        </w:rPr>
-      </w:pPr>
-      <w:r>
-        <w:rPr>
-          <w:sz w:val="32"/>
-          <w:szCs w:val="32"/>
-        </w:rPr>
-        <w:t>Egy autó részletes adatlapja, képgaléria, ajánlott autók.</w:t>
-      </w:r>
-    </w:p>
-    <w:p>
-      <w:pPr>
-        <w:pStyle w:val="Listaszerbekezds"/>
-        <w:numPr>
-          <w:ilvl w:val="0"/>
-          <w:numId w:val="26"/>
-        </w:numPr>
-        <w:rPr>
-          <w:sz w:val="32"/>
-          <w:szCs w:val="32"/>
-        </w:rPr>
-      </w:pPr>
-      <w:r>
-        <w:rPr>
-          <w:sz w:val="32"/>
-          <w:szCs w:val="32"/>
-        </w:rPr>
-        <w:t>Props:</w:t>
-      </w:r>
-    </w:p>
-    <w:p>
-      <w:pPr>
-        <w:pStyle w:val="Listaszerbekezds"/>
-        <w:numPr>
-          <w:ilvl w:val="1"/>
-          <w:numId w:val="26"/>
-        </w:numPr>
-        <w:rPr>
-          <w:sz w:val="32"/>
-          <w:szCs w:val="32"/>
-        </w:rPr>
-      </w:pPr>
-      <w:r>
-        <w:rPr>
-          <w:sz w:val="32"/>
-          <w:szCs w:val="32"/>
-        </w:rPr>
-        <w:t>accessToken, onLoginModalOpen</w:t>
-      </w:r>
-    </w:p>
-    <w:p>
-      <w:pPr>
-        <w:pStyle w:val="Listaszerbekezds"/>
-        <w:numPr>
-          <w:ilvl w:val="0"/>
-          <w:numId w:val="27"/>
-        </w:numPr>
-        <w:rPr>
-          <w:sz w:val="32"/>
-          <w:szCs w:val="32"/>
-        </w:rPr>
-      </w:pPr>
-      <w:r>
-        <w:rPr>
-          <w:sz w:val="32"/>
-          <w:szCs w:val="32"/>
-        </w:rPr>
-        <w:t>Állapotok:</w:t>
-      </w:r>
-    </w:p>
-    <w:p>
-      <w:pPr>
-        <w:pStyle w:val="Listaszerbekezds"/>
-        <w:numPr>
-          <w:ilvl w:val="1"/>
-          <w:numId w:val="27"/>
-        </w:numPr>
-        <w:rPr>
-          <w:sz w:val="32"/>
-          <w:szCs w:val="32"/>
-        </w:rPr>
-      </w:pPr>
-      <w:r>
-        <w:rPr>
-          <w:sz w:val="32"/>
-          <w:szCs w:val="32"/>
-        </w:rPr>
-        <w:t>auto, kepek, error, ajanlott, loading</w:t>
-      </w:r>
-    </w:p>
-    <w:p>
-      <w:pPr>
-        <w:pStyle w:val="Cmsor3"/>
-      </w:pPr>
-      <w:bookmarkStart w:id="36" w:name="_Toc222827510"/>
-      <w:r>
-        <w:t>S</w:t>
-      </w:r>
-      <w:r>
-        <w:t>zures.jsx, RangeSlider.jsx, typeahead.jsx, checkbox.jsx</w:t>
-      </w:r>
-      <w:r>
-        <w:t>:</w:t>
-      </w:r>
-      <w:bookmarkEnd w:id="36"/>
-    </w:p>
-    <w:p>
-      <w:pPr>
-        <w:pStyle w:val="Listaszerbekezds"/>
-        <w:numPr>
-          <w:ilvl w:val="0"/>
-          <w:numId w:val="27"/>
-        </w:numPr>
-        <w:rPr>
-          <w:sz w:val="32"/>
-          <w:szCs w:val="32"/>
-          <w:u w:val="wave"/>
-        </w:rPr>
-      </w:pPr>
-      <w:r>
-        <w:rPr>
-          <w:sz w:val="32"/>
-          <w:szCs w:val="32"/>
-        </w:rPr>
-        <w:t>Feladata:</w:t>
-      </w:r>
-    </w:p>
-    <w:p>
-      <w:pPr>
-        <w:pStyle w:val="Listaszerbekezds"/>
-        <w:numPr>
-          <w:ilvl w:val="1"/>
-          <w:numId w:val="27"/>
-        </w:numPr>
-        <w:rPr>
-          <w:sz w:val="32"/>
-          <w:szCs w:val="32"/>
-        </w:rPr>
-      </w:pPr>
-      <w:r>
-        <w:rPr>
-          <w:sz w:val="32"/>
-          <w:szCs w:val="32"/>
-        </w:rPr>
-        <w:t>Különböző szűrőelemek, amelyek segítik a keresést (pl. márka, ár, évjárat, üzemanyag).</w:t>
-      </w:r>
-    </w:p>
-    <w:p>
-      <w:pPr>
-        <w:pStyle w:val="Cmsor3"/>
-      </w:pPr>
-      <w:bookmarkStart w:id="37" w:name="_Toc222827511"/>
-      <w:r>
-        <w:t>B</w:t>
-      </w:r>
-      <w:r>
-        <w:t>ejelentkez.jsx, regisztracio.jsx</w:t>
-      </w:r>
-      <w:r>
-        <w:t>:</w:t>
-      </w:r>
-      <w:bookmarkEnd w:id="37"/>
-    </w:p>
-    <w:p>
-      <w:pPr>
-        <w:pStyle w:val="Listaszerbekezds"/>
-        <w:numPr>
-          <w:ilvl w:val="0"/>
-          <w:numId w:val="27"/>
-        </w:numPr>
-        <w:rPr>
-          <w:sz w:val="32"/>
-          <w:szCs w:val="32"/>
-        </w:rPr>
-      </w:pPr>
-      <w:r>
-        <w:rPr>
-          <w:sz w:val="32"/>
-          <w:szCs w:val="32"/>
-        </w:rPr>
-        <w:t>Feladata:</w:t>
-      </w:r>
-    </w:p>
-    <w:p>
-      <w:pPr>
-        <w:pStyle w:val="Listaszerbekezds"/>
-        <w:numPr>
-          <w:ilvl w:val="1"/>
-          <w:numId w:val="27"/>
-        </w:numPr>
-        <w:rPr>
-          <w:sz w:val="32"/>
-          <w:szCs w:val="32"/>
-        </w:rPr>
-      </w:pPr>
-      <w:r>
-        <w:rPr>
-          <w:sz w:val="32"/>
-          <w:szCs w:val="32"/>
-        </w:rPr>
-        <w:t>Bejelentkezési és regisztrációs űrlapok, validációval, hibakezeléssel.</w:t>
-      </w:r>
-    </w:p>
-    <w:p>
-      <w:pPr>
-        <w:pStyle w:val="Cmsor3"/>
-      </w:pPr>
-      <w:bookmarkStart w:id="38" w:name="_Toc222827512"/>
-      <w:r>
-        <w:t>Profil.jsx, ProfileSzerkesztes.jsx</w:t>
-      </w:r>
-      <w:r>
-        <w:t>:</w:t>
-      </w:r>
-      <w:bookmarkEnd w:id="38"/>
-    </w:p>
-    <w:p>
-      <w:pPr>
-        <w:pStyle w:val="Listaszerbekezds"/>
-        <w:numPr>
-          <w:ilvl w:val="0"/>
-          <w:numId w:val="27"/>
-        </w:numPr>
-        <w:rPr>
-          <w:sz w:val="32"/>
-          <w:szCs w:val="32"/>
-          <w:u w:val="wave"/>
-        </w:rPr>
-      </w:pPr>
-      <w:r>
-        <w:rPr>
-          <w:sz w:val="32"/>
-          <w:szCs w:val="32"/>
-        </w:rPr>
-        <w:t>Feladata:</w:t>
-      </w:r>
-    </w:p>
-    <w:p>
-      <w:pPr>
-        <w:pStyle w:val="Listaszerbekezds"/>
-        <w:numPr>
-          <w:ilvl w:val="1"/>
-          <w:numId w:val="27"/>
-        </w:numPr>
-        <w:rPr>
-          <w:sz w:val="32"/>
-          <w:szCs w:val="32"/>
-        </w:rPr>
-      </w:pPr>
-      <w:r>
-        <w:rPr>
-          <w:sz w:val="32"/>
-          <w:szCs w:val="32"/>
-        </w:rPr>
-        <w:t>Felhasználói profil megjelenítése, szerkesztése, érdeklődések listázása.</w:t>
-      </w:r>
-    </w:p>
-    <w:p>
-      <w:pPr>
-        <w:rPr>
-          <w:sz w:val="32"/>
-          <w:szCs w:val="32"/>
-        </w:rPr>
-      </w:pPr>
-    </w:p>
-    <w:p>
-      <w:pPr>
-        <w:pStyle w:val="Cmsor3"/>
-      </w:pPr>
-      <w:bookmarkStart w:id="39" w:name="_Toc222827513"/>
-      <w:r>
-        <w:t>U</w:t>
-      </w:r>
-      <w:r>
-        <w:t>zenet.jsx, uzenetek.jsx, Chatablak.jsx</w:t>
-      </w:r>
-      <w:r>
-        <w:t>:</w:t>
-      </w:r>
-      <w:bookmarkEnd w:id="39"/>
-    </w:p>
-    <w:p>
-      <w:pPr>
-        <w:pStyle w:val="Listaszerbekezds"/>
-        <w:numPr>
-          <w:ilvl w:val="0"/>
-          <w:numId w:val="27"/>
-        </w:numPr>
-        <w:rPr>
-          <w:sz w:val="32"/>
-          <w:szCs w:val="32"/>
-        </w:rPr>
-      </w:pPr>
-      <w:r>
-        <w:rPr>
-          <w:sz w:val="32"/>
-          <w:szCs w:val="32"/>
-        </w:rPr>
-        <w:t>Feladata:</w:t>
-      </w:r>
-    </w:p>
-    <w:p>
-      <w:pPr>
-        <w:pStyle w:val="Listaszerbekezds"/>
-        <w:numPr>
-          <w:ilvl w:val="1"/>
-          <w:numId w:val="27"/>
-        </w:numPr>
-        <w:rPr>
-          <w:sz w:val="32"/>
-          <w:szCs w:val="32"/>
-        </w:rPr>
-      </w:pPr>
-      <w:r>
-        <w:rPr>
-          <w:sz w:val="32"/>
-          <w:szCs w:val="32"/>
-        </w:rPr>
-        <w:t>Üzenetküldés, üzenetek listázása, chat ablak</w:t>
-      </w:r>
-      <w:r>
-        <w:rPr>
-          <w:sz w:val="32"/>
-          <w:szCs w:val="32"/>
-        </w:rPr>
-        <w:t>.</w:t>
-      </w:r>
-    </w:p>
-    <w:p>
-      <w:pPr>
-        <w:pStyle w:val="Cmsor3"/>
-      </w:pPr>
-      <w:bookmarkStart w:id="40" w:name="_Toc222827514"/>
-      <w:r>
-        <w:lastRenderedPageBreak/>
-        <w:t>AdminFelhasznalok.jsx, AdminAutok.jsx, AdminUzenetek.jsx, admin.jsx</w:t>
-      </w:r>
-      <w:r>
-        <w:t>:</w:t>
-      </w:r>
-      <w:bookmarkEnd w:id="40"/>
-    </w:p>
-    <w:p>
-      <w:pPr>
-        <w:pStyle w:val="Listaszerbekezds"/>
-        <w:numPr>
-          <w:ilvl w:val="0"/>
-          <w:numId w:val="27"/>
-        </w:numPr>
-        <w:rPr>
-          <w:sz w:val="32"/>
-          <w:szCs w:val="32"/>
-        </w:rPr>
-      </w:pPr>
-      <w:r>
-        <w:rPr>
-          <w:sz w:val="32"/>
-          <w:szCs w:val="32"/>
-        </w:rPr>
-        <w:t>Feladata:</w:t>
-      </w:r>
-    </w:p>
-    <w:p>
-      <w:pPr>
-        <w:pStyle w:val="Listaszerbekezds"/>
-        <w:numPr>
-          <w:ilvl w:val="1"/>
-          <w:numId w:val="27"/>
-        </w:numPr>
-        <w:rPr>
-          <w:sz w:val="32"/>
-          <w:szCs w:val="32"/>
-        </w:rPr>
-      </w:pPr>
-      <w:r>
-        <w:rPr>
-          <w:sz w:val="32"/>
-          <w:szCs w:val="32"/>
-        </w:rPr>
-        <w:t>Adminisztrációs oldalak: felhasználók, autók, üzenetek kezelése.</w:t>
-      </w:r>
-    </w:p>
-    <w:p>
-      <w:pPr>
-        <w:pStyle w:val="Cmsor3"/>
-      </w:pPr>
-      <w:bookmarkStart w:id="41" w:name="_Toc222827515"/>
-      <w:r>
-        <w:t>VedettVonal.jsx, AdminVonal.jsx</w:t>
-      </w:r>
-      <w:r>
-        <w:t>:</w:t>
-      </w:r>
-      <w:bookmarkEnd w:id="41"/>
-    </w:p>
-    <w:p>
-      <w:pPr>
-        <w:pStyle w:val="Listaszerbekezds"/>
-        <w:numPr>
-          <w:ilvl w:val="0"/>
-          <w:numId w:val="27"/>
-        </w:numPr>
-        <w:rPr>
-          <w:sz w:val="32"/>
-          <w:szCs w:val="32"/>
-        </w:rPr>
-      </w:pPr>
-      <w:r>
-        <w:rPr>
-          <w:sz w:val="32"/>
-          <w:szCs w:val="32"/>
-        </w:rPr>
-        <w:t>Feladata:</w:t>
-      </w:r>
-    </w:p>
-    <w:p>
-      <w:pPr>
-        <w:pStyle w:val="Listaszerbekezds"/>
-        <w:numPr>
-          <w:ilvl w:val="1"/>
-          <w:numId w:val="27"/>
-        </w:numPr>
-        <w:rPr>
-          <w:sz w:val="32"/>
-          <w:szCs w:val="32"/>
-        </w:rPr>
-      </w:pPr>
-      <w:r>
-        <w:rPr>
-          <w:sz w:val="32"/>
-          <w:szCs w:val="32"/>
-        </w:rPr>
-        <w:t>Védett útvonalak: csak bejelentkezett vagy admin felhasználók férhetnek hozzá.</w:t>
-      </w:r>
-    </w:p>
-    <w:p>
-      <w:pPr>
-        <w:rPr>
-          <w:sz w:val="32"/>
-          <w:szCs w:val="32"/>
-        </w:rPr>
-      </w:pPr>
-      <w:r>
-        <w:rPr>
-          <w:sz w:val="32"/>
-          <w:szCs w:val="32"/>
-        </w:rPr>
-        <w:br w:type="page"/>
-      </w:r>
-    </w:p>
-    <w:p>
-      <w:pPr>
-        <w:pStyle w:val="Cmsor2"/>
-      </w:pPr>
-      <w:bookmarkStart w:id="42" w:name="_Toc222827516"/>
-      <w:r>
-        <w:lastRenderedPageBreak/>
-        <w:t>Oldalak/nézetek:</w:t>
-      </w:r>
-      <w:bookmarkEnd w:id="42"/>
-    </w:p>
-    <w:p>
-      <w:pPr>
-        <w:pStyle w:val="Listaszerbekezds"/>
-        <w:numPr>
-          <w:ilvl w:val="0"/>
-          <w:numId w:val="27"/>
-        </w:numPr>
-        <w:rPr>
-          <w:sz w:val="32"/>
-          <w:szCs w:val="32"/>
-        </w:rPr>
-      </w:pPr>
-      <w:r>
-        <w:rPr>
-          <w:sz w:val="32"/>
-          <w:szCs w:val="32"/>
-        </w:rPr>
-        <w:t>Kezdőlap:</w:t>
-      </w:r>
-    </w:p>
-    <w:p>
-      <w:pPr>
-        <w:pStyle w:val="Listaszerbekezds"/>
-        <w:numPr>
-          <w:ilvl w:val="1"/>
-          <w:numId w:val="27"/>
-        </w:numPr>
-        <w:rPr>
-          <w:sz w:val="32"/>
-          <w:szCs w:val="32"/>
-        </w:rPr>
-      </w:pPr>
-      <w:r>
-        <w:rPr>
-          <w:sz w:val="32"/>
-          <w:szCs w:val="32"/>
-        </w:rPr>
-        <w:t>Főoldal, kiemelt autók, bemutatkozás.</w:t>
-      </w:r>
-    </w:p>
-    <w:p>
-      <w:pPr>
-        <w:pStyle w:val="Listaszerbekezds"/>
-        <w:numPr>
-          <w:ilvl w:val="0"/>
-          <w:numId w:val="27"/>
-        </w:numPr>
-        <w:rPr>
-          <w:sz w:val="32"/>
-          <w:szCs w:val="32"/>
-        </w:rPr>
-      </w:pPr>
-      <w:r>
-        <w:rPr>
-          <w:sz w:val="32"/>
-          <w:szCs w:val="32"/>
-        </w:rPr>
-        <w:t>Autók listája:</w:t>
-      </w:r>
-    </w:p>
-    <w:p>
-      <w:pPr>
-        <w:pStyle w:val="Listaszerbekezds"/>
-        <w:numPr>
-          <w:ilvl w:val="1"/>
-          <w:numId w:val="27"/>
-        </w:numPr>
-        <w:rPr>
-          <w:sz w:val="32"/>
-          <w:szCs w:val="32"/>
-        </w:rPr>
-      </w:pPr>
-      <w:r>
-        <w:rPr>
-          <w:sz w:val="32"/>
-          <w:szCs w:val="32"/>
-        </w:rPr>
-        <w:t>Szűrhető, kereshető autólista.</w:t>
-      </w:r>
-    </w:p>
-    <w:p>
-      <w:pPr>
-        <w:pStyle w:val="Listaszerbekezds"/>
-        <w:numPr>
-          <w:ilvl w:val="0"/>
-          <w:numId w:val="27"/>
-        </w:numPr>
-        <w:rPr>
-          <w:sz w:val="32"/>
-          <w:szCs w:val="32"/>
-        </w:rPr>
-      </w:pPr>
-      <w:r>
-        <w:rPr>
-          <w:sz w:val="32"/>
-          <w:szCs w:val="32"/>
-        </w:rPr>
-        <w:t>Autó részletek:</w:t>
-      </w:r>
-    </w:p>
-    <w:p>
-      <w:pPr>
-        <w:pStyle w:val="Listaszerbekezds"/>
-        <w:numPr>
-          <w:ilvl w:val="1"/>
-          <w:numId w:val="27"/>
-        </w:numPr>
-        <w:rPr>
-          <w:sz w:val="32"/>
-          <w:szCs w:val="32"/>
-        </w:rPr>
-      </w:pPr>
-      <w:r>
-        <w:rPr>
-          <w:sz w:val="32"/>
-          <w:szCs w:val="32"/>
-        </w:rPr>
-        <w:t>Egy autó adatlapja, képek, érdeklődés.</w:t>
-      </w:r>
-    </w:p>
-    <w:p>
-      <w:pPr>
-        <w:pStyle w:val="Listaszerbekezds"/>
-        <w:numPr>
-          <w:ilvl w:val="0"/>
-          <w:numId w:val="27"/>
-        </w:numPr>
-        <w:rPr>
-          <w:sz w:val="32"/>
-          <w:szCs w:val="32"/>
-        </w:rPr>
-      </w:pPr>
-      <w:r>
-        <w:rPr>
-          <w:sz w:val="32"/>
-          <w:szCs w:val="32"/>
-        </w:rPr>
-        <w:t>Profil:</w:t>
-      </w:r>
-    </w:p>
-    <w:p>
-      <w:pPr>
-        <w:pStyle w:val="Listaszerbekezds"/>
-        <w:numPr>
-          <w:ilvl w:val="1"/>
-          <w:numId w:val="27"/>
-        </w:numPr>
-        <w:rPr>
-          <w:sz w:val="32"/>
-          <w:szCs w:val="32"/>
-        </w:rPr>
-      </w:pPr>
-      <w:r>
-        <w:rPr>
-          <w:sz w:val="32"/>
-          <w:szCs w:val="32"/>
-        </w:rPr>
-        <w:t>Felhasználói adatok, érdeklődések.</w:t>
-      </w:r>
-    </w:p>
-    <w:p>
-      <w:pPr>
-        <w:pStyle w:val="Listaszerbekezds"/>
-        <w:numPr>
-          <w:ilvl w:val="0"/>
-          <w:numId w:val="27"/>
-        </w:numPr>
-        <w:rPr>
-          <w:sz w:val="32"/>
-          <w:szCs w:val="32"/>
-        </w:rPr>
-      </w:pPr>
-      <w:r>
-        <w:rPr>
-          <w:sz w:val="32"/>
-          <w:szCs w:val="32"/>
-        </w:rPr>
-        <w:t>Profil szerkesztés:</w:t>
-      </w:r>
-    </w:p>
-    <w:p>
-      <w:pPr>
-        <w:pStyle w:val="Listaszerbekezds"/>
-        <w:numPr>
-          <w:ilvl w:val="1"/>
-          <w:numId w:val="27"/>
-        </w:numPr>
-        <w:rPr>
-          <w:sz w:val="32"/>
-          <w:szCs w:val="32"/>
-        </w:rPr>
-      </w:pPr>
-      <w:r>
-        <w:rPr>
-          <w:sz w:val="32"/>
-          <w:szCs w:val="32"/>
-        </w:rPr>
-        <w:t>Adatok módosítása, jelszócsere.</w:t>
-      </w:r>
-    </w:p>
-    <w:p>
-      <w:pPr>
-        <w:pStyle w:val="Listaszerbekezds"/>
-        <w:numPr>
-          <w:ilvl w:val="0"/>
-          <w:numId w:val="27"/>
-        </w:numPr>
-        <w:rPr>
-          <w:sz w:val="32"/>
-          <w:szCs w:val="32"/>
-        </w:rPr>
-      </w:pPr>
-      <w:r>
-        <w:rPr>
-          <w:sz w:val="32"/>
-          <w:szCs w:val="32"/>
-        </w:rPr>
-        <w:t>Regisztráció, bejelentkezés:</w:t>
-      </w:r>
-    </w:p>
-    <w:p>
-      <w:pPr>
-        <w:pStyle w:val="Listaszerbekezds"/>
-        <w:numPr>
-          <w:ilvl w:val="1"/>
-          <w:numId w:val="27"/>
-        </w:numPr>
-        <w:rPr>
-          <w:sz w:val="32"/>
-          <w:szCs w:val="32"/>
-        </w:rPr>
-      </w:pPr>
-      <w:r>
-        <w:rPr>
-          <w:sz w:val="32"/>
-          <w:szCs w:val="32"/>
-        </w:rPr>
-        <w:t>Felhasználói fiók létrehozása, belépés.</w:t>
-      </w:r>
-    </w:p>
-    <w:p>
-      <w:pPr>
-        <w:pStyle w:val="Listaszerbekezds"/>
-        <w:numPr>
-          <w:ilvl w:val="0"/>
-          <w:numId w:val="27"/>
-        </w:numPr>
-        <w:rPr>
-          <w:sz w:val="32"/>
-          <w:szCs w:val="32"/>
-        </w:rPr>
-      </w:pPr>
-      <w:r>
-        <w:rPr>
-          <w:sz w:val="32"/>
-          <w:szCs w:val="32"/>
-        </w:rPr>
-        <w:t>Üzenetek, chat:</w:t>
-      </w:r>
-    </w:p>
-    <w:p>
-      <w:pPr>
-        <w:pStyle w:val="Listaszerbekezds"/>
-        <w:numPr>
-          <w:ilvl w:val="1"/>
-          <w:numId w:val="27"/>
-        </w:numPr>
-        <w:rPr>
-          <w:sz w:val="32"/>
-          <w:szCs w:val="32"/>
-        </w:rPr>
-      </w:pPr>
-      <w:r>
-        <w:rPr>
-          <w:sz w:val="32"/>
-          <w:szCs w:val="32"/>
-        </w:rPr>
-        <w:t>Üzenetküldés, üzenetek olvasása, chatelés.</w:t>
-      </w:r>
-    </w:p>
-    <w:p>
-      <w:pPr>
-        <w:pStyle w:val="Listaszerbekezds"/>
-        <w:rPr>
-          <w:sz w:val="32"/>
-          <w:szCs w:val="32"/>
-        </w:rPr>
-      </w:pPr>
-    </w:p>
-    <w:p>
-      <w:pPr>
-        <w:pStyle w:val="Listaszerbekezds"/>
-        <w:numPr>
-          <w:ilvl w:val="0"/>
-          <w:numId w:val="27"/>
-        </w:numPr>
-        <w:rPr>
-          <w:sz w:val="32"/>
-          <w:szCs w:val="32"/>
-        </w:rPr>
-      </w:pPr>
-      <w:r>
-        <w:rPr>
-          <w:sz w:val="32"/>
-          <w:szCs w:val="32"/>
-        </w:rPr>
-        <w:t>Admin oldalak:</w:t>
-      </w:r>
-    </w:p>
-    <w:p>
-      <w:pPr>
-        <w:pStyle w:val="Listaszerbekezds"/>
-        <w:numPr>
-          <w:ilvl w:val="1"/>
-          <w:numId w:val="27"/>
-        </w:numPr>
-        <w:rPr>
-          <w:sz w:val="32"/>
-          <w:szCs w:val="32"/>
-        </w:rPr>
-      </w:pPr>
-      <w:r>
-        <w:rPr>
-          <w:sz w:val="32"/>
-          <w:szCs w:val="32"/>
-        </w:rPr>
-        <w:t>Autók, felhasználók, üzenetek kezelése.</w:t>
-      </w:r>
-    </w:p>
-    <w:p>
-      <w:pPr>
-        <w:pStyle w:val="Listaszerbekezds"/>
-        <w:numPr>
-          <w:ilvl w:val="0"/>
-          <w:numId w:val="27"/>
-        </w:numPr>
-        <w:rPr>
-          <w:sz w:val="32"/>
-          <w:szCs w:val="32"/>
-        </w:rPr>
-      </w:pPr>
-      <w:r>
-        <w:rPr>
-          <w:sz w:val="32"/>
-          <w:szCs w:val="32"/>
-        </w:rPr>
-        <w:t>Navigáció:</w:t>
-      </w:r>
-    </w:p>
-    <w:p>
-      <w:pPr>
-        <w:pStyle w:val="Listaszerbekezds"/>
-        <w:numPr>
-          <w:ilvl w:val="1"/>
-          <w:numId w:val="27"/>
-        </w:numPr>
-        <w:rPr>
-          <w:sz w:val="32"/>
-          <w:szCs w:val="32"/>
-        </w:rPr>
-      </w:pPr>
-      <w:r>
-        <w:rPr>
-          <w:sz w:val="32"/>
-          <w:szCs w:val="32"/>
-        </w:rPr>
-        <w:t>React Router, menü komponens.</w:t>
-      </w:r>
-    </w:p>
-    <w:p>
-      <w:pPr>
-        <w:rPr>
-          <w:sz w:val="32"/>
-          <w:szCs w:val="32"/>
-        </w:rPr>
-      </w:pPr>
-    </w:p>
-    <w:p>
-      <w:pPr>
-        <w:pStyle w:val="Cmsor2"/>
-      </w:pPr>
-      <w:bookmarkStart w:id="43" w:name="_Toc222827517"/>
-      <w:r>
-        <w:t>Állapotkezelés:</w:t>
-      </w:r>
-      <w:bookmarkEnd w:id="43"/>
-    </w:p>
-    <w:p>
-      <w:pPr>
-        <w:pStyle w:val="Listaszerbekezds"/>
-        <w:numPr>
-          <w:ilvl w:val="0"/>
-          <w:numId w:val="28"/>
-        </w:numPr>
-        <w:rPr>
-          <w:sz w:val="32"/>
-          <w:szCs w:val="32"/>
-        </w:rPr>
-      </w:pPr>
-      <w:r>
-        <w:rPr>
-          <w:sz w:val="32"/>
-          <w:szCs w:val="32"/>
-        </w:rPr>
-        <w:t>UseState:</w:t>
-      </w:r>
-    </w:p>
-    <w:p>
-      <w:pPr>
-        <w:pStyle w:val="Listaszerbekezds"/>
-        <w:numPr>
-          <w:ilvl w:val="1"/>
-          <w:numId w:val="28"/>
-        </w:numPr>
-        <w:rPr>
-          <w:sz w:val="32"/>
-          <w:szCs w:val="32"/>
-        </w:rPr>
-      </w:pPr>
-      <w:r>
-        <w:rPr>
-          <w:sz w:val="32"/>
-          <w:szCs w:val="32"/>
-        </w:rPr>
-        <w:t>Minden komponens saját állapotot kezel (pl. űrlapmezők, betöltés, hibák).</w:t>
-      </w:r>
-    </w:p>
-    <w:p>
-      <w:pPr>
-        <w:pStyle w:val="Listaszerbekezds"/>
-        <w:numPr>
-          <w:ilvl w:val="0"/>
-          <w:numId w:val="28"/>
-        </w:numPr>
-        <w:rPr>
-          <w:sz w:val="32"/>
-          <w:szCs w:val="32"/>
-        </w:rPr>
-      </w:pPr>
-      <w:r>
-        <w:rPr>
-          <w:sz w:val="32"/>
-          <w:szCs w:val="32"/>
-        </w:rPr>
-        <w:t>useEffect:</w:t>
-      </w:r>
-    </w:p>
-    <w:p>
-      <w:pPr>
-        <w:pStyle w:val="Listaszerbekezds"/>
-        <w:numPr>
-          <w:ilvl w:val="1"/>
-          <w:numId w:val="28"/>
-        </w:numPr>
-        <w:rPr>
-          <w:sz w:val="32"/>
-          <w:szCs w:val="32"/>
-        </w:rPr>
-      </w:pPr>
-      <w:r>
-        <w:rPr>
-          <w:sz w:val="32"/>
-          <w:szCs w:val="32"/>
-        </w:rPr>
-        <w:t>Adatlekérés, inicializálás, API hívások.</w:t>
-      </w:r>
-    </w:p>
-    <w:p>
-      <w:pPr>
-        <w:pStyle w:val="Listaszerbekezds"/>
-        <w:numPr>
-          <w:ilvl w:val="0"/>
-          <w:numId w:val="28"/>
-        </w:numPr>
-        <w:rPr>
-          <w:sz w:val="32"/>
-          <w:szCs w:val="32"/>
-        </w:rPr>
-      </w:pPr>
-      <w:r>
-        <w:rPr>
-          <w:sz w:val="32"/>
-          <w:szCs w:val="32"/>
-        </w:rPr>
-        <w:t>Közös state:</w:t>
-      </w:r>
-    </w:p>
-    <w:p>
-      <w:pPr>
-        <w:pStyle w:val="Listaszerbekezds"/>
-        <w:numPr>
-          <w:ilvl w:val="1"/>
-          <w:numId w:val="28"/>
-        </w:numPr>
-        <w:rPr>
-          <w:sz w:val="32"/>
-          <w:szCs w:val="32"/>
-        </w:rPr>
-      </w:pPr>
-      <w:r>
-        <w:rPr>
-          <w:sz w:val="32"/>
-          <w:szCs w:val="32"/>
-        </w:rPr>
-        <w:t>Globális állapotok (pl. bejelentkezés, token) az App.jsx-ben, props-ként továbbadva.</w:t>
-      </w:r>
-    </w:p>
-    <w:p>
-      <w:pPr>
-        <w:pStyle w:val="Listaszerbekezds"/>
-        <w:numPr>
-          <w:ilvl w:val="0"/>
-          <w:numId w:val="28"/>
-        </w:numPr>
-        <w:rPr>
-          <w:sz w:val="32"/>
-          <w:szCs w:val="32"/>
-        </w:rPr>
-      </w:pPr>
-      <w:r>
-        <w:rPr>
-          <w:sz w:val="32"/>
-          <w:szCs w:val="32"/>
-        </w:rPr>
-        <w:t>Context/Redux:</w:t>
-      </w:r>
-    </w:p>
-    <w:p>
-      <w:pPr>
-        <w:pStyle w:val="Listaszerbekezds"/>
-        <w:numPr>
-          <w:ilvl w:val="1"/>
-          <w:numId w:val="28"/>
-        </w:numPr>
-        <w:rPr>
-          <w:sz w:val="32"/>
-          <w:szCs w:val="32"/>
-        </w:rPr>
-      </w:pPr>
-      <w:r>
-        <w:rPr>
-          <w:sz w:val="32"/>
-          <w:szCs w:val="32"/>
-        </w:rPr>
-        <w:t>Jelenleg nincs használatban.</w:t>
-      </w:r>
-    </w:p>
-    <w:p>
-      <w:pPr>
-        <w:rPr>
-          <w:sz w:val="32"/>
-          <w:szCs w:val="32"/>
-        </w:rPr>
-      </w:pPr>
-    </w:p>
-    <w:p>
-      <w:pPr>
-        <w:pStyle w:val="Cmsor2"/>
-      </w:pPr>
-      <w:bookmarkStart w:id="44" w:name="_Toc222827518"/>
-      <w:r>
-        <w:t>API kommunikáció:</w:t>
-      </w:r>
-      <w:bookmarkEnd w:id="44"/>
-    </w:p>
-    <w:p>
-      <w:pPr>
-        <w:pStyle w:val="Listaszerbekezds"/>
-        <w:numPr>
-          <w:ilvl w:val="0"/>
-          <w:numId w:val="30"/>
-        </w:numPr>
-        <w:rPr>
-          <w:sz w:val="32"/>
-          <w:szCs w:val="32"/>
-        </w:rPr>
-      </w:pPr>
-      <w:r>
-        <w:rPr>
-          <w:sz w:val="32"/>
-          <w:szCs w:val="32"/>
-        </w:rPr>
-        <w:t>Backend elérési útvonalak:</w:t>
-      </w:r>
-    </w:p>
-    <w:p>
-      <w:pPr>
-        <w:pStyle w:val="Listaszerbekezds"/>
-        <w:numPr>
-          <w:ilvl w:val="1"/>
-          <w:numId w:val="30"/>
-        </w:numPr>
-        <w:rPr>
-          <w:sz w:val="32"/>
-          <w:szCs w:val="32"/>
-        </w:rPr>
-      </w:pPr>
-      <w:r>
-        <w:rPr>
-          <w:sz w:val="32"/>
-          <w:szCs w:val="32"/>
-        </w:rPr>
-        <w:t>Pl. /api/autok, /api/profil, /api/uzenetek</w:t>
-      </w:r>
-    </w:p>
-    <w:p>
-      <w:pPr>
-        <w:pStyle w:val="Listaszerbekezds"/>
-        <w:numPr>
-          <w:ilvl w:val="0"/>
-          <w:numId w:val="30"/>
-        </w:numPr>
-        <w:rPr>
-          <w:sz w:val="32"/>
-          <w:szCs w:val="32"/>
-        </w:rPr>
-      </w:pPr>
-      <w:r>
-        <w:rPr>
-          <w:sz w:val="32"/>
-          <w:szCs w:val="32"/>
-        </w:rPr>
-        <w:t>HTTP metódusok:</w:t>
-      </w:r>
-    </w:p>
-    <w:p>
-      <w:pPr>
-        <w:pStyle w:val="Listaszerbekezds"/>
-        <w:numPr>
-          <w:ilvl w:val="1"/>
-          <w:numId w:val="30"/>
-        </w:numPr>
-        <w:rPr>
-          <w:sz w:val="32"/>
-          <w:szCs w:val="32"/>
-        </w:rPr>
-      </w:pPr>
-      <w:r>
-        <w:rPr>
-          <w:sz w:val="32"/>
-          <w:szCs w:val="32"/>
-        </w:rPr>
-        <w:t>GET (lekérés), POST (létrehozás), PUT (módosítás), DELETE (törlés)</w:t>
-      </w:r>
-    </w:p>
-    <w:p>
-      <w:pPr>
-        <w:pStyle w:val="Listaszerbekezds"/>
-        <w:numPr>
-          <w:ilvl w:val="0"/>
-          <w:numId w:val="30"/>
-        </w:numPr>
-        <w:rPr>
-          <w:sz w:val="32"/>
-          <w:szCs w:val="32"/>
-        </w:rPr>
-      </w:pPr>
-      <w:r>
-        <w:rPr>
-          <w:sz w:val="32"/>
-          <w:szCs w:val="32"/>
-        </w:rPr>
-        <w:t>Adatlekérés folyamata:</w:t>
-      </w:r>
-    </w:p>
-    <w:p>
-      <w:pPr>
-        <w:pStyle w:val="Listaszerbekezds"/>
-        <w:numPr>
-          <w:ilvl w:val="1"/>
-          <w:numId w:val="30"/>
-        </w:numPr>
-        <w:rPr>
-          <w:sz w:val="32"/>
-          <w:szCs w:val="32"/>
-        </w:rPr>
-      </w:pPr>
-      <w:r>
-        <w:rPr>
-          <w:sz w:val="32"/>
-          <w:szCs w:val="32"/>
-        </w:rPr>
-        <w:t>useEffect-ben, fetch vagy axios segítségével, accessToken-nel hitelesítve.</w:t>
-      </w:r>
-    </w:p>
-    <w:p>
-      <w:pPr>
-        <w:pStyle w:val="Listaszerbekezds"/>
-        <w:numPr>
-          <w:ilvl w:val="0"/>
-          <w:numId w:val="30"/>
-        </w:numPr>
-        <w:rPr>
-          <w:sz w:val="32"/>
-          <w:szCs w:val="32"/>
-        </w:rPr>
-      </w:pPr>
-      <w:r>
-        <w:rPr>
-          <w:sz w:val="32"/>
-          <w:szCs w:val="32"/>
-        </w:rPr>
-        <w:t>Hibakezelés:</w:t>
-      </w:r>
-    </w:p>
-    <w:p>
-      <w:pPr>
-        <w:pStyle w:val="Listaszerbekezds"/>
-        <w:numPr>
-          <w:ilvl w:val="1"/>
-          <w:numId w:val="30"/>
-        </w:numPr>
-        <w:rPr>
-          <w:sz w:val="32"/>
-          <w:szCs w:val="32"/>
-        </w:rPr>
-      </w:pPr>
-      <w:r>
-        <w:rPr>
-          <w:sz w:val="32"/>
-          <w:szCs w:val="32"/>
-        </w:rPr>
-        <w:t>try-catch, error state, felhasználónak visszajelzés.</w:t>
-      </w:r>
-    </w:p>
-    <w:p>
-      <w:pPr>
-        <w:pStyle w:val="Cmsor2"/>
-      </w:pPr>
-      <w:r>
-        <w:br w:type="page"/>
-      </w:r>
-      <w:bookmarkStart w:id="45" w:name="_Toc222827519"/>
-      <w:r>
-        <w:lastRenderedPageBreak/>
-        <w:t>Felhasználói interakció:</w:t>
-      </w:r>
-      <w:bookmarkEnd w:id="45"/>
-    </w:p>
-    <w:p>
-      <w:pPr>
-        <w:pStyle w:val="Listaszerbekezds"/>
-        <w:numPr>
-          <w:ilvl w:val="0"/>
-          <w:numId w:val="29"/>
-        </w:numPr>
-        <w:rPr>
-          <w:sz w:val="32"/>
-          <w:szCs w:val="32"/>
-        </w:rPr>
-      </w:pPr>
-      <w:r>
-        <w:rPr>
-          <w:sz w:val="32"/>
-          <w:szCs w:val="32"/>
-        </w:rPr>
-        <w:t>Űrlapok kezelése:</w:t>
-      </w:r>
-    </w:p>
-    <w:p>
-      <w:pPr>
-        <w:pStyle w:val="Listaszerbekezds"/>
-        <w:numPr>
-          <w:ilvl w:val="1"/>
-          <w:numId w:val="29"/>
-        </w:numPr>
-        <w:rPr>
-          <w:sz w:val="32"/>
-          <w:szCs w:val="32"/>
-        </w:rPr>
-      </w:pPr>
-      <w:r>
-        <w:rPr>
-          <w:sz w:val="32"/>
-          <w:szCs w:val="32"/>
-        </w:rPr>
-        <w:t>Regisztráció, bejelentkezés, profil szerkesztés, üzenetküldés</w:t>
-      </w:r>
-    </w:p>
-    <w:p>
-      <w:pPr>
-        <w:pStyle w:val="Listaszerbekezds"/>
-        <w:numPr>
-          <w:ilvl w:val="0"/>
-          <w:numId w:val="29"/>
-        </w:numPr>
-        <w:rPr>
-          <w:sz w:val="32"/>
-          <w:szCs w:val="32"/>
-        </w:rPr>
-      </w:pPr>
-      <w:r>
-        <w:rPr>
-          <w:sz w:val="32"/>
-          <w:szCs w:val="32"/>
-        </w:rPr>
-        <w:t>Validáció:</w:t>
-      </w:r>
-    </w:p>
-    <w:p>
-      <w:pPr>
-        <w:pStyle w:val="Listaszerbekezds"/>
-        <w:numPr>
-          <w:ilvl w:val="1"/>
-          <w:numId w:val="29"/>
-        </w:numPr>
-        <w:rPr>
-          <w:sz w:val="32"/>
-          <w:szCs w:val="32"/>
-        </w:rPr>
-      </w:pPr>
-      <w:r>
-        <w:rPr>
-          <w:sz w:val="32"/>
-          <w:szCs w:val="32"/>
-        </w:rPr>
-        <w:t>Kötelező mezők, jelszó egyezés, email formátum.</w:t>
-      </w:r>
-    </w:p>
-    <w:p>
-      <w:pPr>
-        <w:pStyle w:val="Listaszerbekezds"/>
-        <w:numPr>
-          <w:ilvl w:val="0"/>
-          <w:numId w:val="29"/>
-        </w:numPr>
-        <w:rPr>
-          <w:sz w:val="32"/>
-          <w:szCs w:val="32"/>
-        </w:rPr>
-      </w:pPr>
-      <w:r>
-        <w:rPr>
-          <w:sz w:val="32"/>
-          <w:szCs w:val="32"/>
-        </w:rPr>
-        <w:t>Gombok működése:</w:t>
-      </w:r>
-    </w:p>
-    <w:p>
-      <w:pPr>
-        <w:pStyle w:val="Listaszerbekezds"/>
-        <w:numPr>
-          <w:ilvl w:val="1"/>
-          <w:numId w:val="29"/>
-        </w:numPr>
-        <w:rPr>
-          <w:sz w:val="32"/>
-          <w:szCs w:val="32"/>
-        </w:rPr>
-      </w:pPr>
-      <w:r>
-        <w:rPr>
-          <w:sz w:val="32"/>
-          <w:szCs w:val="32"/>
-        </w:rPr>
-        <w:t>Keresés, érdeklődés, üzenetküldés, szerkesztés, törlés.</w:t>
-      </w:r>
-    </w:p>
-    <w:p>
-      <w:pPr>
-        <w:pStyle w:val="Listaszerbekezds"/>
-        <w:numPr>
-          <w:ilvl w:val="0"/>
-          <w:numId w:val="29"/>
-        </w:numPr>
-        <w:rPr>
-          <w:sz w:val="32"/>
-          <w:szCs w:val="32"/>
-        </w:rPr>
-      </w:pPr>
-      <w:r>
-        <w:rPr>
-          <w:sz w:val="32"/>
-          <w:szCs w:val="32"/>
-        </w:rPr>
-        <w:t>Visszajelzések:</w:t>
-      </w:r>
-    </w:p>
-    <w:p>
-      <w:pPr>
-        <w:pStyle w:val="Listaszerbekezds"/>
-        <w:numPr>
-          <w:ilvl w:val="1"/>
-          <w:numId w:val="29"/>
-        </w:numPr>
-        <w:rPr>
-          <w:sz w:val="32"/>
-          <w:szCs w:val="32"/>
-        </w:rPr>
-      </w:pPr>
-      <w:r>
-        <w:rPr>
-          <w:sz w:val="32"/>
-          <w:szCs w:val="32"/>
-        </w:rPr>
-        <w:t>Sikeres/hisztelett hibás műveletek esetén üzenet, alert, színes visszajelzés.</w:t>
-      </w:r>
-    </w:p>
-    <w:p>
-      <w:pPr>
-        <w:rPr>
-          <w:sz w:val="32"/>
-          <w:szCs w:val="32"/>
-        </w:rPr>
-      </w:pPr>
-    </w:p>
-    <w:p>
-      <w:pPr>
-        <w:pStyle w:val="Cmsor2"/>
-      </w:pPr>
-      <w:bookmarkStart w:id="46" w:name="_Toc222827520"/>
-      <w:r>
-        <w:t>Stílus és megjelenés</w:t>
-      </w:r>
-      <w:bookmarkEnd w:id="46"/>
-    </w:p>
-    <w:p>
-      <w:pPr>
-        <w:pStyle w:val="Listaszerbekezds"/>
-        <w:numPr>
-          <w:ilvl w:val="0"/>
-          <w:numId w:val="31"/>
-        </w:numPr>
-        <w:rPr>
-          <w:sz w:val="32"/>
-          <w:szCs w:val="32"/>
-        </w:rPr>
-      </w:pPr>
-      <w:r>
-        <w:rPr>
-          <w:sz w:val="32"/>
-          <w:szCs w:val="32"/>
-        </w:rPr>
-        <w:t>Színpaletta:</w:t>
-      </w:r>
-    </w:p>
-    <w:p>
-      <w:pPr>
-        <w:pStyle w:val="Listaszerbekezds"/>
-        <w:numPr>
-          <w:ilvl w:val="1"/>
-          <w:numId w:val="31"/>
-        </w:numPr>
-        <w:rPr>
-          <w:sz w:val="32"/>
-          <w:szCs w:val="32"/>
-        </w:rPr>
-      </w:pPr>
-      <w:r>
-        <w:rPr>
-          <w:sz w:val="32"/>
-          <w:szCs w:val="32"/>
-        </w:rPr>
-        <w:t>Bootstrap alap, egyedi színek (pl. sötét háttér, fehér szöveg, zöld/kék gombok).</w:t>
-      </w:r>
-    </w:p>
-    <w:p>
-      <w:pPr>
-        <w:pStyle w:val="Listaszerbekezds"/>
-        <w:numPr>
-          <w:ilvl w:val="0"/>
-          <w:numId w:val="31"/>
-        </w:numPr>
-        <w:rPr>
-          <w:sz w:val="32"/>
-          <w:szCs w:val="32"/>
-        </w:rPr>
-      </w:pPr>
-      <w:r>
-        <w:rPr>
-          <w:sz w:val="32"/>
-          <w:szCs w:val="32"/>
-        </w:rPr>
-        <w:t>Betűtípusok:</w:t>
-      </w:r>
-    </w:p>
-    <w:p>
-      <w:pPr>
-        <w:pStyle w:val="Listaszerbekezds"/>
-        <w:numPr>
-          <w:ilvl w:val="1"/>
-          <w:numId w:val="31"/>
-        </w:numPr>
-        <w:rPr>
-          <w:sz w:val="32"/>
-          <w:szCs w:val="32"/>
-        </w:rPr>
-      </w:pPr>
-      <w:r>
-        <w:rPr>
-          <w:sz w:val="32"/>
-          <w:szCs w:val="32"/>
-        </w:rPr>
-        <w:t>Bootstrap alapértelmezett.</w:t>
-      </w:r>
-    </w:p>
-    <w:p>
-      <w:pPr>
-        <w:pStyle w:val="Listaszerbekezds"/>
-        <w:numPr>
-          <w:ilvl w:val="0"/>
-          <w:numId w:val="31"/>
-        </w:numPr>
-        <w:rPr>
-          <w:sz w:val="32"/>
-          <w:szCs w:val="32"/>
-        </w:rPr>
-      </w:pPr>
-      <w:r>
-        <w:rPr>
-          <w:sz w:val="32"/>
-          <w:szCs w:val="32"/>
-        </w:rPr>
-        <w:t>Reszponzív megoldások:</w:t>
-      </w:r>
-    </w:p>
-    <w:p>
-      <w:pPr>
-        <w:pStyle w:val="Listaszerbekezds"/>
-        <w:numPr>
-          <w:ilvl w:val="1"/>
-          <w:numId w:val="31"/>
-        </w:numPr>
-        <w:rPr>
-          <w:sz w:val="32"/>
-          <w:szCs w:val="32"/>
-        </w:rPr>
-      </w:pPr>
-      <w:r>
-        <w:rPr>
-          <w:sz w:val="32"/>
-          <w:szCs w:val="32"/>
-        </w:rPr>
-        <w:t>Bootstrap grid, flexbox, mobilbarát elrendezés.</w:t>
-      </w:r>
-    </w:p>
-    <w:p>
-      <w:pPr>
-        <w:pStyle w:val="Listaszerbekezds"/>
-        <w:numPr>
-          <w:ilvl w:val="0"/>
-          <w:numId w:val="31"/>
-        </w:numPr>
-        <w:rPr>
-          <w:sz w:val="32"/>
-          <w:szCs w:val="32"/>
-        </w:rPr>
-      </w:pPr>
-      <w:r>
-        <w:rPr>
-          <w:sz w:val="32"/>
-          <w:szCs w:val="32"/>
-        </w:rPr>
-        <w:t>Komponensek egységes megjelenése:</w:t>
-      </w:r>
-    </w:p>
-    <w:p>
-      <w:pPr>
-        <w:pStyle w:val="Listaszerbekezds"/>
-        <w:numPr>
-          <w:ilvl w:val="1"/>
-          <w:numId w:val="31"/>
-        </w:numPr>
-        <w:rPr>
-          <w:sz w:val="32"/>
-          <w:szCs w:val="32"/>
-        </w:rPr>
-      </w:pPr>
-      <w:r>
-        <w:rPr>
-          <w:sz w:val="32"/>
-          <w:szCs w:val="32"/>
-        </w:rPr>
-        <w:t>Bootstrap és saját CSS kombinációja.</w:t>
-      </w:r>
-    </w:p>
-    <w:p>
-      <w:pPr>
-        <w:ind w:left="1080"/>
-        <w:rPr>
-          <w:sz w:val="32"/>
-          <w:szCs w:val="32"/>
-        </w:rPr>
-      </w:pPr>
-    </w:p>
-    <w:p>
-      <w:pPr>
-        <w:pStyle w:val="Cmsor2"/>
-      </w:pPr>
-      <w:bookmarkStart w:id="47" w:name="_Toc222827521"/>
-      <w:r>
-        <w:t>Hibakezelés:</w:t>
-      </w:r>
-      <w:bookmarkEnd w:id="47"/>
-    </w:p>
-    <w:p>
-      <w:pPr>
-        <w:pStyle w:val="Listaszerbekezds"/>
-        <w:numPr>
-          <w:ilvl w:val="0"/>
-          <w:numId w:val="32"/>
-        </w:numPr>
-        <w:rPr>
-          <w:sz w:val="32"/>
-          <w:szCs w:val="32"/>
-        </w:rPr>
-      </w:pPr>
-      <w:r>
-        <w:rPr>
-          <w:sz w:val="32"/>
-          <w:szCs w:val="32"/>
-        </w:rPr>
-        <w:t>Kliens oldali hibák kezelése:</w:t>
-      </w:r>
-    </w:p>
-    <w:p>
-      <w:pPr>
-        <w:pStyle w:val="Listaszerbekezds"/>
-        <w:numPr>
-          <w:ilvl w:val="1"/>
-          <w:numId w:val="32"/>
-        </w:numPr>
-        <w:rPr>
-          <w:sz w:val="32"/>
-          <w:szCs w:val="32"/>
-        </w:rPr>
-      </w:pPr>
-      <w:r>
-        <w:rPr>
-          <w:sz w:val="32"/>
-          <w:szCs w:val="32"/>
-        </w:rPr>
-        <w:t>error state, alert, piros szöveg.</w:t>
-      </w:r>
-    </w:p>
-    <w:p>
-      <w:pPr>
-        <w:pStyle w:val="Listaszerbekezds"/>
-        <w:numPr>
-          <w:ilvl w:val="0"/>
-          <w:numId w:val="32"/>
-        </w:numPr>
-        <w:rPr>
-          <w:sz w:val="32"/>
-          <w:szCs w:val="32"/>
-        </w:rPr>
-      </w:pPr>
-      <w:r>
-        <w:rPr>
-          <w:sz w:val="32"/>
-          <w:szCs w:val="32"/>
-        </w:rPr>
-        <w:t>Hibák megjelenítése a felhasználónak:</w:t>
-      </w:r>
-    </w:p>
-    <w:p>
-      <w:pPr>
-        <w:pStyle w:val="Listaszerbekezds"/>
-        <w:numPr>
-          <w:ilvl w:val="1"/>
-          <w:numId w:val="32"/>
-        </w:numPr>
-        <w:rPr>
-          <w:sz w:val="32"/>
-          <w:szCs w:val="32"/>
-        </w:rPr>
-      </w:pPr>
-      <w:r>
-        <w:rPr>
-          <w:sz w:val="32"/>
-          <w:szCs w:val="32"/>
-        </w:rPr>
-        <w:t>Űrlapoknál, API hibáknál, jogosultsági hibáknál.</w:t>
-      </w:r>
-    </w:p>
-    <w:p>
-      <w:pPr>
-        <w:pStyle w:val="Listaszerbekezds"/>
-        <w:numPr>
-          <w:ilvl w:val="0"/>
-          <w:numId w:val="32"/>
-        </w:numPr>
-        <w:rPr>
-          <w:sz w:val="32"/>
-          <w:szCs w:val="32"/>
-        </w:rPr>
-      </w:pPr>
-      <w:r>
-        <w:rPr>
-          <w:sz w:val="32"/>
-          <w:szCs w:val="32"/>
-        </w:rPr>
-        <w:t>Konzolos naplózás:</w:t>
-      </w:r>
-    </w:p>
-    <w:p>
-      <w:pPr>
-        <w:pStyle w:val="Listaszerbekezds"/>
-        <w:numPr>
-          <w:ilvl w:val="1"/>
-          <w:numId w:val="32"/>
-        </w:numPr>
-        <w:rPr>
-          <w:sz w:val="32"/>
-          <w:szCs w:val="32"/>
-        </w:rPr>
-      </w:pPr>
-      <w:r>
-        <w:rPr>
-          <w:sz w:val="32"/>
-          <w:szCs w:val="32"/>
-        </w:rPr>
-        <w:t>console.error, console.log fejlesztés közben.</w:t>
-      </w:r>
-    </w:p>
-    <w:p>
-      <w:pPr>
-        <w:pStyle w:val="Cmsor2"/>
-      </w:pPr>
-      <w:r>
-        <w:br w:type="page"/>
-      </w:r>
-      <w:bookmarkStart w:id="48" w:name="_Toc222827522"/>
-      <w:r>
-        <w:lastRenderedPageBreak/>
-        <w:t>Biztonsági megoldások:</w:t>
-      </w:r>
-      <w:bookmarkEnd w:id="48"/>
-    </w:p>
-    <w:p>
-      <w:pPr>
-        <w:pStyle w:val="Listaszerbekezds"/>
-        <w:numPr>
-          <w:ilvl w:val="0"/>
-          <w:numId w:val="33"/>
-        </w:numPr>
-        <w:rPr>
-          <w:sz w:val="32"/>
-          <w:szCs w:val="32"/>
-        </w:rPr>
-      </w:pPr>
-      <w:r>
-        <w:rPr>
-          <w:sz w:val="32"/>
-          <w:szCs w:val="32"/>
-        </w:rPr>
-        <w:t>Környezeti változók használata:</w:t>
-      </w:r>
-    </w:p>
-    <w:p>
-      <w:pPr>
-        <w:pStyle w:val="Listaszerbekezds"/>
-        <w:numPr>
-          <w:ilvl w:val="1"/>
-          <w:numId w:val="33"/>
-        </w:numPr>
-        <w:rPr>
-          <w:sz w:val="32"/>
-          <w:szCs w:val="32"/>
-        </w:rPr>
-      </w:pPr>
-      <w:r>
-        <w:rPr>
-          <w:sz w:val="32"/>
-          <w:szCs w:val="32"/>
-        </w:rPr>
-        <w:t>API URL, titkos adatok (http-common.js-ben, .env-ben)</w:t>
-      </w:r>
-    </w:p>
-    <w:p>
-      <w:pPr>
-        <w:pStyle w:val="Listaszerbekezds"/>
-        <w:numPr>
-          <w:ilvl w:val="0"/>
-          <w:numId w:val="33"/>
-        </w:numPr>
-        <w:rPr>
-          <w:sz w:val="32"/>
-          <w:szCs w:val="32"/>
-        </w:rPr>
-      </w:pPr>
-      <w:r>
-        <w:rPr>
-          <w:sz w:val="32"/>
-          <w:szCs w:val="32"/>
-        </w:rPr>
-        <w:t>Érzékeny adatok kezelése:</w:t>
-      </w:r>
-    </w:p>
-    <w:p>
-      <w:pPr>
-        <w:pStyle w:val="Listaszerbekezds"/>
-        <w:numPr>
-          <w:ilvl w:val="1"/>
-          <w:numId w:val="33"/>
-        </w:numPr>
-        <w:rPr>
-          <w:sz w:val="32"/>
-          <w:szCs w:val="32"/>
-        </w:rPr>
-      </w:pPr>
-      <w:r>
-        <w:rPr>
-          <w:sz w:val="32"/>
-          <w:szCs w:val="32"/>
-        </w:rPr>
-        <w:t>accessToken csak memóriában, nem localStorage-ban.</w:t>
-      </w:r>
-    </w:p>
-    <w:p>
-      <w:pPr>
-        <w:pStyle w:val="Listaszerbekezds"/>
-        <w:numPr>
-          <w:ilvl w:val="0"/>
-          <w:numId w:val="33"/>
-        </w:numPr>
-        <w:rPr>
-          <w:sz w:val="32"/>
-          <w:szCs w:val="32"/>
-        </w:rPr>
-      </w:pPr>
-      <w:r>
-        <w:rPr>
-          <w:sz w:val="32"/>
-          <w:szCs w:val="32"/>
-        </w:rPr>
-        <w:t>API kulcsok védelme:</w:t>
-      </w:r>
-    </w:p>
-    <w:p>
-      <w:pPr>
-        <w:pStyle w:val="Listaszerbekezds"/>
-        <w:numPr>
-          <w:ilvl w:val="1"/>
-          <w:numId w:val="33"/>
-        </w:numPr>
-        <w:rPr>
-          <w:sz w:val="32"/>
-          <w:szCs w:val="32"/>
-        </w:rPr>
-      </w:pPr>
-      <w:r>
-        <w:rPr>
-          <w:sz w:val="32"/>
-          <w:szCs w:val="32"/>
-        </w:rPr>
-        <w:t>Frontenden nincs, minden érzékeny logika backend oldalon.</w:t>
-      </w:r>
-    </w:p>
-    <w:p>
-      <w:pPr>
-        <w:rPr>
-          <w:sz w:val="32"/>
-          <w:szCs w:val="32"/>
-        </w:rPr>
-      </w:pPr>
-    </w:p>
-    <w:p>
-      <w:pPr>
-        <w:pStyle w:val="Cmsor2"/>
-      </w:pPr>
-      <w:bookmarkStart w:id="49" w:name="_Toc222827523"/>
-      <w:r>
-        <w:t>Tesztelés:</w:t>
-      </w:r>
-      <w:bookmarkEnd w:id="49"/>
-    </w:p>
-    <w:p>
-      <w:pPr>
-        <w:pStyle w:val="Listaszerbekezds"/>
-        <w:numPr>
-          <w:ilvl w:val="0"/>
-          <w:numId w:val="34"/>
-        </w:numPr>
-        <w:rPr>
-          <w:sz w:val="32"/>
-          <w:szCs w:val="32"/>
-        </w:rPr>
-      </w:pPr>
-      <w:r>
-        <w:rPr>
-          <w:sz w:val="32"/>
-          <w:szCs w:val="32"/>
-        </w:rPr>
-        <w:t>Manuális tesztelés:</w:t>
-      </w:r>
-    </w:p>
-    <w:p>
-      <w:pPr>
-        <w:pStyle w:val="Listaszerbekezds"/>
-        <w:numPr>
-          <w:ilvl w:val="1"/>
-          <w:numId w:val="34"/>
-        </w:numPr>
-        <w:rPr>
-          <w:sz w:val="32"/>
-          <w:szCs w:val="32"/>
-        </w:rPr>
-      </w:pPr>
-      <w:r>
-        <w:rPr>
-          <w:sz w:val="32"/>
-          <w:szCs w:val="32"/>
-        </w:rPr>
-        <w:t>Böngészőben, fejlesztői környezetben.</w:t>
-      </w:r>
-    </w:p>
-    <w:p>
-      <w:pPr>
-        <w:pStyle w:val="Listaszerbekezds"/>
-        <w:numPr>
-          <w:ilvl w:val="0"/>
-          <w:numId w:val="34"/>
-        </w:numPr>
-        <w:rPr>
-          <w:sz w:val="32"/>
-          <w:szCs w:val="32"/>
-        </w:rPr>
-      </w:pPr>
-      <w:r>
-        <w:rPr>
-          <w:sz w:val="32"/>
-          <w:szCs w:val="32"/>
-        </w:rPr>
-        <w:t>Automatikus tesztek:</w:t>
-      </w:r>
-    </w:p>
-    <w:p>
-      <w:pPr>
-        <w:pStyle w:val="Listaszerbekezds"/>
-        <w:numPr>
-          <w:ilvl w:val="1"/>
-          <w:numId w:val="34"/>
-        </w:numPr>
-        <w:rPr>
-          <w:sz w:val="32"/>
-          <w:szCs w:val="32"/>
-        </w:rPr>
-      </w:pPr>
-      <w:r>
-        <w:rPr>
-          <w:sz w:val="32"/>
-          <w:szCs w:val="32"/>
-        </w:rPr>
-        <w:t>Jelenleg nincs.</w:t>
-      </w:r>
-    </w:p>
-    <w:p>
-      <w:pPr>
-        <w:pStyle w:val="Listaszerbekezds"/>
-        <w:numPr>
-          <w:ilvl w:val="0"/>
-          <w:numId w:val="34"/>
-        </w:numPr>
-        <w:rPr>
-          <w:sz w:val="32"/>
-          <w:szCs w:val="32"/>
-        </w:rPr>
-      </w:pPr>
-      <w:r>
-        <w:rPr>
-          <w:sz w:val="32"/>
-          <w:szCs w:val="32"/>
-        </w:rPr>
-        <w:t>Tesztelési szempontok:</w:t>
-      </w:r>
-    </w:p>
-    <w:p>
-      <w:pPr>
-        <w:pStyle w:val="Listaszerbekezds"/>
-        <w:numPr>
-          <w:ilvl w:val="1"/>
-          <w:numId w:val="34"/>
-        </w:numPr>
-        <w:rPr>
-          <w:sz w:val="32"/>
-          <w:szCs w:val="32"/>
-        </w:rPr>
-      </w:pPr>
-      <w:r>
-        <w:rPr>
-          <w:sz w:val="32"/>
-          <w:szCs w:val="32"/>
-        </w:rPr>
-        <w:t>Jogosultságok (védett oldalak)</w:t>
-      </w:r>
-    </w:p>
-    <w:p>
-      <w:pPr>
-        <w:pStyle w:val="Listaszerbekezds"/>
-        <w:numPr>
-          <w:ilvl w:val="1"/>
-          <w:numId w:val="34"/>
-        </w:numPr>
-        <w:rPr>
-          <w:sz w:val="32"/>
-          <w:szCs w:val="32"/>
-        </w:rPr>
-      </w:pPr>
-      <w:r>
-        <w:rPr>
-          <w:sz w:val="32"/>
-          <w:szCs w:val="32"/>
-        </w:rPr>
-        <w:t>Hibakezelés</w:t>
-      </w:r>
-    </w:p>
-    <w:p>
-      <w:pPr>
-        <w:pStyle w:val="Listaszerbekezds"/>
-        <w:numPr>
-          <w:ilvl w:val="1"/>
-          <w:numId w:val="34"/>
-        </w:numPr>
-        <w:rPr>
-          <w:sz w:val="32"/>
-          <w:szCs w:val="32"/>
-        </w:rPr>
-      </w:pPr>
-      <w:r>
-        <w:rPr>
-          <w:sz w:val="32"/>
-          <w:szCs w:val="32"/>
-        </w:rPr>
-        <w:t>Űrlapok validációja</w:t>
-      </w:r>
-    </w:p>
-    <w:p>
-      <w:pPr>
-        <w:pStyle w:val="Listaszerbekezds"/>
-        <w:numPr>
-          <w:ilvl w:val="1"/>
-          <w:numId w:val="34"/>
-        </w:numPr>
-        <w:rPr>
-          <w:sz w:val="32"/>
-          <w:szCs w:val="32"/>
-        </w:rPr>
-      </w:pPr>
-      <w:r>
-        <w:rPr>
-          <w:sz w:val="32"/>
-          <w:szCs w:val="32"/>
-        </w:rPr>
-        <w:t>API kommunikáció</w:t>
-      </w:r>
-    </w:p>
-    <w:p>
-      <w:pPr>
-        <w:rPr>
-          <w:sz w:val="32"/>
-          <w:szCs w:val="32"/>
-        </w:rPr>
-      </w:pPr>
-      <w:r>
-        <w:rPr>
-          <w:sz w:val="32"/>
-          <w:szCs w:val="32"/>
-        </w:rPr>
-        <w:br w:type="page"/>
-      </w:r>
-    </w:p>
-    <w:p>
-      <w:pPr>
-        <w:pStyle w:val="Cmsor2"/>
-      </w:pPr>
-      <w:bookmarkStart w:id="50" w:name="_Toc222827524"/>
-      <w:r>
-        <w:lastRenderedPageBreak/>
-        <w:t>Továbbfejlesztési lehetőségek:</w:t>
-      </w:r>
-      <w:bookmarkEnd w:id="50"/>
-    </w:p>
-    <w:p>
-      <w:pPr>
-        <w:pStyle w:val="Listaszerbekezds"/>
-        <w:numPr>
-          <w:ilvl w:val="0"/>
-          <w:numId w:val="35"/>
-        </w:numPr>
-        <w:rPr>
-          <w:sz w:val="32"/>
-          <w:szCs w:val="32"/>
-        </w:rPr>
-      </w:pPr>
-      <w:r>
-        <w:rPr>
-          <w:sz w:val="32"/>
-          <w:szCs w:val="32"/>
-        </w:rPr>
-        <w:t>Új funkciók:</w:t>
-      </w:r>
-    </w:p>
-    <w:p>
-      <w:pPr>
-        <w:pStyle w:val="Listaszerbekezds"/>
-        <w:numPr>
-          <w:ilvl w:val="1"/>
-          <w:numId w:val="35"/>
-        </w:numPr>
-        <w:rPr>
-          <w:sz w:val="32"/>
-          <w:szCs w:val="32"/>
-        </w:rPr>
-      </w:pPr>
-      <w:r>
-        <w:rPr>
-          <w:sz w:val="32"/>
-          <w:szCs w:val="32"/>
-        </w:rPr>
-        <w:t>Jelszó visszaállítás</w:t>
-      </w:r>
-    </w:p>
-    <w:p>
-      <w:pPr>
-        <w:pStyle w:val="Listaszerbekezds"/>
-        <w:numPr>
-          <w:ilvl w:val="1"/>
-          <w:numId w:val="35"/>
-        </w:numPr>
-        <w:rPr>
-          <w:sz w:val="32"/>
-          <w:szCs w:val="32"/>
-        </w:rPr>
-      </w:pPr>
-      <w:r>
-        <w:rPr>
-          <w:sz w:val="32"/>
-          <w:szCs w:val="32"/>
-        </w:rPr>
-        <w:t>Email validáció</w:t>
-      </w:r>
-    </w:p>
-    <w:p>
-      <w:pPr>
-        <w:pStyle w:val="Listaszerbekezds"/>
-        <w:numPr>
-          <w:ilvl w:val="1"/>
-          <w:numId w:val="35"/>
-        </w:numPr>
-        <w:rPr>
-          <w:sz w:val="32"/>
-          <w:szCs w:val="32"/>
-        </w:rPr>
-      </w:pPr>
-      <w:r>
-        <w:rPr>
-          <w:sz w:val="32"/>
-          <w:szCs w:val="32"/>
-        </w:rPr>
-        <w:t>Többnyelvűség</w:t>
-      </w:r>
-    </w:p>
-    <w:p>
-      <w:pPr>
-        <w:pStyle w:val="Listaszerbekezds"/>
-        <w:numPr>
-          <w:ilvl w:val="1"/>
-          <w:numId w:val="35"/>
-        </w:numPr>
-        <w:rPr>
-          <w:sz w:val="32"/>
-          <w:szCs w:val="32"/>
-        </w:rPr>
-      </w:pPr>
-      <w:r>
-        <w:rPr>
-          <w:sz w:val="32"/>
-          <w:szCs w:val="32"/>
-        </w:rPr>
-        <w:t>Felhasználói értékelések</w:t>
-      </w:r>
-    </w:p>
-    <w:p>
-      <w:pPr>
-        <w:pStyle w:val="Listaszerbekezds"/>
-        <w:numPr>
-          <w:ilvl w:val="0"/>
-          <w:numId w:val="35"/>
-        </w:numPr>
-        <w:rPr>
-          <w:sz w:val="32"/>
-          <w:szCs w:val="32"/>
-        </w:rPr>
-      </w:pPr>
-      <w:r>
-        <w:rPr>
-          <w:sz w:val="32"/>
-          <w:szCs w:val="32"/>
-        </w:rPr>
-        <w:t>Teljesítményjavítás:</w:t>
-      </w:r>
-    </w:p>
-    <w:p>
-      <w:pPr>
-        <w:pStyle w:val="Listaszerbekezds"/>
-        <w:numPr>
-          <w:ilvl w:val="1"/>
-          <w:numId w:val="35"/>
-        </w:numPr>
-        <w:rPr>
-          <w:sz w:val="32"/>
-          <w:szCs w:val="32"/>
-        </w:rPr>
-      </w:pPr>
-      <w:r>
-        <w:rPr>
-          <w:sz w:val="32"/>
-          <w:szCs w:val="32"/>
-        </w:rPr>
-        <w:t>Lazy loading képek</w:t>
-      </w:r>
-    </w:p>
-    <w:p>
-      <w:pPr>
-        <w:pStyle w:val="Listaszerbekezds"/>
-        <w:numPr>
-          <w:ilvl w:val="1"/>
-          <w:numId w:val="35"/>
-        </w:numPr>
-        <w:rPr>
-          <w:sz w:val="32"/>
-          <w:szCs w:val="32"/>
-        </w:rPr>
-      </w:pPr>
-      <w:r>
-        <w:rPr>
-          <w:sz w:val="32"/>
-          <w:szCs w:val="32"/>
-        </w:rPr>
-        <w:t>Kisebb bundle méret</w:t>
-      </w:r>
-    </w:p>
-    <w:p>
-      <w:pPr>
-        <w:pStyle w:val="Listaszerbekezds"/>
-        <w:numPr>
-          <w:ilvl w:val="0"/>
-          <w:numId w:val="35"/>
-        </w:numPr>
-        <w:rPr>
-          <w:sz w:val="32"/>
-          <w:szCs w:val="32"/>
-        </w:rPr>
-      </w:pPr>
-      <w:r>
-        <w:rPr>
-          <w:sz w:val="32"/>
-          <w:szCs w:val="32"/>
-        </w:rPr>
-        <w:t>UI/UX fejlesztések:</w:t>
-      </w:r>
-    </w:p>
-    <w:p>
-      <w:pPr>
-        <w:pStyle w:val="Listaszerbekezds"/>
-        <w:numPr>
-          <w:ilvl w:val="1"/>
-          <w:numId w:val="35"/>
-        </w:numPr>
-        <w:rPr>
-          <w:sz w:val="32"/>
-          <w:szCs w:val="32"/>
-        </w:rPr>
-      </w:pPr>
-      <w:r>
-        <w:rPr>
-          <w:sz w:val="32"/>
-          <w:szCs w:val="32"/>
-        </w:rPr>
-        <w:t>Animációk, skeleton loading</w:t>
-      </w:r>
-    </w:p>
-    <w:p>
-      <w:pPr>
-        <w:pStyle w:val="Listaszerbekezds"/>
-        <w:numPr>
-          <w:ilvl w:val="1"/>
-          <w:numId w:val="35"/>
-        </w:numPr>
-        <w:rPr>
-          <w:sz w:val="32"/>
-          <w:szCs w:val="32"/>
-        </w:rPr>
-      </w:pPr>
-      <w:r>
-        <w:rPr>
-          <w:sz w:val="32"/>
-          <w:szCs w:val="32"/>
-        </w:rPr>
-        <w:t>Accessibility (akadálymentesség)</w:t>
-      </w:r>
-    </w:p>
-    <w:p>
-      <w:pPr>
-        <w:pStyle w:val="Listaszerbekezds"/>
-        <w:numPr>
-          <w:ilvl w:val="1"/>
-          <w:numId w:val="35"/>
-        </w:numPr>
-        <w:rPr>
-          <w:sz w:val="32"/>
-          <w:szCs w:val="32"/>
-        </w:rPr>
-      </w:pPr>
-      <w:r>
-        <w:rPr>
-          <w:sz w:val="32"/>
-          <w:szCs w:val="32"/>
-        </w:rPr>
-        <w:t>Részletesebb visszajelzések</w:t>
-      </w:r>
-    </w:p>
-    <w:p>
-      <w:pPr>
-        <w:rPr>
-          <w:sz w:val="32"/>
-          <w:szCs w:val="32"/>
-        </w:rPr>
-      </w:pPr>
-    </w:p>
-    <w:p>
-      <w:pPr>
-        <w:pStyle w:val="Cmsor2"/>
-      </w:pPr>
-      <w:bookmarkStart w:id="51" w:name="_Toc222827525"/>
-      <w:r>
-        <w:t>Lezárás:</w:t>
-      </w:r>
-      <w:bookmarkEnd w:id="51"/>
-    </w:p>
-    <w:p>
-      <w:pPr>
-        <w:rPr>
-          <w:sz w:val="32"/>
-          <w:szCs w:val="32"/>
-        </w:rPr>
-      </w:pPr>
-      <w:r>
-        <w:rPr>
-          <w:sz w:val="32"/>
-          <w:szCs w:val="32"/>
-        </w:rPr>
-        <w:t>Az Ndidi Autókereskedés frontendje egy átlátható, jól strukturált React-alapú alkalmazás, amely mind a felhasználók, mind az adminisztrátorok számára kényelmes és biztonságos felületet biztosít az autókereskedés online menedzseléséhez. A komponens-alapú felépítés, a modern technológiák és a reszponzív dizájn lehetővé teszi a projekt könnyű továbbfejlesztését, karbantartását és bővítését. A dokumentáció célja, hogy segítse a fejlesztőket a rendszer megértésében és a további fejlesztések hatékony megvalósításában.</w:t>
-      </w:r>
-    </w:p>
-    <w:p>
-      <w:r>
-        <w:br w:type="page"/>
-      </w:r>
-    </w:p>
-    <w:p>
-      <w:pPr>
-        <w:pStyle w:val="Cmsor1"/>
-      </w:pPr>
-      <w:r>
-        <w:lastRenderedPageBreak/>
-        <w:t>Backend</w:t>
-      </w:r>
-    </w:p>
-    <w:p>
-      <w:pPr>
-        <w:pStyle w:val="Cmsor2"/>
-      </w:pPr>
-      <w:r>
-        <w:t>1. Áttekintés</w:t>
-      </w:r>
-    </w:p>
-    <w:p>
-      <w:pPr>
-        <w:pStyle w:val="Cmsor3"/>
-      </w:pPr>
-      <w:r>
-        <w:t>A rendszer célja és funkciója</w:t>
-      </w:r>
-    </w:p>
-    <w:p>
-      <w:pPr/>
-      <w:r>
-        <w:t>Az autókereskedés backend egy REST API, amely a járművek, vevők, érdeklődések, üzenetek, rendelések és számlák kezelését biztosítja.</w:t>
-      </w:r>
-    </w:p>
-    <w:p>
-      <w:pPr/>
-      <w:r>
-        <w:t>A cél, hogy a felhasználói és adminisztrátori műveletek egységesen, biztonságosan és gyorsan kiszolgálhatók legyenek.</w:t>
-      </w:r>
-    </w:p>
-    <w:p>
-      <w:pPr>
-        <w:pStyle w:val="Cmsor3"/>
-      </w:pPr>
-      <w:r>
-        <w:t>Rövid architektúra leírás</w:t>
-      </w:r>
-    </w:p>
-    <w:p>
-      <w:pPr/>
-      <w:r>
-        <w:t>A kérések útvonalakon (routes) érkeznek, majd kontrollerek és modellek dolgozzák fel őket.</w:t>
-      </w:r>
-    </w:p>
-    <w:p>
-      <w:pPr>
-        <w:pStyle w:val="Listaszerbekezds"/>
-      </w:pPr>
-      <w:r>
-        <w:t>Routes: a végpontok definiálása</w:t>
-      </w:r>
-    </w:p>
-    <w:p>
-      <w:pPr>
-        <w:pStyle w:val="Listaszerbekezds"/>
-      </w:pPr>
-      <w:r>
-        <w:t>Controllers: üzleti logika</w:t>
-      </w:r>
-    </w:p>
-    <w:p>
-      <w:pPr>
-        <w:pStyle w:val="Listaszerbekezds"/>
-      </w:pPr>
-      <w:r>
-        <w:t>Models: adatbázis műveletek</w:t>
-      </w:r>
-    </w:p>
-    <w:p>
-      <w:pPr>
-        <w:pStyle w:val="Listaszerbekezds"/>
-      </w:pPr>
-      <w:r>
-        <w:t>DB: relációs adatbázis (MySQL)</w:t>
-      </w:r>
-    </w:p>
-    <w:p>
-      <w:pPr>
-        <w:pStyle w:val="Cmsor3"/>
-      </w:pPr>
-      <w:r>
-        <w:t>Fő komponensek és modulok</w:t>
-      </w:r>
-    </w:p>
-    <w:p>
-      <w:pPr>
-        <w:pStyle w:val="Listaszerbekezds"/>
-      </w:pPr>
-      <w:r>
-        <w:t>Auth modul (bejelentkezés, tokenek, jogosultság)</w:t>
-      </w:r>
-    </w:p>
-    <w:p>
-      <w:pPr>
-        <w:pStyle w:val="Listaszerbekezds"/>
-      </w:pPr>
-      <w:r>
-        <w:t>Felhasználó/Vevő modul (profil, jelszó, érdeklődések)</w:t>
-      </w:r>
-    </w:p>
-    <w:p>
-      <w:pPr>
-        <w:pStyle w:val="Listaszerbekezds"/>
-      </w:pPr>
-      <w:r>
-        <w:t>Jármű modul (autók listázása, részletek, szűrés)</w:t>
-      </w:r>
-    </w:p>
-    <w:p>
-      <w:pPr>
-        <w:pStyle w:val="Listaszerbekezds"/>
-      </w:pPr>
-      <w:r>
-        <w:t>Üzenet/Chat modul (üzenetek, beszélgetések)</w:t>
-      </w:r>
-    </w:p>
-    <w:p>
-      <w:pPr>
-        <w:pStyle w:val="Listaszerbekezds"/>
-      </w:pPr>
-      <w:r>
-        <w:t>Számla/Rendelés modul (számlák és rendelési adatok)</w:t>
-      </w:r>
-    </w:p>
-    <w:p>
-      <w:pPr/>
-    </w:p>
-    <w:p>
-      <w:pPr>
-        <w:pStyle w:val="Cmsor2"/>
-      </w:pPr>
-      <w:r>
-        <w:t>2. Technológiai stack</w:t>
-      </w:r>
-    </w:p>
-    <w:p>
-      <w:pPr/>
-      <w:r>
-        <w:t>A backend technológiai alapjai:</w:t>
-      </w:r>
-    </w:p>
-    <w:p>
-      <w:pPr>
-        <w:pStyle w:val="Listaszerbekezds"/>
-      </w:pPr>
-      <w:r>
-        <w:t>Nyelv: JavaScript (Node.js)</w:t>
-      </w:r>
-    </w:p>
-    <w:p>
-      <w:pPr>
-        <w:pStyle w:val="Listaszerbekezds"/>
-      </w:pPr>
-      <w:r>
-        <w:t>Framework: Express.js</w:t>
-      </w:r>
-    </w:p>
-    <w:p>
-      <w:pPr>
-        <w:pStyle w:val="Listaszerbekezds"/>
-      </w:pPr>
-      <w:r>
-        <w:t>Adatbázis: MySQL (mysql2/promise)</w:t>
-      </w:r>
-    </w:p>
-    <w:p>
-      <w:pPr>
-        <w:pStyle w:val="Listaszerbekezds"/>
-      </w:pPr>
-      <w:r>
-        <w:t>Könyvtárak: bcrypt, jsonwebtoken, multer, cors, dotenv, morgan, cookie-parser</w:t>
-      </w:r>
-    </w:p>
-    <w:p>
-      <w:pPr>
-        <w:pStyle w:val="Listaszerbekezds"/>
-      </w:pPr>
-      <w:r>
-        <w:t>Külső szolgáltatások: jelenleg nincs (opcionálisan e-mail/fizetés integrálható)</w:t>
-      </w:r>
-    </w:p>
-    <w:p>
-      <w:pPr/>
-    </w:p>
-    <w:p>
-      <w:pPr>
-        <w:pStyle w:val="Cmsor2"/>
-      </w:pPr>
-      <w:r>
-        <w:t>3. Rendszerarchitektúra</w:t>
-      </w:r>
-    </w:p>
-    <w:p>
-      <w:pPr>
-        <w:pStyle w:val="Cmsor3"/>
-      </w:pPr>
-      <w:r>
-        <w:t>Modulok és rétegek</w:t>
-      </w:r>
-    </w:p>
-    <w:p>
-      <w:pPr>
-        <w:pStyle w:val="Listaszerbekezds"/>
-      </w:pPr>
-      <w:r>
-        <w:t>routes/ (útvonalak, végpontok)</w:t>
-      </w:r>
-    </w:p>
-    <w:p>
-      <w:pPr>
-        <w:pStyle w:val="Listaszerbekezds"/>
-      </w:pPr>
-      <w:r>
-        <w:t>controllers/ (üzleti logika)</w:t>
-      </w:r>
-    </w:p>
-    <w:p>
-      <w:pPr>
-        <w:pStyle w:val="Listaszerbekezds"/>
-      </w:pPr>
-      <w:r>
-        <w:t>models/ (adatbázis műveletek)</w:t>
-      </w:r>
-    </w:p>
-    <w:p>
-      <w:pPr>
-        <w:pStyle w:val="Listaszerbekezds"/>
-      </w:pPr>
-      <w:r>
-        <w:t>middleware/ (pl. JWT ellenőrzés)</w:t>
-      </w:r>
-    </w:p>
-    <w:p>
-      <w:pPr>
-        <w:pStyle w:val="Listaszerbekezds"/>
-      </w:pPr>
-      <w:r>
-        <w:t>config/ (adatbázis kapcsolat)</w:t>
-      </w:r>
-    </w:p>
-    <w:p>
-      <w:pPr>
-        <w:pStyle w:val="Cmsor3"/>
-      </w:pPr>
-      <w:r>
-        <w:t>Adatáramlás diagram</w:t>
-      </w:r>
-    </w:p>
-    <w:p>
-      <w:pPr/>
-      <w:r>
-        <w:t>Kliens -&gt; route -&gt; controller -&gt; model -&gt; adatbázis -&gt; válasz</w:t>
-      </w:r>
-    </w:p>
-    <w:p>
-      <w:pPr>
-        <w:pStyle w:val="Cmsor3"/>
-      </w:pPr>
-      <w:r>
-        <w:t>Összefüggések más rendszerekkel</w:t>
-      </w:r>
-    </w:p>
-    <w:p>
-      <w:pPr/>
-      <w:r>
-        <w:t>Jelenleg nincs külső integráció. Később e-mail szolgáltatás vagy fizetési gateway kapcsolható.</w:t>
-      </w:r>
-    </w:p>
-    <w:p>
-      <w:pPr>
-        <w:pStyle w:val="Cmsor3"/>
-      </w:pPr>
-      <w:r>
-        <w:t>Skálázási és deployment koncepciók</w:t>
-      </w:r>
-    </w:p>
-    <w:p>
-      <w:pPr>
-        <w:pStyle w:val="Listaszerbekezds"/>
-      </w:pPr>
-      <w:r>
-        <w:t>Környezeti változók .env-ben (DB adatok, JWT titkok)</w:t>
-      </w:r>
-    </w:p>
-    <w:p>
-      <w:pPr>
-        <w:pStyle w:val="Listaszerbekezds"/>
-      </w:pPr>
-      <w:r>
-        <w:t>Docker konténerizáció és CI/CD (ajánlott, pl. GitHub Actions)</w:t>
-      </w:r>
-    </w:p>
-    <w:p>
-      <w:pPr>
-        <w:pStyle w:val="Listaszerbekezds"/>
-      </w:pPr>
-      <w:r>
-        <w:t>Több példányos futtatás load balancer mögött (ajánlott)</w:t>
-      </w:r>
-    </w:p>
-    <w:p>
-      <w:pPr/>
-    </w:p>
-    <w:p>
-      <w:pPr>
-        <w:pStyle w:val="Cmsor2"/>
-      </w:pPr>
-      <w:r>
-        <w:t>4. Adatbázis és adatmodellezés</w:t>
-      </w:r>
-    </w:p>
-    <w:p>
-      <w:pPr>
-        <w:pStyle w:val="Cmsor3"/>
-      </w:pPr>
-      <w:r>
-        <w:t>Adatbázis sémák / főbb táblák</w:t>
-      </w:r>
-    </w:p>
-    <w:p>
-      <w:pPr>
-        <w:pStyle w:val="Listaszerbekezds"/>
-      </w:pPr>
-      <w:r>
-        <w:t>autok, vevok, erdeklodesek, uzenet, rendeles, szamla</w:t>
-      </w:r>
-    </w:p>
-    <w:p>
-      <w:pPr>
-        <w:pStyle w:val="Listaszerbekezds"/>
-      </w:pPr>
-      <w:r>
-        <w:t>marka, szin, uzemanyag, valtok, fizmodo</w:t>
-      </w:r>
-    </w:p>
-    <w:p>
-      <w:pPr>
-        <w:pStyle w:val="Cmsor3"/>
-      </w:pPr>
-      <w:r>
-        <w:t>Kapcsolatok</w:t>
-      </w:r>
-    </w:p>
-    <w:p>
-      <w:pPr>
-        <w:pStyle w:val="Listaszerbekezds"/>
-      </w:pPr>
-      <w:r>
-        <w:t>1:N (vevők -&gt; érdeklődések/üzenetek/rendelések)</w:t>
-      </w:r>
-    </w:p>
-    <w:p>
-      <w:pPr>
-        <w:pStyle w:val="Listaszerbekezds"/>
-      </w:pPr>
-      <w:r>
-        <w:t>1:N (marka/szin/uzemanyag/valtok -&gt; autok)</w:t>
-      </w:r>
-    </w:p>
-    <w:p>
-      <w:pPr>
-        <w:pStyle w:val="Listaszerbekezds"/>
-      </w:pPr>
-      <w:r>
-        <w:t>N:M (vevők &lt;-&gt; autók érdeklődésen keresztül)</w:t>
-      </w:r>
-    </w:p>
-    <w:p>
-      <w:pPr>
-        <w:pStyle w:val="Cmsor3"/>
-      </w:pPr>
-      <w:r>
-        <w:t>Indexek, kulcsok</w:t>
-      </w:r>
-    </w:p>
-    <w:p>
-      <w:pPr>
-        <w:pStyle w:val="Listaszerbekezds"/>
-      </w:pPr>
-      <w:r>
-        <w:t>Primary key minden táblán (id)</w:t>
-      </w:r>
-    </w:p>
-    <w:p>
-      <w:pPr>
-        <w:pStyle w:val="Listaszerbekezds"/>
-      </w:pPr>
-      <w:r>
-        <w:t>Foreign key kapcsolatok (pl. vevo_id, auto_id)</w:t>
-      </w:r>
-    </w:p>
-    <w:p>
-      <w:pPr>
-        <w:pStyle w:val="Cmsor3"/>
-      </w:pPr>
-      <w:r>
-        <w:t>Adatmigrációk</w:t>
-      </w:r>
-    </w:p>
-    <w:p>
-      <w:pPr/>
-      <w:r>
-        <w:t>Jelenleg nincs explicit migrációs eszköz; változások kézi SQL/seed alapján.</w:t>
-      </w:r>
-    </w:p>
-    <w:p>
-      <w:pPr/>
-    </w:p>
-    <w:p>
-      <w:pPr>
-        <w:pStyle w:val="Cmsor2"/>
-      </w:pPr>
-      <w:r>
-        <w:t>5. API dokumentáció</w:t>
-      </w:r>
-    </w:p>
-    <w:p>
-      <w:pPr>
-        <w:pStyle w:val="Cmsor3"/>
-      </w:pPr>
-      <w:r>
-        <w:t>Általános</w:t>
-      </w:r>
-    </w:p>
-    <w:p>
-      <w:pPr>
-        <w:pStyle w:val="Listaszerbekezds"/>
-      </w:pPr>
-      <w:r>
-        <w:t>Base path: /auto</w:t>
-      </w:r>
-    </w:p>
-    <w:p>
-      <w:pPr>
-        <w:pStyle w:val="Listaszerbekezds"/>
-      </w:pPr>
-      <w:r>
-        <w:t>HTTP metódusok: GET, POST, PUT, DELETE</w:t>
-      </w:r>
-    </w:p>
-    <w:p>
-      <w:pPr>
-        <w:pStyle w:val="Listaszerbekezds"/>
-      </w:pPr>
-      <w:r>
-        <w:t>Request/response formátum: JSON</w:t>
-      </w:r>
-    </w:p>
-    <w:p>
-      <w:pPr>
-        <w:pStyle w:val="Listaszerbekezds"/>
-      </w:pPr>
-      <w:r>
-        <w:t>Autentikáció: JWT Bearer token (Authorization fejléc), refresh token cookie</w:t>
-      </w:r>
-    </w:p>
-    <w:p>
-      <w:pPr>
-        <w:pStyle w:val="Listaszerbekezds"/>
-      </w:pPr>
-      <w:r>
-        <w:t>Egységes hibaüzenetek: status + message</w:t>
-      </w:r>
-    </w:p>
-    <w:p>
-      <w:pPr>
-        <w:pStyle w:val="Cmsor3"/>
-      </w:pPr>
-      <w:r>
-        <w:t>Felhasználói végpontok</w:t>
-      </w:r>
-    </w:p>
-    <w:p>
-      <w:pPr/>
-      <w:r>
-        <w:t>A következő végpontok regisztrált vagy nyilvános felhasználói funkciókat szolgálnak ki:</w:t>
-      </w:r>
-    </w:p>
-    <w:tbl>
-      <w:tblPr>
-        <w:tblStyle w:val="Rcsostblzat"/>
-        <w:tblW w:type="auto" w:w="0"/>
-        <w:tblLook w:firstColumn="1" w:firstRow="1" w:lastColumn="0" w:lastRow="0" w:noHBand="0" w:noVBand="1" w:val="04A0"/>
-      </w:tblPr>
-      <w:tblGrid>
-        <w:gridCol w:w="2268"/>
-        <w:gridCol w:w="2268"/>
-        <w:gridCol w:w="2268"/>
-        <w:gridCol w:w="2268"/>
-      </w:tblGrid>
-      <w:tr>
-        <w:tc>
-          <w:tcPr>
-            <w:tcW w:type="dxa" w:w="2268"/>
-          </w:tcPr>
-          <w:p>
-            <w:pPr/>
-            <w:r>
-              <w:t>Módszer</w:t>
-            </w:r>
-          </w:p>
-        </w:tc>
-        <w:tc>
-          <w:tcPr>
-            <w:tcW w:type="dxa" w:w="2268"/>
-          </w:tcPr>
-          <w:p>
-            <w:pPr/>
-            <w:r>
-              <w:t>Végpont</w:t>
-            </w:r>
-          </w:p>
-        </w:tc>
-        <w:tc>
-          <w:tcPr>
-            <w:tcW w:type="dxa" w:w="2268"/>
-          </w:tcPr>
-          <w:p>
-            <w:pPr/>
-            <w:r>
-              <w:t>Leírás</w:t>
-            </w:r>
-          </w:p>
-        </w:tc>
-        <w:tc>
-          <w:tcPr>
-            <w:tcW w:type="dxa" w:w="2268"/>
-          </w:tcPr>
-          <w:p>
-            <w:pPr/>
-            <w:r>
-              <w:t>Jogosultság</w:t>
-            </w:r>
-          </w:p>
-        </w:tc>
-      </w:tr>
-      <w:tr>
-        <w:tc>
-          <w:tcPr>
-            <w:tcW w:type="dxa" w:w="2268"/>
-          </w:tcPr>
-          <w:p>
-            <w:pPr/>
-            <w:r>
-              <w:t>GET</w:t>
-            </w:r>
-          </w:p>
-        </w:tc>
-        <w:tc>
-          <w:tcPr>
-            <w:tcW w:type="dxa" w:w="2268"/>
-          </w:tcPr>
-          <w:p>
-            <w:pPr/>
-            <w:r>
-              <w:t>/auto/minden</w:t>
-            </w:r>
-          </w:p>
-        </w:tc>
-        <w:tc>
-          <w:tcPr>
-            <w:tcW w:type="dxa" w:w="2268"/>
-          </w:tcPr>
-          <w:p>
-            <w:pPr/>
-            <w:r>
-              <w:t>Autók listázása</w:t>
-            </w:r>
-          </w:p>
-        </w:tc>
-        <w:tc>
-          <w:tcPr>
-            <w:tcW w:type="dxa" w:w="2268"/>
-          </w:tcPr>
-          <w:p>
-            <w:pPr/>
-            <w:r>
-              <w:t>Nyilvános</w:t>
-            </w:r>
-          </w:p>
-        </w:tc>
-      </w:tr>
-      <w:tr>
-        <w:tc>
-          <w:tcPr>
-            <w:tcW w:type="dxa" w:w="2268"/>
-          </w:tcPr>
-          <w:p>
-            <w:pPr/>
-            <w:r>
-              <w:t>GET</w:t>
-            </w:r>
-          </w:p>
-        </w:tc>
-        <w:tc>
-          <w:tcPr>
-            <w:tcW w:type="dxa" w:w="2268"/>
-          </w:tcPr>
-          <w:p>
-            <w:pPr/>
-            <w:r>
-              <w:t>/auto/egy/:id</w:t>
-            </w:r>
-          </w:p>
-        </w:tc>
-        <w:tc>
-          <w:tcPr>
-            <w:tcW w:type="dxa" w:w="2268"/>
-          </w:tcPr>
-          <w:p>
-            <w:pPr/>
-            <w:r>
-              <w:t>Autó részletei</w:t>
-            </w:r>
-          </w:p>
-        </w:tc>
-        <w:tc>
-          <w:tcPr>
-            <w:tcW w:type="dxa" w:w="2268"/>
-          </w:tcPr>
-          <w:p>
-            <w:pPr/>
-            <w:r>
-              <w:t>Nyilvános</w:t>
-            </w:r>
-          </w:p>
-        </w:tc>
-      </w:tr>
-      <w:tr>
-        <w:tc>
-          <w:tcPr>
-            <w:tcW w:type="dxa" w:w="2268"/>
-          </w:tcPr>
-          <w:p>
-            <w:pPr/>
-            <w:r>
-              <w:t>POST</w:t>
-            </w:r>
-          </w:p>
-        </w:tc>
-        <w:tc>
-          <w:tcPr>
-            <w:tcW w:type="dxa" w:w="2268"/>
-          </w:tcPr>
-          <w:p>
-            <w:pPr/>
-            <w:r>
-              <w:t>/auto/szuro</w:t>
-            </w:r>
-          </w:p>
-        </w:tc>
-        <w:tc>
-          <w:tcPr>
-            <w:tcW w:type="dxa" w:w="2268"/>
-          </w:tcPr>
-          <w:p>
-            <w:pPr/>
-            <w:r>
-              <w:t>Szűrés paraméterekkel</w:t>
-            </w:r>
-          </w:p>
-        </w:tc>
-        <w:tc>
-          <w:tcPr>
-            <w:tcW w:type="dxa" w:w="2268"/>
-          </w:tcPr>
-          <w:p>
-            <w:pPr/>
-            <w:r>
-              <w:t>Nyilvános</w:t>
-            </w:r>
-          </w:p>
-        </w:tc>
-      </w:tr>
-      <w:tr>
-        <w:tc>
-          <w:tcPr>
-            <w:tcW w:type="dxa" w:w="2268"/>
-          </w:tcPr>
-          <w:p>
-            <w:pPr/>
-            <w:r>
-              <w:t>GET</w:t>
-            </w:r>
-          </w:p>
-        </w:tc>
-        <w:tc>
-          <w:tcPr>
-            <w:tcW w:type="dxa" w:w="2268"/>
-          </w:tcPr>
-          <w:p>
-            <w:pPr/>
-            <w:r>
-              <w:t>/auto/marka</w:t>
-            </w:r>
-          </w:p>
-        </w:tc>
-        <w:tc>
-          <w:tcPr>
-            <w:tcW w:type="dxa" w:w="2268"/>
-          </w:tcPr>
-          <w:p>
-            <w:pPr/>
-            <w:r>
-              <w:t>Márkák listája</w:t>
-            </w:r>
-          </w:p>
-        </w:tc>
-        <w:tc>
-          <w:tcPr>
-            <w:tcW w:type="dxa" w:w="2268"/>
-          </w:tcPr>
-          <w:p>
-            <w:pPr/>
-            <w:r>
-              <w:t>Nyilvános</w:t>
-            </w:r>
-          </w:p>
-        </w:tc>
-      </w:tr>
-      <w:tr>
-        <w:tc>
-          <w:tcPr>
-            <w:tcW w:type="dxa" w:w="2268"/>
-          </w:tcPr>
-          <w:p>
-            <w:pPr/>
-            <w:r>
-              <w:t>GET</w:t>
-            </w:r>
-          </w:p>
-        </w:tc>
-        <w:tc>
-          <w:tcPr>
-            <w:tcW w:type="dxa" w:w="2268"/>
-          </w:tcPr>
-          <w:p>
-            <w:pPr/>
-            <w:r>
-              <w:t>/auto/szin</w:t>
-            </w:r>
-          </w:p>
-        </w:tc>
-        <w:tc>
-          <w:tcPr>
-            <w:tcW w:type="dxa" w:w="2268"/>
-          </w:tcPr>
-          <w:p>
-            <w:pPr/>
-            <w:r>
-              <w:t>Színek listája</w:t>
-            </w:r>
-          </w:p>
-        </w:tc>
-        <w:tc>
-          <w:tcPr>
-            <w:tcW w:type="dxa" w:w="2268"/>
-          </w:tcPr>
-          <w:p>
-            <w:pPr/>
-            <w:r>
-              <w:t>Nyilvános</w:t>
-            </w:r>
-          </w:p>
-        </w:tc>
-      </w:tr>
-      <w:tr>
-        <w:tc>
-          <w:tcPr>
-            <w:tcW w:type="dxa" w:w="2268"/>
-          </w:tcPr>
-          <w:p>
-            <w:pPr/>
-            <w:r>
-              <w:t>GET</w:t>
-            </w:r>
-          </w:p>
-        </w:tc>
-        <w:tc>
-          <w:tcPr>
-            <w:tcW w:type="dxa" w:w="2268"/>
-          </w:tcPr>
-          <w:p>
-            <w:pPr/>
-            <w:r>
-              <w:t>/auto/uzemanyag</w:t>
-            </w:r>
-          </w:p>
-        </w:tc>
-        <w:tc>
-          <w:tcPr>
-            <w:tcW w:type="dxa" w:w="2268"/>
-          </w:tcPr>
-          <w:p>
-            <w:pPr/>
-            <w:r>
-              <w:t>Üzemanyag típusok</w:t>
-            </w:r>
-          </w:p>
-        </w:tc>
-        <w:tc>
-          <w:tcPr>
-            <w:tcW w:type="dxa" w:w="2268"/>
-          </w:tcPr>
-          <w:p>
-            <w:pPr/>
-            <w:r>
-              <w:t>Nyilvános</w:t>
-            </w:r>
-          </w:p>
-        </w:tc>
-      </w:tr>
-      <w:tr>
-        <w:tc>
-          <w:tcPr>
-            <w:tcW w:type="dxa" w:w="2268"/>
-          </w:tcPr>
-          <w:p>
-            <w:pPr/>
-            <w:r>
-              <w:t>GET</w:t>
-            </w:r>
-          </w:p>
-        </w:tc>
-        <w:tc>
-          <w:tcPr>
-            <w:tcW w:type="dxa" w:w="2268"/>
-          </w:tcPr>
-          <w:p>
-            <w:pPr/>
-            <w:r>
-              <w:t>/auto/valtok</w:t>
-            </w:r>
-          </w:p>
-        </w:tc>
-        <w:tc>
-          <w:tcPr>
-            <w:tcW w:type="dxa" w:w="2268"/>
-          </w:tcPr>
-          <w:p>
-            <w:pPr/>
-            <w:r>
-              <w:t>Váltók listája</w:t>
-            </w:r>
-          </w:p>
-        </w:tc>
-        <w:tc>
-          <w:tcPr>
-            <w:tcW w:type="dxa" w:w="2268"/>
-          </w:tcPr>
-          <w:p>
-            <w:pPr/>
-            <w:r>
-              <w:t>Nyilvános</w:t>
-            </w:r>
-          </w:p>
-        </w:tc>
-      </w:tr>
-      <w:tr>
-        <w:tc>
-          <w:tcPr>
-            <w:tcW w:type="dxa" w:w="2268"/>
-          </w:tcPr>
-          <w:p>
-            <w:pPr/>
-            <w:r>
-              <w:t>GET</w:t>
-            </w:r>
-          </w:p>
-        </w:tc>
-        <w:tc>
-          <w:tcPr>
-            <w:tcW w:type="dxa" w:w="2268"/>
-          </w:tcPr>
-          <w:p>
-            <w:pPr/>
-            <w:r>
-              <w:t>/auto/ajtok</w:t>
-            </w:r>
-          </w:p>
-        </w:tc>
-        <w:tc>
-          <w:tcPr>
-            <w:tcW w:type="dxa" w:w="2268"/>
-          </w:tcPr>
-          <w:p>
-            <w:pPr/>
-            <w:r>
-              <w:t>Ajtók számának listája</w:t>
-            </w:r>
-          </w:p>
-        </w:tc>
-        <w:tc>
-          <w:tcPr>
-            <w:tcW w:type="dxa" w:w="2268"/>
-          </w:tcPr>
-          <w:p>
-            <w:pPr/>
-            <w:r>
-              <w:t>Nyilvános</w:t>
-            </w:r>
-          </w:p>
-        </w:tc>
-      </w:tr>
-      <w:tr>
-        <w:tc>
-          <w:tcPr>
-            <w:tcW w:type="dxa" w:w="2268"/>
-          </w:tcPr>
-          <w:p>
-            <w:pPr/>
-            <w:r>
-              <w:t>GET</w:t>
-            </w:r>
-          </w:p>
-        </w:tc>
-        <w:tc>
-          <w:tcPr>
-            <w:tcW w:type="dxa" w:w="2268"/>
-          </w:tcPr>
-          <w:p>
-            <w:pPr/>
-            <w:r>
-              <w:t>/auto/szemelyek</w:t>
-            </w:r>
-          </w:p>
-        </w:tc>
-        <w:tc>
-          <w:tcPr>
-            <w:tcW w:type="dxa" w:w="2268"/>
-          </w:tcPr>
-          <w:p>
-            <w:pPr/>
-            <w:r>
-              <w:t>Személyek számának listája</w:t>
-            </w:r>
-          </w:p>
-        </w:tc>
-        <w:tc>
-          <w:tcPr>
-            <w:tcW w:type="dxa" w:w="2268"/>
-          </w:tcPr>
-          <w:p>
-            <w:pPr/>
-            <w:r>
-              <w:t>Nyilvános</w:t>
-            </w:r>
-          </w:p>
-        </w:tc>
-      </w:tr>
-      <w:tr>
-        <w:tc>
-          <w:tcPr>
-            <w:tcW w:type="dxa" w:w="2268"/>
-          </w:tcPr>
-          <w:p>
-            <w:pPr/>
-            <w:r>
-              <w:t>GET</w:t>
-            </w:r>
-          </w:p>
-        </w:tc>
-        <w:tc>
-          <w:tcPr>
-            <w:tcW w:type="dxa" w:w="2268"/>
-          </w:tcPr>
-          <w:p>
-            <w:pPr/>
-            <w:r>
-              <w:t>/auto/count</w:t>
-            </w:r>
-          </w:p>
-        </w:tc>
-        <w:tc>
-          <w:tcPr>
-            <w:tcW w:type="dxa" w:w="2268"/>
-          </w:tcPr>
-          <w:p>
-            <w:pPr/>
-            <w:r>
-              <w:t>Autók száma</w:t>
-            </w:r>
-          </w:p>
-        </w:tc>
-        <w:tc>
-          <w:tcPr>
-            <w:tcW w:type="dxa" w:w="2268"/>
-          </w:tcPr>
-          <w:p>
-            <w:pPr/>
-            <w:r>
-              <w:t>Nyilvános</w:t>
-            </w:r>
-          </w:p>
-        </w:tc>
-      </w:tr>
-      <w:tr>
-        <w:tc>
-          <w:tcPr>
-            <w:tcW w:type="dxa" w:w="2268"/>
-          </w:tcPr>
-          <w:p>
-            <w:pPr/>
-            <w:r>
-              <w:t>GET</w:t>
-            </w:r>
-          </w:p>
-        </w:tc>
-        <w:tc>
-          <w:tcPr>
-            <w:tcW w:type="dxa" w:w="2268"/>
-          </w:tcPr>
-          <w:p>
-            <w:pPr/>
-            <w:r>
-              <w:t>/auto/ajanlott/:marka</w:t>
-            </w:r>
-          </w:p>
-        </w:tc>
-        <w:tc>
-          <w:tcPr>
-            <w:tcW w:type="dxa" w:w="2268"/>
-          </w:tcPr>
-          <w:p>
-            <w:pPr/>
-            <w:r>
-              <w:t>Ajánlott autók</w:t>
-            </w:r>
-          </w:p>
-        </w:tc>
-        <w:tc>
-          <w:tcPr>
-            <w:tcW w:type="dxa" w:w="2268"/>
-          </w:tcPr>
-          <w:p>
-            <w:pPr/>
-            <w:r>
-              <w:t>Nyilvános</w:t>
-            </w:r>
-          </w:p>
-        </w:tc>
-      </w:tr>
-      <w:tr>
-        <w:tc>
-          <w:tcPr>
-            <w:tcW w:type="dxa" w:w="2268"/>
-          </w:tcPr>
-          <w:p>
-            <w:pPr/>
-            <w:r>
-              <w:t>GET</w:t>
-            </w:r>
-          </w:p>
-        </w:tc>
-        <w:tc>
-          <w:tcPr>
-            <w:tcW w:type="dxa" w:w="2268"/>
-          </w:tcPr>
-          <w:p>
-            <w:pPr/>
-            <w:r>
-              <w:t>/auto/random</w:t>
-            </w:r>
-          </w:p>
-        </w:tc>
-        <w:tc>
-          <w:tcPr>
-            <w:tcW w:type="dxa" w:w="2268"/>
-          </w:tcPr>
-          <w:p>
-            <w:pPr/>
-            <w:r>
-              <w:t>Random autók</w:t>
-            </w:r>
-          </w:p>
-        </w:tc>
-        <w:tc>
-          <w:tcPr>
-            <w:tcW w:type="dxa" w:w="2268"/>
-          </w:tcPr>
-          <w:p>
-            <w:pPr/>
-            <w:r>
-              <w:t>Nyilvános</w:t>
-            </w:r>
-          </w:p>
-        </w:tc>
-      </w:tr>
-      <w:tr>
-        <w:tc>
-          <w:tcPr>
-            <w:tcW w:type="dxa" w:w="2268"/>
-          </w:tcPr>
-          <w:p>
-            <w:pPr/>
-            <w:r>
-              <w:t>POST</w:t>
-            </w:r>
-          </w:p>
-        </w:tc>
-        <w:tc>
-          <w:tcPr>
-            <w:tcW w:type="dxa" w:w="2268"/>
-          </w:tcPr>
-          <w:p>
-            <w:pPr/>
-            <w:r>
-              <w:t>/auto/login</w:t>
-            </w:r>
-          </w:p>
-        </w:tc>
-        <w:tc>
-          <w:tcPr>
-            <w:tcW w:type="dxa" w:w="2268"/>
-          </w:tcPr>
-          <w:p>
-            <w:pPr/>
-            <w:r>
-              <w:t>Bejelentkezés</w:t>
-            </w:r>
-          </w:p>
-        </w:tc>
-        <w:tc>
-          <w:tcPr>
-            <w:tcW w:type="dxa" w:w="2268"/>
-          </w:tcPr>
-          <w:p>
-            <w:pPr/>
-            <w:r>
-              <w:t>Nyilvános</w:t>
-            </w:r>
-          </w:p>
-        </w:tc>
-      </w:tr>
-      <w:tr>
-        <w:tc>
-          <w:tcPr>
-            <w:tcW w:type="dxa" w:w="2268"/>
-          </w:tcPr>
-          <w:p>
-            <w:pPr/>
-            <w:r>
-              <w:t>POST</w:t>
-            </w:r>
-          </w:p>
-        </w:tc>
-        <w:tc>
-          <w:tcPr>
-            <w:tcW w:type="dxa" w:w="2268"/>
-          </w:tcPr>
-          <w:p>
-            <w:pPr/>
-            <w:r>
-              <w:t>/auto/regisztracio</w:t>
-            </w:r>
-          </w:p>
-        </w:tc>
-        <w:tc>
-          <w:tcPr>
-            <w:tcW w:type="dxa" w:w="2268"/>
-          </w:tcPr>
-          <w:p>
-            <w:pPr/>
-            <w:r>
-              <w:t>Regisztráció</w:t>
-            </w:r>
-          </w:p>
-        </w:tc>
-        <w:tc>
-          <w:tcPr>
-            <w:tcW w:type="dxa" w:w="2268"/>
-          </w:tcPr>
-          <w:p>
-            <w:pPr/>
-            <w:r>
-              <w:t>Nyilvános</w:t>
-            </w:r>
-          </w:p>
-        </w:tc>
-      </w:tr>
-      <w:tr>
-        <w:tc>
-          <w:tcPr>
-            <w:tcW w:type="dxa" w:w="2268"/>
-          </w:tcPr>
-          <w:p>
-            <w:pPr/>
-            <w:r>
-              <w:t>POST</w:t>
-            </w:r>
-          </w:p>
-        </w:tc>
-        <w:tc>
-          <w:tcPr>
-            <w:tcW w:type="dxa" w:w="2268"/>
-          </w:tcPr>
-          <w:p>
-            <w:pPr/>
-            <w:r>
-              <w:t>/auto/refresh</w:t>
-            </w:r>
-          </w:p>
-        </w:tc>
-        <w:tc>
-          <w:tcPr>
-            <w:tcW w:type="dxa" w:w="2268"/>
-          </w:tcPr>
-          <w:p>
-            <w:pPr/>
-            <w:r>
-              <w:t>Token frissítés</w:t>
-            </w:r>
-          </w:p>
-        </w:tc>
-        <w:tc>
-          <w:tcPr>
-            <w:tcW w:type="dxa" w:w="2268"/>
-          </w:tcPr>
-          <w:p>
-            <w:pPr/>
-            <w:r>
-              <w:t>Nyilvános (cookie)</w:t>
-            </w:r>
-          </w:p>
-        </w:tc>
-      </w:tr>
-      <w:tr>
-        <w:tc>
-          <w:tcPr>
-            <w:tcW w:type="dxa" w:w="2268"/>
-          </w:tcPr>
-          <w:p>
-            <w:pPr/>
-            <w:r>
-              <w:t>POST</w:t>
-            </w:r>
-          </w:p>
-        </w:tc>
-        <w:tc>
-          <w:tcPr>
-            <w:tcW w:type="dxa" w:w="2268"/>
-          </w:tcPr>
-          <w:p>
-            <w:pPr/>
-            <w:r>
-              <w:t>/auto/logout</w:t>
-            </w:r>
-          </w:p>
-        </w:tc>
-        <w:tc>
-          <w:tcPr>
-            <w:tcW w:type="dxa" w:w="2268"/>
-          </w:tcPr>
-          <w:p>
-            <w:pPr/>
-            <w:r>
-              <w:t>Kijelentkezés</w:t>
-            </w:r>
-          </w:p>
-        </w:tc>
-        <w:tc>
-          <w:tcPr>
-            <w:tcW w:type="dxa" w:w="2268"/>
-          </w:tcPr>
-          <w:p>
-            <w:pPr/>
-            <w:r>
-              <w:t>Nyilvános (cookie)</w:t>
-            </w:r>
-          </w:p>
-        </w:tc>
-      </w:tr>
-      <w:tr>
-        <w:tc>
-          <w:tcPr>
-            <w:tcW w:type="dxa" w:w="2268"/>
-          </w:tcPr>
-          <w:p>
-            <w:pPr/>
-            <w:r>
-              <w:t>GET</w:t>
-            </w:r>
-          </w:p>
-        </w:tc>
-        <w:tc>
-          <w:tcPr>
-            <w:tcW w:type="dxa" w:w="2268"/>
-          </w:tcPr>
-          <w:p>
-            <w:pPr/>
-            <w:r>
-              <w:t>/auto/profil</w:t>
-            </w:r>
-          </w:p>
-        </w:tc>
-        <w:tc>
-          <w:tcPr>
-            <w:tcW w:type="dxa" w:w="2268"/>
-          </w:tcPr>
-          <w:p>
-            <w:pPr/>
-            <w:r>
-              <w:t>Profil adatok lekérése</w:t>
-            </w:r>
-          </w:p>
-        </w:tc>
-        <w:tc>
-          <w:tcPr>
-            <w:tcW w:type="dxa" w:w="2268"/>
-          </w:tcPr>
-          <w:p>
-            <w:pPr/>
-            <w:r>
-              <w:t>Bejelentkezett</w:t>
-            </w:r>
-          </w:p>
-        </w:tc>
-      </w:tr>
-      <w:tr>
-        <w:tc>
-          <w:tcPr>
-            <w:tcW w:type="dxa" w:w="2268"/>
-          </w:tcPr>
-          <w:p>
-            <w:pPr/>
-            <w:r>
-              <w:t>PUT</w:t>
-            </w:r>
-          </w:p>
-        </w:tc>
-        <w:tc>
-          <w:tcPr>
-            <w:tcW w:type="dxa" w:w="2268"/>
-          </w:tcPr>
-          <w:p>
-            <w:pPr/>
-            <w:r>
-              <w:t>/auto/profilmodosit</w:t>
-            </w:r>
-          </w:p>
-        </w:tc>
-        <w:tc>
-          <w:tcPr>
-            <w:tcW w:type="dxa" w:w="2268"/>
-          </w:tcPr>
-          <w:p>
-            <w:pPr/>
-            <w:r>
-              <w:t>Profil módosítása</w:t>
-            </w:r>
-          </w:p>
-        </w:tc>
-        <w:tc>
-          <w:tcPr>
-            <w:tcW w:type="dxa" w:w="2268"/>
-          </w:tcPr>
-          <w:p>
-            <w:pPr/>
-            <w:r>
-              <w:t>Bejelentkezett</w:t>
-            </w:r>
-          </w:p>
-        </w:tc>
-      </w:tr>
-      <w:tr>
-        <w:tc>
-          <w:tcPr>
-            <w:tcW w:type="dxa" w:w="2268"/>
-          </w:tcPr>
-          <w:p>
-            <w:pPr/>
-            <w:r>
-              <w:t>PUT</w:t>
-            </w:r>
-          </w:p>
-        </w:tc>
-        <w:tc>
-          <w:tcPr>
-            <w:tcW w:type="dxa" w:w="2268"/>
-          </w:tcPr>
-          <w:p>
-            <w:pPr/>
-            <w:r>
-              <w:t>/auto/jelszomodositas</w:t>
-            </w:r>
-          </w:p>
-        </w:tc>
-        <w:tc>
-          <w:tcPr>
-            <w:tcW w:type="dxa" w:w="2268"/>
-          </w:tcPr>
-          <w:p>
-            <w:pPr/>
-            <w:r>
-              <w:t>Jelszó módosítás</w:t>
-            </w:r>
-          </w:p>
-        </w:tc>
-        <w:tc>
-          <w:tcPr>
-            <w:tcW w:type="dxa" w:w="2268"/>
-          </w:tcPr>
-          <w:p>
-            <w:pPr/>
-            <w:r>
-              <w:t>Bejelentkezett</w:t>
-            </w:r>
-          </w:p>
-        </w:tc>
-      </w:tr>
-      <w:tr>
-        <w:tc>
-          <w:tcPr>
-            <w:tcW w:type="dxa" w:w="2268"/>
-          </w:tcPr>
-          <w:p>
-            <w:pPr/>
-            <w:r>
-              <w:t>POST</w:t>
-            </w:r>
-          </w:p>
-        </w:tc>
-        <w:tc>
-          <w:tcPr>
-            <w:tcW w:type="dxa" w:w="2268"/>
-          </w:tcPr>
-          <w:p>
-            <w:pPr/>
-            <w:r>
-              <w:t>/auto/erdekel</w:t>
-            </w:r>
-          </w:p>
-        </w:tc>
-        <w:tc>
-          <w:tcPr>
-            <w:tcW w:type="dxa" w:w="2268"/>
-          </w:tcPr>
-          <w:p>
-            <w:pPr/>
-            <w:r>
-              <w:t>Érdeklődés küldése</w:t>
-            </w:r>
-          </w:p>
-        </w:tc>
-        <w:tc>
-          <w:tcPr>
-            <w:tcW w:type="dxa" w:w="2268"/>
-          </w:tcPr>
-          <w:p>
-            <w:pPr/>
-            <w:r>
-              <w:t>Bejelentkezett</w:t>
-            </w:r>
-          </w:p>
-        </w:tc>
-      </w:tr>
-      <w:tr>
-        <w:tc>
-          <w:tcPr>
-            <w:tcW w:type="dxa" w:w="2268"/>
-          </w:tcPr>
-          <w:p>
-            <w:pPr/>
-            <w:r>
-              <w:t>GET</w:t>
-            </w:r>
-          </w:p>
-        </w:tc>
-        <w:tc>
-          <w:tcPr>
-            <w:tcW w:type="dxa" w:w="2268"/>
-          </w:tcPr>
-          <w:p>
-            <w:pPr/>
-            <w:r>
-              <w:t>/auto/erdekeltek</w:t>
-            </w:r>
-          </w:p>
-        </w:tc>
-        <w:tc>
-          <w:tcPr>
-            <w:tcW w:type="dxa" w:w="2268"/>
-          </w:tcPr>
-          <w:p>
-            <w:pPr/>
-            <w:r>
-              <w:t>Saját érdeklődések listája</w:t>
-            </w:r>
-          </w:p>
-        </w:tc>
-        <w:tc>
-          <w:tcPr>
-            <w:tcW w:type="dxa" w:w="2268"/>
-          </w:tcPr>
-          <w:p>
-            <w:pPr/>
-            <w:r>
-              <w:t>Bejelentkezett</w:t>
-            </w:r>
-          </w:p>
-        </w:tc>
-      </w:tr>
-      <w:tr>
-        <w:tc>
-          <w:tcPr>
-            <w:tcW w:type="dxa" w:w="2268"/>
-          </w:tcPr>
-          <w:p>
-            <w:pPr/>
-            <w:r>
-              <w:t>POST</w:t>
-            </w:r>
-          </w:p>
-        </w:tc>
-        <w:tc>
-          <w:tcPr>
-            <w:tcW w:type="dxa" w:w="2268"/>
-          </w:tcPr>
-          <w:p>
-            <w:pPr/>
-            <w:r>
-              <w:t>/auto/uzenet</w:t>
-            </w:r>
-          </w:p>
-        </w:tc>
-        <w:tc>
-          <w:tcPr>
-            <w:tcW w:type="dxa" w:w="2268"/>
-          </w:tcPr>
-          <w:p>
-            <w:pPr/>
-            <w:r>
-              <w:t>Üzenet küldése</w:t>
-            </w:r>
-          </w:p>
-        </w:tc>
-        <w:tc>
-          <w:tcPr>
-            <w:tcW w:type="dxa" w:w="2268"/>
-          </w:tcPr>
-          <w:p>
-            <w:pPr/>
-            <w:r>
-              <w:t>Bejelentkezett</w:t>
-            </w:r>
-          </w:p>
-        </w:tc>
-      </w:tr>
-      <w:tr>
-        <w:tc>
-          <w:tcPr>
-            <w:tcW w:type="dxa" w:w="2268"/>
-          </w:tcPr>
-          <w:p>
-            <w:pPr/>
-            <w:r>
-              <w:t>GET</w:t>
-            </w:r>
-          </w:p>
-        </w:tc>
-        <w:tc>
-          <w:tcPr>
-            <w:tcW w:type="dxa" w:w="2268"/>
-          </w:tcPr>
-          <w:p>
-            <w:pPr/>
-            <w:r>
-              <w:t>/auto/uzenetek</w:t>
-            </w:r>
-          </w:p>
-        </w:tc>
-        <w:tc>
-          <w:tcPr>
-            <w:tcW w:type="dxa" w:w="2268"/>
-          </w:tcPr>
-          <w:p>
-            <w:pPr/>
-            <w:r>
-              <w:t>Saját üzenetek listája</w:t>
-            </w:r>
-          </w:p>
-        </w:tc>
-        <w:tc>
-          <w:tcPr>
-            <w:tcW w:type="dxa" w:w="2268"/>
-          </w:tcPr>
-          <w:p>
-            <w:pPr/>
-            <w:r>
-              <w:t>Bejelentkezett</w:t>
-            </w:r>
-          </w:p>
-        </w:tc>
-      </w:tr>
-      <w:tr>
-        <w:tc>
-          <w:tcPr>
-            <w:tcW w:type="dxa" w:w="2268"/>
-          </w:tcPr>
-          <w:p>
-            <w:pPr/>
-            <w:r>
-              <w:t>GET</w:t>
-            </w:r>
-          </w:p>
-        </w:tc>
-        <w:tc>
-          <w:tcPr>
-            <w:tcW w:type="dxa" w:w="2268"/>
-          </w:tcPr>
-          <w:p>
-            <w:pPr/>
-            <w:r>
-              <w:t>/auto/chatablak</w:t>
-            </w:r>
-          </w:p>
-        </w:tc>
-        <w:tc>
-          <w:tcPr>
-            <w:tcW w:type="dxa" w:w="2268"/>
-          </w:tcPr>
-          <w:p>
-            <w:pPr/>
-            <w:r>
-              <w:t>Chat szál lekérése</w:t>
-            </w:r>
-          </w:p>
-        </w:tc>
-        <w:tc>
-          <w:tcPr>
-            <w:tcW w:type="dxa" w:w="2268"/>
-          </w:tcPr>
-          <w:p>
-            <w:pPr/>
-            <w:r>
-              <w:t>Bejelentkezett</w:t>
-            </w:r>
-          </w:p>
-        </w:tc>
-      </w:tr>
-      <w:tr>
-        <w:tc>
-          <w:tcPr>
-            <w:tcW w:type="dxa" w:w="2268"/>
-          </w:tcPr>
-          <w:p>
-            <w:pPr/>
-            <w:r>
-              <w:t>POST</w:t>
-            </w:r>
-          </w:p>
-        </w:tc>
-        <w:tc>
-          <w:tcPr>
-            <w:tcW w:type="dxa" w:w="2268"/>
-          </w:tcPr>
-          <w:p>
-            <w:pPr/>
-            <w:r>
-              <w:t>/auto/felhasznalo/chatablak</w:t>
-            </w:r>
-          </w:p>
-        </w:tc>
-        <w:tc>
-          <w:tcPr>
-            <w:tcW w:type="dxa" w:w="2268"/>
-          </w:tcPr>
-          <w:p>
-            <w:pPr/>
-            <w:r>
-              <w:t>Chat üzenet küldése</w:t>
-            </w:r>
-          </w:p>
-        </w:tc>
-        <w:tc>
-          <w:tcPr>
-            <w:tcW w:type="dxa" w:w="2268"/>
-          </w:tcPr>
-          <w:p>
-            <w:pPr/>
-            <w:r>
-              <w:t>Bejelentkezett</w:t>
-            </w:r>
-          </w:p>
-        </w:tc>
-      </w:tr>
-      <w:tr>
-        <w:tc>
-          <w:tcPr>
-            <w:tcW w:type="dxa" w:w="2268"/>
-          </w:tcPr>
-          <w:p>
-            <w:pPr/>
-            <w:r>
-              <w:t>GET</w:t>
-            </w:r>
-          </w:p>
-        </w:tc>
-        <w:tc>
-          <w:tcPr>
-            <w:tcW w:type="dxa" w:w="2268"/>
-          </w:tcPr>
-          <w:p>
-            <w:pPr/>
-            <w:r>
-              <w:t>/auto/szamla</w:t>
-            </w:r>
-          </w:p>
-        </w:tc>
-        <w:tc>
-          <w:tcPr>
-            <w:tcW w:type="dxa" w:w="2268"/>
-          </w:tcPr>
-          <w:p>
-            <w:pPr/>
-            <w:r>
-              <w:t>Számla adatok lekérése</w:t>
-            </w:r>
-          </w:p>
-        </w:tc>
-        <w:tc>
-          <w:tcPr>
-            <w:tcW w:type="dxa" w:w="2268"/>
-          </w:tcPr>
-          <w:p>
-            <w:pPr/>
-            <w:r>
-              <w:t>Bejelentkezett</w:t>
-            </w:r>
-          </w:p>
-        </w:tc>
-      </w:tr>
-    </w:tbl>
-    <w:p>
-      <w:pPr/>
-    </w:p>
-    <w:p>
-      <w:pPr>
-        <w:pStyle w:val="Cmsor3"/>
-      </w:pPr>
-      <w:r>
-        <w:t>Admin végpontok</w:t>
-      </w:r>
-    </w:p>
-    <w:p>
-      <w:pPr/>
-      <w:r>
-        <w:t>Az alábbi végpontok admin jogosultsággal használhatók:</w:t>
-      </w:r>
-    </w:p>
-    <w:tbl>
-      <w:tblPr>
-        <w:tblStyle w:val="Rcsostblzat"/>
-        <w:tblW w:type="auto" w:w="0"/>
-        <w:tblLook w:firstColumn="1" w:firstRow="1" w:lastColumn="0" w:lastRow="0" w:noHBand="0" w:noVBand="1" w:val="04A0"/>
-      </w:tblPr>
-      <w:tblGrid>
-        <w:gridCol w:w="2268"/>
-        <w:gridCol w:w="2268"/>
-        <w:gridCol w:w="2268"/>
-        <w:gridCol w:w="2268"/>
-      </w:tblGrid>
-      <w:tr>
-        <w:tc>
-          <w:tcPr>
-            <w:tcW w:type="dxa" w:w="2268"/>
-          </w:tcPr>
-          <w:p>
-            <w:pPr/>
-            <w:r>
-              <w:t>Módszer</w:t>
-            </w:r>
-          </w:p>
-        </w:tc>
-        <w:tc>
-          <w:tcPr>
-            <w:tcW w:type="dxa" w:w="2268"/>
-          </w:tcPr>
-          <w:p>
-            <w:pPr/>
-            <w:r>
-              <w:t>Végpont</w:t>
-            </w:r>
-          </w:p>
-        </w:tc>
-        <w:tc>
-          <w:tcPr>
-            <w:tcW w:type="dxa" w:w="2268"/>
-          </w:tcPr>
-          <w:p>
-            <w:pPr/>
-            <w:r>
-              <w:t>Leírás</w:t>
-            </w:r>
-          </w:p>
-        </w:tc>
-        <w:tc>
-          <w:tcPr>
-            <w:tcW w:type="dxa" w:w="2268"/>
-          </w:tcPr>
-          <w:p>
-            <w:pPr/>
-            <w:r>
-              <w:t>Jogosultság</w:t>
-            </w:r>
-          </w:p>
-        </w:tc>
-      </w:tr>
-      <w:tr>
-        <w:tc>
-          <w:tcPr>
-            <w:tcW w:type="dxa" w:w="2268"/>
-          </w:tcPr>
-          <w:p>
-            <w:pPr/>
-            <w:r>
-              <w:t>DELETE</w:t>
-            </w:r>
-          </w:p>
-        </w:tc>
-        <w:tc>
-          <w:tcPr>
-            <w:tcW w:type="dxa" w:w="2268"/>
-          </w:tcPr>
-          <w:p>
-            <w:pPr/>
-            <w:r>
-              <w:t>/auto/torol/:id</w:t>
-            </w:r>
-          </w:p>
-        </w:tc>
-        <w:tc>
-          <w:tcPr>
-            <w:tcW w:type="dxa" w:w="2268"/>
-          </w:tcPr>
-          <w:p>
-            <w:pPr/>
-            <w:r>
-              <w:t>Autó törlése</w:t>
-            </w:r>
-          </w:p>
-        </w:tc>
-        <w:tc>
-          <w:tcPr>
-            <w:tcW w:type="dxa" w:w="2268"/>
-          </w:tcPr>
-          <w:p>
-            <w:pPr/>
-            <w:r>
-              <w:t>Admin (JWT)</w:t>
-            </w:r>
-          </w:p>
-        </w:tc>
-      </w:tr>
-      <w:tr>
-        <w:tc>
-          <w:tcPr>
-            <w:tcW w:type="dxa" w:w="2268"/>
-          </w:tcPr>
-          <w:p>
-            <w:pPr/>
-            <w:r>
-              <w:t>PUT</w:t>
-            </w:r>
-          </w:p>
-        </w:tc>
-        <w:tc>
-          <w:tcPr>
-            <w:tcW w:type="dxa" w:w="2268"/>
-          </w:tcPr>
-          <w:p>
-            <w:pPr/>
-            <w:r>
-              <w:t>/auto/szerkesztes/:id</w:t>
-            </w:r>
-          </w:p>
-        </w:tc>
-        <w:tc>
-          <w:tcPr>
-            <w:tcW w:type="dxa" w:w="2268"/>
-          </w:tcPr>
-          <w:p>
-            <w:pPr/>
-            <w:r>
-              <w:t>Autó módosítása</w:t>
-            </w:r>
-          </w:p>
-        </w:tc>
-        <w:tc>
-          <w:tcPr>
-            <w:tcW w:type="dxa" w:w="2268"/>
-          </w:tcPr>
-          <w:p>
-            <w:pPr/>
-            <w:r>
-              <w:t>Admin (JWT)</w:t>
-            </w:r>
-          </w:p>
-        </w:tc>
-      </w:tr>
-      <w:tr>
-        <w:tc>
-          <w:tcPr>
-            <w:tcW w:type="dxa" w:w="2268"/>
-          </w:tcPr>
-          <w:p>
-            <w:pPr/>
-            <w:r>
-              <w:t>POST</w:t>
-            </w:r>
-          </w:p>
-        </w:tc>
-        <w:tc>
-          <w:tcPr>
-            <w:tcW w:type="dxa" w:w="2268"/>
-          </w:tcPr>
-          <w:p>
-            <w:pPr/>
-            <w:r>
-              <w:t>/auto/ujauto</w:t>
-            </w:r>
-          </w:p>
-        </w:tc>
-        <w:tc>
-          <w:tcPr>
-            <w:tcW w:type="dxa" w:w="2268"/>
-          </w:tcPr>
-          <w:p>
-            <w:pPr/>
-            <w:r>
-              <w:t>Új autó felvitele</w:t>
-            </w:r>
-          </w:p>
-        </w:tc>
-        <w:tc>
-          <w:tcPr>
-            <w:tcW w:type="dxa" w:w="2268"/>
-          </w:tcPr>
-          <w:p>
-            <w:pPr/>
-            <w:r>
-              <w:t>Admin (JWT)</w:t>
-            </w:r>
-          </w:p>
-        </w:tc>
-      </w:tr>
-      <w:tr>
-        <w:tc>
-          <w:tcPr>
-            <w:tcW w:type="dxa" w:w="2268"/>
-          </w:tcPr>
-          <w:p>
-            <w:pPr/>
-            <w:r>
-              <w:t>POST</w:t>
-            </w:r>
-          </w:p>
-        </w:tc>
-        <w:tc>
-          <w:tcPr>
-            <w:tcW w:type="dxa" w:w="2268"/>
-          </w:tcPr>
-          <w:p>
-            <w:pPr/>
-            <w:r>
-              <w:t>/auto/kepek/:autoId</w:t>
-            </w:r>
-          </w:p>
-        </w:tc>
-        <w:tc>
-          <w:tcPr>
-            <w:tcW w:type="dxa" w:w="2268"/>
-          </w:tcPr>
-          <w:p>
-            <w:pPr/>
-            <w:r>
-              <w:t>Képfeltöltés</w:t>
-            </w:r>
-          </w:p>
-        </w:tc>
-        <w:tc>
-          <w:tcPr>
-            <w:tcW w:type="dxa" w:w="2268"/>
-          </w:tcPr>
-          <w:p>
-            <w:pPr/>
-            <w:r>
-              <w:t>Admin (JWT)</w:t>
-            </w:r>
-          </w:p>
-        </w:tc>
-      </w:tr>
-      <w:tr>
-        <w:tc>
-          <w:tcPr>
-            <w:tcW w:type="dxa" w:w="2268"/>
-          </w:tcPr>
-          <w:p>
-            <w:pPr/>
-            <w:r>
-              <w:t>DELETE</w:t>
-            </w:r>
-          </w:p>
-        </w:tc>
-        <w:tc>
-          <w:tcPr>
-            <w:tcW w:type="dxa" w:w="2268"/>
-          </w:tcPr>
-          <w:p>
-            <w:pPr/>
-            <w:r>
-              <w:t>/auto/kepek/:autoId/:index</w:t>
-            </w:r>
-          </w:p>
-        </w:tc>
-        <w:tc>
-          <w:tcPr>
-            <w:tcW w:type="dxa" w:w="2268"/>
-          </w:tcPr>
-          <w:p>
-            <w:pPr/>
-            <w:r>
-              <w:t>Kép törlése</w:t>
-            </w:r>
-          </w:p>
-        </w:tc>
-        <w:tc>
-          <w:tcPr>
-            <w:tcW w:type="dxa" w:w="2268"/>
-          </w:tcPr>
-          <w:p>
-            <w:pPr/>
-            <w:r>
-              <w:t>Admin (JWT)</w:t>
-            </w:r>
-          </w:p>
-        </w:tc>
-      </w:tr>
-      <w:tr>
-        <w:tc>
-          <w:tcPr>
-            <w:tcW w:type="dxa" w:w="2268"/>
-          </w:tcPr>
-          <w:p>
-            <w:pPr/>
-            <w:r>
-              <w:t>POST</w:t>
-            </w:r>
-          </w:p>
-        </w:tc>
-        <w:tc>
-          <w:tcPr>
-            <w:tcW w:type="dxa" w:w="2268"/>
-          </w:tcPr>
-          <w:p>
-            <w:pPr/>
-            <w:r>
-              <w:t>/auto/addszin</w:t>
-            </w:r>
-          </w:p>
-        </w:tc>
-        <w:tc>
-          <w:tcPr>
-            <w:tcW w:type="dxa" w:w="2268"/>
-          </w:tcPr>
-          <w:p>
-            <w:pPr/>
-            <w:r>
-              <w:t>Szín hozzáadása</w:t>
-            </w:r>
-          </w:p>
-        </w:tc>
-        <w:tc>
-          <w:tcPr>
-            <w:tcW w:type="dxa" w:w="2268"/>
-          </w:tcPr>
-          <w:p>
-            <w:pPr/>
-            <w:r>
-              <w:t>Admin (JWT)</w:t>
-            </w:r>
-          </w:p>
-        </w:tc>
-      </w:tr>
-      <w:tr>
-        <w:tc>
-          <w:tcPr>
-            <w:tcW w:type="dxa" w:w="2268"/>
-          </w:tcPr>
-          <w:p>
-            <w:pPr/>
-            <w:r>
-              <w:t>POST</w:t>
-            </w:r>
-          </w:p>
-        </w:tc>
-        <w:tc>
-          <w:tcPr>
-            <w:tcW w:type="dxa" w:w="2268"/>
-          </w:tcPr>
-          <w:p>
-            <w:pPr/>
-            <w:r>
-              <w:t>/auto/adduzemanyag</w:t>
-            </w:r>
-          </w:p>
-        </w:tc>
-        <w:tc>
-          <w:tcPr>
-            <w:tcW w:type="dxa" w:w="2268"/>
-          </w:tcPr>
-          <w:p>
-            <w:pPr/>
-            <w:r>
-              <w:t>Üzemanyag hozzáadása</w:t>
-            </w:r>
-          </w:p>
-        </w:tc>
-        <w:tc>
-          <w:tcPr>
-            <w:tcW w:type="dxa" w:w="2268"/>
-          </w:tcPr>
-          <w:p>
-            <w:pPr/>
-            <w:r>
-              <w:t>Admin (JWT)</w:t>
-            </w:r>
-          </w:p>
-        </w:tc>
-      </w:tr>
-      <w:tr>
-        <w:tc>
-          <w:tcPr>
-            <w:tcW w:type="dxa" w:w="2268"/>
-          </w:tcPr>
-          <w:p>
-            <w:pPr/>
-            <w:r>
-              <w:t>POST</w:t>
-            </w:r>
-          </w:p>
-        </w:tc>
-        <w:tc>
-          <w:tcPr>
-            <w:tcW w:type="dxa" w:w="2268"/>
-          </w:tcPr>
-          <w:p>
-            <w:pPr/>
-            <w:r>
-              <w:t>/auto/addmodell</w:t>
-            </w:r>
-          </w:p>
-        </w:tc>
-        <w:tc>
-          <w:tcPr>
-            <w:tcW w:type="dxa" w:w="2268"/>
-          </w:tcPr>
-          <w:p>
-            <w:pPr/>
-            <w:r>
-              <w:t>Modell hozzáadása</w:t>
-            </w:r>
-          </w:p>
-        </w:tc>
-        <w:tc>
-          <w:tcPr>
-            <w:tcW w:type="dxa" w:w="2268"/>
-          </w:tcPr>
-          <w:p>
-            <w:pPr/>
-            <w:r>
-              <w:t>Admin (JWT)</w:t>
-            </w:r>
-          </w:p>
-        </w:tc>
-      </w:tr>
-      <w:tr>
-        <w:tc>
-          <w:tcPr>
-            <w:tcW w:type="dxa" w:w="2268"/>
-          </w:tcPr>
-          <w:p>
-            <w:pPr/>
-            <w:r>
-              <w:t>POST</w:t>
-            </w:r>
-          </w:p>
-        </w:tc>
-        <w:tc>
-          <w:tcPr>
-            <w:tcW w:type="dxa" w:w="2268"/>
-          </w:tcPr>
-          <w:p>
-            <w:pPr/>
-            <w:r>
-              <w:t>/auto/addvalto</w:t>
-            </w:r>
-          </w:p>
-        </w:tc>
-        <w:tc>
-          <w:tcPr>
-            <w:tcW w:type="dxa" w:w="2268"/>
-          </w:tcPr>
-          <w:p>
-            <w:pPr/>
-            <w:r>
-              <w:t>Váltó hozzáadása</w:t>
-            </w:r>
-          </w:p>
-        </w:tc>
-        <w:tc>
-          <w:tcPr>
-            <w:tcW w:type="dxa" w:w="2268"/>
-          </w:tcPr>
-          <w:p>
-            <w:pPr/>
-            <w:r>
-              <w:t>Admin (JWT)</w:t>
-            </w:r>
-          </w:p>
-        </w:tc>
-      </w:tr>
-      <w:tr>
-        <w:tc>
-          <w:tcPr>
-            <w:tcW w:type="dxa" w:w="2268"/>
-          </w:tcPr>
-          <w:p>
-            <w:pPr/>
-            <w:r>
-              <w:t>POST</w:t>
-            </w:r>
-          </w:p>
-        </w:tc>
-        <w:tc>
-          <w:tcPr>
-            <w:tcW w:type="dxa" w:w="2268"/>
-          </w:tcPr>
-          <w:p>
-            <w:pPr/>
-            <w:r>
-              <w:t>/auto/adminuzenetek</w:t>
-            </w:r>
-          </w:p>
-        </w:tc>
-        <w:tc>
-          <w:tcPr>
-            <w:tcW w:type="dxa" w:w="2268"/>
-          </w:tcPr>
-          <w:p>
-            <w:pPr/>
-            <w:r>
-              <w:t>Bejövő üzenetek lekérése</w:t>
-            </w:r>
-          </w:p>
-        </w:tc>
-        <w:tc>
-          <w:tcPr>
-            <w:tcW w:type="dxa" w:w="2268"/>
-          </w:tcPr>
-          <w:p>
-            <w:pPr/>
-            <w:r>
-              <w:t>Admin (JWT)</w:t>
-            </w:r>
-          </w:p>
-        </w:tc>
-      </w:tr>
-      <w:tr>
-        <w:tc>
-          <w:tcPr>
-            <w:tcW w:type="dxa" w:w="2268"/>
-          </w:tcPr>
-          <w:p>
-            <w:pPr/>
-            <w:r>
-              <w:t>POST</w:t>
-            </w:r>
-          </w:p>
-        </w:tc>
-        <w:tc>
-          <w:tcPr>
-            <w:tcW w:type="dxa" w:w="2268"/>
-          </w:tcPr>
-          <w:p>
-            <w:pPr/>
-            <w:r>
-              <w:t>/auto/admin/chatablak</w:t>
-            </w:r>
-          </w:p>
-        </w:tc>
-        <w:tc>
-          <w:tcPr>
-            <w:tcW w:type="dxa" w:w="2268"/>
-          </w:tcPr>
-          <w:p>
-            <w:pPr/>
-            <w:r>
-              <w:t>Admin chat válasz küldése</w:t>
-            </w:r>
-          </w:p>
-        </w:tc>
-        <w:tc>
-          <w:tcPr>
-            <w:tcW w:type="dxa" w:w="2268"/>
-          </w:tcPr>
-          <w:p>
-            <w:pPr/>
-            <w:r>
-              <w:t>Admin (JWT)</w:t>
-            </w:r>
-          </w:p>
-        </w:tc>
-      </w:tr>
-      <w:tr>
-        <w:tc>
-          <w:tcPr>
-            <w:tcW w:type="dxa" w:w="2268"/>
-          </w:tcPr>
-          <w:p>
-            <w:pPr/>
-            <w:r>
-              <w:t>GET</w:t>
-            </w:r>
-          </w:p>
-        </w:tc>
-        <w:tc>
-          <w:tcPr>
-            <w:tcW w:type="dxa" w:w="2268"/>
-          </w:tcPr>
-          <w:p>
-            <w:pPr/>
-            <w:r>
-              <w:t>/auto/admin/unansweredcount</w:t>
-            </w:r>
-          </w:p>
-        </w:tc>
-        <w:tc>
-          <w:tcPr>
-            <w:tcW w:type="dxa" w:w="2268"/>
-          </w:tcPr>
-          <w:p>
-            <w:pPr/>
-            <w:r>
-              <w:t>Megválaszolatlan üzenetek száma</w:t>
-            </w:r>
-          </w:p>
-        </w:tc>
-        <w:tc>
-          <w:tcPr>
-            <w:tcW w:type="dxa" w:w="2268"/>
-          </w:tcPr>
-          <w:p>
-            <w:pPr/>
-            <w:r>
-              <w:t>Admin (JWT)</w:t>
-            </w:r>
-          </w:p>
-        </w:tc>
-      </w:tr>
-      <w:tr>
-        <w:tc>
-          <w:tcPr>
-            <w:tcW w:type="dxa" w:w="2268"/>
-          </w:tcPr>
-          <w:p>
-            <w:pPr/>
-            <w:r>
-              <w:t>POST</w:t>
-            </w:r>
-          </w:p>
-        </w:tc>
-        <w:tc>
-          <w:tcPr>
-            <w:tcW w:type="dxa" w:w="2268"/>
-          </w:tcPr>
-          <w:p>
-            <w:pPr/>
-            <w:r>
-              <w:t>/auto/szamla</w:t>
-            </w:r>
-          </w:p>
-        </w:tc>
-        <w:tc>
-          <w:tcPr>
-            <w:tcW w:type="dxa" w:w="2268"/>
-          </w:tcPr>
-          <w:p>
-            <w:pPr/>
-            <w:r>
-              <w:t>Számla létrehozása</w:t>
-            </w:r>
-          </w:p>
-        </w:tc>
-        <w:tc>
-          <w:tcPr>
-            <w:tcW w:type="dxa" w:w="2268"/>
-          </w:tcPr>
-          <w:p>
-            <w:pPr/>
-            <w:r>
-              <w:t>Admin (JWT)</w:t>
-            </w:r>
-          </w:p>
-        </w:tc>
-      </w:tr>
-    </w:tbl>
-    <w:p>
-      <w:pPr/>
-    </w:p>
-    <w:p>
-      <w:pPr>
-        <w:pStyle w:val="Cmsor2"/>
-      </w:pPr>
-      <w:r>
-        <w:t>6. Biztonság</w:t>
-      </w:r>
-    </w:p>
-    <w:p>
-      <w:pPr>
-        <w:pStyle w:val="Listaszerbekezds"/>
-      </w:pPr>
-      <w:r>
-        <w:t>Hitelesítés: JWT (access + refresh token)</w:t>
-      </w:r>
-    </w:p>
-    <w:p>
-      <w:pPr>
-        <w:pStyle w:val="Listaszerbekezds"/>
-      </w:pPr>
-      <w:r>
-        <w:t>Jelszavak: bcrypt hash</w:t>
-      </w:r>
-    </w:p>
-    <w:p>
-      <w:pPr>
-        <w:pStyle w:val="Listaszerbekezds"/>
-      </w:pPr>
-      <w:r>
-        <w:t>Adatvédelem: HTTPS éles környezetben kötelező</w:t>
-      </w:r>
-    </w:p>
-    <w:p>
-      <w:pPr>
-        <w:pStyle w:val="Listaszerbekezds"/>
-      </w:pPr>
-      <w:r>
-        <w:t>Input validáció: alap ellenőrzések a controllerben; javasolt Joi/express-validator</w:t>
-      </w:r>
-    </w:p>
-    <w:p>
-      <w:pPr>
-        <w:pStyle w:val="Listaszerbekezds"/>
-      </w:pPr>
-      <w:r>
-        <w:t>CORS beállítás és sütik védelme (httpOnly)</w:t>
-      </w:r>
-    </w:p>
-    <w:p>
-      <w:pPr/>
-    </w:p>
-    <w:p>
-      <w:pPr>
-        <w:pStyle w:val="Cmsor2"/>
-      </w:pPr>
-      <w:r>
-        <w:t>7. Hibakezelés és logolás</w:t>
-      </w:r>
-    </w:p>
-    <w:p>
-      <w:pPr>
-        <w:pStyle w:val="Listaszerbekezds"/>
-      </w:pPr>
-      <w:r>
-        <w:t>Egységes JSON hiba válasz (status + message)</w:t>
-      </w:r>
-    </w:p>
-    <w:p>
-      <w:pPr>
-        <w:pStyle w:val="Listaszerbekezds"/>
-      </w:pPr>
-      <w:r>
-        <w:t>Logolás: morgan és console logging</w:t>
-      </w:r>
-    </w:p>
-    <w:p>
-      <w:pPr>
-        <w:pStyle w:val="Listaszerbekezds"/>
-      </w:pPr>
-      <w:r>
-        <w:t>Monitoring: Sentry/Prometheus jellegű megoldások (ajánlott)</w:t>
-      </w:r>
-    </w:p>
-    <w:p>
-      <w:pPr/>
-    </w:p>
-    <w:p>
-      <w:pPr>
-        <w:pStyle w:val="Cmsor2"/>
-      </w:pPr>
-      <w:r>
-        <w:t>8. Deployment és üzemeltetés</w:t>
-      </w:r>
-    </w:p>
-    <w:p>
-      <w:pPr>
-        <w:pStyle w:val="Listaszerbekezds"/>
-      </w:pPr>
-      <w:r>
-        <w:t>Futtatás: Node.js process, konfigurálható porton</w:t>
-      </w:r>
-    </w:p>
-    <w:p>
-      <w:pPr>
-        <w:pStyle w:val="Listaszerbekezds"/>
-      </w:pPr>
-      <w:r>
-        <w:t>Környezeti változók: .env (DB adatok, JWT titkok, CORS)</w:t>
-      </w:r>
-    </w:p>
-    <w:p>
-      <w:pPr>
-        <w:pStyle w:val="Listaszerbekezds"/>
-      </w:pPr>
-      <w:r>
-        <w:t>CI/CD és Docker build &amp; push (ajánlott)</w:t>
-      </w:r>
-    </w:p>
-    <w:p>
-      <w:pPr>
-        <w:pStyle w:val="Listaszerbekezds"/>
-      </w:pPr>
-      <w:r>
-        <w:t>Több példányos futtatás és skálázás (ajánlott)</w:t>
-      </w:r>
+      </w:pPr>
     </w:p>
     <w:sectPr>
       <w:pgSz w:w="11906" w:h="16838"/>
@@ -16981,7 +10914,7 @@
 </file>
 
 <file path=customXml/itemProps1.xml><?xml version="1.0" encoding="utf-8"?>
-<ds:datastoreItem xmlns:ds="http://schemas.openxmlformats.org/officeDocument/2006/customXml" ds:itemID="{3C7B2A7B-98FD-4F4D-A2B7-E0CA4501F9E9}">
+<ds:datastoreItem xmlns:ds="http://schemas.openxmlformats.org/officeDocument/2006/customXml" ds:itemID="{572D4FA6-6A60-43C5-9273-CFDC3F42383C}">
   <ds:schemaRefs>
     <ds:schemaRef ds:uri="http://schemas.openxmlformats.org/officeDocument/2006/bibliography"/>
   </ds:schemaRefs>

--- a/mentes/Bevezeto_backup_2026-03-10.docx
+++ b/mentes/Bevezeto_backup_2026-03-10.docx
@@ -7,8 +7,6 @@
         <w:pStyle w:val="Cmsor1"/>
       </w:pPr>
       <w:bookmarkStart w:id="0" w:name="_Toc222827479"/>
-      <w:bookmarkStart w:id="1" w:name="_GoBack"/>
-      <w:bookmarkEnd w:id="1"/>
       <w:r>
         <w:t>Bevezető:</w:t>
       </w:r>
@@ -16,58 +14,123 @@
     <w:p>
       <w:pPr>
         <w:pStyle w:val="Cmsor1"/>
-      </w:pPr>
-    </w:p>
-    <w:p>
-      <w:r>
-        <w:t>A jelen dokumentáció az autókereskedés projekt tényleges, jelenlegi állapotát foglalja össze. A rendszer ma már nem csak egy egyszerű autólistázó weboldal, hanem egy több klienssel használható megoldás: külön webes frontend, Node.js alapú backend API és egy Expo/React Native mobil kliens is tartozik hozzá.</w:t>
+        <w:numPr>
+          <w:ilvl w:val="0"/>
+          <w:numId w:val="0"/>
+        </w:numPr>
+      </w:pPr>
+    </w:p>
+    <w:p>
+      <w:pPr>
+        <w:rPr>
+          <w:rFonts w:ascii="Times New Roman" w:hAnsi="Times New Roman" w:cs="Times New Roman"/>
+          <w:sz w:val="24"/>
+        </w:rPr>
+      </w:pPr>
+      <w:r>
+        <w:rPr>
+          <w:rFonts w:ascii="Times New Roman" w:hAnsi="Times New Roman" w:cs="Times New Roman"/>
+          <w:sz w:val="24"/>
+        </w:rPr>
+        <w:t xml:space="preserve">A jelen dokumentáció az autókereskedés projekt aktuális, ténylegesen működő állapotát mutatja be. A rendszer mára egy többfelületű megoldássá vált: külön webes frontend, külön Node.js alapú backend API, valamint egy Expo és React </w:t>
+      </w:r>
+      <w:proofErr w:type="spellStart"/>
+      <w:r>
+        <w:rPr>
+          <w:rFonts w:ascii="Times New Roman" w:hAnsi="Times New Roman" w:cs="Times New Roman"/>
+          <w:sz w:val="24"/>
+        </w:rPr>
+        <w:t>Native</w:t>
+      </w:r>
+      <w:proofErr w:type="spellEnd"/>
+      <w:r>
+        <w:rPr>
+          <w:rFonts w:ascii="Times New Roman" w:hAnsi="Times New Roman" w:cs="Times New Roman"/>
+          <w:sz w:val="24"/>
+        </w:rPr>
+        <w:t xml:space="preserve"> alapokra épülő mobil kliens is kapcsolódik hozzá.</w:t>
+      </w:r>
+    </w:p>
+    <w:p>
+      <w:pPr>
+        <w:rPr>
+          <w:rFonts w:ascii="Times New Roman" w:hAnsi="Times New Roman" w:cs="Times New Roman"/>
+          <w:sz w:val="24"/>
+        </w:rPr>
+      </w:pPr>
+      <w:r>
+        <w:rPr>
+          <w:rFonts w:ascii="Times New Roman" w:hAnsi="Times New Roman" w:cs="Times New Roman"/>
+          <w:sz w:val="24"/>
+        </w:rPr>
+        <w:t>A felhasználói oldalon a látogatók böngészhetik az autók kínálatát, több szempont szerint szűrhetnek, részletes adatlapot nyithatnak, érdeklődést jelezhetnek, valamint üzenetet küldhetnek. A regisztrált felhasználók saját profillal, érdeklődési listával és beszélgetési előzményekkel is rendelkeznek, így a rendszer már nem csupán bemutató felületként, hanem valódi ügyfélkapcsolati eszközként is működik.</w:t>
+      </w:r>
+    </w:p>
+    <w:p>
+      <w:pPr>
+        <w:rPr>
+          <w:rFonts w:ascii="Times New Roman" w:hAnsi="Times New Roman" w:cs="Times New Roman"/>
+          <w:sz w:val="24"/>
+        </w:rPr>
+      </w:pPr>
+      <w:r>
+        <w:rPr>
+          <w:rFonts w:ascii="Times New Roman" w:hAnsi="Times New Roman" w:cs="Times New Roman"/>
+          <w:sz w:val="24"/>
+        </w:rPr>
+        <w:t xml:space="preserve">A webes adminisztrációs felület az autók kezelésére, új járművek felvitelére, a segédadatok bővítésére, a beérkező üzenetek követésére, valamint a számla és az adásvételi nyomtatványok előállítására szolgál. A mobil kliens jelenleg a böngészésre, a szűrésre, a bejelentkezésre és az alapvető profilhasználatra koncentrál, vagyis a projektben már jól elkülönül a teljes webes és a könnyített </w:t>
+      </w:r>
+      <w:proofErr w:type="spellStart"/>
+      <w:r>
+        <w:rPr>
+          <w:rFonts w:ascii="Times New Roman" w:hAnsi="Times New Roman" w:cs="Times New Roman"/>
+          <w:sz w:val="24"/>
+        </w:rPr>
+        <w:t>mobilos</w:t>
+      </w:r>
+      <w:proofErr w:type="spellEnd"/>
+      <w:r>
+        <w:rPr>
+          <w:rFonts w:ascii="Times New Roman" w:hAnsi="Times New Roman" w:cs="Times New Roman"/>
+          <w:sz w:val="24"/>
+        </w:rPr>
+        <w:t xml:space="preserve"> felhasználási irány.</w:t>
+      </w:r>
+    </w:p>
+    <w:p>
+      <w:pPr>
+        <w:rPr>
+          <w:rFonts w:ascii="Times New Roman" w:hAnsi="Times New Roman" w:cs="Times New Roman"/>
+          <w:sz w:val="24"/>
+        </w:rPr>
+      </w:pPr>
+      <w:r>
+        <w:rPr>
+          <w:rFonts w:ascii="Times New Roman" w:hAnsi="Times New Roman" w:cs="Times New Roman"/>
+          <w:sz w:val="24"/>
+        </w:rPr>
+        <w:t>A dokumentáció célja, hogy a jelenlegi megvalósítást rögzítse. Ennek megfelelően a leírás nem régebbi elképzelésekből indul ki, hanem a mostani route-ok, komponensek, végpontok és felhasználói folyamatok alapján foglalja össze a rendszer működését.</w:t>
       </w:r>
     </w:p>
     <w:p>
       <w:pPr>
         <w:pStyle w:val="Cmsor1"/>
-      </w:pPr>
-    </w:p>
-    <w:p>
-      <w:r>
-        <w:t>A felhasználói oldalon a látogatók böngészhetik az autók kínálatát, szűrhetnek márka, szín, váltó, üzemanyag, ár, futásteljesítmény és egyéb paraméterek szerint, megnyithatják az autók részletes adatlapját, érdeklődést jelezhetnek, valamint üzenetet küldhetnek. A regisztrált felhasználók saját profilt, érdeklődési listát és üzenetszálakat is kapnak.</w:t>
-      </w:r>
-    </w:p>
-    <w:p>
-      <w:pPr>
-        <w:pStyle w:val="Cmsor1"/>
-      </w:pPr>
-    </w:p>
-    <w:p>
-      <w:r>
-        <w:t>A webes admin felület az autók kezelésére, új járművek felvitelére, a törzsadatok bővítésére, a bejövő üzenetek követésére, valamint a számla és az adásvételi nyomtatványok előállítására szolgál. A mobil kliens jelenleg a böngészésre, szűrésre, bejelentkezésre és az alapvető profilhasználatra koncentrál, tehát a projektben már egy jól elkülönülő webes és mobilos felhasználási irány is megjelent.</w:t>
-      </w:r>
-    </w:p>
-    <w:p>
-      <w:pPr>
-        <w:pStyle w:val="Cmsor1"/>
-      </w:pPr>
-    </w:p>
-    <w:p>
-      <w:r>
-        <w:t>A dokumentáció célja, hogy a mostani megvalósítást írja le, ezért a régebbi, már nem használt vagy csak tervezett működések helyett a valóban meglévő route-ok, komponensek és kliensoldali folyamatok kerülnek bemutatásra.</w:t>
-      </w:r>
-    </w:p>
-    <w:p>
-      <w:pPr>
-        <w:pStyle w:val="Cmsor1"/>
-        <w:rPr>
+        <w:rPr>
+          <w:sz w:val="24"/>
           <w:u w:val="single"/>
         </w:rPr>
       </w:pPr>
       <w:r>
         <w:rPr>
           <w:rStyle w:val="Cmsor1Char"/>
-        </w:rPr>
+          <w:sz w:val="24"/>
+        </w:rPr>
+        <w:lastRenderedPageBreak/>
         <w:t>Adatbázis</w:t>
       </w:r>
       <w:r>
         <w:rPr>
+          <w:sz w:val="24"/>
           <w:u w:val="single"/>
         </w:rPr>
         <w:t>:</w:t>
@@ -145,23 +208,25 @@
       <w:pPr>
         <w:pStyle w:val="Cmsor2"/>
       </w:pPr>
-      <w:bookmarkStart w:id="2" w:name="_Toc222827480"/>
+      <w:bookmarkStart w:id="1" w:name="_Toc222827480"/>
       <w:r>
         <w:lastRenderedPageBreak/>
         <w:t>autok:</w:t>
       </w:r>
-      <w:bookmarkEnd w:id="2"/>
-    </w:p>
-    <w:p>
-      <w:pPr>
-        <w:rPr>
-          <w:sz w:val="32"/>
+      <w:bookmarkEnd w:id="1"/>
+    </w:p>
+    <w:p>
+      <w:pPr>
+        <w:rPr>
+          <w:rFonts w:ascii="Times New Roman" w:hAnsi="Times New Roman" w:cs="Times New Roman"/>
+          <w:sz w:val="24"/>
           <w:szCs w:val="32"/>
         </w:rPr>
       </w:pPr>
       <w:r>
         <w:rPr>
-          <w:sz w:val="32"/>
+          <w:rFonts w:ascii="Times New Roman" w:hAnsi="Times New Roman" w:cs="Times New Roman"/>
+          <w:sz w:val="24"/>
           <w:szCs w:val="32"/>
         </w:rPr>
         <w:t>Az adatbázis központi táblája, amely az eladásra kínált autókat tartalmazza.</w:t>
@@ -246,20 +311,23 @@
                 <w:numId w:val="1"/>
               </w:numPr>
               <w:rPr>
-                <w:sz w:val="32"/>
+                <w:rFonts w:ascii="Times New Roman" w:hAnsi="Times New Roman" w:cs="Times New Roman"/>
+                <w:sz w:val="24"/>
                 <w:szCs w:val="32"/>
               </w:rPr>
             </w:pPr>
             <w:r>
               <w:rPr>
-                <w:sz w:val="32"/>
+                <w:rFonts w:ascii="Times New Roman" w:hAnsi="Times New Roman" w:cs="Times New Roman"/>
+                <w:sz w:val="24"/>
                 <w:szCs w:val="32"/>
               </w:rPr>
               <w:t xml:space="preserve">id – </w:t>
             </w:r>
             <w:r>
               <w:rPr>
-                <w:sz w:val="32"/>
+                <w:rFonts w:ascii="Times New Roman" w:hAnsi="Times New Roman" w:cs="Times New Roman"/>
+                <w:sz w:val="24"/>
                 <w:szCs w:val="32"/>
               </w:rPr>
               <w:t>Az autó egyedi azonosítója a rendszerben</w:t>
@@ -273,20 +341,23 @@
                 <w:numId w:val="1"/>
               </w:numPr>
               <w:rPr>
-                <w:sz w:val="32"/>
+                <w:rFonts w:ascii="Times New Roman" w:hAnsi="Times New Roman" w:cs="Times New Roman"/>
+                <w:sz w:val="24"/>
                 <w:szCs w:val="32"/>
               </w:rPr>
             </w:pPr>
             <w:r>
               <w:rPr>
-                <w:sz w:val="32"/>
+                <w:rFonts w:ascii="Times New Roman" w:hAnsi="Times New Roman" w:cs="Times New Roman"/>
+                <w:sz w:val="24"/>
                 <w:szCs w:val="32"/>
               </w:rPr>
               <w:t xml:space="preserve">marka_id – </w:t>
             </w:r>
             <w:r>
               <w:rPr>
-                <w:sz w:val="32"/>
+                <w:rFonts w:ascii="Times New Roman" w:hAnsi="Times New Roman" w:cs="Times New Roman"/>
+                <w:sz w:val="24"/>
                 <w:szCs w:val="32"/>
               </w:rPr>
               <w:t>Hivatkozás az autó márkájára a marka táblában</w:t>
@@ -300,20 +371,23 @@
                 <w:numId w:val="1"/>
               </w:numPr>
               <w:rPr>
-                <w:sz w:val="32"/>
+                <w:rFonts w:ascii="Times New Roman" w:hAnsi="Times New Roman" w:cs="Times New Roman"/>
+                <w:sz w:val="24"/>
                 <w:szCs w:val="32"/>
               </w:rPr>
             </w:pPr>
             <w:r>
               <w:rPr>
-                <w:sz w:val="32"/>
+                <w:rFonts w:ascii="Times New Roman" w:hAnsi="Times New Roman" w:cs="Times New Roman"/>
+                <w:sz w:val="24"/>
                 <w:szCs w:val="32"/>
               </w:rPr>
               <w:t xml:space="preserve">model – </w:t>
             </w:r>
             <w:r>
               <w:rPr>
-                <w:sz w:val="32"/>
+                <w:rFonts w:ascii="Times New Roman" w:hAnsi="Times New Roman" w:cs="Times New Roman"/>
+                <w:sz w:val="24"/>
                 <w:szCs w:val="32"/>
               </w:rPr>
               <w:t>Az autó modelljének neve</w:t>
@@ -327,20 +401,23 @@
                 <w:numId w:val="1"/>
               </w:numPr>
               <w:rPr>
-                <w:sz w:val="32"/>
+                <w:rFonts w:ascii="Times New Roman" w:hAnsi="Times New Roman" w:cs="Times New Roman"/>
+                <w:sz w:val="24"/>
                 <w:szCs w:val="32"/>
               </w:rPr>
             </w:pPr>
             <w:r>
               <w:rPr>
-                <w:sz w:val="32"/>
+                <w:rFonts w:ascii="Times New Roman" w:hAnsi="Times New Roman" w:cs="Times New Roman"/>
+                <w:sz w:val="24"/>
                 <w:szCs w:val="32"/>
               </w:rPr>
               <w:t xml:space="preserve">valto_id – </w:t>
             </w:r>
             <w:r>
               <w:rPr>
-                <w:sz w:val="32"/>
+                <w:rFonts w:ascii="Times New Roman" w:hAnsi="Times New Roman" w:cs="Times New Roman"/>
+                <w:sz w:val="24"/>
                 <w:szCs w:val="32"/>
               </w:rPr>
               <w:t>A váltó típusa, amely a valtok táblára mutat</w:t>
@@ -354,34 +431,23 @@
                 <w:numId w:val="1"/>
               </w:numPr>
               <w:rPr>
-                <w:sz w:val="32"/>
+                <w:rFonts w:ascii="Times New Roman" w:hAnsi="Times New Roman" w:cs="Times New Roman"/>
+                <w:sz w:val="24"/>
                 <w:szCs w:val="32"/>
               </w:rPr>
             </w:pPr>
             <w:r>
               <w:rPr>
-                <w:sz w:val="32"/>
-                <w:szCs w:val="32"/>
-              </w:rPr>
-              <w:t xml:space="preserve">kiadasiev </w:t>
+                <w:rFonts w:ascii="Times New Roman" w:hAnsi="Times New Roman" w:cs="Times New Roman"/>
+                <w:sz w:val="24"/>
+                <w:szCs w:val="32"/>
+              </w:rPr>
+              <w:t xml:space="preserve">kiadasiev – Az autó </w:t>
             </w:r>
             <w:r>
               <w:rPr>
-                <w:sz w:val="32"/>
-                <w:szCs w:val="32"/>
-              </w:rPr>
-              <w:t>–</w:t>
-            </w:r>
-            <w:r>
-              <w:rPr>
-                <w:sz w:val="32"/>
-                <w:szCs w:val="32"/>
-              </w:rPr>
-              <w:t xml:space="preserve"> Az autó </w:t>
-            </w:r>
-            <w:r>
-              <w:rPr>
-                <w:sz w:val="32"/>
+                <w:rFonts w:ascii="Times New Roman" w:hAnsi="Times New Roman" w:cs="Times New Roman"/>
+                <w:sz w:val="24"/>
                 <w:szCs w:val="32"/>
               </w:rPr>
               <w:t xml:space="preserve">gyártási éve </w:t>
@@ -395,20 +461,23 @@
                 <w:numId w:val="1"/>
               </w:numPr>
               <w:rPr>
-                <w:sz w:val="32"/>
+                <w:rFonts w:ascii="Times New Roman" w:hAnsi="Times New Roman" w:cs="Times New Roman"/>
+                <w:sz w:val="24"/>
                 <w:szCs w:val="32"/>
               </w:rPr>
             </w:pPr>
             <w:r>
               <w:rPr>
-                <w:sz w:val="32"/>
+                <w:rFonts w:ascii="Times New Roman" w:hAnsi="Times New Roman" w:cs="Times New Roman"/>
+                <w:sz w:val="24"/>
                 <w:szCs w:val="32"/>
               </w:rPr>
               <w:t xml:space="preserve">uzemanyag_id – </w:t>
             </w:r>
             <w:r>
               <w:rPr>
-                <w:sz w:val="32"/>
+                <w:rFonts w:ascii="Times New Roman" w:hAnsi="Times New Roman" w:cs="Times New Roman"/>
+                <w:sz w:val="24"/>
                 <w:szCs w:val="32"/>
               </w:rPr>
               <w:t>Az autó által használt üzemanyag típusa</w:t>
@@ -422,20 +491,23 @@
                 <w:numId w:val="1"/>
               </w:numPr>
               <w:rPr>
-                <w:sz w:val="32"/>
+                <w:rFonts w:ascii="Times New Roman" w:hAnsi="Times New Roman" w:cs="Times New Roman"/>
+                <w:sz w:val="24"/>
                 <w:szCs w:val="32"/>
               </w:rPr>
             </w:pPr>
             <w:r>
               <w:rPr>
-                <w:sz w:val="32"/>
+                <w:rFonts w:ascii="Times New Roman" w:hAnsi="Times New Roman" w:cs="Times New Roman"/>
+                <w:sz w:val="24"/>
                 <w:szCs w:val="32"/>
               </w:rPr>
               <w:t xml:space="preserve">motormeret– </w:t>
             </w:r>
             <w:r>
               <w:rPr>
-                <w:sz w:val="32"/>
+                <w:rFonts w:ascii="Times New Roman" w:hAnsi="Times New Roman" w:cs="Times New Roman"/>
+                <w:sz w:val="24"/>
                 <w:szCs w:val="32"/>
               </w:rPr>
               <w:t>A motor lökettérfogata vagy teljesítménye</w:t>
@@ -449,44 +521,18 @@
                 <w:numId w:val="1"/>
               </w:numPr>
               <w:rPr>
-                <w:sz w:val="32"/>
+                <w:rFonts w:ascii="Times New Roman" w:hAnsi="Times New Roman" w:cs="Times New Roman"/>
+                <w:sz w:val="24"/>
                 <w:szCs w:val="32"/>
               </w:rPr>
             </w:pPr>
             <w:r>
               <w:rPr>
-                <w:sz w:val="32"/>
-                <w:szCs w:val="32"/>
-              </w:rPr>
-              <w:t>km</w:t>
-            </w:r>
-            <w:r>
-              <w:rPr>
-                <w:sz w:val="32"/>
-                <w:szCs w:val="32"/>
-              </w:rPr>
-              <w:t xml:space="preserve"> </w:t>
-            </w:r>
-            <w:r>
-              <w:rPr>
-                <w:sz w:val="32"/>
-                <w:szCs w:val="32"/>
-              </w:rPr>
-              <w:t>–</w:t>
-            </w:r>
-            <w:r>
-              <w:rPr>
-                <w:sz w:val="32"/>
-                <w:szCs w:val="32"/>
-              </w:rPr>
-              <w:t xml:space="preserve"> </w:t>
-            </w:r>
-            <w:r>
-              <w:rPr>
-                <w:sz w:val="32"/>
-                <w:szCs w:val="32"/>
-              </w:rPr>
-              <w:t>Az autó futásteljesítménye kilométerben</w:t>
+                <w:rFonts w:ascii="Times New Roman" w:hAnsi="Times New Roman" w:cs="Times New Roman"/>
+                <w:sz w:val="24"/>
+                <w:szCs w:val="32"/>
+              </w:rPr>
+              <w:t>km – Az autó futásteljesítménye kilométerben</w:t>
             </w:r>
           </w:p>
           <w:p>
@@ -497,44 +543,18 @@
                 <w:numId w:val="1"/>
               </w:numPr>
               <w:rPr>
-                <w:sz w:val="32"/>
+                <w:rFonts w:ascii="Times New Roman" w:hAnsi="Times New Roman" w:cs="Times New Roman"/>
+                <w:sz w:val="24"/>
                 <w:szCs w:val="32"/>
               </w:rPr>
             </w:pPr>
             <w:r>
               <w:rPr>
-                <w:sz w:val="32"/>
-                <w:szCs w:val="32"/>
-              </w:rPr>
-              <w:t>ar</w:t>
-            </w:r>
-            <w:r>
-              <w:rPr>
-                <w:sz w:val="32"/>
-                <w:szCs w:val="32"/>
-              </w:rPr>
-              <w:t xml:space="preserve"> </w:t>
-            </w:r>
-            <w:r>
-              <w:rPr>
-                <w:sz w:val="32"/>
-                <w:szCs w:val="32"/>
-              </w:rPr>
-              <w:t>–</w:t>
-            </w:r>
-            <w:r>
-              <w:rPr>
-                <w:sz w:val="32"/>
-                <w:szCs w:val="32"/>
-              </w:rPr>
-              <w:t xml:space="preserve"> </w:t>
-            </w:r>
-            <w:r>
-              <w:rPr>
-                <w:sz w:val="32"/>
-                <w:szCs w:val="32"/>
-              </w:rPr>
-              <w:t>Az autó eladási ára</w:t>
+                <w:rFonts w:ascii="Times New Roman" w:hAnsi="Times New Roman" w:cs="Times New Roman"/>
+                <w:sz w:val="24"/>
+                <w:szCs w:val="32"/>
+              </w:rPr>
+              <w:t>ar – Az autó eladási ára</w:t>
             </w:r>
           </w:p>
           <w:p>
@@ -545,20 +565,23 @@
                 <w:numId w:val="1"/>
               </w:numPr>
               <w:rPr>
-                <w:sz w:val="32"/>
+                <w:rFonts w:ascii="Times New Roman" w:hAnsi="Times New Roman" w:cs="Times New Roman"/>
+                <w:sz w:val="24"/>
                 <w:szCs w:val="32"/>
               </w:rPr>
             </w:pPr>
             <w:r>
               <w:rPr>
-                <w:sz w:val="32"/>
+                <w:rFonts w:ascii="Times New Roman" w:hAnsi="Times New Roman" w:cs="Times New Roman"/>
+                <w:sz w:val="24"/>
                 <w:szCs w:val="32"/>
               </w:rPr>
               <w:t xml:space="preserve">ajtoszam– </w:t>
             </w:r>
             <w:r>
               <w:rPr>
-                <w:sz w:val="32"/>
+                <w:rFonts w:ascii="Times New Roman" w:hAnsi="Times New Roman" w:cs="Times New Roman"/>
+                <w:sz w:val="24"/>
                 <w:szCs w:val="32"/>
               </w:rPr>
               <w:t>Az autó ajtóinak száma</w:t>
@@ -572,37 +595,18 @@
                 <w:numId w:val="1"/>
               </w:numPr>
               <w:rPr>
-                <w:sz w:val="32"/>
+                <w:rFonts w:ascii="Times New Roman" w:hAnsi="Times New Roman" w:cs="Times New Roman"/>
+                <w:sz w:val="24"/>
                 <w:szCs w:val="32"/>
               </w:rPr>
             </w:pPr>
             <w:r>
               <w:rPr>
-                <w:sz w:val="32"/>
-                <w:szCs w:val="32"/>
-              </w:rPr>
-              <w:t xml:space="preserve">szemelyek </w:t>
-            </w:r>
-            <w:r>
-              <w:rPr>
-                <w:sz w:val="32"/>
-                <w:szCs w:val="32"/>
-              </w:rPr>
-              <w:t xml:space="preserve">– </w:t>
-            </w:r>
-            <w:r>
-              <w:rPr>
-                <w:sz w:val="32"/>
-                <w:szCs w:val="32"/>
-              </w:rPr>
-              <w:t xml:space="preserve"> </w:t>
-            </w:r>
-            <w:r>
-              <w:rPr>
-                <w:sz w:val="32"/>
-                <w:szCs w:val="32"/>
-              </w:rPr>
-              <w:t>Az autóban szállítható személyek száma</w:t>
+                <w:rFonts w:ascii="Times New Roman" w:hAnsi="Times New Roman" w:cs="Times New Roman"/>
+                <w:sz w:val="24"/>
+                <w:szCs w:val="32"/>
+              </w:rPr>
+              <w:t>szemelyek –  Az autóban szállítható személyek száma</w:t>
             </w:r>
           </w:p>
           <w:p>
@@ -613,30 +617,26 @@
                 <w:numId w:val="1"/>
               </w:numPr>
               <w:rPr>
-                <w:sz w:val="32"/>
+                <w:rFonts w:ascii="Times New Roman" w:hAnsi="Times New Roman" w:cs="Times New Roman"/>
+                <w:sz w:val="24"/>
                 <w:szCs w:val="32"/>
               </w:rPr>
             </w:pPr>
             <w:r>
               <w:rPr>
-                <w:sz w:val="32"/>
+                <w:rFonts w:ascii="Times New Roman" w:hAnsi="Times New Roman" w:cs="Times New Roman"/>
+                <w:sz w:val="24"/>
                 <w:szCs w:val="32"/>
               </w:rPr>
               <w:t>szin_id –</w:t>
             </w:r>
             <w:r>
               <w:rPr>
-                <w:sz w:val="32"/>
-                <w:szCs w:val="32"/>
-              </w:rPr>
-              <w:t xml:space="preserve"> </w:t>
-            </w:r>
-            <w:r>
-              <w:rPr>
-                <w:sz w:val="32"/>
-                <w:szCs w:val="32"/>
-              </w:rPr>
-              <w:t>Az autó színe a szin táblából</w:t>
+                <w:rFonts w:ascii="Times New Roman" w:hAnsi="Times New Roman" w:cs="Times New Roman"/>
+                <w:sz w:val="24"/>
+                <w:szCs w:val="32"/>
+              </w:rPr>
+              <w:t xml:space="preserve"> Az autó színe a szin táblából</w:t>
             </w:r>
           </w:p>
           <w:p>
@@ -647,20 +647,23 @@
                 <w:numId w:val="1"/>
               </w:numPr>
               <w:rPr>
-                <w:sz w:val="32"/>
+                <w:rFonts w:ascii="Times New Roman" w:hAnsi="Times New Roman" w:cs="Times New Roman"/>
+                <w:sz w:val="24"/>
                 <w:szCs w:val="32"/>
               </w:rPr>
             </w:pPr>
             <w:r>
               <w:rPr>
-                <w:sz w:val="32"/>
+                <w:rFonts w:ascii="Times New Roman" w:hAnsi="Times New Roman" w:cs="Times New Roman"/>
+                <w:sz w:val="24"/>
                 <w:szCs w:val="32"/>
               </w:rPr>
               <w:t xml:space="preserve">irat – </w:t>
             </w:r>
             <w:r>
               <w:rPr>
-                <w:sz w:val="32"/>
+                <w:rFonts w:ascii="Times New Roman" w:hAnsi="Times New Roman" w:cs="Times New Roman"/>
+                <w:sz w:val="24"/>
                 <w:szCs w:val="32"/>
               </w:rPr>
               <w:t>Jelzi, hogy az autó rendelkezik-e minden szükséges irattal</w:t>
@@ -674,20 +677,23 @@
                 <w:numId w:val="1"/>
               </w:numPr>
               <w:rPr>
-                <w:sz w:val="32"/>
+                <w:rFonts w:ascii="Times New Roman" w:hAnsi="Times New Roman" w:cs="Times New Roman"/>
+                <w:sz w:val="24"/>
                 <w:szCs w:val="32"/>
               </w:rPr>
             </w:pPr>
             <w:r>
               <w:rPr>
-                <w:sz w:val="32"/>
+                <w:rFonts w:ascii="Times New Roman" w:hAnsi="Times New Roman" w:cs="Times New Roman"/>
+                <w:sz w:val="24"/>
                 <w:szCs w:val="32"/>
               </w:rPr>
               <w:t xml:space="preserve">leiras – </w:t>
             </w:r>
             <w:r>
               <w:rPr>
-                <w:sz w:val="32"/>
+                <w:rFonts w:ascii="Times New Roman" w:hAnsi="Times New Roman" w:cs="Times New Roman"/>
+                <w:sz w:val="24"/>
                 <w:szCs w:val="32"/>
               </w:rPr>
               <w:t>Szöveges, részletes leírás az autóról</w:t>
@@ -697,7 +703,8 @@
             <w:pPr>
               <w:ind w:left="360"/>
               <w:rPr>
-                <w:sz w:val="32"/>
+                <w:rFonts w:ascii="Times New Roman" w:hAnsi="Times New Roman" w:cs="Times New Roman"/>
+                <w:sz w:val="24"/>
                 <w:szCs w:val="32"/>
               </w:rPr>
             </w:pPr>
@@ -705,13 +712,15 @@
           <w:p>
             <w:pPr>
               <w:rPr>
-                <w:sz w:val="32"/>
+                <w:rFonts w:ascii="Times New Roman" w:hAnsi="Times New Roman" w:cs="Times New Roman"/>
+                <w:sz w:val="24"/>
                 <w:szCs w:val="32"/>
               </w:rPr>
             </w:pPr>
             <w:r>
               <w:rPr>
-                <w:sz w:val="32"/>
+                <w:rFonts w:ascii="Times New Roman" w:hAnsi="Times New Roman" w:cs="Times New Roman"/>
+                <w:sz w:val="24"/>
                 <w:szCs w:val="32"/>
               </w:rPr>
               <w:t>Kapcsolatok:</w:t>
@@ -725,13 +734,15 @@
                 <w:numId w:val="2"/>
               </w:numPr>
               <w:rPr>
-                <w:sz w:val="32"/>
+                <w:rFonts w:ascii="Times New Roman" w:hAnsi="Times New Roman" w:cs="Times New Roman"/>
+                <w:sz w:val="24"/>
                 <w:szCs w:val="32"/>
               </w:rPr>
             </w:pPr>
             <w:r>
               <w:rPr>
-                <w:sz w:val="32"/>
+                <w:rFonts w:ascii="Times New Roman" w:hAnsi="Times New Roman" w:cs="Times New Roman"/>
+                <w:sz w:val="24"/>
                 <w:szCs w:val="32"/>
               </w:rPr>
               <w:t>több segédtáblához kapcsolódik (márka, váltó, üzemanyag, szín)</w:t>
@@ -745,13 +756,15 @@
                 <w:numId w:val="2"/>
               </w:numPr>
               <w:rPr>
-                <w:sz w:val="32"/>
+                <w:rFonts w:ascii="Times New Roman" w:hAnsi="Times New Roman" w:cs="Times New Roman"/>
+                <w:sz w:val="24"/>
                 <w:szCs w:val="32"/>
               </w:rPr>
             </w:pPr>
             <w:r>
               <w:rPr>
-                <w:sz w:val="32"/>
+                <w:rFonts w:ascii="Times New Roman" w:hAnsi="Times New Roman" w:cs="Times New Roman"/>
+                <w:sz w:val="24"/>
                 <w:szCs w:val="32"/>
               </w:rPr>
               <w:t>kapcsolatban áll rendeléssel, üzenettel és érdeklődéssel</w:t>
@@ -760,7 +773,8 @@
           <w:p>
             <w:pPr>
               <w:rPr>
-                <w:sz w:val="32"/>
+                <w:rFonts w:ascii="Times New Roman" w:hAnsi="Times New Roman" w:cs="Times New Roman"/>
+                <w:sz w:val="24"/>
                 <w:szCs w:val="32"/>
               </w:rPr>
             </w:pPr>
@@ -780,22 +794,24 @@
       <w:pPr>
         <w:pStyle w:val="Cmsor2"/>
       </w:pPr>
-      <w:bookmarkStart w:id="3" w:name="_Toc222827481"/>
+      <w:bookmarkStart w:id="2" w:name="_Toc222827481"/>
       <w:r>
         <w:t>marka:</w:t>
       </w:r>
-      <w:bookmarkEnd w:id="3"/>
-    </w:p>
-    <w:p>
-      <w:pPr>
-        <w:rPr>
-          <w:sz w:val="32"/>
+      <w:bookmarkEnd w:id="2"/>
+    </w:p>
+    <w:p>
+      <w:pPr>
+        <w:rPr>
+          <w:rFonts w:ascii="Times New Roman" w:hAnsi="Times New Roman" w:cs="Times New Roman"/>
+          <w:sz w:val="24"/>
           <w:szCs w:val="32"/>
         </w:rPr>
       </w:pPr>
       <w:r>
         <w:rPr>
-          <w:sz w:val="32"/>
+          <w:rFonts w:ascii="Times New Roman" w:hAnsi="Times New Roman" w:cs="Times New Roman"/>
+          <w:sz w:val="24"/>
           <w:szCs w:val="32"/>
         </w:rPr>
         <w:t>Az autómárkákat tartalmazó törzsadat tábla.</w:t>
@@ -879,37 +895,18 @@
                 <w:numId w:val="3"/>
               </w:numPr>
               <w:rPr>
-                <w:sz w:val="32"/>
+                <w:rFonts w:ascii="Times New Roman" w:hAnsi="Times New Roman" w:cs="Times New Roman"/>
+                <w:sz w:val="24"/>
                 <w:szCs w:val="32"/>
               </w:rPr>
             </w:pPr>
             <w:r>
               <w:rPr>
-                <w:sz w:val="32"/>
-                <w:szCs w:val="32"/>
-              </w:rPr>
-              <w:t xml:space="preserve">id </w:t>
-            </w:r>
-            <w:r>
-              <w:rPr>
-                <w:sz w:val="32"/>
-                <w:szCs w:val="32"/>
-              </w:rPr>
-              <w:t>–</w:t>
-            </w:r>
-            <w:r>
-              <w:rPr>
-                <w:sz w:val="32"/>
-                <w:szCs w:val="32"/>
-              </w:rPr>
-              <w:t xml:space="preserve"> </w:t>
-            </w:r>
-            <w:r>
-              <w:rPr>
-                <w:sz w:val="32"/>
-                <w:szCs w:val="32"/>
-              </w:rPr>
-              <w:t>A márka egyedi azonosítója</w:t>
+                <w:rFonts w:ascii="Times New Roman" w:hAnsi="Times New Roman" w:cs="Times New Roman"/>
+                <w:sz w:val="24"/>
+                <w:szCs w:val="32"/>
+              </w:rPr>
+              <w:t>id – A márka egyedi azonosítója</w:t>
             </w:r>
           </w:p>
           <w:p>
@@ -920,37 +917,18 @@
                 <w:numId w:val="3"/>
               </w:numPr>
               <w:rPr>
-                <w:sz w:val="32"/>
+                <w:rFonts w:ascii="Times New Roman" w:hAnsi="Times New Roman" w:cs="Times New Roman"/>
+                <w:sz w:val="24"/>
                 <w:szCs w:val="32"/>
               </w:rPr>
             </w:pPr>
             <w:r>
               <w:rPr>
-                <w:sz w:val="32"/>
-                <w:szCs w:val="32"/>
-              </w:rPr>
-              <w:t xml:space="preserve">nev </w:t>
-            </w:r>
-            <w:r>
-              <w:rPr>
-                <w:sz w:val="32"/>
-                <w:szCs w:val="32"/>
-              </w:rPr>
-              <w:t>–</w:t>
-            </w:r>
-            <w:r>
-              <w:rPr>
-                <w:sz w:val="32"/>
-                <w:szCs w:val="32"/>
-              </w:rPr>
-              <w:t xml:space="preserve"> </w:t>
-            </w:r>
-            <w:r>
-              <w:rPr>
-                <w:sz w:val="32"/>
-                <w:szCs w:val="32"/>
-              </w:rPr>
-              <w:t>A márka neve</w:t>
+                <w:rFonts w:ascii="Times New Roman" w:hAnsi="Times New Roman" w:cs="Times New Roman"/>
+                <w:sz w:val="24"/>
+                <w:szCs w:val="32"/>
+              </w:rPr>
+              <w:t>nev – A márka neve</w:t>
             </w:r>
           </w:p>
           <w:p>
@@ -974,36 +952,24 @@
     </w:p>
     <w:p>
       <w:pPr>
-        <w:pStyle w:val="Listaszerbekezds"/>
-        <w:numPr>
-          <w:ilvl w:val="1"/>
-          <w:numId w:val="36"/>
-        </w:numPr>
-        <w:rPr>
-          <w:sz w:val="32"/>
+        <w:pStyle w:val="Cmsor2"/>
+      </w:pPr>
+      <w:r>
+        <w:t xml:space="preserve">valtok: </w:t>
+      </w:r>
+    </w:p>
+    <w:p>
+      <w:pPr>
+        <w:rPr>
+          <w:rFonts w:ascii="Times New Roman" w:hAnsi="Times New Roman" w:cs="Times New Roman"/>
+          <w:sz w:val="24"/>
           <w:szCs w:val="32"/>
-          <w:u w:val="single"/>
-        </w:rPr>
-      </w:pPr>
-      <w:r>
-        <w:rPr>
-          <w:sz w:val="32"/>
-          <w:szCs w:val="32"/>
-          <w:u w:val="single"/>
-        </w:rPr>
-        <w:t xml:space="preserve">valtok: </w:t>
-      </w:r>
-    </w:p>
-    <w:p>
-      <w:pPr>
-        <w:rPr>
-          <w:sz w:val="32"/>
-          <w:szCs w:val="32"/>
-        </w:rPr>
-      </w:pPr>
-      <w:r>
-        <w:rPr>
-          <w:sz w:val="32"/>
+        </w:rPr>
+      </w:pPr>
+      <w:r>
+        <w:rPr>
+          <w:rFonts w:ascii="Times New Roman" w:hAnsi="Times New Roman" w:cs="Times New Roman"/>
+          <w:sz w:val="24"/>
           <w:szCs w:val="32"/>
         </w:rPr>
         <w:t>A különböző váltótípusok nyilvántartására szolgál.</w:t>
@@ -1037,6 +1003,7 @@
                 <w:sz w:val="32"/>
                 <w:szCs w:val="32"/>
               </w:rPr>
+              <w:lastRenderedPageBreak/>
               <w:drawing>
                 <wp:inline distT="0" distB="0" distL="0" distR="0" wp14:anchorId="4C1F4770" wp14:editId="03312D90">
                   <wp:extent cx="2000529" cy="1400370"/>
@@ -1087,37 +1054,18 @@
                 <w:numId w:val="4"/>
               </w:numPr>
               <w:rPr>
-                <w:sz w:val="32"/>
+                <w:rFonts w:ascii="Times New Roman" w:hAnsi="Times New Roman" w:cs="Times New Roman"/>
+                <w:sz w:val="24"/>
                 <w:szCs w:val="32"/>
               </w:rPr>
             </w:pPr>
             <w:r>
               <w:rPr>
-                <w:sz w:val="32"/>
-                <w:szCs w:val="32"/>
-              </w:rPr>
-              <w:t xml:space="preserve">id </w:t>
-            </w:r>
-            <w:r>
-              <w:rPr>
-                <w:sz w:val="32"/>
-                <w:szCs w:val="32"/>
-              </w:rPr>
-              <w:t>–</w:t>
-            </w:r>
-            <w:r>
-              <w:rPr>
-                <w:sz w:val="32"/>
-                <w:szCs w:val="32"/>
-              </w:rPr>
-              <w:t xml:space="preserve"> </w:t>
-            </w:r>
-            <w:r>
-              <w:rPr>
-                <w:sz w:val="32"/>
-                <w:szCs w:val="32"/>
-              </w:rPr>
-              <w:t>A váltó egyedi azonosítója</w:t>
+                <w:rFonts w:ascii="Times New Roman" w:hAnsi="Times New Roman" w:cs="Times New Roman"/>
+                <w:sz w:val="24"/>
+                <w:szCs w:val="32"/>
+              </w:rPr>
+              <w:t>id – A váltó egyedi azonosítója</w:t>
             </w:r>
           </w:p>
           <w:p>
@@ -1134,31 +1082,11 @@
             </w:pPr>
             <w:r>
               <w:rPr>
-                <w:sz w:val="32"/>
-                <w:szCs w:val="32"/>
-              </w:rPr>
-              <w:t xml:space="preserve">nev </w:t>
-            </w:r>
-            <w:r>
-              <w:rPr>
-                <w:sz w:val="32"/>
-                <w:szCs w:val="32"/>
-              </w:rPr>
-              <w:t>–</w:t>
-            </w:r>
-            <w:r>
-              <w:rPr>
-                <w:sz w:val="32"/>
-                <w:szCs w:val="32"/>
-              </w:rPr>
-              <w:t xml:space="preserve"> </w:t>
-            </w:r>
-            <w:r>
-              <w:rPr>
-                <w:sz w:val="32"/>
-                <w:szCs w:val="32"/>
-              </w:rPr>
-              <w:t>A váltó típusa</w:t>
+                <w:rFonts w:ascii="Times New Roman" w:hAnsi="Times New Roman" w:cs="Times New Roman"/>
+                <w:sz w:val="24"/>
+                <w:szCs w:val="32"/>
+              </w:rPr>
+              <w:t>nev – A váltó típusa</w:t>
             </w:r>
           </w:p>
         </w:tc>
@@ -1177,22 +1105,24 @@
       <w:pPr>
         <w:pStyle w:val="Cmsor2"/>
       </w:pPr>
-      <w:bookmarkStart w:id="4" w:name="_Toc222827482"/>
+      <w:bookmarkStart w:id="3" w:name="_Toc222827482"/>
       <w:r>
         <w:t>uzemanyag:</w:t>
       </w:r>
-      <w:bookmarkEnd w:id="4"/>
-    </w:p>
-    <w:p>
-      <w:pPr>
-        <w:rPr>
-          <w:sz w:val="32"/>
+      <w:bookmarkEnd w:id="3"/>
+    </w:p>
+    <w:p>
+      <w:pPr>
+        <w:rPr>
+          <w:rFonts w:ascii="Times New Roman" w:hAnsi="Times New Roman" w:cs="Times New Roman"/>
+          <w:sz w:val="24"/>
           <w:szCs w:val="32"/>
         </w:rPr>
       </w:pPr>
       <w:r>
         <w:rPr>
-          <w:sz w:val="32"/>
+          <w:rFonts w:ascii="Times New Roman" w:hAnsi="Times New Roman" w:cs="Times New Roman"/>
+          <w:sz w:val="24"/>
           <w:szCs w:val="32"/>
         </w:rPr>
         <w:t>Az elérhető üzemanyag típusokat tartalmazza.</w:t>
@@ -1276,37 +1206,18 @@
                 <w:numId w:val="5"/>
               </w:numPr>
               <w:rPr>
-                <w:sz w:val="32"/>
+                <w:rFonts w:ascii="Times New Roman" w:hAnsi="Times New Roman" w:cs="Times New Roman"/>
+                <w:sz w:val="24"/>
                 <w:szCs w:val="32"/>
               </w:rPr>
             </w:pPr>
             <w:r>
               <w:rPr>
-                <w:sz w:val="32"/>
-                <w:szCs w:val="32"/>
-              </w:rPr>
-              <w:t xml:space="preserve">id </w:t>
-            </w:r>
-            <w:r>
-              <w:rPr>
-                <w:sz w:val="32"/>
-                <w:szCs w:val="32"/>
-              </w:rPr>
-              <w:t>–</w:t>
-            </w:r>
-            <w:r>
-              <w:rPr>
-                <w:sz w:val="32"/>
-                <w:szCs w:val="32"/>
-              </w:rPr>
-              <w:t xml:space="preserve"> </w:t>
-            </w:r>
-            <w:r>
-              <w:rPr>
-                <w:sz w:val="32"/>
-                <w:szCs w:val="32"/>
-              </w:rPr>
-              <w:t>Az üzemanyag egyedi azonosítója</w:t>
+                <w:rFonts w:ascii="Times New Roman" w:hAnsi="Times New Roman" w:cs="Times New Roman"/>
+                <w:sz w:val="24"/>
+                <w:szCs w:val="32"/>
+              </w:rPr>
+              <w:t>id – Az üzemanyag egyedi azonosítója</w:t>
             </w:r>
           </w:p>
           <w:p>
@@ -1323,31 +1234,18 @@
             </w:pPr>
             <w:r>
               <w:rPr>
-                <w:sz w:val="32"/>
-                <w:szCs w:val="32"/>
-              </w:rPr>
-              <w:t xml:space="preserve">nev </w:t>
+                <w:rFonts w:ascii="Times New Roman" w:hAnsi="Times New Roman" w:cs="Times New Roman"/>
+                <w:sz w:val="24"/>
+                <w:szCs w:val="32"/>
+              </w:rPr>
+              <w:t>nev – Az üzemanyag megnevezése</w:t>
             </w:r>
             <w:r>
               <w:rPr>
-                <w:sz w:val="32"/>
-                <w:szCs w:val="32"/>
-              </w:rPr>
-              <w:t>–</w:t>
-            </w:r>
-            <w:r>
-              <w:rPr>
-                <w:sz w:val="32"/>
+                <w:sz w:val="24"/>
                 <w:szCs w:val="32"/>
               </w:rPr>
               <w:t xml:space="preserve"> </w:t>
-            </w:r>
-            <w:r>
-              <w:rPr>
-                <w:sz w:val="32"/>
-                <w:szCs w:val="32"/>
-              </w:rPr>
-              <w:t xml:space="preserve">Az üzemanyag megnevezése </w:t>
             </w:r>
           </w:p>
         </w:tc>
@@ -1380,22 +1278,33 @@
       <w:pPr>
         <w:pStyle w:val="Cmsor2"/>
       </w:pPr>
-      <w:bookmarkStart w:id="5" w:name="_Toc222827483"/>
-      <w:r>
+      <w:bookmarkStart w:id="4" w:name="_Toc222827483"/>
+      <w:r>
+        <w:lastRenderedPageBreak/>
         <w:t>szin:</w:t>
       </w:r>
-      <w:bookmarkEnd w:id="5"/>
-    </w:p>
-    <w:p>
-      <w:pPr>
-        <w:rPr>
+      <w:bookmarkEnd w:id="4"/>
+      <w:r>
+        <w:rPr>
+          <w:noProof/>
           <w:sz w:val="32"/>
           <w:szCs w:val="32"/>
         </w:rPr>
-      </w:pPr>
-      <w:r>
-        <w:rPr>
-          <w:sz w:val="32"/>
+        <w:t xml:space="preserve"> </w:t>
+      </w:r>
+    </w:p>
+    <w:p>
+      <w:pPr>
+        <w:rPr>
+          <w:rFonts w:ascii="Times New Roman" w:hAnsi="Times New Roman" w:cs="Times New Roman"/>
+          <w:sz w:val="24"/>
+          <w:szCs w:val="32"/>
+        </w:rPr>
+      </w:pPr>
+      <w:r>
+        <w:rPr>
+          <w:rFonts w:ascii="Times New Roman" w:hAnsi="Times New Roman" w:cs="Times New Roman"/>
+          <w:sz w:val="24"/>
           <w:szCs w:val="32"/>
         </w:rPr>
         <w:t>Az autókhoz tartozó színek listáját tárolja.</w:t>
@@ -1408,14 +1317,16 @@
         <w:tblLook w:val="04A0" w:firstRow="1" w:lastRow="0" w:firstColumn="1" w:lastColumn="0" w:noHBand="0" w:noVBand="1"/>
       </w:tblPr>
       <w:tblGrid>
-        <w:gridCol w:w="2976"/>
-        <w:gridCol w:w="2227"/>
-        <w:gridCol w:w="3859"/>
+        <w:gridCol w:w="4734"/>
+        <w:gridCol w:w="4300"/>
       </w:tblGrid>
       <w:tr>
+        <w:trPr>
+          <w:trHeight w:val="1197"/>
+        </w:trPr>
         <w:tc>
           <w:tcPr>
-            <w:tcW w:w="2976" w:type="dxa"/>
+            <w:tcW w:w="4734" w:type="dxa"/>
           </w:tcPr>
           <w:p>
             <w:pPr>
@@ -1431,8 +1342,8 @@
                 <w:szCs w:val="32"/>
               </w:rPr>
               <w:drawing>
-                <wp:inline distT="0" distB="0" distL="0" distR="0" wp14:anchorId="2AD6BEFE" wp14:editId="0B69ECBF">
-                  <wp:extent cx="1743318" cy="1095528"/>
+                <wp:inline distT="0" distB="0" distL="0" distR="0" wp14:anchorId="56ABD806" wp14:editId="198B38EC">
+                  <wp:extent cx="1819275" cy="1095375"/>
                   <wp:effectExtent l="0" t="0" r="9525" b="9525"/>
                   <wp:docPr id="6" name="Kép 6"/>
                   <wp:cNvGraphicFramePr>
@@ -1454,7 +1365,7 @@
                         <pic:spPr>
                           <a:xfrm>
                             <a:off x="0" y="0"/>
-                            <a:ext cx="1743318" cy="1095528"/>
+                            <a:ext cx="1819531" cy="1095529"/>
                           </a:xfrm>
                           <a:prstGeom prst="rect">
                             <a:avLst/>
@@ -1470,7 +1381,7 @@
         </w:tc>
         <w:tc>
           <w:tcPr>
-            <w:tcW w:w="2227" w:type="dxa"/>
+            <w:tcW w:w="4300" w:type="dxa"/>
           </w:tcPr>
           <w:p>
             <w:pPr>
@@ -1480,55 +1391,18 @@
                 <w:numId w:val="6"/>
               </w:numPr>
               <w:rPr>
-                <w:sz w:val="32"/>
-                <w:szCs w:val="32"/>
-              </w:rPr>
-            </w:pPr>
-          </w:p>
-        </w:tc>
-        <w:tc>
-          <w:tcPr>
-            <w:tcW w:w="3859" w:type="dxa"/>
-          </w:tcPr>
-          <w:p>
-            <w:pPr>
-              <w:pStyle w:val="Listaszerbekezds"/>
-              <w:numPr>
-                <w:ilvl w:val="0"/>
-                <w:numId w:val="6"/>
-              </w:numPr>
-              <w:rPr>
-                <w:sz w:val="32"/>
+                <w:rFonts w:ascii="Times New Roman" w:hAnsi="Times New Roman" w:cs="Times New Roman"/>
+                <w:sz w:val="24"/>
                 <w:szCs w:val="32"/>
               </w:rPr>
             </w:pPr>
             <w:r>
               <w:rPr>
-                <w:sz w:val="32"/>
-                <w:szCs w:val="32"/>
-              </w:rPr>
-              <w:t xml:space="preserve">id </w:t>
-            </w:r>
-            <w:r>
-              <w:rPr>
-                <w:sz w:val="32"/>
-                <w:szCs w:val="32"/>
-              </w:rPr>
-              <w:t>–</w:t>
-            </w:r>
-            <w:r>
-              <w:rPr>
-                <w:sz w:val="32"/>
-                <w:szCs w:val="32"/>
-              </w:rPr>
-              <w:t xml:space="preserve"> </w:t>
-            </w:r>
-            <w:r>
-              <w:rPr>
-                <w:sz w:val="32"/>
-                <w:szCs w:val="32"/>
-              </w:rPr>
-              <w:t>A szín egyedi azonosítója</w:t>
+                <w:rFonts w:ascii="Times New Roman" w:hAnsi="Times New Roman" w:cs="Times New Roman"/>
+                <w:sz w:val="24"/>
+                <w:szCs w:val="32"/>
+              </w:rPr>
+              <w:t>id – A szín egyedi azonosítója</w:t>
             </w:r>
           </w:p>
           <w:p>
@@ -1545,31 +1419,11 @@
             </w:pPr>
             <w:r>
               <w:rPr>
-                <w:sz w:val="32"/>
-                <w:szCs w:val="32"/>
-              </w:rPr>
-              <w:t xml:space="preserve">nev </w:t>
-            </w:r>
-            <w:r>
-              <w:rPr>
-                <w:sz w:val="32"/>
-                <w:szCs w:val="32"/>
-              </w:rPr>
-              <w:t>–</w:t>
-            </w:r>
-            <w:r>
-              <w:rPr>
-                <w:sz w:val="32"/>
-                <w:szCs w:val="32"/>
-              </w:rPr>
-              <w:t xml:space="preserve"> </w:t>
-            </w:r>
-            <w:r>
-              <w:rPr>
-                <w:sz w:val="32"/>
-                <w:szCs w:val="32"/>
-              </w:rPr>
-              <w:t>A szín megnevezése</w:t>
+                <w:rFonts w:ascii="Times New Roman" w:hAnsi="Times New Roman" w:cs="Times New Roman"/>
+                <w:sz w:val="24"/>
+                <w:szCs w:val="32"/>
+              </w:rPr>
+              <w:t>nev – A szín megnevezése</w:t>
             </w:r>
           </w:p>
         </w:tc>
@@ -1587,11 +1441,11 @@
       <w:pPr>
         <w:pStyle w:val="Cmsor2"/>
       </w:pPr>
-      <w:bookmarkStart w:id="6" w:name="_Toc222827484"/>
+      <w:bookmarkStart w:id="5" w:name="_Toc222827484"/>
       <w:r>
         <w:t>vevok:</w:t>
       </w:r>
-      <w:bookmarkEnd w:id="6"/>
+      <w:bookmarkEnd w:id="5"/>
       <w:r>
         <w:t xml:space="preserve"> </w:t>
       </w:r>
@@ -1599,13 +1453,15 @@
     <w:p>
       <w:pPr>
         <w:rPr>
-          <w:sz w:val="32"/>
+          <w:rFonts w:ascii="Times New Roman" w:hAnsi="Times New Roman" w:cs="Times New Roman"/>
+          <w:sz w:val="24"/>
           <w:szCs w:val="32"/>
         </w:rPr>
       </w:pPr>
       <w:r>
         <w:rPr>
-          <w:sz w:val="32"/>
+          <w:rFonts w:ascii="Times New Roman" w:hAnsi="Times New Roman" w:cs="Times New Roman"/>
+          <w:sz w:val="24"/>
           <w:szCs w:val="32"/>
         </w:rPr>
         <w:t>A rendszerben regisztrált felhasználók adatait tartalmazza.</w:t>
@@ -1692,44 +1548,18 @@
                 <w:numId w:val="7"/>
               </w:numPr>
               <w:rPr>
-                <w:sz w:val="32"/>
+                <w:rFonts w:ascii="Times New Roman" w:hAnsi="Times New Roman" w:cs="Times New Roman"/>
+                <w:sz w:val="24"/>
                 <w:szCs w:val="32"/>
               </w:rPr>
             </w:pPr>
             <w:r>
               <w:rPr>
-                <w:sz w:val="32"/>
-                <w:szCs w:val="32"/>
-              </w:rPr>
-              <w:t xml:space="preserve">id </w:t>
-            </w:r>
-            <w:r>
-              <w:rPr>
-                <w:sz w:val="32"/>
-                <w:szCs w:val="32"/>
-              </w:rPr>
-              <w:t>–</w:t>
-            </w:r>
-            <w:r>
-              <w:rPr>
-                <w:sz w:val="32"/>
-                <w:szCs w:val="32"/>
-              </w:rPr>
-              <w:t xml:space="preserve"> </w:t>
-            </w:r>
-            <w:r>
-              <w:rPr>
-                <w:sz w:val="32"/>
-                <w:szCs w:val="32"/>
-              </w:rPr>
-              <w:t>A vevő egyedi azonosítója</w:t>
-            </w:r>
-            <w:r>
-              <w:rPr>
-                <w:sz w:val="32"/>
-                <w:szCs w:val="32"/>
-              </w:rPr>
-              <w:t xml:space="preserve"> </w:t>
+                <w:rFonts w:ascii="Times New Roman" w:hAnsi="Times New Roman" w:cs="Times New Roman"/>
+                <w:sz w:val="24"/>
+                <w:szCs w:val="32"/>
+              </w:rPr>
+              <w:t xml:space="preserve">id – A vevő egyedi azonosítója </w:t>
             </w:r>
           </w:p>
           <w:p>
@@ -1740,37 +1570,18 @@
                 <w:numId w:val="7"/>
               </w:numPr>
               <w:rPr>
-                <w:sz w:val="32"/>
+                <w:rFonts w:ascii="Times New Roman" w:hAnsi="Times New Roman" w:cs="Times New Roman"/>
+                <w:sz w:val="24"/>
                 <w:szCs w:val="32"/>
               </w:rPr>
             </w:pPr>
             <w:r>
               <w:rPr>
-                <w:sz w:val="32"/>
-                <w:szCs w:val="32"/>
-              </w:rPr>
-              <w:t xml:space="preserve">nev </w:t>
-            </w:r>
-            <w:r>
-              <w:rPr>
-                <w:sz w:val="32"/>
-                <w:szCs w:val="32"/>
-              </w:rPr>
-              <w:t>–</w:t>
-            </w:r>
-            <w:r>
-              <w:rPr>
-                <w:sz w:val="32"/>
-                <w:szCs w:val="32"/>
-              </w:rPr>
-              <w:t xml:space="preserve"> </w:t>
-            </w:r>
-            <w:r>
-              <w:rPr>
-                <w:sz w:val="32"/>
-                <w:szCs w:val="32"/>
-              </w:rPr>
-              <w:t>A vevő teljes neve</w:t>
+                <w:rFonts w:ascii="Times New Roman" w:hAnsi="Times New Roman" w:cs="Times New Roman"/>
+                <w:sz w:val="24"/>
+                <w:szCs w:val="32"/>
+              </w:rPr>
+              <w:t>nev – A vevő teljes neve</w:t>
             </w:r>
           </w:p>
           <w:p>
@@ -1781,34 +1592,23 @@
                 <w:numId w:val="7"/>
               </w:numPr>
               <w:rPr>
-                <w:sz w:val="32"/>
+                <w:rFonts w:ascii="Times New Roman" w:hAnsi="Times New Roman" w:cs="Times New Roman"/>
+                <w:sz w:val="24"/>
                 <w:szCs w:val="32"/>
               </w:rPr>
             </w:pPr>
             <w:r>
               <w:rPr>
-                <w:sz w:val="32"/>
-                <w:szCs w:val="32"/>
-              </w:rPr>
-              <w:t xml:space="preserve">lakcim </w:t>
+                <w:rFonts w:ascii="Times New Roman" w:hAnsi="Times New Roman" w:cs="Times New Roman"/>
+                <w:sz w:val="24"/>
+                <w:szCs w:val="32"/>
+              </w:rPr>
+              <w:t xml:space="preserve">lakcim – </w:t>
             </w:r>
             <w:r>
               <w:rPr>
-                <w:sz w:val="32"/>
-                <w:szCs w:val="32"/>
-              </w:rPr>
-              <w:t>–</w:t>
-            </w:r>
-            <w:r>
-              <w:rPr>
-                <w:sz w:val="32"/>
-                <w:szCs w:val="32"/>
-              </w:rPr>
-              <w:t xml:space="preserve"> </w:t>
-            </w:r>
-            <w:r>
-              <w:rPr>
-                <w:sz w:val="32"/>
+                <w:rFonts w:ascii="Times New Roman" w:hAnsi="Times New Roman" w:cs="Times New Roman"/>
+                <w:sz w:val="24"/>
                 <w:szCs w:val="32"/>
               </w:rPr>
               <w:t>A vevő lakcíme</w:t>
@@ -1822,37 +1622,26 @@
                 <w:numId w:val="7"/>
               </w:numPr>
               <w:rPr>
-                <w:sz w:val="32"/>
+                <w:rFonts w:ascii="Times New Roman" w:hAnsi="Times New Roman" w:cs="Times New Roman"/>
+                <w:sz w:val="24"/>
                 <w:szCs w:val="32"/>
               </w:rPr>
             </w:pPr>
             <w:r>
               <w:rPr>
-                <w:sz w:val="32"/>
-                <w:szCs w:val="32"/>
-              </w:rPr>
-              <w:t xml:space="preserve">adoszam </w:t>
+                <w:rFonts w:ascii="Times New Roman" w:hAnsi="Times New Roman" w:cs="Times New Roman"/>
+                <w:sz w:val="24"/>
+                <w:szCs w:val="32"/>
+              </w:rPr>
+              <w:t>adoszam –</w:t>
             </w:r>
             <w:r>
               <w:rPr>
-                <w:sz w:val="32"/>
-                <w:szCs w:val="32"/>
-              </w:rPr>
-              <w:t>–</w:t>
-            </w:r>
-            <w:r>
-              <w:rPr>
-                <w:sz w:val="32"/>
-                <w:szCs w:val="32"/>
-              </w:rPr>
-              <w:t xml:space="preserve"> </w:t>
-            </w:r>
-            <w:r>
-              <w:rPr>
-                <w:sz w:val="32"/>
-                <w:szCs w:val="32"/>
-              </w:rPr>
-              <w:t>A vevő adószáma</w:t>
+                <w:rFonts w:ascii="Times New Roman" w:hAnsi="Times New Roman" w:cs="Times New Roman"/>
+                <w:sz w:val="24"/>
+                <w:szCs w:val="32"/>
+              </w:rPr>
+              <w:t xml:space="preserve"> A vevő adószáma</w:t>
             </w:r>
           </w:p>
           <w:p>
@@ -1863,37 +1652,26 @@
                 <w:numId w:val="7"/>
               </w:numPr>
               <w:rPr>
-                <w:sz w:val="32"/>
+                <w:rFonts w:ascii="Times New Roman" w:hAnsi="Times New Roman" w:cs="Times New Roman"/>
+                <w:sz w:val="24"/>
                 <w:szCs w:val="32"/>
               </w:rPr>
             </w:pPr>
             <w:r>
               <w:rPr>
-                <w:sz w:val="32"/>
-                <w:szCs w:val="32"/>
-              </w:rPr>
-              <w:t xml:space="preserve">jelszo </w:t>
+                <w:rFonts w:ascii="Times New Roman" w:hAnsi="Times New Roman" w:cs="Times New Roman"/>
+                <w:sz w:val="24"/>
+                <w:szCs w:val="32"/>
+              </w:rPr>
+              <w:t>jelszo –</w:t>
             </w:r>
             <w:r>
               <w:rPr>
-                <w:sz w:val="32"/>
-                <w:szCs w:val="32"/>
-              </w:rPr>
-              <w:t>–</w:t>
-            </w:r>
-            <w:r>
-              <w:rPr>
-                <w:sz w:val="32"/>
-                <w:szCs w:val="32"/>
-              </w:rPr>
-              <w:t xml:space="preserve"> </w:t>
-            </w:r>
-            <w:r>
-              <w:rPr>
-                <w:sz w:val="32"/>
-                <w:szCs w:val="32"/>
-              </w:rPr>
-              <w:t>A felhasználó jelszava (titkosítva tárolva)</w:t>
+                <w:rFonts w:ascii="Times New Roman" w:hAnsi="Times New Roman" w:cs="Times New Roman"/>
+                <w:sz w:val="24"/>
+                <w:szCs w:val="32"/>
+              </w:rPr>
+              <w:t xml:space="preserve"> A felhasználó jelszava (titkosítva tárolva)</w:t>
             </w:r>
           </w:p>
           <w:p>
@@ -1904,37 +1682,26 @@
                 <w:numId w:val="7"/>
               </w:numPr>
               <w:rPr>
-                <w:sz w:val="32"/>
+                <w:rFonts w:ascii="Times New Roman" w:hAnsi="Times New Roman" w:cs="Times New Roman"/>
+                <w:sz w:val="24"/>
                 <w:szCs w:val="32"/>
               </w:rPr>
             </w:pPr>
             <w:r>
               <w:rPr>
-                <w:sz w:val="32"/>
-                <w:szCs w:val="32"/>
-              </w:rPr>
-              <w:t xml:space="preserve">email </w:t>
+                <w:rFonts w:ascii="Times New Roman" w:hAnsi="Times New Roman" w:cs="Times New Roman"/>
+                <w:sz w:val="24"/>
+                <w:szCs w:val="32"/>
+              </w:rPr>
+              <w:t>email –</w:t>
             </w:r>
             <w:r>
               <w:rPr>
-                <w:sz w:val="32"/>
-                <w:szCs w:val="32"/>
-              </w:rPr>
-              <w:t>–</w:t>
-            </w:r>
-            <w:r>
-              <w:rPr>
-                <w:sz w:val="32"/>
-                <w:szCs w:val="32"/>
-              </w:rPr>
-              <w:t xml:space="preserve"> </w:t>
-            </w:r>
-            <w:r>
-              <w:rPr>
-                <w:sz w:val="32"/>
-                <w:szCs w:val="32"/>
-              </w:rPr>
-              <w:t>A vevő e-mail címe</w:t>
+                <w:rFonts w:ascii="Times New Roman" w:hAnsi="Times New Roman" w:cs="Times New Roman"/>
+                <w:sz w:val="24"/>
+                <w:szCs w:val="32"/>
+              </w:rPr>
+              <w:t xml:space="preserve"> A vevő e-mail címe</w:t>
             </w:r>
           </w:p>
           <w:p>
@@ -1951,31 +1718,19 @@
             </w:pPr>
             <w:r>
               <w:rPr>
-                <w:sz w:val="32"/>
-                <w:szCs w:val="32"/>
-              </w:rPr>
-              <w:t xml:space="preserve">admin </w:t>
+                <w:rFonts w:ascii="Times New Roman" w:hAnsi="Times New Roman" w:cs="Times New Roman"/>
+                <w:sz w:val="24"/>
+                <w:szCs w:val="32"/>
+              </w:rPr>
+              <w:t>admin –</w:t>
             </w:r>
             <w:r>
               <w:rPr>
-                <w:sz w:val="32"/>
-                <w:szCs w:val="32"/>
-              </w:rPr>
-              <w:t>–</w:t>
-            </w:r>
-            <w:r>
-              <w:rPr>
-                <w:sz w:val="32"/>
-                <w:szCs w:val="32"/>
-              </w:rPr>
-              <w:t xml:space="preserve"> </w:t>
-            </w:r>
-            <w:r>
-              <w:rPr>
-                <w:sz w:val="32"/>
-                <w:szCs w:val="32"/>
-              </w:rPr>
-              <w:t>Jelzi, hogy a felhasználó admin jogosultságú-e</w:t>
+                <w:rFonts w:ascii="Times New Roman" w:hAnsi="Times New Roman" w:cs="Times New Roman"/>
+                <w:sz w:val="24"/>
+                <w:szCs w:val="32"/>
+              </w:rPr>
+              <w:t xml:space="preserve"> Jelzi, hogy a felhasználó admin jogosultságú-e</w:t>
             </w:r>
           </w:p>
         </w:tc>
@@ -2016,22 +1771,24 @@
       <w:pPr>
         <w:pStyle w:val="Cmsor2"/>
       </w:pPr>
-      <w:bookmarkStart w:id="7" w:name="_Toc222827485"/>
+      <w:bookmarkStart w:id="6" w:name="_Toc222827485"/>
       <w:r>
         <w:t>erdeklodesek:</w:t>
       </w:r>
-      <w:bookmarkEnd w:id="7"/>
-    </w:p>
-    <w:p>
-      <w:pPr>
-        <w:rPr>
-          <w:sz w:val="32"/>
+      <w:bookmarkEnd w:id="6"/>
+    </w:p>
+    <w:p>
+      <w:pPr>
+        <w:rPr>
+          <w:rFonts w:ascii="Times New Roman" w:hAnsi="Times New Roman" w:cs="Times New Roman"/>
+          <w:sz w:val="24"/>
           <w:szCs w:val="32"/>
         </w:rPr>
       </w:pPr>
       <w:r>
         <w:rPr>
-          <w:sz w:val="32"/>
+          <w:rFonts w:ascii="Times New Roman" w:hAnsi="Times New Roman" w:cs="Times New Roman"/>
+          <w:sz w:val="24"/>
           <w:szCs w:val="32"/>
         </w:rPr>
         <w:t>Az autók iránti érdeklődéseket rögzíti.</w:t>
@@ -2118,37 +1875,18 @@
                 <w:numId w:val="8"/>
               </w:numPr>
               <w:rPr>
-                <w:sz w:val="32"/>
+                <w:rFonts w:ascii="Times New Roman" w:hAnsi="Times New Roman" w:cs="Times New Roman"/>
+                <w:sz w:val="24"/>
                 <w:szCs w:val="32"/>
               </w:rPr>
             </w:pPr>
             <w:r>
               <w:rPr>
-                <w:sz w:val="32"/>
-                <w:szCs w:val="32"/>
-              </w:rPr>
-              <w:t xml:space="preserve">id </w:t>
-            </w:r>
-            <w:r>
-              <w:rPr>
-                <w:sz w:val="32"/>
-                <w:szCs w:val="32"/>
-              </w:rPr>
-              <w:t>–</w:t>
-            </w:r>
-            <w:r>
-              <w:rPr>
-                <w:sz w:val="32"/>
-                <w:szCs w:val="32"/>
-              </w:rPr>
-              <w:t xml:space="preserve"> </w:t>
-            </w:r>
-            <w:r>
-              <w:rPr>
-                <w:sz w:val="32"/>
-                <w:szCs w:val="32"/>
-              </w:rPr>
-              <w:t>Az érdeklődés egyedi azonosítója</w:t>
+                <w:rFonts w:ascii="Times New Roman" w:hAnsi="Times New Roman" w:cs="Times New Roman"/>
+                <w:sz w:val="24"/>
+                <w:szCs w:val="32"/>
+              </w:rPr>
+              <w:t>id – Az érdeklődés egyedi azonosítója</w:t>
             </w:r>
           </w:p>
           <w:p>
@@ -2159,37 +1897,18 @@
                 <w:numId w:val="8"/>
               </w:numPr>
               <w:rPr>
-                <w:sz w:val="32"/>
+                <w:rFonts w:ascii="Times New Roman" w:hAnsi="Times New Roman" w:cs="Times New Roman"/>
+                <w:sz w:val="24"/>
                 <w:szCs w:val="32"/>
               </w:rPr>
             </w:pPr>
             <w:r>
               <w:rPr>
-                <w:sz w:val="32"/>
-                <w:szCs w:val="32"/>
-              </w:rPr>
-              <w:t xml:space="preserve">vevo_id </w:t>
-            </w:r>
-            <w:r>
-              <w:rPr>
-                <w:sz w:val="32"/>
-                <w:szCs w:val="32"/>
-              </w:rPr>
-              <w:t>–</w:t>
-            </w:r>
-            <w:r>
-              <w:rPr>
-                <w:sz w:val="32"/>
-                <w:szCs w:val="32"/>
-              </w:rPr>
-              <w:t xml:space="preserve"> </w:t>
-            </w:r>
-            <w:r>
-              <w:rPr>
-                <w:sz w:val="32"/>
-                <w:szCs w:val="32"/>
-              </w:rPr>
-              <w:t>Az érdeklődő vevő azonosítója</w:t>
+                <w:rFonts w:ascii="Times New Roman" w:hAnsi="Times New Roman" w:cs="Times New Roman"/>
+                <w:sz w:val="24"/>
+                <w:szCs w:val="32"/>
+              </w:rPr>
+              <w:t>vevo_id – Az érdeklődő vevő azonosítója</w:t>
             </w:r>
           </w:p>
           <w:p>
@@ -2200,37 +1919,18 @@
                 <w:numId w:val="8"/>
               </w:numPr>
               <w:rPr>
-                <w:sz w:val="32"/>
+                <w:rFonts w:ascii="Times New Roman" w:hAnsi="Times New Roman" w:cs="Times New Roman"/>
+                <w:sz w:val="24"/>
                 <w:szCs w:val="32"/>
               </w:rPr>
             </w:pPr>
             <w:r>
               <w:rPr>
-                <w:sz w:val="32"/>
-                <w:szCs w:val="32"/>
-              </w:rPr>
-              <w:t xml:space="preserve">auto_id </w:t>
-            </w:r>
-            <w:r>
-              <w:rPr>
-                <w:sz w:val="32"/>
-                <w:szCs w:val="32"/>
-              </w:rPr>
-              <w:t>–</w:t>
-            </w:r>
-            <w:r>
-              <w:rPr>
-                <w:sz w:val="32"/>
-                <w:szCs w:val="32"/>
-              </w:rPr>
-              <w:t xml:space="preserve"> </w:t>
-            </w:r>
-            <w:r>
-              <w:rPr>
-                <w:sz w:val="32"/>
-                <w:szCs w:val="32"/>
-              </w:rPr>
-              <w:t>Az az autó, amely iránt érdeklődés történt</w:t>
+                <w:rFonts w:ascii="Times New Roman" w:hAnsi="Times New Roman" w:cs="Times New Roman"/>
+                <w:sz w:val="24"/>
+                <w:szCs w:val="32"/>
+              </w:rPr>
+              <w:t>auto_id – Az az autó, amely iránt érdeklődés történt</w:t>
             </w:r>
           </w:p>
           <w:p>
@@ -2247,31 +1947,11 @@
             </w:pPr>
             <w:r>
               <w:rPr>
-                <w:sz w:val="32"/>
-                <w:szCs w:val="32"/>
-              </w:rPr>
-              <w:t xml:space="preserve">created_at </w:t>
-            </w:r>
-            <w:r>
-              <w:rPr>
-                <w:sz w:val="32"/>
-                <w:szCs w:val="32"/>
-              </w:rPr>
-              <w:t>–</w:t>
-            </w:r>
-            <w:r>
-              <w:rPr>
-                <w:sz w:val="32"/>
-                <w:szCs w:val="32"/>
-              </w:rPr>
-              <w:t xml:space="preserve"> </w:t>
-            </w:r>
-            <w:r>
-              <w:rPr>
-                <w:sz w:val="32"/>
-                <w:szCs w:val="32"/>
-              </w:rPr>
-              <w:t>Az érdeklődés rögzítésének időpontja</w:t>
+                <w:rFonts w:ascii="Times New Roman" w:hAnsi="Times New Roman" w:cs="Times New Roman"/>
+                <w:sz w:val="24"/>
+                <w:szCs w:val="32"/>
+              </w:rPr>
+              <w:t>created_at – Az érdeklődés rögzítésének időpontja</w:t>
             </w:r>
           </w:p>
         </w:tc>
@@ -2325,11 +2005,11 @@
       <w:pPr>
         <w:pStyle w:val="Cmsor2"/>
       </w:pPr>
-      <w:bookmarkStart w:id="8" w:name="_Toc222827486"/>
+      <w:bookmarkStart w:id="7" w:name="_Toc222827486"/>
       <w:r>
         <w:t>uzenet:</w:t>
       </w:r>
-      <w:bookmarkEnd w:id="8"/>
+      <w:bookmarkEnd w:id="7"/>
       <w:r>
         <w:t xml:space="preserve"> </w:t>
       </w:r>
@@ -2337,27 +2017,31 @@
     <w:p>
       <w:pPr>
         <w:rPr>
-          <w:sz w:val="32"/>
+          <w:rFonts w:ascii="Times New Roman" w:hAnsi="Times New Roman" w:cs="Times New Roman"/>
+          <w:sz w:val="24"/>
           <w:szCs w:val="32"/>
         </w:rPr>
       </w:pPr>
       <w:r>
         <w:rPr>
-          <w:sz w:val="32"/>
+          <w:rFonts w:ascii="Times New Roman" w:hAnsi="Times New Roman" w:cs="Times New Roman"/>
+          <w:sz w:val="24"/>
           <w:szCs w:val="32"/>
         </w:rPr>
         <w:t>A vevők</w:t>
       </w:r>
       <w:r>
         <w:rPr>
-          <w:sz w:val="32"/>
+          <w:rFonts w:ascii="Times New Roman" w:hAnsi="Times New Roman" w:cs="Times New Roman"/>
+          <w:sz w:val="24"/>
           <w:szCs w:val="32"/>
         </w:rPr>
         <w:t xml:space="preserve"> </w:t>
       </w:r>
       <w:r>
         <w:rPr>
-          <w:sz w:val="32"/>
+          <w:rFonts w:ascii="Times New Roman" w:hAnsi="Times New Roman" w:cs="Times New Roman"/>
+          <w:sz w:val="24"/>
           <w:szCs w:val="32"/>
         </w:rPr>
         <w:t>és az autókhoz kapcsolódó üzenetváltásokat kezeli.</w:t>
@@ -2444,37 +2128,18 @@
                 <w:numId w:val="9"/>
               </w:numPr>
               <w:rPr>
-                <w:sz w:val="32"/>
+                <w:rFonts w:ascii="Times New Roman" w:hAnsi="Times New Roman" w:cs="Times New Roman"/>
+                <w:sz w:val="24"/>
                 <w:szCs w:val="32"/>
               </w:rPr>
             </w:pPr>
             <w:r>
               <w:rPr>
-                <w:sz w:val="32"/>
-                <w:szCs w:val="32"/>
-              </w:rPr>
-              <w:t xml:space="preserve">id </w:t>
-            </w:r>
-            <w:r>
-              <w:rPr>
-                <w:sz w:val="32"/>
-                <w:szCs w:val="32"/>
-              </w:rPr>
-              <w:t>–</w:t>
-            </w:r>
-            <w:r>
-              <w:rPr>
-                <w:sz w:val="32"/>
-                <w:szCs w:val="32"/>
-              </w:rPr>
-              <w:t xml:space="preserve"> </w:t>
-            </w:r>
-            <w:r>
-              <w:rPr>
-                <w:sz w:val="32"/>
-                <w:szCs w:val="32"/>
-              </w:rPr>
-              <w:t>Az üzenet egyedi azonosítója</w:t>
+                <w:rFonts w:ascii="Times New Roman" w:hAnsi="Times New Roman" w:cs="Times New Roman"/>
+                <w:sz w:val="24"/>
+                <w:szCs w:val="32"/>
+              </w:rPr>
+              <w:t>id – Az üzenet egyedi azonosítója</w:t>
             </w:r>
           </w:p>
           <w:p>
@@ -2485,37 +2150,18 @@
                 <w:numId w:val="9"/>
               </w:numPr>
               <w:rPr>
-                <w:sz w:val="32"/>
+                <w:rFonts w:ascii="Times New Roman" w:hAnsi="Times New Roman" w:cs="Times New Roman"/>
+                <w:sz w:val="24"/>
                 <w:szCs w:val="32"/>
               </w:rPr>
             </w:pPr>
             <w:r>
               <w:rPr>
-                <w:sz w:val="32"/>
-                <w:szCs w:val="32"/>
-              </w:rPr>
-              <w:t xml:space="preserve">vevo_id </w:t>
-            </w:r>
-            <w:r>
-              <w:rPr>
-                <w:sz w:val="32"/>
-                <w:szCs w:val="32"/>
-              </w:rPr>
-              <w:t>–</w:t>
-            </w:r>
-            <w:r>
-              <w:rPr>
-                <w:sz w:val="32"/>
-                <w:szCs w:val="32"/>
-              </w:rPr>
-              <w:t xml:space="preserve"> </w:t>
-            </w:r>
-            <w:r>
-              <w:rPr>
-                <w:sz w:val="32"/>
-                <w:szCs w:val="32"/>
-              </w:rPr>
-              <w:t>Az üzenetet küldő vevő azonosítója</w:t>
+                <w:rFonts w:ascii="Times New Roman" w:hAnsi="Times New Roman" w:cs="Times New Roman"/>
+                <w:sz w:val="24"/>
+                <w:szCs w:val="32"/>
+              </w:rPr>
+              <w:t>vevo_id – Az üzenetet küldő vevő azonosítója</w:t>
             </w:r>
           </w:p>
           <w:p>
@@ -2526,37 +2172,18 @@
                 <w:numId w:val="9"/>
               </w:numPr>
               <w:rPr>
-                <w:sz w:val="32"/>
+                <w:rFonts w:ascii="Times New Roman" w:hAnsi="Times New Roman" w:cs="Times New Roman"/>
+                <w:sz w:val="24"/>
                 <w:szCs w:val="32"/>
               </w:rPr>
             </w:pPr>
             <w:r>
               <w:rPr>
-                <w:sz w:val="32"/>
-                <w:szCs w:val="32"/>
-              </w:rPr>
-              <w:t xml:space="preserve">auto_id </w:t>
-            </w:r>
-            <w:r>
-              <w:rPr>
-                <w:sz w:val="32"/>
-                <w:szCs w:val="32"/>
-              </w:rPr>
-              <w:t>–</w:t>
-            </w:r>
-            <w:r>
-              <w:rPr>
-                <w:sz w:val="32"/>
-                <w:szCs w:val="32"/>
-              </w:rPr>
-              <w:t xml:space="preserve"> </w:t>
-            </w:r>
-            <w:r>
-              <w:rPr>
-                <w:sz w:val="32"/>
-                <w:szCs w:val="32"/>
-              </w:rPr>
-              <w:t>Az autó, amelyhez az üzenet kapcsolódik</w:t>
+                <w:rFonts w:ascii="Times New Roman" w:hAnsi="Times New Roman" w:cs="Times New Roman"/>
+                <w:sz w:val="24"/>
+                <w:szCs w:val="32"/>
+              </w:rPr>
+              <w:t>auto_id – Az autó, amelyhez az üzenet kapcsolódik</w:t>
             </w:r>
           </w:p>
           <w:p>
@@ -2567,37 +2194,18 @@
                 <w:numId w:val="9"/>
               </w:numPr>
               <w:rPr>
-                <w:sz w:val="32"/>
+                <w:rFonts w:ascii="Times New Roman" w:hAnsi="Times New Roman" w:cs="Times New Roman"/>
+                <w:sz w:val="24"/>
                 <w:szCs w:val="32"/>
               </w:rPr>
             </w:pPr>
             <w:r>
               <w:rPr>
-                <w:sz w:val="32"/>
-                <w:szCs w:val="32"/>
-              </w:rPr>
-              <w:t xml:space="preserve">elkuldve </w:t>
-            </w:r>
-            <w:r>
-              <w:rPr>
-                <w:sz w:val="32"/>
-                <w:szCs w:val="32"/>
-              </w:rPr>
-              <w:t>–</w:t>
-            </w:r>
-            <w:r>
-              <w:rPr>
-                <w:sz w:val="32"/>
-                <w:szCs w:val="32"/>
-              </w:rPr>
-              <w:t xml:space="preserve"> </w:t>
-            </w:r>
-            <w:r>
-              <w:rPr>
-                <w:sz w:val="32"/>
-                <w:szCs w:val="32"/>
-              </w:rPr>
-              <w:t>Az üzenet elküldésének dátuma</w:t>
+                <w:rFonts w:ascii="Times New Roman" w:hAnsi="Times New Roman" w:cs="Times New Roman"/>
+                <w:sz w:val="24"/>
+                <w:szCs w:val="32"/>
+              </w:rPr>
+              <w:t>elkuldve – Az üzenet elküldésének dátuma</w:t>
             </w:r>
           </w:p>
           <w:p>
@@ -2608,37 +2216,18 @@
                 <w:numId w:val="9"/>
               </w:numPr>
               <w:rPr>
-                <w:sz w:val="32"/>
+                <w:rFonts w:ascii="Times New Roman" w:hAnsi="Times New Roman" w:cs="Times New Roman"/>
+                <w:sz w:val="24"/>
                 <w:szCs w:val="32"/>
               </w:rPr>
             </w:pPr>
             <w:r>
               <w:rPr>
-                <w:sz w:val="32"/>
-                <w:szCs w:val="32"/>
-              </w:rPr>
-              <w:t xml:space="preserve">uzenet_text </w:t>
-            </w:r>
-            <w:r>
-              <w:rPr>
-                <w:sz w:val="32"/>
-                <w:szCs w:val="32"/>
-              </w:rPr>
-              <w:t>–</w:t>
-            </w:r>
-            <w:r>
-              <w:rPr>
-                <w:sz w:val="32"/>
-                <w:szCs w:val="32"/>
-              </w:rPr>
-              <w:t xml:space="preserve"> </w:t>
-            </w:r>
-            <w:r>
-              <w:rPr>
-                <w:sz w:val="32"/>
-                <w:szCs w:val="32"/>
-              </w:rPr>
-              <w:t>A vevő által küldött üzenet szövege</w:t>
+                <w:rFonts w:ascii="Times New Roman" w:hAnsi="Times New Roman" w:cs="Times New Roman"/>
+                <w:sz w:val="24"/>
+                <w:szCs w:val="32"/>
+              </w:rPr>
+              <w:t>uzenet_text – A vevő által küldött üzenet szövege</w:t>
             </w:r>
           </w:p>
           <w:p>
@@ -2649,37 +2238,18 @@
                 <w:numId w:val="9"/>
               </w:numPr>
               <w:rPr>
-                <w:sz w:val="32"/>
+                <w:rFonts w:ascii="Times New Roman" w:hAnsi="Times New Roman" w:cs="Times New Roman"/>
+                <w:sz w:val="24"/>
                 <w:szCs w:val="32"/>
               </w:rPr>
             </w:pPr>
             <w:r>
               <w:rPr>
-                <w:sz w:val="32"/>
-                <w:szCs w:val="32"/>
-              </w:rPr>
-              <w:t xml:space="preserve">valasz </w:t>
-            </w:r>
-            <w:r>
-              <w:rPr>
-                <w:sz w:val="32"/>
-                <w:szCs w:val="32"/>
-              </w:rPr>
-              <w:t>–</w:t>
-            </w:r>
-            <w:r>
-              <w:rPr>
-                <w:sz w:val="32"/>
-                <w:szCs w:val="32"/>
-              </w:rPr>
-              <w:t xml:space="preserve"> </w:t>
-            </w:r>
-            <w:r>
-              <w:rPr>
-                <w:sz w:val="32"/>
-                <w:szCs w:val="32"/>
-              </w:rPr>
-              <w:t>Az eladó vagy admin válasza</w:t>
+                <w:rFonts w:ascii="Times New Roman" w:hAnsi="Times New Roman" w:cs="Times New Roman"/>
+                <w:sz w:val="24"/>
+                <w:szCs w:val="32"/>
+              </w:rPr>
+              <w:t>valasz – Az eladó vagy admin válasza</w:t>
             </w:r>
           </w:p>
           <w:p>
@@ -2696,31 +2266,11 @@
             </w:pPr>
             <w:r>
               <w:rPr>
-                <w:sz w:val="32"/>
-                <w:szCs w:val="32"/>
-              </w:rPr>
-              <w:t xml:space="preserve">valasz_datum </w:t>
-            </w:r>
-            <w:r>
-              <w:rPr>
-                <w:sz w:val="32"/>
-                <w:szCs w:val="32"/>
-              </w:rPr>
-              <w:t>–</w:t>
-            </w:r>
-            <w:r>
-              <w:rPr>
-                <w:sz w:val="32"/>
-                <w:szCs w:val="32"/>
-              </w:rPr>
-              <w:t xml:space="preserve"> </w:t>
-            </w:r>
-            <w:r>
-              <w:rPr>
-                <w:sz w:val="32"/>
-                <w:szCs w:val="32"/>
-              </w:rPr>
-              <w:t>A válasz elküldésének dátuma</w:t>
+                <w:rFonts w:ascii="Times New Roman" w:hAnsi="Times New Roman" w:cs="Times New Roman"/>
+                <w:sz w:val="24"/>
+                <w:szCs w:val="32"/>
+              </w:rPr>
+              <w:t>valasz_datum – A válasz elküldésének dátuma</w:t>
             </w:r>
           </w:p>
         </w:tc>
@@ -2751,11 +2301,11 @@
       <w:pPr>
         <w:pStyle w:val="Cmsor2"/>
       </w:pPr>
-      <w:bookmarkStart w:id="9" w:name="_Toc222827487"/>
+      <w:bookmarkStart w:id="8" w:name="_Toc222827487"/>
       <w:r>
         <w:t>rendeles:</w:t>
       </w:r>
-      <w:bookmarkEnd w:id="9"/>
+      <w:bookmarkEnd w:id="8"/>
       <w:r>
         <w:t xml:space="preserve"> </w:t>
       </w:r>
@@ -2763,13 +2313,15 @@
     <w:p>
       <w:pPr>
         <w:rPr>
-          <w:sz w:val="32"/>
+          <w:rFonts w:ascii="Times New Roman" w:hAnsi="Times New Roman" w:cs="Times New Roman"/>
+          <w:sz w:val="24"/>
           <w:szCs w:val="32"/>
         </w:rPr>
       </w:pPr>
       <w:r>
         <w:rPr>
-          <w:sz w:val="32"/>
+          <w:rFonts w:ascii="Times New Roman" w:hAnsi="Times New Roman" w:cs="Times New Roman"/>
+          <w:sz w:val="24"/>
           <w:szCs w:val="32"/>
         </w:rPr>
         <w:t>Az autók megrendeléseit tartalmazza.</w:t>
@@ -2856,37 +2408,18 @@
                 <w:numId w:val="10"/>
               </w:numPr>
               <w:rPr>
-                <w:sz w:val="32"/>
+                <w:rFonts w:ascii="Times New Roman" w:hAnsi="Times New Roman" w:cs="Times New Roman"/>
+                <w:sz w:val="24"/>
                 <w:szCs w:val="32"/>
               </w:rPr>
             </w:pPr>
             <w:r>
               <w:rPr>
-                <w:sz w:val="32"/>
-                <w:szCs w:val="32"/>
-              </w:rPr>
-              <w:t xml:space="preserve">id </w:t>
-            </w:r>
-            <w:r>
-              <w:rPr>
-                <w:sz w:val="32"/>
-                <w:szCs w:val="32"/>
-              </w:rPr>
-              <w:t>–</w:t>
-            </w:r>
-            <w:r>
-              <w:rPr>
-                <w:sz w:val="32"/>
-                <w:szCs w:val="32"/>
-              </w:rPr>
-              <w:t xml:space="preserve"> </w:t>
-            </w:r>
-            <w:r>
-              <w:rPr>
-                <w:sz w:val="32"/>
-                <w:szCs w:val="32"/>
-              </w:rPr>
-              <w:t>A rendelés egyedi azonosítója</w:t>
+                <w:rFonts w:ascii="Times New Roman" w:hAnsi="Times New Roman" w:cs="Times New Roman"/>
+                <w:sz w:val="24"/>
+                <w:szCs w:val="32"/>
+              </w:rPr>
+              <w:t>id – A rendelés egyedi azonosítója</w:t>
             </w:r>
           </w:p>
           <w:p>
@@ -2897,37 +2430,18 @@
                 <w:numId w:val="10"/>
               </w:numPr>
               <w:rPr>
-                <w:sz w:val="32"/>
+                <w:rFonts w:ascii="Times New Roman" w:hAnsi="Times New Roman" w:cs="Times New Roman"/>
+                <w:sz w:val="24"/>
                 <w:szCs w:val="32"/>
               </w:rPr>
             </w:pPr>
             <w:r>
               <w:rPr>
-                <w:sz w:val="32"/>
-                <w:szCs w:val="32"/>
-              </w:rPr>
-              <w:t xml:space="preserve">szid </w:t>
-            </w:r>
-            <w:r>
-              <w:rPr>
-                <w:sz w:val="32"/>
-                <w:szCs w:val="32"/>
-              </w:rPr>
-              <w:t>–</w:t>
-            </w:r>
-            <w:r>
-              <w:rPr>
-                <w:sz w:val="32"/>
-                <w:szCs w:val="32"/>
-              </w:rPr>
-              <w:t xml:space="preserve"> </w:t>
-            </w:r>
-            <w:r>
-              <w:rPr>
-                <w:sz w:val="32"/>
-                <w:szCs w:val="32"/>
-              </w:rPr>
-              <w:t>A rendelést leadó vevő azonosítója</w:t>
+                <w:rFonts w:ascii="Times New Roman" w:hAnsi="Times New Roman" w:cs="Times New Roman"/>
+                <w:sz w:val="24"/>
+                <w:szCs w:val="32"/>
+              </w:rPr>
+              <w:t>szid – A rendelést leadó vevő azonosítója</w:t>
             </w:r>
           </w:p>
           <w:p>
@@ -2944,31 +2458,11 @@
             </w:pPr>
             <w:r>
               <w:rPr>
-                <w:sz w:val="32"/>
-                <w:szCs w:val="32"/>
-              </w:rPr>
-              <w:t xml:space="preserve">auto_Id </w:t>
-            </w:r>
-            <w:r>
-              <w:rPr>
-                <w:sz w:val="32"/>
-                <w:szCs w:val="32"/>
-              </w:rPr>
-              <w:t>–</w:t>
-            </w:r>
-            <w:r>
-              <w:rPr>
-                <w:sz w:val="32"/>
-                <w:szCs w:val="32"/>
-              </w:rPr>
-              <w:t xml:space="preserve"> </w:t>
-            </w:r>
-            <w:r>
-              <w:rPr>
-                <w:sz w:val="32"/>
-                <w:szCs w:val="32"/>
-              </w:rPr>
-              <w:t>A megrendelt autó azonosítója</w:t>
+                <w:rFonts w:ascii="Times New Roman" w:hAnsi="Times New Roman" w:cs="Times New Roman"/>
+                <w:sz w:val="24"/>
+                <w:szCs w:val="32"/>
+              </w:rPr>
+              <w:t>auto_Id – A megrendelt autó azonosítója</w:t>
             </w:r>
           </w:p>
         </w:tc>
@@ -2986,11 +2480,11 @@
       <w:pPr>
         <w:pStyle w:val="Cmsor2"/>
       </w:pPr>
-      <w:bookmarkStart w:id="10" w:name="_Toc222827488"/>
+      <w:bookmarkStart w:id="9" w:name="_Toc222827488"/>
       <w:r>
         <w:t>szamla:</w:t>
       </w:r>
-      <w:bookmarkEnd w:id="10"/>
+      <w:bookmarkEnd w:id="9"/>
       <w:r>
         <w:t xml:space="preserve"> </w:t>
       </w:r>
@@ -2998,13 +2492,15 @@
     <w:p>
       <w:pPr>
         <w:rPr>
-          <w:sz w:val="32"/>
+          <w:rFonts w:ascii="Times New Roman" w:hAnsi="Times New Roman" w:cs="Times New Roman"/>
+          <w:sz w:val="24"/>
           <w:szCs w:val="32"/>
         </w:rPr>
       </w:pPr>
       <w:r>
         <w:rPr>
-          <w:sz w:val="32"/>
+          <w:rFonts w:ascii="Times New Roman" w:hAnsi="Times New Roman" w:cs="Times New Roman"/>
+          <w:sz w:val="24"/>
           <w:szCs w:val="32"/>
         </w:rPr>
         <w:t>A rendelésekhez tartozó számlaadatokat tárolja.</w:t>
@@ -3091,37 +2587,18 @@
                 <w:numId w:val="11"/>
               </w:numPr>
               <w:rPr>
-                <w:sz w:val="32"/>
+                <w:rFonts w:ascii="Times New Roman" w:hAnsi="Times New Roman" w:cs="Times New Roman"/>
+                <w:sz w:val="24"/>
                 <w:szCs w:val="32"/>
               </w:rPr>
             </w:pPr>
             <w:r>
               <w:rPr>
-                <w:sz w:val="32"/>
-                <w:szCs w:val="32"/>
-              </w:rPr>
-              <w:t xml:space="preserve">szamlaid </w:t>
-            </w:r>
-            <w:r>
-              <w:rPr>
-                <w:sz w:val="32"/>
-                <w:szCs w:val="32"/>
-              </w:rPr>
-              <w:t>–</w:t>
-            </w:r>
-            <w:r>
-              <w:rPr>
-                <w:sz w:val="32"/>
-                <w:szCs w:val="32"/>
-              </w:rPr>
-              <w:t xml:space="preserve"> </w:t>
-            </w:r>
-            <w:r>
-              <w:rPr>
-                <w:sz w:val="32"/>
-                <w:szCs w:val="32"/>
-              </w:rPr>
-              <w:t>A számla egyedi azonosítója</w:t>
+                <w:rFonts w:ascii="Times New Roman" w:hAnsi="Times New Roman" w:cs="Times New Roman"/>
+                <w:sz w:val="24"/>
+                <w:szCs w:val="32"/>
+              </w:rPr>
+              <w:t>szamlaid – A számla egyedi azonosítója</w:t>
             </w:r>
           </w:p>
           <w:p>
@@ -3132,37 +2609,18 @@
                 <w:numId w:val="11"/>
               </w:numPr>
               <w:rPr>
-                <w:sz w:val="32"/>
+                <w:rFonts w:ascii="Times New Roman" w:hAnsi="Times New Roman" w:cs="Times New Roman"/>
+                <w:sz w:val="24"/>
                 <w:szCs w:val="32"/>
               </w:rPr>
             </w:pPr>
             <w:r>
               <w:rPr>
-                <w:sz w:val="32"/>
-                <w:szCs w:val="32"/>
-              </w:rPr>
-              <w:t xml:space="preserve">rendelesid </w:t>
-            </w:r>
-            <w:r>
-              <w:rPr>
-                <w:sz w:val="32"/>
-                <w:szCs w:val="32"/>
-              </w:rPr>
-              <w:t>–</w:t>
-            </w:r>
-            <w:r>
-              <w:rPr>
-                <w:sz w:val="32"/>
-                <w:szCs w:val="32"/>
-              </w:rPr>
-              <w:t xml:space="preserve"> </w:t>
-            </w:r>
-            <w:r>
-              <w:rPr>
-                <w:sz w:val="32"/>
-                <w:szCs w:val="32"/>
-              </w:rPr>
-              <w:t>A kapcsolódó rendelés azonosítója</w:t>
+                <w:rFonts w:ascii="Times New Roman" w:hAnsi="Times New Roman" w:cs="Times New Roman"/>
+                <w:sz w:val="24"/>
+                <w:szCs w:val="32"/>
+              </w:rPr>
+              <w:t>rendelesid – A kapcsolódó rendelés azonosítója</w:t>
             </w:r>
           </w:p>
           <w:p>
@@ -3173,51 +2631,18 @@
                 <w:numId w:val="11"/>
               </w:numPr>
               <w:rPr>
-                <w:sz w:val="32"/>
+                <w:rFonts w:ascii="Times New Roman" w:hAnsi="Times New Roman" w:cs="Times New Roman"/>
+                <w:sz w:val="24"/>
                 <w:szCs w:val="32"/>
               </w:rPr>
             </w:pPr>
             <w:r>
               <w:rPr>
-                <w:sz w:val="32"/>
-                <w:szCs w:val="32"/>
-              </w:rPr>
-              <w:t xml:space="preserve">felhasz_id </w:t>
-            </w:r>
-            <w:r>
-              <w:rPr>
-                <w:sz w:val="32"/>
-                <w:szCs w:val="32"/>
-              </w:rPr>
-              <w:t>–</w:t>
-            </w:r>
-            <w:r>
-              <w:rPr>
-                <w:sz w:val="32"/>
-                <w:szCs w:val="32"/>
-              </w:rPr>
-              <w:t xml:space="preserve"> </w:t>
-            </w:r>
-            <w:r>
-              <w:rPr>
-                <w:sz w:val="32"/>
-                <w:szCs w:val="32"/>
-              </w:rPr>
-              <w:t xml:space="preserve">A számlát </w:t>
-            </w:r>
-            <w:r>
-              <w:rPr>
-                <w:sz w:val="32"/>
-                <w:szCs w:val="32"/>
-              </w:rPr>
-              <w:t xml:space="preserve">kapó </w:t>
-            </w:r>
-            <w:r>
-              <w:rPr>
-                <w:sz w:val="32"/>
-                <w:szCs w:val="32"/>
-              </w:rPr>
-              <w:t>felhasználó</w:t>
+                <w:rFonts w:ascii="Times New Roman" w:hAnsi="Times New Roman" w:cs="Times New Roman"/>
+                <w:sz w:val="24"/>
+                <w:szCs w:val="32"/>
+              </w:rPr>
+              <w:t>felhasz_id – A számlát kapó felhasználó</w:t>
             </w:r>
           </w:p>
           <w:p>
@@ -3228,37 +2653,18 @@
                 <w:numId w:val="11"/>
               </w:numPr>
               <w:rPr>
-                <w:sz w:val="32"/>
+                <w:rFonts w:ascii="Times New Roman" w:hAnsi="Times New Roman" w:cs="Times New Roman"/>
+                <w:sz w:val="24"/>
                 <w:szCs w:val="32"/>
               </w:rPr>
             </w:pPr>
             <w:r>
               <w:rPr>
-                <w:sz w:val="32"/>
-                <w:szCs w:val="32"/>
-              </w:rPr>
-              <w:t xml:space="preserve">kelt_datum </w:t>
-            </w:r>
-            <w:r>
-              <w:rPr>
-                <w:sz w:val="32"/>
-                <w:szCs w:val="32"/>
-              </w:rPr>
-              <w:t>–</w:t>
-            </w:r>
-            <w:r>
-              <w:rPr>
-                <w:sz w:val="32"/>
-                <w:szCs w:val="32"/>
-              </w:rPr>
-              <w:t xml:space="preserve"> </w:t>
-            </w:r>
-            <w:r>
-              <w:rPr>
-                <w:sz w:val="32"/>
-                <w:szCs w:val="32"/>
-              </w:rPr>
-              <w:t>A számla kiállításának dátuma</w:t>
+                <w:rFonts w:ascii="Times New Roman" w:hAnsi="Times New Roman" w:cs="Times New Roman"/>
+                <w:sz w:val="24"/>
+                <w:szCs w:val="32"/>
+              </w:rPr>
+              <w:t>kelt_datum – A számla kiállításának dátuma</w:t>
             </w:r>
           </w:p>
           <w:p>
@@ -3269,37 +2675,18 @@
                 <w:numId w:val="11"/>
               </w:numPr>
               <w:rPr>
-                <w:sz w:val="32"/>
+                <w:rFonts w:ascii="Times New Roman" w:hAnsi="Times New Roman" w:cs="Times New Roman"/>
+                <w:sz w:val="24"/>
                 <w:szCs w:val="32"/>
               </w:rPr>
             </w:pPr>
             <w:r>
               <w:rPr>
-                <w:sz w:val="32"/>
-                <w:szCs w:val="32"/>
-              </w:rPr>
-              <w:t xml:space="preserve">tel_datum </w:t>
-            </w:r>
-            <w:r>
-              <w:rPr>
-                <w:sz w:val="32"/>
-                <w:szCs w:val="32"/>
-              </w:rPr>
-              <w:t>–</w:t>
-            </w:r>
-            <w:r>
-              <w:rPr>
-                <w:sz w:val="32"/>
-                <w:szCs w:val="32"/>
-              </w:rPr>
-              <w:t xml:space="preserve"> </w:t>
-            </w:r>
-            <w:r>
-              <w:rPr>
-                <w:sz w:val="32"/>
-                <w:szCs w:val="32"/>
-              </w:rPr>
-              <w:t>A teljesítés dátuma</w:t>
+                <w:rFonts w:ascii="Times New Roman" w:hAnsi="Times New Roman" w:cs="Times New Roman"/>
+                <w:sz w:val="24"/>
+                <w:szCs w:val="32"/>
+              </w:rPr>
+              <w:t>tel_datum – A teljesítés dátuma</w:t>
             </w:r>
           </w:p>
           <w:p>
@@ -3310,37 +2697,18 @@
                 <w:numId w:val="11"/>
               </w:numPr>
               <w:rPr>
-                <w:sz w:val="32"/>
+                <w:rFonts w:ascii="Times New Roman" w:hAnsi="Times New Roman" w:cs="Times New Roman"/>
+                <w:sz w:val="24"/>
                 <w:szCs w:val="32"/>
               </w:rPr>
             </w:pPr>
             <w:r>
               <w:rPr>
-                <w:sz w:val="32"/>
-                <w:szCs w:val="32"/>
-              </w:rPr>
-              <w:t xml:space="preserve">fiz_datum </w:t>
-            </w:r>
-            <w:r>
-              <w:rPr>
-                <w:sz w:val="32"/>
-                <w:szCs w:val="32"/>
-              </w:rPr>
-              <w:t>–</w:t>
-            </w:r>
-            <w:r>
-              <w:rPr>
-                <w:sz w:val="32"/>
-                <w:szCs w:val="32"/>
-              </w:rPr>
-              <w:t xml:space="preserve"> </w:t>
-            </w:r>
-            <w:r>
-              <w:rPr>
-                <w:sz w:val="32"/>
-                <w:szCs w:val="32"/>
-              </w:rPr>
-              <w:t>A fizetés dátuma</w:t>
+                <w:rFonts w:ascii="Times New Roman" w:hAnsi="Times New Roman" w:cs="Times New Roman"/>
+                <w:sz w:val="24"/>
+                <w:szCs w:val="32"/>
+              </w:rPr>
+              <w:t>fiz_datum – A fizetés dátuma</w:t>
             </w:r>
           </w:p>
           <w:p>
@@ -3357,31 +2725,11 @@
             </w:pPr>
             <w:r>
               <w:rPr>
-                <w:sz w:val="32"/>
-                <w:szCs w:val="32"/>
-              </w:rPr>
-              <w:t xml:space="preserve">fiz_id </w:t>
-            </w:r>
-            <w:r>
-              <w:rPr>
-                <w:sz w:val="32"/>
-                <w:szCs w:val="32"/>
-              </w:rPr>
-              <w:t>–</w:t>
-            </w:r>
-            <w:r>
-              <w:rPr>
-                <w:sz w:val="32"/>
-                <w:szCs w:val="32"/>
-              </w:rPr>
-              <w:t xml:space="preserve"> </w:t>
-            </w:r>
-            <w:r>
-              <w:rPr>
-                <w:sz w:val="32"/>
-                <w:szCs w:val="32"/>
-              </w:rPr>
-              <w:t>A fizetési mód azonosítója</w:t>
+                <w:rFonts w:ascii="Times New Roman" w:hAnsi="Times New Roman" w:cs="Times New Roman"/>
+                <w:sz w:val="24"/>
+                <w:szCs w:val="32"/>
+              </w:rPr>
+              <w:t>fiz_id – A fizetési mód azonosítója</w:t>
             </w:r>
           </w:p>
         </w:tc>
@@ -3422,22 +2770,24 @@
       <w:pPr>
         <w:pStyle w:val="Cmsor2"/>
       </w:pPr>
-      <w:bookmarkStart w:id="11" w:name="_Toc222827489"/>
+      <w:bookmarkStart w:id="10" w:name="_Toc222827489"/>
       <w:r>
         <w:t>fizmodo:</w:t>
       </w:r>
-      <w:bookmarkEnd w:id="11"/>
-    </w:p>
-    <w:p>
-      <w:pPr>
-        <w:rPr>
-          <w:sz w:val="32"/>
+      <w:bookmarkEnd w:id="10"/>
+    </w:p>
+    <w:p>
+      <w:pPr>
+        <w:rPr>
+          <w:rFonts w:ascii="Times New Roman" w:hAnsi="Times New Roman" w:cs="Times New Roman"/>
+          <w:sz w:val="24"/>
           <w:szCs w:val="32"/>
         </w:rPr>
       </w:pPr>
       <w:r>
         <w:rPr>
-          <w:sz w:val="32"/>
+          <w:rFonts w:ascii="Times New Roman" w:hAnsi="Times New Roman" w:cs="Times New Roman"/>
+          <w:sz w:val="24"/>
           <w:szCs w:val="32"/>
         </w:rPr>
         <w:t>A lehetséges fizetési módokat tartalmazza.</w:t>
@@ -3610,12 +2960,71 @@
       <w:pPr>
         <w:pStyle w:val="Cmsor2"/>
       </w:pPr>
-      <w:bookmarkStart w:id="12" w:name="_Toc222827490"/>
+      <w:bookmarkStart w:id="11" w:name="_Toc222827490"/>
       <w:r>
         <w:t>Adatbázis összegzés:</w:t>
       </w:r>
-      <w:bookmarkEnd w:id="12"/>
-      <w:r>
+      <w:bookmarkEnd w:id="11"/>
+      <w:r>
+        <w:t xml:space="preserve"> </w:t>
+      </w:r>
+    </w:p>
+    <w:p>
+      <w:pPr>
+        <w:rPr>
+          <w:rFonts w:ascii="Times New Roman" w:hAnsi="Times New Roman" w:cs="Times New Roman"/>
+          <w:sz w:val="24"/>
+          <w:szCs w:val="32"/>
+        </w:rPr>
+      </w:pPr>
+      <w:r>
+        <w:rPr>
+          <w:rFonts w:ascii="Times New Roman" w:hAnsi="Times New Roman" w:cs="Times New Roman"/>
+          <w:sz w:val="24"/>
+          <w:szCs w:val="32"/>
+        </w:rPr>
+        <w:t>Az adatbázis felépítése egy autókereskedő rendszer működését modellezi. A tervezés során elkülönítésre kerültek a törzsadatok (márka, váltó, üzemanyag, szín, fizetési mód) és az üzleti adatok (autók, vevők, rendelések, számlák, érdeklődések, üzenetek), ami biztosítja az adatok átláthatóságát és a redundancia csökkentését.</w:t>
+      </w:r>
+    </w:p>
+    <w:p>
+      <w:pPr>
+        <w:rPr>
+          <w:rFonts w:ascii="Times New Roman" w:hAnsi="Times New Roman" w:cs="Times New Roman"/>
+          <w:sz w:val="24"/>
+          <w:szCs w:val="32"/>
+        </w:rPr>
+      </w:pPr>
+      <w:r>
+        <w:rPr>
+          <w:rFonts w:ascii="Times New Roman" w:hAnsi="Times New Roman" w:cs="Times New Roman"/>
+          <w:sz w:val="24"/>
+          <w:szCs w:val="32"/>
+        </w:rPr>
+        <w:t>A táblák közötti kapcsolatok elsődleges és idegen kulcsok segítségével valósulnak meg, így garantálható az adatintegritás. Egy vevő több érdeklődést, üzenetet és rendelést is létrehozhat, míg egy rendelés pontosan egy autóra és egy számlára vonatkozik. A számlákhoz rendelt fizetési módok lehetővé teszik a különböző fizetési folyamatok kezelését.</w:t>
+      </w:r>
+    </w:p>
+    <w:p>
+      <w:pPr>
+        <w:rPr>
+          <w:rFonts w:ascii="Times New Roman" w:hAnsi="Times New Roman" w:cs="Times New Roman"/>
+          <w:sz w:val="24"/>
+          <w:szCs w:val="32"/>
+        </w:rPr>
+      </w:pPr>
+      <w:r>
+        <w:rPr>
+          <w:rFonts w:ascii="Times New Roman" w:hAnsi="Times New Roman" w:cs="Times New Roman"/>
+          <w:sz w:val="24"/>
+          <w:szCs w:val="32"/>
+        </w:rPr>
+        <w:t>Az adatbázis szerkezete megfelel a relációs adatbázis-tervezés alapelveinek, ezért alkalmas valós alkalmazás kiszolgálására. A dokumentáció részletesen bemutatja az egyes táblák szerepét és oszlopait, ami megkönnyíti a rendszer megértését, továbbfejlesztését és vizsgán történő bemutatását.</w:t>
+      </w:r>
+      <w:r>
+        <w:rPr>
+          <w:rFonts w:ascii="Times New Roman" w:hAnsi="Times New Roman" w:cs="Times New Roman"/>
+          <w:sz w:val="24"/>
+          <w:szCs w:val="32"/>
+        </w:rPr>
         <w:t xml:space="preserve"> </w:t>
       </w:r>
     </w:p>
@@ -3631,7 +3040,7 @@
           <w:sz w:val="32"/>
           <w:szCs w:val="32"/>
         </w:rPr>
-        <w:t>Az adatbázis felépítése egy autókereskedő rendszer működését modellezi. A tervezés során elkülönítésre kerültek a törzsadatok (márka, váltó, üzemanyag, szín, fizetési mód) és az üzleti adatok (autók, vevők, rendelések, számlák, érdeklődések, üzenetek), ami biztosítja az adatok átláthatóságát és a redundancia csökkentését.</w:t>
+        <w:br w:type="page"/>
       </w:r>
     </w:p>
     <w:p>
@@ -3641,70 +3050,405 @@
           <w:szCs w:val="32"/>
         </w:rPr>
       </w:pPr>
-      <w:r>
-        <w:rPr>
-          <w:sz w:val="32"/>
-          <w:szCs w:val="32"/>
-        </w:rPr>
-        <w:t>A táblák közötti kapcsolatok elsődleges és idegen kulcsok segítségével valósulnak meg, így garantálható az adatintegritás. Egy vevő több érdeklődést, üzenetet és rendelést is létrehozhat, míg egy rendelés pontosan egy autóra és egy számlára vonatkozik. A számlákhoz rendelt fizetési módok lehetővé teszik a különböző fizetési folyamatok kezelését.</w:t>
-      </w:r>
-    </w:p>
-    <w:p>
-      <w:pPr>
-        <w:rPr>
-          <w:sz w:val="32"/>
-          <w:szCs w:val="32"/>
-        </w:rPr>
-      </w:pPr>
-      <w:r>
-        <w:rPr>
-          <w:sz w:val="32"/>
-          <w:szCs w:val="32"/>
-        </w:rPr>
-        <w:t>Az adatbázis szerkezete megfelel a relációs adatbázis-tervezés alapelveinek, ezért alkalmas valós alkalmazás kiszolgálására. A dokumentáció részletesen bemutatja az egyes táblák szerepét és oszlopait, ami megkönnyíti a rendszer megértését, továbbfejlesztését és vizsgán történő bemutatását.</w:t>
-      </w:r>
-      <w:r>
-        <w:rPr>
-          <w:sz w:val="32"/>
-          <w:szCs w:val="32"/>
+    </w:p>
+    <w:p>
+      <w:pPr>
+        <w:pStyle w:val="Cmsor1"/>
+      </w:pPr>
+      <w:r>
+        <w:t>Frontend</w:t>
+      </w:r>
+    </w:p>
+    <w:p>
+      <w:pPr>
+        <w:pStyle w:val="Cmsor1"/>
+        <w:numPr>
+          <w:ilvl w:val="0"/>
+          <w:numId w:val="0"/>
+        </w:numPr>
+      </w:pPr>
+    </w:p>
+    <w:p>
+      <w:pPr>
+        <w:pStyle w:val="Cmsor2"/>
+      </w:pPr>
+      <w:r>
+        <w:t>Összefoglalás:</w:t>
+      </w:r>
+    </w:p>
+    <w:p>
+      <w:pPr>
+        <w:pStyle w:val="Cmsor1"/>
+        <w:numPr>
+          <w:ilvl w:val="0"/>
+          <w:numId w:val="0"/>
+        </w:numPr>
+        <w:ind w:left="360" w:hanging="360"/>
+      </w:pPr>
+    </w:p>
+    <w:p>
+      <w:pPr>
+        <w:rPr>
+          <w:rFonts w:ascii="Times New Roman" w:hAnsi="Times New Roman" w:cs="Times New Roman"/>
+          <w:sz w:val="24"/>
+        </w:rPr>
+      </w:pPr>
+      <w:r>
+        <w:rPr>
+          <w:rFonts w:ascii="Times New Roman" w:hAnsi="Times New Roman" w:cs="Times New Roman"/>
+          <w:sz w:val="24"/>
+        </w:rPr>
+        <w:t>Az Ndidi Autókereskedés webes frontendje React 19 és Vite alapú egyoldalas alkalmazás. Ez a projekt elsődleges kliensoldali felülete, ahol a nyilvános böngészés, a felhasználói fiókkezelés, az üzenetküldés és az adminisztrációs modulok is egy közös, egységes felületen érhetők el.</w:t>
+      </w:r>
+    </w:p>
+    <w:p>
+      <w:pPr>
+        <w:pStyle w:val="Cmsor1"/>
+        <w:numPr>
+          <w:ilvl w:val="0"/>
+          <w:numId w:val="0"/>
+        </w:numPr>
+        <w:ind w:left="360" w:hanging="360"/>
+      </w:pPr>
+    </w:p>
+    <w:p>
+      <w:pPr>
+        <w:pStyle w:val="Cmsor2"/>
+      </w:pPr>
+      <w:r>
+        <w:t>A webes felület szerepe:</w:t>
+      </w:r>
+    </w:p>
+    <w:p>
+      <w:pPr>
+        <w:pStyle w:val="Cmsor1"/>
+        <w:numPr>
+          <w:ilvl w:val="0"/>
+          <w:numId w:val="0"/>
+        </w:numPr>
+      </w:pPr>
+    </w:p>
+    <w:p>
+      <w:pPr>
+        <w:rPr>
+          <w:rFonts w:ascii="Times New Roman" w:hAnsi="Times New Roman" w:cs="Times New Roman"/>
+          <w:sz w:val="24"/>
+        </w:rPr>
+      </w:pPr>
+      <w:r>
+        <w:rPr>
+          <w:rFonts w:ascii="Times New Roman" w:hAnsi="Times New Roman" w:cs="Times New Roman"/>
+          <w:sz w:val="24"/>
+        </w:rPr>
+        <w:t>A frontend feladata, hogy gyorsan áttekinthető és jól használható hozzáférést adjon a teljes kínálathoz, miközben a belépett felhasználók és az adminisztrátorok számára további műveleteket is biztosít.</w:t>
+      </w:r>
+    </w:p>
+    <w:p>
+      <w:pPr>
+        <w:rPr>
+          <w:rFonts w:ascii="Times New Roman" w:hAnsi="Times New Roman" w:cs="Times New Roman"/>
+          <w:sz w:val="24"/>
+        </w:rPr>
+      </w:pPr>
+      <w:r>
+        <w:rPr>
+          <w:rFonts w:ascii="Times New Roman" w:hAnsi="Times New Roman" w:cs="Times New Roman"/>
+          <w:sz w:val="24"/>
+        </w:rPr>
+        <w:t>Nyilvános nézetek: kezdőlap, autólista, autó részletek, regisztráció, bejelentkezés.</w:t>
+      </w:r>
+    </w:p>
+    <w:p>
+      <w:pPr>
+        <w:rPr>
+          <w:rFonts w:ascii="Times New Roman" w:hAnsi="Times New Roman" w:cs="Times New Roman"/>
+          <w:sz w:val="24"/>
+        </w:rPr>
+      </w:pPr>
+      <w:r>
+        <w:rPr>
+          <w:rFonts w:ascii="Times New Roman" w:hAnsi="Times New Roman" w:cs="Times New Roman"/>
+          <w:sz w:val="24"/>
+        </w:rPr>
+        <w:t>Bejelentkezés után elérhető részek: profil, profil szerkesztés, érdeklődött autók, üzenetek és chat.</w:t>
+      </w:r>
+    </w:p>
+    <w:p>
+      <w:pPr>
+        <w:pStyle w:val="Cmsor1"/>
+        <w:numPr>
+          <w:ilvl w:val="0"/>
+          <w:numId w:val="0"/>
+        </w:numPr>
+        <w:ind w:left="360" w:hanging="360"/>
+        <w:rPr>
+          <w:rFonts w:eastAsiaTheme="minorHAnsi" w:cs="Times New Roman"/>
+          <w:b w:val="0"/>
+          <w:color w:val="auto"/>
+          <w:sz w:val="24"/>
+          <w:szCs w:val="22"/>
+        </w:rPr>
+      </w:pPr>
+      <w:r>
+        <w:rPr>
+          <w:rFonts w:eastAsiaTheme="minorHAnsi" w:cs="Times New Roman"/>
+          <w:b w:val="0"/>
+          <w:color w:val="auto"/>
+          <w:sz w:val="24"/>
+          <w:szCs w:val="22"/>
+        </w:rPr>
+        <w:t>Admin oldalon elérhető modulok: irányítópult, autókezelés, új autó felvitele, segédadatok</w:t>
+      </w:r>
+      <w:r>
+        <w:rPr>
+          <w:rFonts w:eastAsiaTheme="minorHAnsi" w:cs="Times New Roman"/>
+          <w:b w:val="0"/>
+          <w:color w:val="auto"/>
+          <w:sz w:val="24"/>
+          <w:szCs w:val="22"/>
         </w:rPr>
         <w:t xml:space="preserve"> </w:t>
       </w:r>
-    </w:p>
-    <w:p>
-      <w:pPr>
-        <w:rPr>
-          <w:sz w:val="32"/>
-          <w:szCs w:val="32"/>
-        </w:rPr>
-      </w:pPr>
-      <w:r>
-        <w:rPr>
-          <w:sz w:val="32"/>
-          <w:szCs w:val="32"/>
-        </w:rPr>
-        <w:br w:type="page"/>
-      </w:r>
-    </w:p>
-    <w:p>
-      <w:pPr>
-        <w:rPr>
-          <w:sz w:val="32"/>
-          <w:szCs w:val="32"/>
-        </w:rPr>
-      </w:pPr>
+      <w:r>
+        <w:rPr>
+          <w:rFonts w:eastAsiaTheme="minorHAnsi" w:cs="Times New Roman"/>
+          <w:b w:val="0"/>
+          <w:color w:val="auto"/>
+          <w:sz w:val="24"/>
+          <w:szCs w:val="22"/>
+        </w:rPr>
+        <w:t>módosítása, nyomtatványok, admin üzenetkezelés.</w:t>
+      </w:r>
+    </w:p>
+    <w:p>
+      <w:pPr>
+        <w:pStyle w:val="Listaszerbekezds"/>
+      </w:pPr>
+    </w:p>
+    <w:p>
+      <w:pPr>
+        <w:pStyle w:val="Cmsor2"/>
+      </w:pPr>
+      <w:r>
+        <w:t>Technológiai alapok:</w:t>
+      </w:r>
     </w:p>
     <w:p>
       <w:pPr>
         <w:pStyle w:val="Cmsor1"/>
-      </w:pPr>
-      <w:r>
-        <w:t>Frontend</w:t>
+        <w:numPr>
+          <w:ilvl w:val="0"/>
+          <w:numId w:val="0"/>
+        </w:numPr>
+      </w:pPr>
+    </w:p>
+    <w:p>
+      <w:pPr>
+        <w:rPr>
+          <w:rFonts w:ascii="Times New Roman" w:hAnsi="Times New Roman" w:cs="Times New Roman"/>
+          <w:sz w:val="24"/>
+        </w:rPr>
+      </w:pPr>
+      <w:r>
+        <w:rPr>
+          <w:rFonts w:ascii="Times New Roman" w:hAnsi="Times New Roman" w:cs="Times New Roman"/>
+          <w:sz w:val="24"/>
+        </w:rPr>
+        <w:t>A frontend korszerű, komponensalapú felépítést használ, és több kiegészítő könyvtár segíti a kényelmesebb keresést, a vizuális egységességet és az admin funkciók működését.</w:t>
+      </w:r>
+    </w:p>
+    <w:p>
+      <w:pPr>
+        <w:pStyle w:val="Listaszerbekezds"/>
+        <w:rPr>
+          <w:rFonts w:ascii="Times New Roman" w:hAnsi="Times New Roman" w:cs="Times New Roman"/>
+          <w:sz w:val="24"/>
+        </w:rPr>
+      </w:pPr>
+      <w:r>
+        <w:rPr>
+          <w:rFonts w:ascii="Times New Roman" w:hAnsi="Times New Roman" w:cs="Times New Roman"/>
+          <w:sz w:val="24"/>
+        </w:rPr>
+        <w:t>React 19 és React DOM 19.</w:t>
+      </w:r>
+    </w:p>
+    <w:p>
+      <w:pPr>
+        <w:pStyle w:val="Listaszerbekezds"/>
+        <w:rPr>
+          <w:rFonts w:ascii="Times New Roman" w:hAnsi="Times New Roman" w:cs="Times New Roman"/>
+          <w:sz w:val="24"/>
+        </w:rPr>
+      </w:pPr>
+      <w:r>
+        <w:rPr>
+          <w:rFonts w:ascii="Times New Roman" w:hAnsi="Times New Roman" w:cs="Times New Roman"/>
+          <w:sz w:val="24"/>
+        </w:rPr>
+        <w:t>Vite fejlesztői szerver és build rendszer.</w:t>
+      </w:r>
+    </w:p>
+    <w:p>
+      <w:pPr>
+        <w:pStyle w:val="Listaszerbekezds"/>
+        <w:rPr>
+          <w:rFonts w:ascii="Times New Roman" w:hAnsi="Times New Roman" w:cs="Times New Roman"/>
+          <w:sz w:val="24"/>
+        </w:rPr>
+      </w:pPr>
+      <w:r>
+        <w:rPr>
+          <w:rFonts w:ascii="Times New Roman" w:hAnsi="Times New Roman" w:cs="Times New Roman"/>
+          <w:sz w:val="24"/>
+        </w:rPr>
+        <w:t>React Router DOM 7 az útvonalkezeléshez.</w:t>
+      </w:r>
+    </w:p>
+    <w:p>
+      <w:pPr>
+        <w:pStyle w:val="Listaszerbekezds"/>
+        <w:rPr>
+          <w:rFonts w:ascii="Times New Roman" w:hAnsi="Times New Roman" w:cs="Times New Roman"/>
+          <w:sz w:val="24"/>
+        </w:rPr>
+      </w:pPr>
+      <w:r>
+        <w:rPr>
+          <w:rFonts w:ascii="Times New Roman" w:hAnsi="Times New Roman" w:cs="Times New Roman"/>
+          <w:sz w:val="24"/>
+        </w:rPr>
+        <w:t>Axios a backend kommunikációhoz.</w:t>
+      </w:r>
+    </w:p>
+    <w:p>
+      <w:pPr>
+        <w:pStyle w:val="Listaszerbekezds"/>
+        <w:rPr>
+          <w:rFonts w:ascii="Times New Roman" w:hAnsi="Times New Roman" w:cs="Times New Roman"/>
+          <w:sz w:val="24"/>
+        </w:rPr>
+      </w:pPr>
+      <w:r>
+        <w:rPr>
+          <w:rFonts w:ascii="Times New Roman" w:hAnsi="Times New Roman" w:cs="Times New Roman"/>
+          <w:sz w:val="24"/>
+        </w:rPr>
+        <w:t xml:space="preserve">Bootstrap, react-bootstrap, </w:t>
+      </w:r>
+      <w:proofErr w:type="spellStart"/>
+      <w:r>
+        <w:rPr>
+          <w:rFonts w:ascii="Times New Roman" w:hAnsi="Times New Roman" w:cs="Times New Roman"/>
+          <w:sz w:val="24"/>
+        </w:rPr>
+        <w:t>bootstrap-icons</w:t>
+      </w:r>
+      <w:proofErr w:type="spellEnd"/>
+      <w:r>
+        <w:rPr>
+          <w:rFonts w:ascii="Times New Roman" w:hAnsi="Times New Roman" w:cs="Times New Roman"/>
+          <w:sz w:val="24"/>
+        </w:rPr>
+        <w:t xml:space="preserve"> és react-</w:t>
+      </w:r>
+      <w:proofErr w:type="spellStart"/>
+      <w:r>
+        <w:rPr>
+          <w:rFonts w:ascii="Times New Roman" w:hAnsi="Times New Roman" w:cs="Times New Roman"/>
+          <w:sz w:val="24"/>
+        </w:rPr>
+        <w:t>icons</w:t>
+      </w:r>
+      <w:proofErr w:type="spellEnd"/>
+      <w:r>
+        <w:rPr>
+          <w:rFonts w:ascii="Times New Roman" w:hAnsi="Times New Roman" w:cs="Times New Roman"/>
+          <w:sz w:val="24"/>
+        </w:rPr>
+        <w:t xml:space="preserve"> a felület felépítéséhez.</w:t>
+      </w:r>
+    </w:p>
+    <w:p>
+      <w:pPr>
+        <w:pStyle w:val="Listaszerbekezds"/>
+        <w:rPr>
+          <w:rFonts w:ascii="Times New Roman" w:hAnsi="Times New Roman" w:cs="Times New Roman"/>
+          <w:sz w:val="24"/>
+        </w:rPr>
+      </w:pPr>
+      <w:r>
+        <w:rPr>
+          <w:rFonts w:ascii="Times New Roman" w:hAnsi="Times New Roman" w:cs="Times New Roman"/>
+          <w:sz w:val="24"/>
+        </w:rPr>
+        <w:t>rc-slider és react-bootstrap-typeahead az összetettebb szűrési elemekhez.</w:t>
       </w:r>
     </w:p>
     <w:p>
       <w:pPr>
         <w:pStyle w:val="Cmsor1"/>
+        <w:numPr>
+          <w:ilvl w:val="0"/>
+          <w:numId w:val="0"/>
+        </w:numPr>
+        <w:ind w:left="360"/>
+        <w:rPr>
+          <w:rFonts w:eastAsiaTheme="minorHAnsi" w:cs="Times New Roman"/>
+          <w:b w:val="0"/>
+          <w:color w:val="auto"/>
+          <w:sz w:val="24"/>
+          <w:szCs w:val="22"/>
+        </w:rPr>
+      </w:pPr>
+      <w:proofErr w:type="spellStart"/>
+      <w:r>
+        <w:rPr>
+          <w:rFonts w:eastAsiaTheme="minorHAnsi" w:cs="Times New Roman"/>
+          <w:b w:val="0"/>
+          <w:color w:val="auto"/>
+          <w:sz w:val="24"/>
+          <w:szCs w:val="22"/>
+        </w:rPr>
+        <w:t>jsPDF</w:t>
+      </w:r>
+      <w:proofErr w:type="spellEnd"/>
+      <w:r>
+        <w:rPr>
+          <w:rFonts w:eastAsiaTheme="minorHAnsi" w:cs="Times New Roman"/>
+          <w:b w:val="0"/>
+          <w:color w:val="auto"/>
+          <w:sz w:val="24"/>
+          <w:szCs w:val="22"/>
+        </w:rPr>
+        <w:t xml:space="preserve"> és </w:t>
+      </w:r>
+      <w:proofErr w:type="spellStart"/>
+      <w:r>
+        <w:rPr>
+          <w:rFonts w:eastAsiaTheme="minorHAnsi" w:cs="Times New Roman"/>
+          <w:b w:val="0"/>
+          <w:color w:val="auto"/>
+          <w:sz w:val="24"/>
+          <w:szCs w:val="22"/>
+        </w:rPr>
+        <w:t>jspdf-autotable</w:t>
+      </w:r>
+      <w:proofErr w:type="spellEnd"/>
+      <w:r>
+        <w:rPr>
+          <w:rFonts w:eastAsiaTheme="minorHAnsi" w:cs="Times New Roman"/>
+          <w:b w:val="0"/>
+          <w:color w:val="auto"/>
+          <w:sz w:val="24"/>
+          <w:szCs w:val="22"/>
+        </w:rPr>
+        <w:t xml:space="preserve"> a számla PDF előállításához.</w:t>
+      </w:r>
+    </w:p>
+    <w:p>
+      <w:pPr>
+        <w:pStyle w:val="Listaszerbekezds"/>
       </w:pPr>
     </w:p>
     <w:p>
@@ -3712,22 +3456,151 @@
         <w:pStyle w:val="Cmsor2"/>
       </w:pPr>
       <w:r>
-        <w:t>Rövid összegzés:</w:t>
+        <w:lastRenderedPageBreak/>
+        <w:t>Felépítés:</w:t>
       </w:r>
     </w:p>
     <w:p>
       <w:pPr>
         <w:pStyle w:val="Cmsor1"/>
-      </w:pPr>
-    </w:p>
-    <w:p>
-      <w:r>
-        <w:t>Az Ndidi Autókereskedés webes frontendje React 19 és Vite alapú egyoldalas alkalmazás. Ez a projekt elsődleges kliensoldali felülete: itt érhető el a teljes autólista, az autóadatlap, a regisztráció és bejelentkezés, a felhasználói profil, az üzenetkezelés, valamint az adminisztrációs modulok is.</w:t>
+        <w:numPr>
+          <w:ilvl w:val="0"/>
+          <w:numId w:val="0"/>
+        </w:numPr>
+        <w:ind w:left="360" w:hanging="360"/>
+      </w:pPr>
+    </w:p>
+    <w:p>
+      <w:pPr>
+        <w:rPr>
+          <w:rFonts w:ascii="Times New Roman" w:hAnsi="Times New Roman" w:cs="Times New Roman"/>
+          <w:sz w:val="24"/>
+        </w:rPr>
+      </w:pPr>
+      <w:r>
+        <w:rPr>
+          <w:rFonts w:ascii="Times New Roman" w:hAnsi="Times New Roman" w:cs="Times New Roman"/>
+          <w:sz w:val="24"/>
+        </w:rPr>
+        <w:t>A kód a `src` mappában található, azon belül jól elkülönülnek a felhasználói, profilkezelési, chat- és admin komponensek. Az `App.jsx` kezeli a legfontosabb globális állapotokat és a teljes route-rendszert, míg a `http-common.js` biztosítja az egységes axios kapcsolatot a backend felé.</w:t>
+      </w:r>
+    </w:p>
+    <w:p>
+      <w:pPr>
+        <w:pStyle w:val="Listaszerbekezds"/>
+        <w:rPr>
+          <w:rFonts w:ascii="Times New Roman" w:hAnsi="Times New Roman" w:cs="Times New Roman"/>
+          <w:sz w:val="24"/>
+        </w:rPr>
+      </w:pPr>
+      <w:r>
+        <w:rPr>
+          <w:rFonts w:ascii="Times New Roman" w:hAnsi="Times New Roman" w:cs="Times New Roman"/>
+          <w:sz w:val="24"/>
+        </w:rPr>
+        <w:t>`components/</w:t>
+      </w:r>
+      <w:proofErr w:type="spellStart"/>
+      <w:r>
+        <w:rPr>
+          <w:rFonts w:ascii="Times New Roman" w:hAnsi="Times New Roman" w:cs="Times New Roman"/>
+          <w:sz w:val="24"/>
+        </w:rPr>
+        <w:t>felhasznaloi</w:t>
+      </w:r>
+      <w:proofErr w:type="spellEnd"/>
+      <w:r>
+        <w:rPr>
+          <w:rFonts w:ascii="Times New Roman" w:hAnsi="Times New Roman" w:cs="Times New Roman"/>
+          <w:sz w:val="24"/>
+        </w:rPr>
+        <w:t>`: kezdőlap, autólista, részletek, menü, szűrés, lábléc.</w:t>
+      </w:r>
+    </w:p>
+    <w:p>
+      <w:pPr>
+        <w:pStyle w:val="Listaszerbekezds"/>
+        <w:rPr>
+          <w:rFonts w:ascii="Times New Roman" w:hAnsi="Times New Roman" w:cs="Times New Roman"/>
+          <w:sz w:val="24"/>
+        </w:rPr>
+      </w:pPr>
+      <w:r>
+        <w:rPr>
+          <w:rFonts w:ascii="Times New Roman" w:hAnsi="Times New Roman" w:cs="Times New Roman"/>
+          <w:sz w:val="24"/>
+        </w:rPr>
+        <w:t>`components/profil`: bejelentkezés, regisztráció, profil és profil szerkesztés.</w:t>
+      </w:r>
+    </w:p>
+    <w:p>
+      <w:pPr>
+        <w:pStyle w:val="Listaszerbekezds"/>
+        <w:rPr>
+          <w:rFonts w:ascii="Times New Roman" w:hAnsi="Times New Roman" w:cs="Times New Roman"/>
+          <w:sz w:val="24"/>
+        </w:rPr>
+      </w:pPr>
+      <w:r>
+        <w:rPr>
+          <w:rFonts w:ascii="Times New Roman" w:hAnsi="Times New Roman" w:cs="Times New Roman"/>
+          <w:sz w:val="24"/>
+        </w:rPr>
+        <w:t>`components/chatablak`: üzenetküldés, beszélgetéslista, chatablak.</w:t>
       </w:r>
     </w:p>
     <w:p>
       <w:pPr>
         <w:pStyle w:val="Cmsor1"/>
+        <w:numPr>
+          <w:ilvl w:val="0"/>
+          <w:numId w:val="0"/>
+        </w:numPr>
+        <w:ind w:left="360"/>
+        <w:rPr>
+          <w:rFonts w:eastAsiaTheme="minorHAnsi" w:cs="Times New Roman"/>
+          <w:b w:val="0"/>
+          <w:color w:val="auto"/>
+          <w:sz w:val="24"/>
+          <w:szCs w:val="22"/>
+        </w:rPr>
+      </w:pPr>
+      <w:r>
+        <w:rPr>
+          <w:rFonts w:eastAsiaTheme="minorHAnsi" w:cs="Times New Roman"/>
+          <w:b w:val="0"/>
+          <w:color w:val="auto"/>
+          <w:sz w:val="24"/>
+          <w:szCs w:val="22"/>
+        </w:rPr>
+        <w:t xml:space="preserve">`components/admin`: admin </w:t>
+      </w:r>
+      <w:proofErr w:type="spellStart"/>
+      <w:r>
+        <w:rPr>
+          <w:rFonts w:eastAsiaTheme="minorHAnsi" w:cs="Times New Roman"/>
+          <w:b w:val="0"/>
+          <w:color w:val="auto"/>
+          <w:sz w:val="24"/>
+          <w:szCs w:val="22"/>
+        </w:rPr>
+        <w:t>dashboard</w:t>
+      </w:r>
+      <w:proofErr w:type="spellEnd"/>
+      <w:r>
+        <w:rPr>
+          <w:rFonts w:eastAsiaTheme="minorHAnsi" w:cs="Times New Roman"/>
+          <w:b w:val="0"/>
+          <w:color w:val="auto"/>
+          <w:sz w:val="24"/>
+          <w:szCs w:val="22"/>
+        </w:rPr>
+        <w:t>, autókezelés, új autó, nyomtatványok, üzenetek, egyéb módosítások.</w:t>
+      </w:r>
+    </w:p>
+    <w:p>
+      <w:pPr>
+        <w:pStyle w:val="Listaszerbekezds"/>
       </w:pPr>
     </w:p>
     <w:p>
@@ -3735,46 +3608,359 @@
         <w:pStyle w:val="Cmsor2"/>
       </w:pPr>
       <w:r>
-        <w:t>Projekt áttekintése:</w:t>
+        <w:t>Oldalak és útvonalak:</w:t>
       </w:r>
     </w:p>
     <w:p>
       <w:pPr>
         <w:pStyle w:val="Cmsor1"/>
-      </w:pPr>
-    </w:p>
-    <w:p>
-      <w:r>
-        <w:t>Az alkalmazás célja, hogy a látogatók gyorsan megtalálják a számukra releváns autókat, a belépett felhasználók pedig további műveleteket is el tudjanak végezni ugyanazon a felületen.</w:t>
+        <w:numPr>
+          <w:ilvl w:val="0"/>
+          <w:numId w:val="0"/>
+        </w:numPr>
+      </w:pPr>
+    </w:p>
+    <w:p>
+      <w:pPr>
+        <w:rPr>
+          <w:rFonts w:ascii="Times New Roman" w:hAnsi="Times New Roman" w:cs="Times New Roman"/>
+          <w:sz w:val="24"/>
+        </w:rPr>
+      </w:pPr>
+      <w:r>
+        <w:rPr>
+          <w:rFonts w:ascii="Times New Roman" w:hAnsi="Times New Roman" w:cs="Times New Roman"/>
+          <w:sz w:val="24"/>
+        </w:rPr>
+        <w:t>Az alkalmazás route-struktúrája már jól elkülöníti a nyilvános, védett és admin nézeteket.</w:t>
       </w:r>
     </w:p>
     <w:p>
       <w:pPr>
         <w:pStyle w:val="Listaszerbekezds"/>
-      </w:pPr>
-      <w:r>
-        <w:t>- Nyilvános útvonalak: kezdőlap, autólista, autó részletek, regisztráció, bejelentkezés.</w:t>
+        <w:rPr>
+          <w:rFonts w:ascii="Times New Roman" w:hAnsi="Times New Roman" w:cs="Times New Roman"/>
+          <w:sz w:val="24"/>
+        </w:rPr>
+      </w:pPr>
+      <w:r>
+        <w:rPr>
+          <w:rFonts w:ascii="Times New Roman" w:hAnsi="Times New Roman" w:cs="Times New Roman"/>
+          <w:sz w:val="24"/>
+        </w:rPr>
+        <w:t>`/`: kezdőlap kiemelt autókkal és bemutatkozó tartalommal.</w:t>
       </w:r>
     </w:p>
     <w:p>
       <w:pPr>
         <w:pStyle w:val="Listaszerbekezds"/>
-      </w:pPr>
-      <w:r>
-        <w:t>- Bejelentkezés után elérhető funkciók: profil, profil szerkesztés, érdeklődött autók, üzenetek és chat.</w:t>
+        <w:rPr>
+          <w:rFonts w:ascii="Times New Roman" w:hAnsi="Times New Roman" w:cs="Times New Roman"/>
+          <w:sz w:val="24"/>
+        </w:rPr>
+      </w:pPr>
+      <w:r>
+        <w:rPr>
+          <w:rFonts w:ascii="Times New Roman" w:hAnsi="Times New Roman" w:cs="Times New Roman"/>
+          <w:sz w:val="24"/>
+        </w:rPr>
+        <w:t>`/autok`: kereshető és szűrhető autólista, oldalsó szűrőpanellel.</w:t>
       </w:r>
     </w:p>
     <w:p>
       <w:pPr>
         <w:pStyle w:val="Listaszerbekezds"/>
-      </w:pPr>
-      <w:r>
-        <w:t>- Admin felületen elérhető modulok: dashboard, autókezelés, új autó felvitele, segédadatok bővítése, nyomtatványok, üzenetek.</w:t>
+        <w:rPr>
+          <w:rFonts w:ascii="Times New Roman" w:hAnsi="Times New Roman" w:cs="Times New Roman"/>
+          <w:sz w:val="24"/>
+        </w:rPr>
+      </w:pPr>
+      <w:r>
+        <w:rPr>
+          <w:rFonts w:ascii="Times New Roman" w:hAnsi="Times New Roman" w:cs="Times New Roman"/>
+          <w:sz w:val="24"/>
+        </w:rPr>
+        <w:t>`/auto/:</w:t>
+      </w:r>
+      <w:proofErr w:type="spellStart"/>
+      <w:r>
+        <w:rPr>
+          <w:rFonts w:ascii="Times New Roman" w:hAnsi="Times New Roman" w:cs="Times New Roman"/>
+          <w:sz w:val="24"/>
+        </w:rPr>
+        <w:t>autoId</w:t>
+      </w:r>
+      <w:proofErr w:type="spellEnd"/>
+      <w:r>
+        <w:rPr>
+          <w:rFonts w:ascii="Times New Roman" w:hAnsi="Times New Roman" w:cs="Times New Roman"/>
+          <w:sz w:val="24"/>
+        </w:rPr>
+        <w:t>`: autó részletes adatlapja ajánlott autókkal és képgalériával.</w:t>
+      </w:r>
+    </w:p>
+    <w:p>
+      <w:pPr>
+        <w:pStyle w:val="Listaszerbekezds"/>
+        <w:rPr>
+          <w:rFonts w:ascii="Times New Roman" w:hAnsi="Times New Roman" w:cs="Times New Roman"/>
+          <w:sz w:val="24"/>
+        </w:rPr>
+      </w:pPr>
+      <w:r>
+        <w:rPr>
+          <w:rFonts w:ascii="Times New Roman" w:hAnsi="Times New Roman" w:cs="Times New Roman"/>
+          <w:sz w:val="24"/>
+        </w:rPr>
+        <w:t>`/</w:t>
+      </w:r>
+      <w:proofErr w:type="spellStart"/>
+      <w:r>
+        <w:rPr>
+          <w:rFonts w:ascii="Times New Roman" w:hAnsi="Times New Roman" w:cs="Times New Roman"/>
+          <w:sz w:val="24"/>
+        </w:rPr>
+        <w:t>regisztracio</w:t>
+      </w:r>
+      <w:proofErr w:type="spellEnd"/>
+      <w:r>
+        <w:rPr>
+          <w:rFonts w:ascii="Times New Roman" w:hAnsi="Times New Roman" w:cs="Times New Roman"/>
+          <w:sz w:val="24"/>
+        </w:rPr>
+        <w:t>`, `/</w:t>
+      </w:r>
+      <w:proofErr w:type="spellStart"/>
+      <w:r>
+        <w:rPr>
+          <w:rFonts w:ascii="Times New Roman" w:hAnsi="Times New Roman" w:cs="Times New Roman"/>
+          <w:sz w:val="24"/>
+        </w:rPr>
+        <w:t>bejelentkez</w:t>
+      </w:r>
+      <w:proofErr w:type="spellEnd"/>
+      <w:r>
+        <w:rPr>
+          <w:rFonts w:ascii="Times New Roman" w:hAnsi="Times New Roman" w:cs="Times New Roman"/>
+          <w:sz w:val="24"/>
+        </w:rPr>
+        <w:t>`: hitelesítési oldalak.</w:t>
+      </w:r>
+    </w:p>
+    <w:p>
+      <w:pPr>
+        <w:pStyle w:val="Listaszerbekezds"/>
+        <w:rPr>
+          <w:rFonts w:ascii="Times New Roman" w:hAnsi="Times New Roman" w:cs="Times New Roman"/>
+          <w:sz w:val="24"/>
+        </w:rPr>
+      </w:pPr>
+      <w:r>
+        <w:rPr>
+          <w:rFonts w:ascii="Times New Roman" w:hAnsi="Times New Roman" w:cs="Times New Roman"/>
+          <w:sz w:val="24"/>
+        </w:rPr>
+        <w:t>`/</w:t>
+      </w:r>
+      <w:proofErr w:type="spellStart"/>
+      <w:r>
+        <w:rPr>
+          <w:rFonts w:ascii="Times New Roman" w:hAnsi="Times New Roman" w:cs="Times New Roman"/>
+          <w:sz w:val="24"/>
+        </w:rPr>
+        <w:t>profile</w:t>
+      </w:r>
+      <w:proofErr w:type="spellEnd"/>
+      <w:r>
+        <w:rPr>
+          <w:rFonts w:ascii="Times New Roman" w:hAnsi="Times New Roman" w:cs="Times New Roman"/>
+          <w:sz w:val="24"/>
+        </w:rPr>
+        <w:t>`, `/profil/</w:t>
+      </w:r>
+      <w:proofErr w:type="spellStart"/>
+      <w:r>
+        <w:rPr>
+          <w:rFonts w:ascii="Times New Roman" w:hAnsi="Times New Roman" w:cs="Times New Roman"/>
+          <w:sz w:val="24"/>
+        </w:rPr>
+        <w:t>szerkesztes</w:t>
+      </w:r>
+      <w:proofErr w:type="spellEnd"/>
+      <w:r>
+        <w:rPr>
+          <w:rFonts w:ascii="Times New Roman" w:hAnsi="Times New Roman" w:cs="Times New Roman"/>
+          <w:sz w:val="24"/>
+        </w:rPr>
+        <w:t>`: védett profiloldalak.</w:t>
+      </w:r>
+    </w:p>
+    <w:p>
+      <w:pPr>
+        <w:pStyle w:val="Listaszerbekezds"/>
+        <w:rPr>
+          <w:rFonts w:ascii="Times New Roman" w:hAnsi="Times New Roman" w:cs="Times New Roman"/>
+          <w:sz w:val="24"/>
+        </w:rPr>
+      </w:pPr>
+      <w:r>
+        <w:rPr>
+          <w:rFonts w:ascii="Times New Roman" w:hAnsi="Times New Roman" w:cs="Times New Roman"/>
+          <w:sz w:val="24"/>
+        </w:rPr>
+        <w:t>`/uzenet/:</w:t>
+      </w:r>
+      <w:proofErr w:type="spellStart"/>
+      <w:r>
+        <w:rPr>
+          <w:rFonts w:ascii="Times New Roman" w:hAnsi="Times New Roman" w:cs="Times New Roman"/>
+          <w:sz w:val="24"/>
+        </w:rPr>
+        <w:t>autoId</w:t>
+      </w:r>
+      <w:proofErr w:type="spellEnd"/>
+      <w:r>
+        <w:rPr>
+          <w:rFonts w:ascii="Times New Roman" w:hAnsi="Times New Roman" w:cs="Times New Roman"/>
+          <w:sz w:val="24"/>
+        </w:rPr>
+        <w:t>`, `/uzenetek`, `/</w:t>
+      </w:r>
+      <w:proofErr w:type="spellStart"/>
+      <w:r>
+        <w:rPr>
+          <w:rFonts w:ascii="Times New Roman" w:hAnsi="Times New Roman" w:cs="Times New Roman"/>
+          <w:sz w:val="24"/>
+        </w:rPr>
+        <w:t>uzenetablak</w:t>
+      </w:r>
+      <w:proofErr w:type="spellEnd"/>
+      <w:r>
+        <w:rPr>
+          <w:rFonts w:ascii="Times New Roman" w:hAnsi="Times New Roman" w:cs="Times New Roman"/>
+          <w:sz w:val="24"/>
+        </w:rPr>
+        <w:t>`: felhasználói üzenetküldés és chat.</w:t>
       </w:r>
     </w:p>
     <w:p>
       <w:pPr>
         <w:pStyle w:val="Cmsor1"/>
+        <w:numPr>
+          <w:ilvl w:val="0"/>
+          <w:numId w:val="0"/>
+        </w:numPr>
+        <w:ind w:left="360"/>
+        <w:rPr>
+          <w:rFonts w:eastAsiaTheme="minorHAnsi" w:cs="Times New Roman"/>
+          <w:b w:val="0"/>
+          <w:color w:val="auto"/>
+          <w:sz w:val="24"/>
+          <w:szCs w:val="22"/>
+        </w:rPr>
+      </w:pPr>
+      <w:r>
+        <w:rPr>
+          <w:rFonts w:eastAsiaTheme="minorHAnsi" w:cs="Times New Roman"/>
+          <w:b w:val="0"/>
+          <w:color w:val="auto"/>
+          <w:sz w:val="24"/>
+          <w:szCs w:val="22"/>
+        </w:rPr>
+        <w:t>`/admin`, `/admin/autok`, `/admin/auto/:</w:t>
+      </w:r>
+      <w:proofErr w:type="spellStart"/>
+      <w:r>
+        <w:rPr>
+          <w:rFonts w:eastAsiaTheme="minorHAnsi" w:cs="Times New Roman"/>
+          <w:b w:val="0"/>
+          <w:color w:val="auto"/>
+          <w:sz w:val="24"/>
+          <w:szCs w:val="22"/>
+        </w:rPr>
+        <w:t>autoId</w:t>
+      </w:r>
+      <w:proofErr w:type="spellEnd"/>
+      <w:r>
+        <w:rPr>
+          <w:rFonts w:eastAsiaTheme="minorHAnsi" w:cs="Times New Roman"/>
+          <w:b w:val="0"/>
+          <w:color w:val="auto"/>
+          <w:sz w:val="24"/>
+          <w:szCs w:val="22"/>
+        </w:rPr>
+        <w:t>`, `/admin/</w:t>
+      </w:r>
+      <w:proofErr w:type="spellStart"/>
+      <w:r>
+        <w:rPr>
+          <w:rFonts w:eastAsiaTheme="minorHAnsi" w:cs="Times New Roman"/>
+          <w:b w:val="0"/>
+          <w:color w:val="auto"/>
+          <w:sz w:val="24"/>
+          <w:szCs w:val="22"/>
+        </w:rPr>
+        <w:t>ujauto</w:t>
+      </w:r>
+      <w:proofErr w:type="spellEnd"/>
+      <w:r>
+        <w:rPr>
+          <w:rFonts w:eastAsiaTheme="minorHAnsi" w:cs="Times New Roman"/>
+          <w:b w:val="0"/>
+          <w:color w:val="auto"/>
+          <w:sz w:val="24"/>
+          <w:szCs w:val="22"/>
+        </w:rPr>
+        <w:t>`, `/admin/</w:t>
+      </w:r>
+      <w:proofErr w:type="spellStart"/>
+      <w:r>
+        <w:rPr>
+          <w:rFonts w:eastAsiaTheme="minorHAnsi" w:cs="Times New Roman"/>
+          <w:b w:val="0"/>
+          <w:color w:val="auto"/>
+          <w:sz w:val="24"/>
+          <w:szCs w:val="22"/>
+        </w:rPr>
+        <w:t>egyeb</w:t>
+      </w:r>
+      <w:proofErr w:type="spellEnd"/>
+      <w:r>
+        <w:rPr>
+          <w:rFonts w:eastAsiaTheme="minorHAnsi" w:cs="Times New Roman"/>
+          <w:b w:val="0"/>
+          <w:color w:val="auto"/>
+          <w:sz w:val="24"/>
+          <w:szCs w:val="22"/>
+        </w:rPr>
+        <w:t>`, `/admin/</w:t>
+      </w:r>
+      <w:proofErr w:type="spellStart"/>
+      <w:r>
+        <w:rPr>
+          <w:rFonts w:eastAsiaTheme="minorHAnsi" w:cs="Times New Roman"/>
+          <w:b w:val="0"/>
+          <w:color w:val="auto"/>
+          <w:sz w:val="24"/>
+          <w:szCs w:val="22"/>
+        </w:rPr>
+        <w:t>nyomtatvanyok</w:t>
+      </w:r>
+      <w:proofErr w:type="spellEnd"/>
+      <w:r>
+        <w:rPr>
+          <w:rFonts w:eastAsiaTheme="minorHAnsi" w:cs="Times New Roman"/>
+          <w:b w:val="0"/>
+          <w:color w:val="auto"/>
+          <w:sz w:val="24"/>
+          <w:szCs w:val="22"/>
+        </w:rPr>
+        <w:t>`, `/admin/uzenetek`, `/admin/chatablak`: admin felülethez tartozó útvonalak.</w:t>
+      </w:r>
+    </w:p>
+    <w:p>
+      <w:pPr>
+        <w:pStyle w:val="Listaszerbekezds"/>
       </w:pPr>
     </w:p>
     <w:p>
@@ -3782,78 +3968,87 @@
         <w:pStyle w:val="Cmsor2"/>
       </w:pPr>
       <w:r>
-        <w:t>Technológiai környezet:</w:t>
+        <w:t>Működés:</w:t>
       </w:r>
     </w:p>
     <w:p>
       <w:pPr>
         <w:pStyle w:val="Cmsor1"/>
-      </w:pPr>
-    </w:p>
-    <w:p>
-      <w:r>
-        <w:t>A frontend fő technológiái a React, a Vite és az axios alapú API kommunikáció. A felület a Bootstrap és a saját CSS réteg kombinációjára épül, a részletesebb keresést és admin műveleteket pedig több kiegészítő könyvtár támogatja.</w:t>
-      </w:r>
-    </w:p>
-    <w:p>
-      <w:pPr>
-        <w:pStyle w:val="Listaszerbekezds"/>
-      </w:pPr>
-      <w:r>
-        <w:t>- React 19, React DOM 19.</w:t>
-      </w:r>
-    </w:p>
-    <w:p>
-      <w:pPr>
-        <w:pStyle w:val="Listaszerbekezds"/>
-      </w:pPr>
-      <w:r>
-        <w:t>- Vite fejlesztői szerver és build rendszer.</w:t>
-      </w:r>
-    </w:p>
-    <w:p>
-      <w:pPr>
-        <w:pStyle w:val="Listaszerbekezds"/>
-      </w:pPr>
-      <w:r>
-        <w:t>- React Router DOM 7 az útvonalkezeléshez.</w:t>
-      </w:r>
-    </w:p>
-    <w:p>
-      <w:pPr>
-        <w:pStyle w:val="Listaszerbekezds"/>
-      </w:pPr>
-      <w:r>
-        <w:t>- Axios a backend hívásokhoz.</w:t>
-      </w:r>
-    </w:p>
-    <w:p>
-      <w:pPr>
-        <w:pStyle w:val="Listaszerbekezds"/>
-      </w:pPr>
-      <w:r>
-        <w:t>- Bootstrap, react-bootstrap, bootstrap-icons és react-icons a felülethez.</w:t>
-      </w:r>
-    </w:p>
-    <w:p>
-      <w:pPr>
-        <w:pStyle w:val="Listaszerbekezds"/>
-      </w:pPr>
-      <w:r>
-        <w:t>- rc-slider és react-bootstrap-typeahead az összetettebb szűrési elemekhez.</w:t>
-      </w:r>
-    </w:p>
-    <w:p>
-      <w:pPr>
-        <w:pStyle w:val="Listaszerbekezds"/>
-      </w:pPr>
-      <w:r>
-        <w:t>- jsPDF és jspdf-autotable a számla PDF generálásához.</w:t>
+        <w:numPr>
+          <w:ilvl w:val="0"/>
+          <w:numId w:val="0"/>
+        </w:numPr>
+        <w:ind w:left="360" w:hanging="360"/>
+      </w:pPr>
+    </w:p>
+    <w:p>
+      <w:r>
+        <w:rPr>
+          <w:rFonts w:ascii="Times New Roman" w:hAnsi="Times New Roman" w:cs="Times New Roman"/>
+          <w:sz w:val="24"/>
+        </w:rPr>
+        <w:t>Az `App.jsx` a `belepett`, `isAdmin`, `accessToken`, `szuroNyitva` és `</w:t>
+      </w:r>
+      <w:proofErr w:type="spellStart"/>
+      <w:r>
+        <w:rPr>
+          <w:rFonts w:ascii="Times New Roman" w:hAnsi="Times New Roman" w:cs="Times New Roman"/>
+          <w:sz w:val="24"/>
+        </w:rPr>
+        <w:t>szur</w:t>
+      </w:r>
+      <w:proofErr w:type="spellEnd"/>
+      <w:r>
+        <w:rPr>
+          <w:rFonts w:ascii="Times New Roman" w:hAnsi="Times New Roman" w:cs="Times New Roman"/>
+          <w:sz w:val="24"/>
+        </w:rPr>
+        <w:t>` állapotokkal dolgozik. A szűrőpanel nyitása, a görgetéshez igazodó megjelenés és a route-védelem már nem csak egyszerű állapotváltás, hanem összehangolt kliensoldali működés. A `</w:t>
+      </w:r>
+      <w:proofErr w:type="spellStart"/>
+      <w:r>
+        <w:rPr>
+          <w:rFonts w:ascii="Times New Roman" w:hAnsi="Times New Roman" w:cs="Times New Roman"/>
+          <w:sz w:val="24"/>
+        </w:rPr>
+        <w:t>VedettVonal</w:t>
+      </w:r>
+      <w:proofErr w:type="spellEnd"/>
+      <w:r>
+        <w:rPr>
+          <w:rFonts w:ascii="Times New Roman" w:hAnsi="Times New Roman" w:cs="Times New Roman"/>
+          <w:sz w:val="24"/>
+        </w:rPr>
+        <w:t>` és az `</w:t>
+      </w:r>
+      <w:proofErr w:type="spellStart"/>
+      <w:r>
+        <w:rPr>
+          <w:rFonts w:ascii="Times New Roman" w:hAnsi="Times New Roman" w:cs="Times New Roman"/>
+          <w:sz w:val="24"/>
+        </w:rPr>
+        <w:t>AdminVonal</w:t>
+      </w:r>
+      <w:proofErr w:type="spellEnd"/>
+      <w:r>
+        <w:rPr>
+          <w:rFonts w:ascii="Times New Roman" w:hAnsi="Times New Roman" w:cs="Times New Roman"/>
+          <w:sz w:val="24"/>
+        </w:rPr>
+        <w:t>` komponensek gondoskodnak arról, hogy a megfelelő nézetek csak a megfelelő felhasználói állapotban legyenek elérhetők</w:t>
+      </w:r>
+      <w:r>
+        <w:t>.</w:t>
       </w:r>
     </w:p>
     <w:p>
       <w:pPr>
         <w:pStyle w:val="Cmsor1"/>
+        <w:numPr>
+          <w:ilvl w:val="0"/>
+          <w:numId w:val="0"/>
+        </w:numPr>
+        <w:ind w:left="360" w:hanging="360"/>
       </w:pPr>
     </w:p>
     <w:p>
@@ -3861,70 +4056,57 @@
         <w:pStyle w:val="Cmsor2"/>
       </w:pPr>
       <w:r>
-        <w:t>Projekt struktúra:</w:t>
+        <w:t>Megjelenés és felhasználói élmény:</w:t>
       </w:r>
     </w:p>
     <w:p>
       <w:pPr>
         <w:pStyle w:val="Cmsor1"/>
-      </w:pPr>
-    </w:p>
-    <w:p>
-      <w:r>
-        <w:t>A frontend kód a `src` mappában koncentrálódik, azon belül külön almappák választják szét a felhasználói, admin és profilkezelési komponenseket.</w:t>
-      </w:r>
-    </w:p>
-    <w:p>
-      <w:pPr>
-        <w:pStyle w:val="Listaszerbekezds"/>
-      </w:pPr>
-      <w:r>
-        <w:t>- `App.jsx`: központi router, globális állapotok, menü és lábléc.</w:t>
-      </w:r>
-    </w:p>
-    <w:p>
-      <w:pPr>
-        <w:pStyle w:val="Listaszerbekezds"/>
-      </w:pPr>
-      <w:r>
-        <w:t>- `http-common.js`: axios példány, alapértelmezett backend cím és cookie támogatás.</w:t>
-      </w:r>
-    </w:p>
-    <w:p>
-      <w:pPr>
-        <w:pStyle w:val="Listaszerbekezds"/>
-      </w:pPr>
-      <w:r>
-        <w:t>- `components/felhasznaloi`: kezdőlap, autólista, részletek, menü, szűrés, lábléc.</w:t>
-      </w:r>
-    </w:p>
-    <w:p>
-      <w:pPr>
-        <w:pStyle w:val="Listaszerbekezds"/>
-      </w:pPr>
-      <w:r>
-        <w:t>- `components/profil`: bejelentkezés, regisztráció, profil és profil szerkesztés.</w:t>
-      </w:r>
-    </w:p>
-    <w:p>
-      <w:pPr>
-        <w:pStyle w:val="Listaszerbekezds"/>
-      </w:pPr>
-      <w:r>
-        <w:t>- `components/chatablak`: üzenetküldés, beszélgetéslista, chatablak.</w:t>
-      </w:r>
-    </w:p>
-    <w:p>
-      <w:pPr>
-        <w:pStyle w:val="Listaszerbekezds"/>
-      </w:pPr>
-      <w:r>
-        <w:t>- `components/admin`: admin dashboard, autókezelés, új autó, nyomtatványok, üzenetek, egyéb módosítások.</w:t>
+        <w:numPr>
+          <w:ilvl w:val="0"/>
+          <w:numId w:val="0"/>
+        </w:numPr>
+      </w:pPr>
+    </w:p>
+    <w:p>
+      <w:pPr>
+        <w:rPr>
+          <w:rFonts w:ascii="Times New Roman" w:hAnsi="Times New Roman" w:cs="Times New Roman"/>
+          <w:sz w:val="24"/>
+        </w:rPr>
+      </w:pPr>
+      <w:r>
+        <w:rPr>
+          <w:rFonts w:ascii="Times New Roman" w:hAnsi="Times New Roman" w:cs="Times New Roman"/>
+          <w:sz w:val="24"/>
+        </w:rPr>
+        <w:t xml:space="preserve">A felület a Bootstrap alapokra épül, de a saját CSS réteggel és a `premium-theme.css` használatával jóval karakteresebb, egységesebb megjelenést kapott. A </w:t>
+      </w:r>
+      <w:proofErr w:type="spellStart"/>
+      <w:r>
+        <w:rPr>
+          <w:rFonts w:ascii="Times New Roman" w:hAnsi="Times New Roman" w:cs="Times New Roman"/>
+          <w:sz w:val="24"/>
+        </w:rPr>
+        <w:t>hero</w:t>
+      </w:r>
+      <w:proofErr w:type="spellEnd"/>
+      <w:r>
+        <w:rPr>
+          <w:rFonts w:ascii="Times New Roman" w:hAnsi="Times New Roman" w:cs="Times New Roman"/>
+          <w:sz w:val="24"/>
+        </w:rPr>
+        <w:t xml:space="preserve"> szekció, az autókártyák, az admin nézet külön navigációja és a csúszó szűrőpanel együtt egy rendezettebb, modernebb felhasználói élményt adnak, mint egy egyszerű sablonos felépítés.</w:t>
       </w:r>
     </w:p>
     <w:p>
       <w:pPr>
         <w:pStyle w:val="Cmsor1"/>
+        <w:numPr>
+          <w:ilvl w:val="0"/>
+          <w:numId w:val="0"/>
+        </w:numPr>
+        <w:ind w:left="360" w:hanging="360"/>
       </w:pPr>
     </w:p>
     <w:p>
@@ -3932,188 +4114,72 @@
         <w:pStyle w:val="Cmsor2"/>
       </w:pPr>
       <w:r>
-        <w:t>Oldalak és útvonalak:</w:t>
+        <w:t xml:space="preserve">Jelenlegi állapot és </w:t>
+      </w:r>
+      <w:proofErr w:type="spellStart"/>
+      <w:r>
+        <w:t>továbblépés</w:t>
+      </w:r>
+      <w:proofErr w:type="spellEnd"/>
+      <w:r>
+        <w:t>:</w:t>
       </w:r>
     </w:p>
     <w:p>
       <w:pPr>
         <w:pStyle w:val="Cmsor1"/>
-      </w:pPr>
-    </w:p>
-    <w:p>
-      <w:r>
-        <w:t>Az alkalmazás route-struktúrája a jelenlegi kódban már jól elkülöníti a nyilvános, a védett és az admin nézeteket.</w:t>
-      </w:r>
-    </w:p>
-    <w:p>
-      <w:pPr>
-        <w:pStyle w:val="Listaszerbekezds"/>
-      </w:pPr>
-      <w:r>
-        <w:t>- `/`: kezdőlap, kiemelt autókkal és bemutatkozó tartalommal.</w:t>
-      </w:r>
-    </w:p>
-    <w:p>
-      <w:pPr>
-        <w:pStyle w:val="Listaszerbekezds"/>
-      </w:pPr>
-      <w:r>
-        <w:t>- `/autok`: szűrhető és kereshető autólista, oldalsó szűrőpanellel.</w:t>
-      </w:r>
-    </w:p>
-    <w:p>
-      <w:pPr>
-        <w:pStyle w:val="Listaszerbekezds"/>
-      </w:pPr>
-      <w:r>
-        <w:t>- `/auto/:autoId`: autó részletes adatlapja ajánlott autókkal és képgalériával.</w:t>
-      </w:r>
-    </w:p>
-    <w:p>
-      <w:pPr>
-        <w:pStyle w:val="Listaszerbekezds"/>
-      </w:pPr>
-      <w:r>
-        <w:t>- `/regisztracio`, `/bejelentkez`: hitelesítési oldalak.</w:t>
-      </w:r>
-    </w:p>
-    <w:p>
-      <w:pPr>
-        <w:pStyle w:val="Listaszerbekezds"/>
-      </w:pPr>
-      <w:r>
-        <w:t>- `/profile`, `/profil/szerkesztes`: védett profilnézetek.</w:t>
-      </w:r>
-    </w:p>
-    <w:p>
-      <w:pPr>
-        <w:pStyle w:val="Listaszerbekezds"/>
-      </w:pPr>
-      <w:r>
-        <w:t>- `/uzenet/:autoId`, `/uzenetek`, `/uzenetablak`: felhasználói üzenetküldés és chat.</w:t>
-      </w:r>
-    </w:p>
-    <w:p>
-      <w:pPr>
-        <w:pStyle w:val="Listaszerbekezds"/>
-      </w:pPr>
-      <w:r>
-        <w:t>- `/admin`, `/admin/autok`, `/admin/auto/:autoId`, `/admin/ujauto`, `/admin/egyeb`, `/admin/nyomtatvanyok`, `/admin/uzenetek`, `/admin/chatablak`: admin felülethez tartozó route-ok.</w:t>
-      </w:r>
-    </w:p>
-    <w:p>
-      <w:pPr>
-        <w:pStyle w:val="Cmsor1"/>
-      </w:pPr>
-    </w:p>
-    <w:p>
-      <w:pPr>
-        <w:pStyle w:val="Cmsor2"/>
-      </w:pPr>
-      <w:r>
-        <w:t>Működés és állapotkezelés:</w:t>
-      </w:r>
-    </w:p>
-    <w:p>
-      <w:pPr>
-        <w:pStyle w:val="Cmsor1"/>
-      </w:pPr>
-    </w:p>
-    <w:p>
-      <w:r>
-        <w:t>Az `App.jsx` kezeli a legfontosabb globális állapotokat: `belepett`, `isAdmin`, `accessToken`, `szuroNyitva` és `szur`. A szűrőpanel nyitása és a scrollhoz kapcsolódó vizuális viselkedés már nem csak egyszerű `useState` alapú, hanem `useRef` és `useCallback` segítségével összehangolt viewport-kezelést is használ. A védett oldalakhoz külön `VedettVonal` és `AdminVonal` komponensek tartoznak.</w:t>
-      </w:r>
-    </w:p>
-    <w:p>
-      <w:pPr>
-        <w:pStyle w:val="Cmsor1"/>
-      </w:pPr>
-    </w:p>
-    <w:p>
-      <w:pPr>
-        <w:pStyle w:val="Cmsor2"/>
-      </w:pPr>
-      <w:r>
-        <w:t>API kommunikáció:</w:t>
-      </w:r>
-    </w:p>
-    <w:p>
-      <w:pPr>
-        <w:pStyle w:val="Cmsor1"/>
-      </w:pPr>
-    </w:p>
-    <w:p>
-      <w:r>
-        <w:t>A frontend a `http-common.js` fájlban létrehozott axios példányt használja, amely jelenleg a `http://localhost:80/` címet tekinti alapértelmezett backendnek és `withCredentials: true` beállítással dolgozik. A publikus és védett végpontok egyaránt a `/auto/...` útvonalak alatt érhetők el. A védett kérések a memóriában tárolt access tokent küldik az `Authorization` fejlécben, a frissítést pedig a backend refresh cookie mechanizmusa támogatja.</w:t>
-      </w:r>
-    </w:p>
-    <w:p>
-      <w:pPr>
-        <w:pStyle w:val="Cmsor1"/>
-      </w:pPr>
-    </w:p>
-    <w:p>
-      <w:pPr>
-        <w:pStyle w:val="Cmsor2"/>
-      </w:pPr>
-      <w:r>
-        <w:t>Stílus és felhasználói élmény:</w:t>
-      </w:r>
-    </w:p>
-    <w:p>
-      <w:pPr>
-        <w:pStyle w:val="Cmsor1"/>
-      </w:pPr>
-    </w:p>
-    <w:p>
-      <w:r>
-        <w:t>A felület vizuálisan már nem csak alap Bootstrap komponensekből áll. A `premium-theme.css`, az egyedi oldalstílusok, a kezdőlap hero szekciója, az autókártyák, valamint az autólista csúszó szűrőpanelje egy karakteresebb, reszponzívabb megjelenést adnak a projektnek. Az admin nézet külön navigációt használ, így az admin és felhasználói élmény egymástól jobban elkülönül.</w:t>
-      </w:r>
-    </w:p>
-    <w:p>
-      <w:pPr>
-        <w:pStyle w:val="Cmsor1"/>
-      </w:pPr>
-    </w:p>
-    <w:p>
-      <w:pPr>
-        <w:pStyle w:val="Cmsor2"/>
-      </w:pPr>
-      <w:r>
-        <w:t>Tesztelés és továbbfejlesztés:</w:t>
-      </w:r>
-    </w:p>
-    <w:p>
-      <w:pPr>
-        <w:pStyle w:val="Cmsor1"/>
-      </w:pPr>
-    </w:p>
-    <w:p>
-      <w:r>
-        <w:t>A projektben jelenleg nincs automatikus frontend tesztkészlet, ezért a működés főként manuális ellenőrzéssel követhető. A következő érdemi fejlesztési irányok közé tartozik a környezeti változó alapú API URL, az egységesebb kliensoldali validáció, a központosítottabb auth kezelés és az automatizált komponens- vagy integrációs tesztek bevezetése.</w:t>
-      </w:r>
-    </w:p>
-    <w:p>
-      <w:pPr>
-        <w:pStyle w:val="Cmsor1"/>
-      </w:pPr>
-    </w:p>
-    <w:p>
-      <w:pPr>
-        <w:pStyle w:val="Cmsor2"/>
-      </w:pPr>
-      <w:r>
-        <w:t>Lezárás:</w:t>
-      </w:r>
-    </w:p>
-    <w:p>
-      <w:pPr>
-        <w:pStyle w:val="Cmsor1"/>
-      </w:pPr>
-    </w:p>
-    <w:p>
-      <w:r>
-        <w:t>A jelenlegi frontend egy komplett, több szerepkört kiszolgáló webalkalmazás: ugyanabban a kódbázisban fér meg a nyilvános böngészés, a felhasználói profilkezelés, az üzenetküldés és az adminisztráció. Ez már jóval összetettebb állapot, mint a korábbi, általános leírásokban szereplő egyszerű autókereskedés-weboldal.</w:t>
+        <w:numPr>
+          <w:ilvl w:val="0"/>
+          <w:numId w:val="0"/>
+        </w:numPr>
+        <w:ind w:left="360" w:hanging="360"/>
+      </w:pPr>
+    </w:p>
+    <w:p>
+      <w:pPr>
+        <w:rPr>
+          <w:rFonts w:ascii="Times New Roman" w:hAnsi="Times New Roman" w:cs="Times New Roman"/>
+          <w:sz w:val="24"/>
+        </w:rPr>
+      </w:pPr>
+      <w:r>
+        <w:rPr>
+          <w:rFonts w:ascii="Times New Roman" w:hAnsi="Times New Roman" w:cs="Times New Roman"/>
+          <w:sz w:val="24"/>
+        </w:rPr>
+        <w:t xml:space="preserve">A frontend már egy teljes, több szerepkört kiszolgáló webalkalmazás benyomását kelti. A </w:t>
+      </w:r>
+      <w:proofErr w:type="spellStart"/>
+      <w:r>
+        <w:rPr>
+          <w:rFonts w:ascii="Times New Roman" w:hAnsi="Times New Roman" w:cs="Times New Roman"/>
+          <w:sz w:val="24"/>
+        </w:rPr>
+        <w:t>továbblépés</w:t>
+      </w:r>
+      <w:proofErr w:type="spellEnd"/>
+      <w:r>
+        <w:rPr>
+          <w:rFonts w:ascii="Times New Roman" w:hAnsi="Times New Roman" w:cs="Times New Roman"/>
+          <w:sz w:val="24"/>
+        </w:rPr>
+        <w:t xml:space="preserve"> fő iránya a kliensoldali validáció egységesítése, a környezeti változó alapú API-konfiguráció, az automatizált frontend tesztek bevezetése és az </w:t>
+      </w:r>
+      <w:proofErr w:type="spellStart"/>
+      <w:r>
+        <w:rPr>
+          <w:rFonts w:ascii="Times New Roman" w:hAnsi="Times New Roman" w:cs="Times New Roman"/>
+          <w:sz w:val="24"/>
+        </w:rPr>
+        <w:t>auth</w:t>
+      </w:r>
+      <w:proofErr w:type="spellEnd"/>
+      <w:r>
+        <w:rPr>
+          <w:rFonts w:ascii="Times New Roman" w:hAnsi="Times New Roman" w:cs="Times New Roman"/>
+          <w:sz w:val="24"/>
+        </w:rPr>
+        <w:t xml:space="preserve"> logika további tisztítása lehet.</w:t>
       </w:r>
     </w:p>
     <w:p>
@@ -4141,7 +4207,7 @@
         <w:pStyle w:val="Cmsor2"/>
       </w:pPr>
       <w:r>
-        <w:t>1. Áttekintés</w:t>
+        <w:t>Áttekintés</w:t>
       </w:r>
     </w:p>
     <w:p>
@@ -4157,8 +4223,18 @@
       </w:pPr>
     </w:p>
     <w:p>
-      <w:r>
-        <w:t>A backend egy Express alapú REST API, amelyet a webes frontend és a mobil kliens is használ. A fő funkciók az autók listázása, szűrése, részletek lekérése, a bejelentkezés és regisztráció, a profilkezelés, az érdeklődések és üzenetek kezelése, az admin oldali autókarbantartás, a képfeltöltés, valamint a számla és rendelés mentése.</w:t>
+      <w:pPr>
+        <w:rPr>
+          <w:rFonts w:ascii="Times New Roman" w:hAnsi="Times New Roman" w:cs="Times New Roman"/>
+          <w:sz w:val="24"/>
+        </w:rPr>
+      </w:pPr>
+      <w:r>
+        <w:rPr>
+          <w:rFonts w:ascii="Times New Roman" w:hAnsi="Times New Roman" w:cs="Times New Roman"/>
+          <w:sz w:val="24"/>
+        </w:rPr>
+        <w:t>A backend egy Express alapú REST API, amely a webes frontend és a mobil kliens közös háttérrendszereként működik. Feladata az autók listázása és szűrése, a részletes adatok kiszolgálása, a bejelentkezés és regisztráció kezelése, a profilkezelés, az érdeklődések és üzenetek rögzítése, valamint az admin oldal autókezelési, képfeltöltési és számlázási műveleteinek támogatása.</w:t>
       </w:r>
     </w:p>
     <w:p>
@@ -4178,7 +4254,196 @@
         <w:pStyle w:val="Cmsor2"/>
       </w:pPr>
       <w:r>
-        <w:t>2. Fő komponensek</w:t>
+        <w:t>Felépítés</w:t>
+      </w:r>
+    </w:p>
+    <w:p>
+      <w:pPr>
+        <w:rPr>
+          <w:rFonts w:ascii="Times New Roman" w:hAnsi="Times New Roman" w:cs="Times New Roman"/>
+          <w:sz w:val="24"/>
+        </w:rPr>
+      </w:pPr>
+      <w:r>
+        <w:rPr>
+          <w:rFonts w:ascii="Times New Roman" w:hAnsi="Times New Roman" w:cs="Times New Roman"/>
+          <w:sz w:val="24"/>
+        </w:rPr>
+        <w:t xml:space="preserve">A kódbázis egyszerű, jól követhető MVC-szerű szerkezetet használ. Az útvonalak a kontrollerekhez irányítják a kéréseket, a kontrollerek dolgozzák fel az üzleti logikát, az adatbázis-elérést pedig a modellek végzik. Külön service réteg jelenleg nincs, ezért a szerkezet könnyen áttekinthető, ugyanakkor nagyobb bővítés esetén érdemes lehet később tovább </w:t>
+      </w:r>
+      <w:proofErr w:type="spellStart"/>
+      <w:r>
+        <w:rPr>
+          <w:rFonts w:ascii="Times New Roman" w:hAnsi="Times New Roman" w:cs="Times New Roman"/>
+          <w:sz w:val="24"/>
+        </w:rPr>
+        <w:t>rétegezni</w:t>
+      </w:r>
+      <w:proofErr w:type="spellEnd"/>
+      <w:r>
+        <w:rPr>
+          <w:rFonts w:ascii="Times New Roman" w:hAnsi="Times New Roman" w:cs="Times New Roman"/>
+          <w:sz w:val="24"/>
+        </w:rPr>
+        <w:t>.</w:t>
+      </w:r>
+    </w:p>
+    <w:p>
+      <w:pPr>
+        <w:pStyle w:val="Listaszerbekezds"/>
+        <w:rPr>
+          <w:rFonts w:ascii="Times New Roman" w:hAnsi="Times New Roman" w:cs="Times New Roman"/>
+          <w:sz w:val="24"/>
+        </w:rPr>
+      </w:pPr>
+      <w:r>
+        <w:rPr>
+          <w:rFonts w:ascii="Times New Roman" w:hAnsi="Times New Roman" w:cs="Times New Roman"/>
+          <w:sz w:val="24"/>
+        </w:rPr>
+        <w:t>`app.js`: middleware-ek, CORS és statikus útvonalak bekötése.</w:t>
+      </w:r>
+    </w:p>
+    <w:p>
+      <w:pPr>
+        <w:pStyle w:val="Listaszerbekezds"/>
+        <w:rPr>
+          <w:rFonts w:ascii="Times New Roman" w:hAnsi="Times New Roman" w:cs="Times New Roman"/>
+          <w:sz w:val="24"/>
+        </w:rPr>
+      </w:pPr>
+      <w:r>
+        <w:rPr>
+          <w:rFonts w:ascii="Times New Roman" w:hAnsi="Times New Roman" w:cs="Times New Roman"/>
+          <w:sz w:val="24"/>
+        </w:rPr>
+        <w:t>`</w:t>
+      </w:r>
+      <w:proofErr w:type="spellStart"/>
+      <w:r>
+        <w:rPr>
+          <w:rFonts w:ascii="Times New Roman" w:hAnsi="Times New Roman" w:cs="Times New Roman"/>
+          <w:sz w:val="24"/>
+        </w:rPr>
+        <w:t>bin</w:t>
+      </w:r>
+      <w:proofErr w:type="spellEnd"/>
+      <w:r>
+        <w:rPr>
+          <w:rFonts w:ascii="Times New Roman" w:hAnsi="Times New Roman" w:cs="Times New Roman"/>
+          <w:sz w:val="24"/>
+        </w:rPr>
+        <w:t>/</w:t>
+      </w:r>
+      <w:proofErr w:type="spellStart"/>
+      <w:r>
+        <w:rPr>
+          <w:rFonts w:ascii="Times New Roman" w:hAnsi="Times New Roman" w:cs="Times New Roman"/>
+          <w:sz w:val="24"/>
+        </w:rPr>
+        <w:t>www</w:t>
+      </w:r>
+      <w:proofErr w:type="spellEnd"/>
+      <w:r>
+        <w:rPr>
+          <w:rFonts w:ascii="Times New Roman" w:hAnsi="Times New Roman" w:cs="Times New Roman"/>
+          <w:sz w:val="24"/>
+        </w:rPr>
+        <w:t>`: HTTP szerver indítása.</w:t>
+      </w:r>
+    </w:p>
+    <w:p>
+      <w:pPr>
+        <w:pStyle w:val="Listaszerbekezds"/>
+        <w:rPr>
+          <w:rFonts w:ascii="Times New Roman" w:hAnsi="Times New Roman" w:cs="Times New Roman"/>
+          <w:sz w:val="24"/>
+        </w:rPr>
+      </w:pPr>
+      <w:r>
+        <w:rPr>
+          <w:rFonts w:ascii="Times New Roman" w:hAnsi="Times New Roman" w:cs="Times New Roman"/>
+          <w:sz w:val="24"/>
+        </w:rPr>
+        <w:t>`routes/autoMod.js`: végpontok definíciója.</w:t>
+      </w:r>
+    </w:p>
+    <w:p>
+      <w:pPr>
+        <w:pStyle w:val="Listaszerbekezds"/>
+        <w:rPr>
+          <w:rFonts w:ascii="Times New Roman" w:hAnsi="Times New Roman" w:cs="Times New Roman"/>
+          <w:sz w:val="24"/>
+        </w:rPr>
+      </w:pPr>
+      <w:r>
+        <w:rPr>
+          <w:rFonts w:ascii="Times New Roman" w:hAnsi="Times New Roman" w:cs="Times New Roman"/>
+          <w:sz w:val="24"/>
+        </w:rPr>
+        <w:t xml:space="preserve">`controllers/autoControllerMod.js`: </w:t>
+      </w:r>
+      <w:proofErr w:type="spellStart"/>
+      <w:r>
+        <w:rPr>
+          <w:rFonts w:ascii="Times New Roman" w:hAnsi="Times New Roman" w:cs="Times New Roman"/>
+          <w:sz w:val="24"/>
+        </w:rPr>
+        <w:t>tokenkezelés</w:t>
+      </w:r>
+      <w:proofErr w:type="spellEnd"/>
+      <w:r>
+        <w:rPr>
+          <w:rFonts w:ascii="Times New Roman" w:hAnsi="Times New Roman" w:cs="Times New Roman"/>
+          <w:sz w:val="24"/>
+        </w:rPr>
+        <w:t>, kérésfeldolgozás, válaszlogika.</w:t>
+      </w:r>
+    </w:p>
+    <w:p>
+      <w:pPr>
+        <w:pStyle w:val="Listaszerbekezds"/>
+        <w:rPr>
+          <w:rFonts w:ascii="Times New Roman" w:hAnsi="Times New Roman" w:cs="Times New Roman"/>
+          <w:sz w:val="24"/>
+        </w:rPr>
+      </w:pPr>
+      <w:r>
+        <w:rPr>
+          <w:rFonts w:ascii="Times New Roman" w:hAnsi="Times New Roman" w:cs="Times New Roman"/>
+          <w:sz w:val="24"/>
+        </w:rPr>
+        <w:t>`models/autoModellMod.js`: SQL műveletek és adatbázis-elérés.</w:t>
+      </w:r>
+    </w:p>
+    <w:p>
+      <w:pPr>
+        <w:pStyle w:val="Listaszerbekezds"/>
+        <w:rPr>
+          <w:rFonts w:ascii="Times New Roman" w:hAnsi="Times New Roman" w:cs="Times New Roman"/>
+          <w:sz w:val="24"/>
+        </w:rPr>
+      </w:pPr>
+      <w:r>
+        <w:rPr>
+          <w:rFonts w:ascii="Times New Roman" w:hAnsi="Times New Roman" w:cs="Times New Roman"/>
+          <w:sz w:val="24"/>
+        </w:rPr>
+        <w:t>`middleware/authAuto.js`: JWT ellenőrzés.</w:t>
+      </w:r>
+    </w:p>
+    <w:p>
+      <w:pPr>
+        <w:pStyle w:val="Listaszerbekezds"/>
+      </w:pPr>
+    </w:p>
+    <w:p>
+      <w:pPr>
+        <w:pStyle w:val="Cmsor2"/>
+      </w:pPr>
+      <w:r>
+        <w:lastRenderedPageBreak/>
+        <w:t>Hitelesítés és jogosultságok</w:t>
       </w:r>
     </w:p>
     <w:p>
@@ -4194,56 +4459,98 @@
       </w:pPr>
     </w:p>
     <w:p>
-      <w:r>
-        <w:t>A jelenlegi kódbázis egy egyszerű, jól követhető MVC-szerű struktúrát használ külön service réteg nélkül.</w:t>
-      </w:r>
-    </w:p>
-    <w:p>
-      <w:pPr>
-        <w:pStyle w:val="Listaszerbekezds"/>
-      </w:pPr>
-      <w:r>
-        <w:t>- `app.js`: middleware-ek, CORS és statikus útvonalak bekötése.</w:t>
-      </w:r>
-    </w:p>
-    <w:p>
-      <w:pPr>
-        <w:pStyle w:val="Listaszerbekezds"/>
-      </w:pPr>
-      <w:r>
-        <w:t>- `bin/www`: HTTP szerver indítása.</w:t>
-      </w:r>
-    </w:p>
-    <w:p>
-      <w:pPr>
-        <w:pStyle w:val="Listaszerbekezds"/>
-      </w:pPr>
-      <w:r>
-        <w:t>- `routes/autoMod.js`: az összes végpont definíciója.</w:t>
-      </w:r>
-    </w:p>
-    <w:p>
-      <w:pPr>
-        <w:pStyle w:val="Listaszerbekezds"/>
-      </w:pPr>
-      <w:r>
-        <w:t>- `controllers/autoControllerMod.js`: tokenkezelés, kérésfeldolgozás, válaszlogika.</w:t>
-      </w:r>
-    </w:p>
-    <w:p>
-      <w:pPr>
-        <w:pStyle w:val="Listaszerbekezds"/>
-      </w:pPr>
-      <w:r>
-        <w:t>- `models/autoModellMod.js`: SQL műveletek és adatbázis-elérés.</w:t>
-      </w:r>
-    </w:p>
-    <w:p>
-      <w:pPr>
-        <w:pStyle w:val="Listaszerbekezds"/>
-      </w:pPr>
-      <w:r>
-        <w:t>- `middleware/authAuto.js`: JWT ellenőrzés.</w:t>
+      <w:pPr>
+        <w:rPr>
+          <w:rFonts w:ascii="Times New Roman" w:hAnsi="Times New Roman" w:cs="Times New Roman"/>
+          <w:sz w:val="24"/>
+        </w:rPr>
+      </w:pPr>
+      <w:r>
+        <w:rPr>
+          <w:rFonts w:ascii="Times New Roman" w:hAnsi="Times New Roman" w:cs="Times New Roman"/>
+          <w:sz w:val="24"/>
+        </w:rPr>
+        <w:t xml:space="preserve">A backend </w:t>
+      </w:r>
+      <w:proofErr w:type="spellStart"/>
+      <w:r>
+        <w:rPr>
+          <w:rFonts w:ascii="Times New Roman" w:hAnsi="Times New Roman" w:cs="Times New Roman"/>
+          <w:sz w:val="24"/>
+        </w:rPr>
+        <w:t>access</w:t>
+      </w:r>
+      <w:proofErr w:type="spellEnd"/>
+      <w:r>
+        <w:rPr>
+          <w:rFonts w:ascii="Times New Roman" w:hAnsi="Times New Roman" w:cs="Times New Roman"/>
+          <w:sz w:val="24"/>
+        </w:rPr>
+        <w:t xml:space="preserve"> és </w:t>
+      </w:r>
+      <w:proofErr w:type="spellStart"/>
+      <w:r>
+        <w:rPr>
+          <w:rFonts w:ascii="Times New Roman" w:hAnsi="Times New Roman" w:cs="Times New Roman"/>
+          <w:sz w:val="24"/>
+        </w:rPr>
+        <w:t>refresh</w:t>
+      </w:r>
+      <w:proofErr w:type="spellEnd"/>
+      <w:r>
+        <w:rPr>
+          <w:rFonts w:ascii="Times New Roman" w:hAnsi="Times New Roman" w:cs="Times New Roman"/>
+          <w:sz w:val="24"/>
+        </w:rPr>
+        <w:t xml:space="preserve"> token párost használ. Az </w:t>
+      </w:r>
+      <w:proofErr w:type="spellStart"/>
+      <w:r>
+        <w:rPr>
+          <w:rFonts w:ascii="Times New Roman" w:hAnsi="Times New Roman" w:cs="Times New Roman"/>
+          <w:sz w:val="24"/>
+        </w:rPr>
+        <w:t>access</w:t>
+      </w:r>
+      <w:proofErr w:type="spellEnd"/>
+      <w:r>
+        <w:rPr>
+          <w:rFonts w:ascii="Times New Roman" w:hAnsi="Times New Roman" w:cs="Times New Roman"/>
+          <w:sz w:val="24"/>
+        </w:rPr>
+        <w:t xml:space="preserve"> token 15 percig érvényes, a </w:t>
+      </w:r>
+      <w:proofErr w:type="spellStart"/>
+      <w:r>
+        <w:rPr>
+          <w:rFonts w:ascii="Times New Roman" w:hAnsi="Times New Roman" w:cs="Times New Roman"/>
+          <w:sz w:val="24"/>
+        </w:rPr>
+        <w:t>refresh</w:t>
+      </w:r>
+      <w:proofErr w:type="spellEnd"/>
+      <w:r>
+        <w:rPr>
+          <w:rFonts w:ascii="Times New Roman" w:hAnsi="Times New Roman" w:cs="Times New Roman"/>
+          <w:sz w:val="24"/>
+        </w:rPr>
+        <w:t xml:space="preserve"> token 7 napig marad meg HTTP-</w:t>
+      </w:r>
+      <w:proofErr w:type="spellStart"/>
+      <w:r>
+        <w:rPr>
+          <w:rFonts w:ascii="Times New Roman" w:hAnsi="Times New Roman" w:cs="Times New Roman"/>
+          <w:sz w:val="24"/>
+        </w:rPr>
+        <w:t>only</w:t>
+      </w:r>
+      <w:proofErr w:type="spellEnd"/>
+      <w:r>
+        <w:rPr>
+          <w:rFonts w:ascii="Times New Roman" w:hAnsi="Times New Roman" w:cs="Times New Roman"/>
+          <w:sz w:val="24"/>
+        </w:rPr>
+        <w:t xml:space="preserve"> cookie-ban. Fontos jelenlegi sajátosság, hogy a middleware elsősorban a token érvényességét ellenőrzi, és a részletes admin szerepkör-ellenőrzés még nem minden admin jellegű végponton jelenik meg külön. Emiatt a kliensoldali admin route-védelem ma még fontosabb szerepet kap, mint egy teljesen lezárt szerveroldali jogosultsági modellben.</w:t>
       </w:r>
     </w:p>
     <w:p>
@@ -4263,7 +4570,7 @@
         <w:pStyle w:val="Cmsor2"/>
       </w:pPr>
       <w:r>
-        <w:t>3. Működés és adatáramlás</w:t>
+        <w:t>API-csoportok</w:t>
       </w:r>
     </w:p>
     <w:p>
@@ -4279,8 +4586,367 @@
       </w:pPr>
     </w:p>
     <w:p>
-      <w:r>
-        <w:t>A kliens kérései a `/auto` prefix alá érkeznek, majd a route réteg a megfelelő controller függvényre irányítja őket. A controller összeállítja a szűrési vagy üzleti logikát, szükség esetén ellenőrzi a JWT tokent, végül a modelleken keresztül hajt végre MySQL lekérdezéseket. Az autóképek külön, a `/img` statikus útvonalon érhetők el a `backend/public/img` mappából.</w:t>
+      <w:pPr>
+        <w:rPr>
+          <w:rFonts w:ascii="Times New Roman" w:hAnsi="Times New Roman" w:cs="Times New Roman"/>
+          <w:sz w:val="24"/>
+        </w:rPr>
+      </w:pPr>
+      <w:r>
+        <w:rPr>
+          <w:rFonts w:ascii="Times New Roman" w:hAnsi="Times New Roman" w:cs="Times New Roman"/>
+          <w:sz w:val="24"/>
+        </w:rPr>
+        <w:t>A végpontok jól elkülöníthetők funkció szerint.</w:t>
+      </w:r>
+    </w:p>
+    <w:p>
+      <w:pPr>
+        <w:pStyle w:val="Listaszerbekezds"/>
+        <w:rPr>
+          <w:rFonts w:ascii="Times New Roman" w:hAnsi="Times New Roman" w:cs="Times New Roman"/>
+          <w:sz w:val="24"/>
+        </w:rPr>
+      </w:pPr>
+      <w:r>
+        <w:rPr>
+          <w:rFonts w:ascii="Times New Roman" w:hAnsi="Times New Roman" w:cs="Times New Roman"/>
+          <w:sz w:val="24"/>
+        </w:rPr>
+        <w:t>Nyilvános autós végpontok: `minden`, `egy/:id`, `szuro`, `marka`, `szin`, `uzemanyag`, `valtok`, `</w:t>
+      </w:r>
+      <w:proofErr w:type="spellStart"/>
+      <w:r>
+        <w:rPr>
+          <w:rFonts w:ascii="Times New Roman" w:hAnsi="Times New Roman" w:cs="Times New Roman"/>
+          <w:sz w:val="24"/>
+        </w:rPr>
+        <w:t>ajtok</w:t>
+      </w:r>
+      <w:proofErr w:type="spellEnd"/>
+      <w:r>
+        <w:rPr>
+          <w:rFonts w:ascii="Times New Roman" w:hAnsi="Times New Roman" w:cs="Times New Roman"/>
+          <w:sz w:val="24"/>
+        </w:rPr>
+        <w:t>`, `szemelyek`, `</w:t>
+      </w:r>
+      <w:proofErr w:type="spellStart"/>
+      <w:r>
+        <w:rPr>
+          <w:rFonts w:ascii="Times New Roman" w:hAnsi="Times New Roman" w:cs="Times New Roman"/>
+          <w:sz w:val="24"/>
+        </w:rPr>
+        <w:t>count</w:t>
+      </w:r>
+      <w:proofErr w:type="spellEnd"/>
+      <w:r>
+        <w:rPr>
+          <w:rFonts w:ascii="Times New Roman" w:hAnsi="Times New Roman" w:cs="Times New Roman"/>
+          <w:sz w:val="24"/>
+        </w:rPr>
+        <w:t>`, `ajanlott/:marka`, `random`.</w:t>
+      </w:r>
+    </w:p>
+    <w:p>
+      <w:pPr>
+        <w:pStyle w:val="Listaszerbekezds"/>
+        <w:rPr>
+          <w:rFonts w:ascii="Times New Roman" w:hAnsi="Times New Roman" w:cs="Times New Roman"/>
+          <w:sz w:val="24"/>
+        </w:rPr>
+      </w:pPr>
+      <w:r>
+        <w:rPr>
+          <w:rFonts w:ascii="Times New Roman" w:hAnsi="Times New Roman" w:cs="Times New Roman"/>
+          <w:sz w:val="24"/>
+        </w:rPr>
+        <w:t>Hitelesítési végpontok: `login`, `</w:t>
+      </w:r>
+      <w:proofErr w:type="spellStart"/>
+      <w:r>
+        <w:rPr>
+          <w:rFonts w:ascii="Times New Roman" w:hAnsi="Times New Roman" w:cs="Times New Roman"/>
+          <w:sz w:val="24"/>
+        </w:rPr>
+        <w:t>regisztracio</w:t>
+      </w:r>
+      <w:proofErr w:type="spellEnd"/>
+      <w:r>
+        <w:rPr>
+          <w:rFonts w:ascii="Times New Roman" w:hAnsi="Times New Roman" w:cs="Times New Roman"/>
+          <w:sz w:val="24"/>
+        </w:rPr>
+        <w:t>`, `</w:t>
+      </w:r>
+      <w:proofErr w:type="spellStart"/>
+      <w:r>
+        <w:rPr>
+          <w:rFonts w:ascii="Times New Roman" w:hAnsi="Times New Roman" w:cs="Times New Roman"/>
+          <w:sz w:val="24"/>
+        </w:rPr>
+        <w:t>refresh</w:t>
+      </w:r>
+      <w:proofErr w:type="spellEnd"/>
+      <w:r>
+        <w:rPr>
+          <w:rFonts w:ascii="Times New Roman" w:hAnsi="Times New Roman" w:cs="Times New Roman"/>
+          <w:sz w:val="24"/>
+        </w:rPr>
+        <w:t>`, `logout`.</w:t>
+      </w:r>
+    </w:p>
+    <w:p>
+      <w:pPr>
+        <w:pStyle w:val="Listaszerbekezds"/>
+        <w:rPr>
+          <w:rFonts w:ascii="Times New Roman" w:hAnsi="Times New Roman" w:cs="Times New Roman"/>
+          <w:sz w:val="24"/>
+        </w:rPr>
+      </w:pPr>
+      <w:r>
+        <w:rPr>
+          <w:rFonts w:ascii="Times New Roman" w:hAnsi="Times New Roman" w:cs="Times New Roman"/>
+          <w:sz w:val="24"/>
+        </w:rPr>
+        <w:t>Felhasználói végpontok: `profil`, `</w:t>
+      </w:r>
+      <w:proofErr w:type="spellStart"/>
+      <w:r>
+        <w:rPr>
+          <w:rFonts w:ascii="Times New Roman" w:hAnsi="Times New Roman" w:cs="Times New Roman"/>
+          <w:sz w:val="24"/>
+        </w:rPr>
+        <w:t>profilmodosit</w:t>
+      </w:r>
+      <w:proofErr w:type="spellEnd"/>
+      <w:r>
+        <w:rPr>
+          <w:rFonts w:ascii="Times New Roman" w:hAnsi="Times New Roman" w:cs="Times New Roman"/>
+          <w:sz w:val="24"/>
+        </w:rPr>
+        <w:t>`, `</w:t>
+      </w:r>
+      <w:proofErr w:type="spellStart"/>
+      <w:r>
+        <w:rPr>
+          <w:rFonts w:ascii="Times New Roman" w:hAnsi="Times New Roman" w:cs="Times New Roman"/>
+          <w:sz w:val="24"/>
+        </w:rPr>
+        <w:t>jelszomodositas</w:t>
+      </w:r>
+      <w:proofErr w:type="spellEnd"/>
+      <w:r>
+        <w:rPr>
+          <w:rFonts w:ascii="Times New Roman" w:hAnsi="Times New Roman" w:cs="Times New Roman"/>
+          <w:sz w:val="24"/>
+        </w:rPr>
+        <w:t>`, `</w:t>
+      </w:r>
+      <w:proofErr w:type="spellStart"/>
+      <w:r>
+        <w:rPr>
+          <w:rFonts w:ascii="Times New Roman" w:hAnsi="Times New Roman" w:cs="Times New Roman"/>
+          <w:sz w:val="24"/>
+        </w:rPr>
+        <w:t>erdekel</w:t>
+      </w:r>
+      <w:proofErr w:type="spellEnd"/>
+      <w:r>
+        <w:rPr>
+          <w:rFonts w:ascii="Times New Roman" w:hAnsi="Times New Roman" w:cs="Times New Roman"/>
+          <w:sz w:val="24"/>
+        </w:rPr>
+        <w:t>`, `</w:t>
+      </w:r>
+      <w:proofErr w:type="spellStart"/>
+      <w:r>
+        <w:rPr>
+          <w:rFonts w:ascii="Times New Roman" w:hAnsi="Times New Roman" w:cs="Times New Roman"/>
+          <w:sz w:val="24"/>
+        </w:rPr>
+        <w:t>erdekeltek</w:t>
+      </w:r>
+      <w:proofErr w:type="spellEnd"/>
+      <w:r>
+        <w:rPr>
+          <w:rFonts w:ascii="Times New Roman" w:hAnsi="Times New Roman" w:cs="Times New Roman"/>
+          <w:sz w:val="24"/>
+        </w:rPr>
+        <w:t>`, `uzenet`, `uzenetek`, `chatablak`, `</w:t>
+      </w:r>
+      <w:proofErr w:type="spellStart"/>
+      <w:r>
+        <w:rPr>
+          <w:rFonts w:ascii="Times New Roman" w:hAnsi="Times New Roman" w:cs="Times New Roman"/>
+          <w:sz w:val="24"/>
+        </w:rPr>
+        <w:t>felhasznalo</w:t>
+      </w:r>
+      <w:proofErr w:type="spellEnd"/>
+      <w:r>
+        <w:rPr>
+          <w:rFonts w:ascii="Times New Roman" w:hAnsi="Times New Roman" w:cs="Times New Roman"/>
+          <w:sz w:val="24"/>
+        </w:rPr>
+        <w:t>/chatablak`.</w:t>
+      </w:r>
+    </w:p>
+    <w:p>
+      <w:pPr>
+        <w:pStyle w:val="Listaszerbekezds"/>
+        <w:rPr>
+          <w:rFonts w:ascii="Times New Roman" w:hAnsi="Times New Roman" w:cs="Times New Roman"/>
+          <w:sz w:val="24"/>
+        </w:rPr>
+      </w:pPr>
+      <w:r>
+        <w:rPr>
+          <w:rFonts w:ascii="Times New Roman" w:hAnsi="Times New Roman" w:cs="Times New Roman"/>
+          <w:sz w:val="24"/>
+        </w:rPr>
+        <w:t>Admin felületről használt végpontok: `</w:t>
+      </w:r>
+      <w:proofErr w:type="spellStart"/>
+      <w:r>
+        <w:rPr>
+          <w:rFonts w:ascii="Times New Roman" w:hAnsi="Times New Roman" w:cs="Times New Roman"/>
+          <w:sz w:val="24"/>
+        </w:rPr>
+        <w:t>szerkesztes</w:t>
+      </w:r>
+      <w:proofErr w:type="spellEnd"/>
+      <w:r>
+        <w:rPr>
+          <w:rFonts w:ascii="Times New Roman" w:hAnsi="Times New Roman" w:cs="Times New Roman"/>
+          <w:sz w:val="24"/>
+        </w:rPr>
+        <w:t>/:id`, `</w:t>
+      </w:r>
+      <w:proofErr w:type="spellStart"/>
+      <w:r>
+        <w:rPr>
+          <w:rFonts w:ascii="Times New Roman" w:hAnsi="Times New Roman" w:cs="Times New Roman"/>
+          <w:sz w:val="24"/>
+        </w:rPr>
+        <w:t>ujauto</w:t>
+      </w:r>
+      <w:proofErr w:type="spellEnd"/>
+      <w:r>
+        <w:rPr>
+          <w:rFonts w:ascii="Times New Roman" w:hAnsi="Times New Roman" w:cs="Times New Roman"/>
+          <w:sz w:val="24"/>
+        </w:rPr>
+        <w:t>`, `szamla`, `</w:t>
+      </w:r>
+      <w:proofErr w:type="spellStart"/>
+      <w:r>
+        <w:rPr>
+          <w:rFonts w:ascii="Times New Roman" w:hAnsi="Times New Roman" w:cs="Times New Roman"/>
+          <w:sz w:val="24"/>
+        </w:rPr>
+        <w:t>addszin</w:t>
+      </w:r>
+      <w:proofErr w:type="spellEnd"/>
+      <w:r>
+        <w:rPr>
+          <w:rFonts w:ascii="Times New Roman" w:hAnsi="Times New Roman" w:cs="Times New Roman"/>
+          <w:sz w:val="24"/>
+        </w:rPr>
+        <w:t>`, `</w:t>
+      </w:r>
+      <w:proofErr w:type="spellStart"/>
+      <w:r>
+        <w:rPr>
+          <w:rFonts w:ascii="Times New Roman" w:hAnsi="Times New Roman" w:cs="Times New Roman"/>
+          <w:sz w:val="24"/>
+        </w:rPr>
+        <w:t>adduzemanyag</w:t>
+      </w:r>
+      <w:proofErr w:type="spellEnd"/>
+      <w:r>
+        <w:rPr>
+          <w:rFonts w:ascii="Times New Roman" w:hAnsi="Times New Roman" w:cs="Times New Roman"/>
+          <w:sz w:val="24"/>
+        </w:rPr>
+        <w:t>`, `</w:t>
+      </w:r>
+      <w:proofErr w:type="spellStart"/>
+      <w:r>
+        <w:rPr>
+          <w:rFonts w:ascii="Times New Roman" w:hAnsi="Times New Roman" w:cs="Times New Roman"/>
+          <w:sz w:val="24"/>
+        </w:rPr>
+        <w:t>addmodell</w:t>
+      </w:r>
+      <w:proofErr w:type="spellEnd"/>
+      <w:r>
+        <w:rPr>
+          <w:rFonts w:ascii="Times New Roman" w:hAnsi="Times New Roman" w:cs="Times New Roman"/>
+          <w:sz w:val="24"/>
+        </w:rPr>
+        <w:t>`, `</w:t>
+      </w:r>
+      <w:proofErr w:type="spellStart"/>
+      <w:r>
+        <w:rPr>
+          <w:rFonts w:ascii="Times New Roman" w:hAnsi="Times New Roman" w:cs="Times New Roman"/>
+          <w:sz w:val="24"/>
+        </w:rPr>
+        <w:t>addvalto</w:t>
+      </w:r>
+      <w:proofErr w:type="spellEnd"/>
+      <w:r>
+        <w:rPr>
+          <w:rFonts w:ascii="Times New Roman" w:hAnsi="Times New Roman" w:cs="Times New Roman"/>
+          <w:sz w:val="24"/>
+        </w:rPr>
+        <w:t>`, `kepek/:</w:t>
+      </w:r>
+      <w:proofErr w:type="spellStart"/>
+      <w:r>
+        <w:rPr>
+          <w:rFonts w:ascii="Times New Roman" w:hAnsi="Times New Roman" w:cs="Times New Roman"/>
+          <w:sz w:val="24"/>
+        </w:rPr>
+        <w:t>autoId</w:t>
+      </w:r>
+      <w:proofErr w:type="spellEnd"/>
+      <w:r>
+        <w:rPr>
+          <w:rFonts w:ascii="Times New Roman" w:hAnsi="Times New Roman" w:cs="Times New Roman"/>
+          <w:sz w:val="24"/>
+        </w:rPr>
+        <w:t>`, `</w:t>
+      </w:r>
+      <w:proofErr w:type="spellStart"/>
+      <w:r>
+        <w:rPr>
+          <w:rFonts w:ascii="Times New Roman" w:hAnsi="Times New Roman" w:cs="Times New Roman"/>
+          <w:sz w:val="24"/>
+        </w:rPr>
+        <w:t>adminuzenetek</w:t>
+      </w:r>
+      <w:proofErr w:type="spellEnd"/>
+      <w:r>
+        <w:rPr>
+          <w:rFonts w:ascii="Times New Roman" w:hAnsi="Times New Roman" w:cs="Times New Roman"/>
+          <w:sz w:val="24"/>
+        </w:rPr>
+        <w:t>`, `admin/chatablak`.</w:t>
+      </w:r>
+    </w:p>
+    <w:p>
+      <w:pPr>
+        <w:pStyle w:val="Listaszerbekezds"/>
+      </w:pPr>
+    </w:p>
+    <w:p>
+      <w:pPr>
+        <w:pStyle w:val="Cmsor2"/>
+      </w:pPr>
+      <w:r>
+        <w:t>Biztonság és üzemeltetés</w:t>
       </w:r>
     </w:p>
     <w:p>
@@ -4294,13 +4960,102 @@
           <w:szCs w:val="32"/>
         </w:rPr>
       </w:pPr>
-    </w:p>
-    <w:p>
-      <w:pPr>
-        <w:pStyle w:val="Cmsor2"/>
-      </w:pPr>
-      <w:r>
-        <w:t>4. Auth és jogosultságok</w:t>
+      <w:bookmarkStart w:id="12" w:name="_GoBack"/>
+      <w:bookmarkEnd w:id="12"/>
+    </w:p>
+    <w:p>
+      <w:pPr>
+        <w:rPr>
+          <w:rFonts w:ascii="Times New Roman" w:hAnsi="Times New Roman" w:cs="Times New Roman"/>
+          <w:sz w:val="24"/>
+        </w:rPr>
+      </w:pPr>
+      <w:r>
+        <w:rPr>
+          <w:rFonts w:ascii="Times New Roman" w:hAnsi="Times New Roman" w:cs="Times New Roman"/>
+          <w:sz w:val="24"/>
+        </w:rPr>
+        <w:t>A jelszavak bcrypt hash formában tárolódnak, a legtöbb SQL művelet paraméterezett lekérdezést használ, a képek pedig a `backend/public/</w:t>
+      </w:r>
+      <w:proofErr w:type="spellStart"/>
+      <w:r>
+        <w:rPr>
+          <w:rFonts w:ascii="Times New Roman" w:hAnsi="Times New Roman" w:cs="Times New Roman"/>
+          <w:sz w:val="24"/>
+        </w:rPr>
+        <w:t>img</w:t>
+      </w:r>
+      <w:proofErr w:type="spellEnd"/>
+      <w:r>
+        <w:rPr>
+          <w:rFonts w:ascii="Times New Roman" w:hAnsi="Times New Roman" w:cs="Times New Roman"/>
+          <w:sz w:val="24"/>
+        </w:rPr>
+        <w:t>` mappából érhetők el a `/</w:t>
+      </w:r>
+      <w:proofErr w:type="spellStart"/>
+      <w:r>
+        <w:rPr>
+          <w:rFonts w:ascii="Times New Roman" w:hAnsi="Times New Roman" w:cs="Times New Roman"/>
+          <w:sz w:val="24"/>
+        </w:rPr>
+        <w:t>img</w:t>
+      </w:r>
+      <w:proofErr w:type="spellEnd"/>
+      <w:r>
+        <w:rPr>
+          <w:rFonts w:ascii="Times New Roman" w:hAnsi="Times New Roman" w:cs="Times New Roman"/>
+          <w:sz w:val="24"/>
+        </w:rPr>
+        <w:t>` útvonalon keresztül. Ugyanakkor a dinamikus szűrésnél további validáció, a CORS és cookie beállításoknál pedig későbbi szigorítás lehet indokolt. A szerver a `</w:t>
+      </w:r>
+      <w:proofErr w:type="spellStart"/>
+      <w:r>
+        <w:rPr>
+          <w:rFonts w:ascii="Times New Roman" w:hAnsi="Times New Roman" w:cs="Times New Roman"/>
+          <w:sz w:val="24"/>
+        </w:rPr>
+        <w:t>npm</w:t>
+      </w:r>
+      <w:proofErr w:type="spellEnd"/>
+      <w:r>
+        <w:rPr>
+          <w:rFonts w:ascii="Times New Roman" w:hAnsi="Times New Roman" w:cs="Times New Roman"/>
+          <w:sz w:val="24"/>
+        </w:rPr>
+        <w:t xml:space="preserve"> start` paranccsal indul, és jelenleg a `DB_PORT` környezeti változóból olvassa ki a HTTP </w:t>
+      </w:r>
+      <w:proofErr w:type="spellStart"/>
+      <w:r>
+        <w:rPr>
+          <w:rFonts w:ascii="Times New Roman" w:hAnsi="Times New Roman" w:cs="Times New Roman"/>
+          <w:sz w:val="24"/>
+        </w:rPr>
+        <w:t>portot</w:t>
+      </w:r>
+      <w:proofErr w:type="spellEnd"/>
+      <w:r>
+        <w:rPr>
+          <w:rFonts w:ascii="Times New Roman" w:hAnsi="Times New Roman" w:cs="Times New Roman"/>
+          <w:sz w:val="24"/>
+        </w:rPr>
+        <w:t xml:space="preserve">, ami működik, de hosszabb távon érdemes külön </w:t>
+      </w:r>
+      <w:proofErr w:type="spellStart"/>
+      <w:r>
+        <w:rPr>
+          <w:rFonts w:ascii="Times New Roman" w:hAnsi="Times New Roman" w:cs="Times New Roman"/>
+          <w:sz w:val="24"/>
+        </w:rPr>
+        <w:t>alkalmazásporttal</w:t>
+      </w:r>
+      <w:proofErr w:type="spellEnd"/>
+      <w:r>
+        <w:rPr>
+          <w:rFonts w:ascii="Times New Roman" w:hAnsi="Times New Roman" w:cs="Times New Roman"/>
+          <w:sz w:val="24"/>
+        </w:rPr>
+        <w:t xml:space="preserve"> kiváltani.</w:t>
       </w:r>
     </w:p>
     <w:p>
@@ -4316,8 +5071,11 @@
       </w:pPr>
     </w:p>
     <w:p>
-      <w:r>
-        <w:t>A backend access és refresh token párost használ. Az access token 15 percig érvényes, a refresh token 7 napig marad meg HTTP-only cookie-ban. Fontos jelenlegi állapot, hogy a middleware csak a token érvényességét ellenőrzi, külön admin szerepkör-ellenőrzés több admin jellegű végpontnál nincs. Emiatt a webes admin felület route-védelme fontos kliensoldali korlát, de szerveroldalon is lenne még mit szigorítani. A kódban jelenleg a `DELETE /auto/torol/:id` és a `GET /auto/admin/unansweredcount` végpont nincs tokennel védve.</w:t>
+      <w:pPr>
+        <w:pStyle w:val="Cmsor2"/>
+      </w:pPr>
+      <w:r>
+        <w:t>Jelenlegi állapot és továbbfejlesztés</w:t>
       </w:r>
     </w:p>
     <w:p>
@@ -4334,170 +5092,17 @@
     </w:p>
     <w:p>
       <w:pPr>
-        <w:pStyle w:val="Cmsor2"/>
-      </w:pPr>
-      <w:r>
-        <w:t>5. API csoportok</w:t>
-      </w:r>
-    </w:p>
-    <w:p>
-      <w:pPr>
-        <w:pStyle w:val="Listaszerbekezds"/>
-        <w:rPr>
-          <w:rFonts w:ascii="Times New Roman" w:eastAsiaTheme="majorEastAsia" w:hAnsi="Times New Roman" w:cstheme="majorBidi"/>
-          <w:b/>
-          <w:color w:val="000000" w:themeColor="text1"/>
-          <w:sz w:val="32"/>
-          <w:szCs w:val="32"/>
-        </w:rPr>
-      </w:pPr>
-    </w:p>
-    <w:p>
-      <w:r>
-        <w:t>A végpontok jól csoportosíthatók funkcionalitás szerint.</w:t>
-      </w:r>
-    </w:p>
-    <w:p>
-      <w:pPr>
-        <w:pStyle w:val="Listaszerbekezds"/>
-      </w:pPr>
-      <w:r>
-        <w:t>- Nyilvános autós végpontok: `minden`, `egy/:id`, `szuro`, `marka`, `szin`, `uzemanyag`, `valtok`, `ajtok`, `szemelyek`, `count`, `ajanlott/:marka`, `random`.</w:t>
-      </w:r>
-    </w:p>
-    <w:p>
-      <w:pPr>
-        <w:pStyle w:val="Listaszerbekezds"/>
-      </w:pPr>
-      <w:r>
-        <w:t>- Hitelesítési végpontok: `login`, `regisztracio`, `refresh`, `logout`.</w:t>
-      </w:r>
-    </w:p>
-    <w:p>
-      <w:pPr>
-        <w:pStyle w:val="Listaszerbekezds"/>
-      </w:pPr>
-      <w:r>
-        <w:t>- Felhasználói végpontok: `profil`, `profilmodosit`, `jelszomodositas`, `erdekel`, `erdekeltek`, `uzenet`, `uzenetek`, `chatablak`, `felhasznalo/chatablak`.</w:t>
-      </w:r>
-    </w:p>
-    <w:p>
-      <w:pPr>
-        <w:pStyle w:val="Listaszerbekezds"/>
-      </w:pPr>
-      <w:r>
-        <w:t>- Admin felületről használt végpontok: `szerkesztes/:id`, `ujauto`, `szamla`, `addszin`, `adduzemanyag`, `addmodell`, `addvalto`, `kepek/:autoId`, `adminuzenetek`, `admin/chatablak`.</w:t>
-      </w:r>
-    </w:p>
-    <w:p>
-      <w:pPr>
-        <w:pStyle w:val="Listaszerbekezds"/>
-        <w:rPr>
-          <w:rFonts w:ascii="Times New Roman" w:eastAsiaTheme="majorEastAsia" w:hAnsi="Times New Roman" w:cstheme="majorBidi"/>
-          <w:b/>
-          <w:color w:val="000000" w:themeColor="text1"/>
-          <w:sz w:val="32"/>
-          <w:szCs w:val="32"/>
-        </w:rPr>
-      </w:pPr>
-    </w:p>
-    <w:p>
-      <w:pPr>
-        <w:pStyle w:val="Cmsor2"/>
-      </w:pPr>
-      <w:r>
-        <w:t>6. Biztonság és hibakezelés</w:t>
-      </w:r>
-    </w:p>
-    <w:p>
-      <w:pPr>
-        <w:pStyle w:val="Listaszerbekezds"/>
-        <w:rPr>
-          <w:rFonts w:ascii="Times New Roman" w:eastAsiaTheme="majorEastAsia" w:hAnsi="Times New Roman" w:cstheme="majorBidi"/>
-          <w:b/>
-          <w:color w:val="000000" w:themeColor="text1"/>
-          <w:sz w:val="32"/>
-          <w:szCs w:val="32"/>
-        </w:rPr>
-      </w:pPr>
-    </w:p>
-    <w:p>
-      <w:r>
-        <w:t>A jelszavak bcrypt hash formában tárolódnak, a legtöbb SQL művelet paraméterezett lekérdezést használ. Ugyanakkor a dinamikus szűrésnél a `LIMIT` és `OFFSET` közvetlenül kerül az SQL-be, ezért ott további validáció javasolt. A CORS jelenleg megengedő beállítással fut (`origin: true`, `credentials: true`), a refresh cookie `secure: false` értékkel működik, és központi inputvalidáció vagy egységes hibakezelő middleware még nincs. A naplózás `morgan`, `console.log` és `console.error` használatával történik.</w:t>
-      </w:r>
-    </w:p>
-    <w:p>
-      <w:pPr>
-        <w:pStyle w:val="Listaszerbekezds"/>
-        <w:rPr>
-          <w:rFonts w:ascii="Times New Roman" w:eastAsiaTheme="majorEastAsia" w:hAnsi="Times New Roman" w:cstheme="majorBidi"/>
-          <w:b/>
-          <w:color w:val="000000" w:themeColor="text1"/>
-          <w:sz w:val="32"/>
-          <w:szCs w:val="32"/>
-        </w:rPr>
-      </w:pPr>
-    </w:p>
-    <w:p>
-      <w:pPr>
-        <w:pStyle w:val="Cmsor2"/>
-      </w:pPr>
-      <w:r>
-        <w:t>7. Üzemeltetés</w:t>
-      </w:r>
-    </w:p>
-    <w:p>
-      <w:pPr>
-        <w:pStyle w:val="Listaszerbekezds"/>
-        <w:rPr>
-          <w:rFonts w:ascii="Times New Roman" w:eastAsiaTheme="majorEastAsia" w:hAnsi="Times New Roman" w:cstheme="majorBidi"/>
-          <w:b/>
-          <w:color w:val="000000" w:themeColor="text1"/>
-          <w:sz w:val="32"/>
-          <w:szCs w:val="32"/>
-        </w:rPr>
-      </w:pPr>
-    </w:p>
-    <w:p>
-      <w:r>
-        <w:t>A szerver a `npm start` paranccsal indul, amely jelenleg `nodemon ./bin/www` futtatást jelent. A portot a kód a `DB_PORT` környezeti változóból olvassa ki, tehát az adatbázis-port és az alkalmazás portja jelenleg össze van kötve. A futtatáshoz szükséges fő változók a MySQL kapcsolat adatai, valamint az `ACCESS_SECRET` és `REFRESH_SECRET`. Dockeres vagy többkörnyezetes üzemeltetés most még nincs a projektben.</w:t>
-      </w:r>
-    </w:p>
-    <w:p>
-      <w:pPr>
-        <w:pStyle w:val="Listaszerbekezds"/>
-        <w:rPr>
-          <w:rFonts w:ascii="Times New Roman" w:eastAsiaTheme="majorEastAsia" w:hAnsi="Times New Roman" w:cstheme="majorBidi"/>
-          <w:b/>
-          <w:color w:val="000000" w:themeColor="text1"/>
-          <w:sz w:val="32"/>
-          <w:szCs w:val="32"/>
-        </w:rPr>
-      </w:pPr>
-    </w:p>
-    <w:p>
-      <w:pPr>
-        <w:pStyle w:val="Cmsor2"/>
-      </w:pPr>
-      <w:r>
-        <w:t>8. Tesztelés és következő lépések</w:t>
-      </w:r>
-    </w:p>
-    <w:p>
-      <w:pPr>
-        <w:pStyle w:val="Listaszerbekezds"/>
-        <w:rPr>
-          <w:rFonts w:ascii="Times New Roman" w:eastAsiaTheme="majorEastAsia" w:hAnsi="Times New Roman" w:cstheme="majorBidi"/>
-          <w:b/>
-          <w:color w:val="000000" w:themeColor="text1"/>
-          <w:sz w:val="32"/>
-          <w:szCs w:val="32"/>
-        </w:rPr>
-      </w:pPr>
-    </w:p>
-    <w:p>
-      <w:r>
-        <w:t>Automatikus backend tesztkészlet jelenleg nem található a projektben, ezért a végpontok ellenőrzése manuális próbákkal és a kliensek használatán keresztül történik. A következő fontos fejlesztési lépések közé tartozik a valódi admin jogosultságellenőrzés bevezetése, az egységes inputvalidáció, az automatizált API tesztelés, valamint a futtatási konfiguráció szétválasztása fejlesztői és éles környezetre.</w:t>
+        <w:rPr>
+          <w:rFonts w:ascii="Times New Roman" w:hAnsi="Times New Roman" w:cs="Times New Roman"/>
+          <w:sz w:val="24"/>
+        </w:rPr>
+      </w:pPr>
+      <w:r>
+        <w:rPr>
+          <w:rFonts w:ascii="Times New Roman" w:hAnsi="Times New Roman" w:cs="Times New Roman"/>
+          <w:sz w:val="24"/>
+        </w:rPr>
+        <w:t>A backend már most is képes egy teljes webes és egy részben elkészült mobil kliens kiszolgálására, ezért a projekt gerince stabilnak tekinthető. A következő komolyabb fejlesztési lépések közé tartozhat a központi inputvalidáció, az egységes hibakezelő middleware, a valódi admin jogosultságkezelés, valamint az automatizált API tesztek bevezetése.</w:t>
       </w:r>
     </w:p>
     <w:p>
@@ -6265,7 +6870,7 @@
   <w:abstractNum w:abstractNumId="15" w15:restartNumberingAfterBreak="0">
     <w:nsid w:val="2EE841F8"/>
     <w:multiLevelType w:val="multilevel"/>
-    <w:tmpl w:val="EC8A2C2E"/>
+    <w:tmpl w:val="8B12BA28"/>
     <w:lvl w:ilvl="0">
       <w:start w:val="1"/>
       <w:numFmt w:val="decimal"/>
@@ -6292,10 +6897,52 @@
         <w:ind w:left="574" w:hanging="432"/>
       </w:pPr>
       <w:rPr>
-        <w:rFonts w:ascii="Times" w:hAnsi="Times" w:hint="default"/>
-        <w:b/>
+        <w:b w:val="0"/>
+        <w:bCs w:val="0"/>
         <w:i w:val="0"/>
-        <w:sz w:val="28"/>
+        <w:iCs w:val="0"/>
+        <w:caps w:val="0"/>
+        <w:smallCaps w:val="0"/>
+        <w:strike w:val="0"/>
+        <w:dstrike w:val="0"/>
+        <w:outline w:val="0"/>
+        <w:shadow w:val="0"/>
+        <w:emboss w:val="0"/>
+        <w:imprint w:val="0"/>
+        <w:noProof w:val="0"/>
+        <w:vanish w:val="0"/>
+        <w:spacing w:val="0"/>
+        <w:kern w:val="0"/>
+        <w:position w:val="0"/>
+        <w:u w:val="none"/>
+        <w:effect w:val="none"/>
+        <w:vertAlign w:val="baseline"/>
+        <w:em w:val="none"/>
+        <w:specVanish w:val="0"/>
+        <w14:glow w14:rad="0">
+          <w14:srgbClr w14:val="000000"/>
+        </w14:glow>
+        <w14:shadow w14:blurRad="0" w14:dist="0" w14:dir="0" w14:sx="0" w14:sy="0" w14:kx="0" w14:ky="0" w14:algn="none">
+          <w14:srgbClr w14:val="000000"/>
+        </w14:shadow>
+        <w14:reflection w14:blurRad="0" w14:stA="0" w14:stPos="0" w14:endA="0" w14:endPos="0" w14:dist="0" w14:dir="0" w14:fadeDir="0" w14:sx="0" w14:sy="0" w14:kx="0" w14:ky="0" w14:algn="none"/>
+        <w14:textOutline w14:w="0" w14:cap="rnd" w14:cmpd="sng" w14:algn="ctr">
+          <w14:noFill/>
+          <w14:prstDash w14:val="solid"/>
+          <w14:bevel/>
+        </w14:textOutline>
+        <w14:scene3d>
+          <w14:camera w14:prst="orthographicFront"/>
+          <w14:lightRig w14:rig="threePt" w14:dir="t">
+            <w14:rot w14:lat="0" w14:lon="0" w14:rev="0"/>
+          </w14:lightRig>
+        </w14:scene3d>
+        <w14:props3d w14:extrusionH="0" w14:contourW="0" w14:prstMaterial="none"/>
+        <w14:ligatures w14:val="none"/>
+        <w14:numForm w14:val="default"/>
+        <w14:numSpacing w14:val="default"/>
+        <w14:stylisticSets/>
+        <w14:cntxtAlts w14:val="0"/>
       </w:rPr>
     </w:lvl>
     <w:lvl w:ilvl="2">
@@ -10914,7 +11561,7 @@
 </file>
 
 <file path=customXml/itemProps1.xml><?xml version="1.0" encoding="utf-8"?>
-<ds:datastoreItem xmlns:ds="http://schemas.openxmlformats.org/officeDocument/2006/customXml" ds:itemID="{572D4FA6-6A60-43C5-9273-CFDC3F42383C}">
+<ds:datastoreItem xmlns:ds="http://schemas.openxmlformats.org/officeDocument/2006/customXml" ds:itemID="{3837C60E-4482-4DF9-98A0-00967A9C32B1}">
   <ds:schemaRefs>
     <ds:schemaRef ds:uri="http://schemas.openxmlformats.org/officeDocument/2006/bibliography"/>
   </ds:schemaRefs>
